--- a/swh/docx/56.content.docx
+++ b/swh/docx/56.content.docx
@@ -11,6 +11,15 @@
         <w:pStyle w:val="Heading2"/>
       </w:pPr>
       <w:r>
+        <w:t>Resource: Maelezo ya Masomo (Tyndale)</w:t>
+      </w:r>
+      <w:r/>
+    </w:p>
+    <w:p>
+      <w:pPr>
+        <w:pStyle w:val="Heading2"/>
+      </w:pPr>
+      <w:r>
         <w:t>License Information</w:t>
       </w:r>
       <w:r/>
@@ -21,7 +30,7 @@
         <w:rPr>
           <w:b/>
         </w:rPr>
-        <w:t>Study Notes (Tyndale)</w:t>
+        <w:t>Maelezo ya Masomo (Tyndale)</w:t>
       </w:r>
       <w:r>
         <w:t xml:space="preserve"> (Swahili) is based on</w:t>
@@ -74,7 +83,7 @@
         <w:pStyle w:val="Heading1"/>
       </w:pPr>
       <w:r>
-        <w:t>Study Notes (Tyndale)</w:t>
+        <w:t>Maelezo ya Masomo (Tyndale)</w:t>
       </w:r>
     </w:p>
     <w:p>
@@ -83,6 +92,51 @@
           <w:headerReference w:type="even" r:id="rId8"/>
           <w:headerReference w:type="default" r:id="rId9"/>
           <w:footerReference w:type="default" r:id="rId10"/>
+          <w:footnotePr>
+            <w:numRestart w:val="eachSect"/>
+          </w:footnotePr>
+          <w:type w:val="continuous"/>
+          <w:pgSz w:w="12240" w:h="15840" w:code="1"/>
+          <w:pgMar w:top="1440" w:right="1440" w:bottom="1440" w:left="1440" w:header="504" w:footer="504" w:gutter="0"/>
+          <w:cols w:space="708"/>
+          <w:titlePg/>
+          <w:docGrid w:linePitch="360"/>
+        </w:sectPr>
+      </w:pPr>
+    </w:p>
+    <w:p>
+      <w:r/>
+    </w:p>
+    <w:p>
+      <w:pPr>
+        <w:pStyle w:val="Heading2"/>
+      </w:pPr>
+      <w:r>
+        <w:t>TIT</w:t>
+      </w:r>
+      <w:r/>
+    </w:p>
+    <w:p>
+      <w:r/>
+      <w:r>
+        <w:rPr>
+          <w:i/>
+        </w:rPr>
+        <w:t>Tito 1:1, Tito 1:1–4, Tito 1:2, Tito 1:3, Tito 1:4, Tito 1:5, Tito 1:5–9, Tito 1:5–16, Tito 1:6, Tito 1:7, Tito 1:9, Tito 1:10, Tito 1:10–16, Tito 1:11, Tito 1:12, Tito 1:13, Tito 1:14, Tito 1:15, Tito 1:15–16, Tito 1:16, Tito 2:1–15, Tito 2:9–10, Tito 2:11, Tito 2:11–15, Tito 2:12, Tito 2:13, Tito 2:14, Tito 3:1, Tito 3:1–11, Tito 3:3, Tito 3:4, Tito 3:4–7, Tito 3:5, Tito 3:7, Tito 3:8, Tito 3:10–11, Tito 3:12, Tito 3:12–15, Tito 3:13, Tito 3:14, Tito 3:15</w:t>
+      </w:r>
+      <w:r/>
+    </w:p>
+    <w:p>
+      <w:r/>
+      <w:r>
+        <w:t xml:space="preserve"> </w:t>
+      </w:r>
+      <w:r/>
+      <w:r/>
+    </w:p>
+    <w:p>
+      <w:pPr>
+        <w:sectPr>
           <w:footnotePr>
             <w:numRestart w:val="eachSect"/>
           </w:footnotePr>

--- a/swh/docx/56.content.docx
+++ b/swh/docx/56.content.docx
@@ -4,49 +4,89 @@
   <w:body>
     <w:p/>
     <w:p>
-      <w:r/>
+      <w:pPr/>
+      <w:r>
+        <w:rPr>
+          <w:lang w:val="sw_KE" w:bidi="sw_KE"/>
+        </w:rPr>
+      </w:r>
     </w:p>
     <w:p>
       <w:pPr>
         <w:pStyle w:val="Heading2"/>
       </w:pPr>
       <w:r>
+        <w:rPr>
+          <w:lang w:val="sw_KE" w:bidi="sw_KE"/>
+        </w:rPr>
         <w:t>Resource: Maelezo ya Masomo (Tyndale)</w:t>
       </w:r>
-      <w:r/>
+      <w:r>
+        <w:rPr>
+          <w:lang w:val="sw_KE" w:bidi="sw_KE"/>
+        </w:rPr>
+      </w:r>
     </w:p>
     <w:p>
       <w:pPr>
         <w:pStyle w:val="Heading2"/>
       </w:pPr>
       <w:r>
+        <w:rPr>
+          <w:lang w:val="sw_KE" w:bidi="sw_KE"/>
+        </w:rPr>
         <w:t>License Information</w:t>
       </w:r>
-      <w:r/>
-    </w:p>
-    <w:p>
-      <w:r/>
+      <w:r>
+        <w:rPr>
+          <w:lang w:val="sw_KE" w:bidi="sw_KE"/>
+        </w:rPr>
+      </w:r>
+    </w:p>
+    <w:p>
+      <w:pPr/>
+      <w:r>
+        <w:rPr>
+          <w:lang w:val="sw_KE" w:bidi="sw_KE"/>
+        </w:rPr>
+      </w:r>
       <w:r>
         <w:rPr>
           <w:b/>
+          <w:lang w:val="sw_KE" w:bidi="sw_KE"/>
         </w:rPr>
         <w:t>Maelezo ya Masomo (Tyndale)</w:t>
       </w:r>
       <w:r>
+        <w:rPr>
+          <w:lang w:val="sw_KE" w:bidi="sw_KE"/>
+        </w:rPr>
         <w:t xml:space="preserve"> (Swahili) is based on</w:t>
       </w:r>
       <w:r>
+        <w:rPr>
+          <w:lang w:val="sw_KE" w:bidi="sw_KE"/>
+        </w:rPr>
         <w:t xml:space="preserve">: </w:t>
       </w:r>
       <w:r>
+        <w:rPr>
+          <w:lang w:val="sw_KE" w:bidi="sw_KE"/>
+        </w:rPr>
         <w:t>Tyndale Open Study Notes</w:t>
       </w:r>
       <w:r>
+        <w:rPr>
+          <w:lang w:val="sw_KE" w:bidi="sw_KE"/>
+        </w:rPr>
         <w:t xml:space="preserve">, </w:t>
       </w:r>
       <w:hyperlink r:id="rId13">
         <w:r>
           <w:rPr>
+            <w:lang w:val="sw_KE" w:bidi="sw_KE"/>
+          </w:rPr>
+          <w:rPr>
             <w:color w:val="0000EE"/>
             <w:u w:val="single"/>
           </w:rPr>
@@ -54,11 +94,17 @@
         </w:r>
       </w:hyperlink>
       <w:r>
+        <w:rPr>
+          <w:lang w:val="sw_KE" w:bidi="sw_KE"/>
+        </w:rPr>
         <w:t xml:space="preserve">, 2019, which is licensed under a </w:t>
       </w:r>
       <w:hyperlink r:id="rId14">
         <w:r>
           <w:rPr>
+            <w:lang w:val="sw_KE" w:bidi="sw_KE"/>
+          </w:rPr>
+          <w:rPr>
             <w:color w:val="0000EE"/>
             <w:u w:val="single"/>
           </w:rPr>
@@ -66,23 +112,49 @@
         </w:r>
       </w:hyperlink>
       <w:r>
+        <w:rPr>
+          <w:lang w:val="sw_KE" w:bidi="sw_KE"/>
+        </w:rPr>
         <w:t>.</w:t>
       </w:r>
-      <w:r/>
-    </w:p>
-    <w:p>
-      <w:r/>
-      <w:r>
+      <w:r>
+        <w:rPr>
+          <w:lang w:val="sw_KE" w:bidi="sw_KE"/>
+        </w:rPr>
+      </w:r>
+    </w:p>
+    <w:p>
+      <w:pPr/>
+      <w:r>
+        <w:rPr>
+          <w:lang w:val="sw_KE" w:bidi="sw_KE"/>
+        </w:rPr>
+      </w:r>
+      <w:r>
+        <w:rPr>
+          <w:lang w:val="sw_KE" w:bidi="sw_KE"/>
+        </w:rPr>
         <w:t>This PDF version is provided under the same license.</w:t>
       </w:r>
-      <w:r/>
-      <w:r/>
+      <w:r>
+        <w:rPr>
+          <w:lang w:val="sw_KE" w:bidi="sw_KE"/>
+        </w:rPr>
+      </w:r>
+      <w:r>
+        <w:rPr>
+          <w:lang w:val="sw_KE" w:bidi="sw_KE"/>
+        </w:rPr>
+      </w:r>
     </w:p>
     <w:p>
       <w:pPr>
         <w:pStyle w:val="Heading1"/>
       </w:pPr>
       <w:r>
+        <w:rPr>
+          <w:lang w:val="sw_KE" w:bidi="sw_KE"/>
+        </w:rPr>
         <w:t>Maelezo ya Masomo (Tyndale)</w:t>
       </w:r>
     </w:p>
@@ -105,34 +177,72 @@
       </w:pPr>
     </w:p>
     <w:p>
-      <w:r/>
+      <w:pPr/>
+      <w:r>
+        <w:rPr>
+          <w:lang w:val="sw_KE" w:bidi="sw_KE"/>
+        </w:rPr>
+      </w:r>
     </w:p>
     <w:p>
       <w:pPr>
         <w:pStyle w:val="Heading2"/>
       </w:pPr>
       <w:r>
+        <w:rPr>
+          <w:lang w:val="sw_KE" w:bidi="sw_KE"/>
+        </w:rPr>
         <w:t>TIT</w:t>
       </w:r>
-      <w:r/>
-    </w:p>
-    <w:p>
-      <w:r/>
+      <w:r>
+        <w:rPr>
+          <w:lang w:val="sw_KE" w:bidi="sw_KE"/>
+        </w:rPr>
+      </w:r>
+    </w:p>
+    <w:p>
+      <w:pPr/>
+      <w:r>
+        <w:rPr>
+          <w:lang w:val="sw_KE" w:bidi="sw_KE"/>
+        </w:rPr>
+      </w:r>
       <w:r>
         <w:rPr>
           <w:i/>
+          <w:lang w:val="sw_KE" w:bidi="sw_KE"/>
         </w:rPr>
         <w:t>Tito 1:1, Tito 1:1–4, Tito 1:2, Tito 1:3, Tito 1:4, Tito 1:5, Tito 1:5–9, Tito 1:5–16, Tito 1:6, Tito 1:7, Tito 1:9, Tito 1:10, Tito 1:10–16, Tito 1:11, Tito 1:12, Tito 1:13, Tito 1:14, Tito 1:15, Tito 1:15–16, Tito 1:16, Tito 2:1–15, Tito 2:9–10, Tito 2:11, Tito 2:11–15, Tito 2:12, Tito 2:13, Tito 2:14, Tito 3:1, Tito 3:1–11, Tito 3:3, Tito 3:4, Tito 3:4–7, Tito 3:5, Tito 3:7, Tito 3:8, Tito 3:10–11, Tito 3:12, Tito 3:12–15, Tito 3:13, Tito 3:14, Tito 3:15</w:t>
       </w:r>
-      <w:r/>
-    </w:p>
-    <w:p>
-      <w:r/>
-      <w:r>
+      <w:r>
+        <w:rPr>
+          <w:lang w:val="sw_KE" w:bidi="sw_KE"/>
+        </w:rPr>
+      </w:r>
+    </w:p>
+    <w:p>
+      <w:pPr/>
+      <w:r>
+        <w:rPr>
+          <w:lang w:val="sw_KE" w:bidi="sw_KE"/>
+        </w:rPr>
+      </w:r>
+      <w:r>
+        <w:rPr>
+          <w:lang w:val="sw_KE" w:bidi="sw_KE"/>
+        </w:rPr>
         <w:t xml:space="preserve"> </w:t>
       </w:r>
-      <w:r/>
-      <w:r/>
+      <w:r>
+        <w:rPr>
+          <w:lang w:val="sw_KE" w:bidi="sw_KE"/>
+        </w:rPr>
+      </w:r>
+      <w:r>
+        <w:rPr>
+          <w:lang w:val="sw_KE" w:bidi="sw_KE"/>
+        </w:rPr>
+      </w:r>
     </w:p>
     <w:p>
       <w:pPr>
@@ -150,25 +260,48 @@
       </w:pPr>
     </w:p>
     <w:p>
-      <w:r/>
+      <w:pPr/>
+      <w:r>
+        <w:rPr>
+          <w:lang w:val="sw_KE" w:bidi="sw_KE"/>
+        </w:rPr>
+      </w:r>
     </w:p>
     <w:p>
       <w:pPr>
         <w:pStyle w:val="Heading2"/>
       </w:pPr>
       <w:r>
+        <w:rPr>
+          <w:lang w:val="sw_KE" w:bidi="sw_KE"/>
+        </w:rPr>
         <w:t>Tito 1:1</w:t>
       </w:r>
-      <w:r/>
-    </w:p>
-    <w:p>
-      <w:r/>
-      <w:r>
+      <w:r>
+        <w:rPr>
+          <w:lang w:val="sw_KE" w:bidi="sw_KE"/>
+        </w:rPr>
+      </w:r>
+    </w:p>
+    <w:p>
+      <w:pPr/>
+      <w:r>
+        <w:rPr>
+          <w:lang w:val="sw_KE" w:bidi="sw_KE"/>
+        </w:rPr>
+      </w:r>
+      <w:r>
+        <w:rPr>
+          <w:lang w:val="sw_KE" w:bidi="sw_KE"/>
+        </w:rPr>
         <w:t xml:space="preserve">maarifa … yanayoongoza kwenye utauwa: Tazama </w:t>
       </w:r>
       <w:hyperlink r:id="rId15">
         <w:r>
           <w:rPr>
+            <w:lang w:val="sw_KE" w:bidi="sw_KE"/>
+          </w:rPr>
+          <w:rPr>
             <w:color w:val="0000EE"/>
             <w:u w:val="single"/>
           </w:rPr>
@@ -176,11 +309,17 @@
         </w:r>
       </w:hyperlink>
       <w:r>
+        <w:rPr>
+          <w:lang w:val="sw_KE" w:bidi="sw_KE"/>
+        </w:rPr>
         <w:t xml:space="preserve">; </w:t>
       </w:r>
       <w:hyperlink r:id="rId16">
         <w:r>
           <w:rPr>
+            <w:lang w:val="sw_KE" w:bidi="sw_KE"/>
+          </w:rPr>
+          <w:rPr>
             <w:color w:val="0000EE"/>
             <w:u w:val="single"/>
           </w:rPr>
@@ -188,31 +327,65 @@
         </w:r>
       </w:hyperlink>
       <w:r>
+        <w:rPr>
+          <w:lang w:val="sw_KE" w:bidi="sw_KE"/>
+        </w:rPr>
         <w:t>.</w:t>
       </w:r>
-      <w:r/>
-      <w:r/>
-    </w:p>
-    <w:p>
-      <w:r/>
+      <w:r>
+        <w:rPr>
+          <w:lang w:val="sw_KE" w:bidi="sw_KE"/>
+        </w:rPr>
+      </w:r>
+      <w:r>
+        <w:rPr>
+          <w:lang w:val="sw_KE" w:bidi="sw_KE"/>
+        </w:rPr>
+      </w:r>
+    </w:p>
+    <w:p>
+      <w:pPr/>
+      <w:r>
+        <w:rPr>
+          <w:lang w:val="sw_KE" w:bidi="sw_KE"/>
+        </w:rPr>
+      </w:r>
     </w:p>
     <w:p>
       <w:pPr>
         <w:pStyle w:val="Heading2"/>
       </w:pPr>
       <w:r>
+        <w:rPr>
+          <w:lang w:val="sw_KE" w:bidi="sw_KE"/>
+        </w:rPr>
         <w:t>Tito 1:1–4</w:t>
       </w:r>
-      <w:r/>
-    </w:p>
-    <w:p>
-      <w:r/>
-      <w:r>
+      <w:r>
+        <w:rPr>
+          <w:lang w:val="sw_KE" w:bidi="sw_KE"/>
+        </w:rPr>
+      </w:r>
+    </w:p>
+    <w:p>
+      <w:pPr/>
+      <w:r>
+        <w:rPr>
+          <w:lang w:val="sw_KE" w:bidi="sw_KE"/>
+        </w:rPr>
+      </w:r>
+      <w:r>
+        <w:rPr>
+          <w:lang w:val="sw_KE" w:bidi="sw_KE"/>
+        </w:rPr>
         <w:t>Mwanzo wa kitabu cha Tito, kama ilivyo kwa 1 Timotheo (</w:t>
       </w:r>
       <w:hyperlink r:id="rId17">
         <w:r>
           <w:rPr>
+            <w:lang w:val="sw_KE" w:bidi="sw_KE"/>
+          </w:rPr>
+          <w:rPr>
             <w:color w:val="0000EE"/>
             <w:u w:val="single"/>
           </w:rPr>
@@ -220,22 +393,45 @@
         </w:r>
       </w:hyperlink>
       <w:r>
+        <w:rPr>
+          <w:lang w:val="sw_KE" w:bidi="sw_KE"/>
+        </w:rPr>
         <w:t>), unaweka mamlaka ya Paulo kwa mwakilishi wake.</w:t>
       </w:r>
-      <w:r/>
-      <w:r/>
-    </w:p>
-    <w:p>
-      <w:r/>
+      <w:r>
+        <w:rPr>
+          <w:lang w:val="sw_KE" w:bidi="sw_KE"/>
+        </w:rPr>
+      </w:r>
+      <w:r>
+        <w:rPr>
+          <w:lang w:val="sw_KE" w:bidi="sw_KE"/>
+        </w:rPr>
+      </w:r>
+    </w:p>
+    <w:p>
+      <w:pPr/>
+      <w:r>
+        <w:rPr>
+          <w:lang w:val="sw_KE" w:bidi="sw_KE"/>
+        </w:rPr>
+      </w:r>
     </w:p>
     <w:p>
       <w:pPr>
         <w:pStyle w:val="Heading2"/>
       </w:pPr>
       <w:r>
+        <w:rPr>
+          <w:lang w:val="sw_KE" w:bidi="sw_KE"/>
+        </w:rPr>
         <w:t>Tito 1:2</w:t>
       </w:r>
-      <w:r/>
+      <w:r>
+        <w:rPr>
+          <w:lang w:val="sw_KE" w:bidi="sw_KE"/>
+        </w:rPr>
+      </w:r>
     </w:p>
     <w:p>
       <w:pPr>
@@ -243,13 +439,23 @@
         <w:spacing w:line="240" w:lineRule="auto"/>
         <w:ind w:left="720"/>
       </w:pPr>
-      <w:r/>
-      <w:r>
+      <w:r>
+        <w:rPr>
+          <w:lang w:val="sw_KE" w:bidi="sw_KE"/>
+        </w:rPr>
+      </w:r>
+      <w:r>
+        <w:rPr>
+          <w:lang w:val="sw_KE" w:bidi="sw_KE"/>
+        </w:rPr>
         <w:t xml:space="preserve">Kuamini kwamba wana uzima wa milele huwapa watu wa Mungu uwezo wa kuishi vyema sasa (tazama </w:t>
       </w:r>
       <w:hyperlink r:id="rId15">
         <w:r>
           <w:rPr>
+            <w:lang w:val="sw_KE" w:bidi="sw_KE"/>
+          </w:rPr>
+          <w:rPr>
             <w:color w:val="0000EE"/>
             <w:u w:val="single"/>
           </w:rPr>
@@ -257,11 +463,17 @@
         </w:r>
       </w:hyperlink>
       <w:r>
+        <w:rPr>
+          <w:lang w:val="sw_KE" w:bidi="sw_KE"/>
+        </w:rPr>
         <w:t xml:space="preserve">; </w:t>
       </w:r>
       <w:hyperlink r:id="rId18">
         <w:r>
           <w:rPr>
+            <w:lang w:val="sw_KE" w:bidi="sw_KE"/>
+          </w:rPr>
+          <w:rPr>
             <w:color w:val="0000EE"/>
             <w:u w:val="single"/>
           </w:rPr>
@@ -269,6 +481,9 @@
         </w:r>
       </w:hyperlink>
       <w:r>
+        <w:rPr>
+          <w:lang w:val="sw_KE" w:bidi="sw_KE"/>
+        </w:rPr>
         <w:t>).</w:t>
       </w:r>
     </w:p>
@@ -278,25 +493,42 @@
         <w:spacing w:line="240" w:lineRule="auto"/>
         <w:ind w:left="720"/>
       </w:pPr>
-      <w:r/>
+      <w:r>
+        <w:rPr>
+          <w:lang w:val="sw_KE" w:bidi="sw_KE"/>
+        </w:rPr>
+      </w:r>
       <w:r>
         <w:rPr>
           <w:i/>
+          <w:lang w:val="sw_KE" w:bidi="sw_KE"/>
         </w:rPr>
         <w:t>Mungu, ambaye hawezi kusema uongo</w:t>
       </w:r>
       <w:r>
+        <w:rPr>
+          <w:lang w:val="sw_KE" w:bidi="sw_KE"/>
+        </w:rPr>
         <w:t xml:space="preserve">: Mungu wa kweli anatofautiana na mawazo maarufu ya Wakrete (tazama </w:t>
       </w:r>
       <w:r>
+        <w:rPr>
+          <w:lang w:val="sw_KE" w:bidi="sw_KE"/>
+        </w:rPr>
         <w:t>tanbihi ya masomo kwenye 1:12</w:t>
       </w:r>
       <w:r>
+        <w:rPr>
+          <w:lang w:val="sw_KE" w:bidi="sw_KE"/>
+        </w:rPr>
         <w:t>). Kauli hii pia inasisitiza mpango wa Mungu wa wokovu usiobadilika (</w:t>
       </w:r>
       <w:hyperlink r:id="rId19">
         <w:r>
           <w:rPr>
+            <w:lang w:val="sw_KE" w:bidi="sw_KE"/>
+          </w:rPr>
+          <w:rPr>
             <w:color w:val="0000EE"/>
             <w:u w:val="single"/>
           </w:rPr>
@@ -304,11 +536,17 @@
         </w:r>
       </w:hyperlink>
       <w:r>
+        <w:rPr>
+          <w:lang w:val="sw_KE" w:bidi="sw_KE"/>
+        </w:rPr>
         <w:t xml:space="preserve">): Mungu anaweza kuaminiwa kutimiza ahadi zake (tazama </w:t>
       </w:r>
       <w:hyperlink r:id="rId20">
         <w:r>
           <w:rPr>
+            <w:lang w:val="sw_KE" w:bidi="sw_KE"/>
+          </w:rPr>
+          <w:rPr>
             <w:color w:val="0000EE"/>
             <w:u w:val="single"/>
           </w:rPr>
@@ -316,11 +554,17 @@
         </w:r>
       </w:hyperlink>
       <w:r>
+        <w:rPr>
+          <w:lang w:val="sw_KE" w:bidi="sw_KE"/>
+        </w:rPr>
         <w:t xml:space="preserve">; </w:t>
       </w:r>
       <w:hyperlink r:id="rId21">
         <w:r>
           <w:rPr>
+            <w:lang w:val="sw_KE" w:bidi="sw_KE"/>
+          </w:rPr>
+          <w:rPr>
             <w:color w:val="0000EE"/>
             <w:u w:val="single"/>
           </w:rPr>
@@ -328,11 +572,17 @@
         </w:r>
       </w:hyperlink>
       <w:r>
+        <w:rPr>
+          <w:lang w:val="sw_KE" w:bidi="sw_KE"/>
+        </w:rPr>
         <w:t xml:space="preserve">; </w:t>
       </w:r>
       <w:hyperlink r:id="rId22">
         <w:r>
           <w:rPr>
+            <w:lang w:val="sw_KE" w:bidi="sw_KE"/>
+          </w:rPr>
+          <w:rPr>
             <w:color w:val="0000EE"/>
             <w:u w:val="single"/>
           </w:rPr>
@@ -340,22 +590,45 @@
         </w:r>
       </w:hyperlink>
       <w:r>
+        <w:rPr>
+          <w:lang w:val="sw_KE" w:bidi="sw_KE"/>
+        </w:rPr>
         <w:t>).</w:t>
       </w:r>
-      <w:r/>
-      <w:r/>
-    </w:p>
-    <w:p>
-      <w:r/>
+      <w:r>
+        <w:rPr>
+          <w:lang w:val="sw_KE" w:bidi="sw_KE"/>
+        </w:rPr>
+      </w:r>
+      <w:r>
+        <w:rPr>
+          <w:lang w:val="sw_KE" w:bidi="sw_KE"/>
+        </w:rPr>
+      </w:r>
+    </w:p>
+    <w:p>
+      <w:pPr/>
+      <w:r>
+        <w:rPr>
+          <w:lang w:val="sw_KE" w:bidi="sw_KE"/>
+        </w:rPr>
+      </w:r>
     </w:p>
     <w:p>
       <w:pPr>
         <w:pStyle w:val="Heading2"/>
       </w:pPr>
       <w:r>
+        <w:rPr>
+          <w:lang w:val="sw_KE" w:bidi="sw_KE"/>
+        </w:rPr>
         <w:t>Tito 1:3</w:t>
       </w:r>
-      <w:r/>
+      <w:r>
+        <w:rPr>
+          <w:lang w:val="sw_KE" w:bidi="sw_KE"/>
+        </w:rPr>
+      </w:r>
     </w:p>
     <w:p>
       <w:pPr>
@@ -363,13 +636,23 @@
         <w:spacing w:line="240" w:lineRule="auto"/>
         <w:ind w:left="720"/>
       </w:pPr>
-      <w:r/>
-      <w:r>
+      <w:r>
+        <w:rPr>
+          <w:lang w:val="sw_KE" w:bidi="sw_KE"/>
+        </w:rPr>
+      </w:r>
+      <w:r>
+        <w:rPr>
+          <w:lang w:val="sw_KE" w:bidi="sw_KE"/>
+        </w:rPr>
         <w:t xml:space="preserve">Kwa wakati wake mwenyewe: Mpango ni wa Mungu kabisa, ambaye hutimiza mpango wake kwa ratiba yake mwenyewe kwa mapenzi yake mwenyewe (tazama </w:t>
       </w:r>
       <w:hyperlink r:id="rId23">
         <w:r>
           <w:rPr>
+            <w:lang w:val="sw_KE" w:bidi="sw_KE"/>
+          </w:rPr>
+          <w:rPr>
             <w:color w:val="0000EE"/>
             <w:u w:val="single"/>
           </w:rPr>
@@ -377,11 +660,17 @@
         </w:r>
       </w:hyperlink>
       <w:r>
+        <w:rPr>
+          <w:lang w:val="sw_KE" w:bidi="sw_KE"/>
+        </w:rPr>
         <w:t xml:space="preserve">; </w:t>
       </w:r>
       <w:hyperlink r:id="rId24">
         <w:r>
           <w:rPr>
+            <w:lang w:val="sw_KE" w:bidi="sw_KE"/>
+          </w:rPr>
+          <w:rPr>
             <w:color w:val="0000EE"/>
             <w:u w:val="single"/>
           </w:rPr>
@@ -389,11 +678,17 @@
         </w:r>
       </w:hyperlink>
       <w:r>
+        <w:rPr>
+          <w:lang w:val="sw_KE" w:bidi="sw_KE"/>
+        </w:rPr>
         <w:t xml:space="preserve">; </w:t>
       </w:r>
       <w:hyperlink r:id="rId25">
         <w:r>
           <w:rPr>
+            <w:lang w:val="sw_KE" w:bidi="sw_KE"/>
+          </w:rPr>
+          <w:rPr>
             <w:color w:val="0000EE"/>
             <w:u w:val="single"/>
           </w:rPr>
@@ -401,6 +696,9 @@
         </w:r>
       </w:hyperlink>
       <w:r>
+        <w:rPr>
+          <w:lang w:val="sw_KE" w:bidi="sw_KE"/>
+        </w:rPr>
         <w:t>).</w:t>
       </w:r>
     </w:p>
@@ -410,13 +708,23 @@
         <w:spacing w:line="240" w:lineRule="auto"/>
         <w:ind w:left="720"/>
       </w:pPr>
-      <w:r/>
-      <w:r>
+      <w:r>
+        <w:rPr>
+          <w:lang w:val="sw_KE" w:bidi="sw_KE"/>
+        </w:rPr>
+      </w:r>
+      <w:r>
+        <w:rPr>
+          <w:lang w:val="sw_KE" w:bidi="sw_KE"/>
+        </w:rPr>
         <w:t xml:space="preserve">Mungu Mwokozi wetu: Katika </w:t>
       </w:r>
       <w:hyperlink r:id="rId26">
         <w:r>
           <w:rPr>
+            <w:lang w:val="sw_KE" w:bidi="sw_KE"/>
+          </w:rPr>
+          <w:rPr>
             <w:color w:val="0000EE"/>
             <w:u w:val="single"/>
           </w:rPr>
@@ -424,11 +732,17 @@
         </w:r>
       </w:hyperlink>
       <w:r>
+        <w:rPr>
+          <w:lang w:val="sw_KE" w:bidi="sw_KE"/>
+        </w:rPr>
         <w:t xml:space="preserve">, Yesu pia anaitwa "Mwokozi wetu," akimtambulisha Yesu na Mungu (tazama </w:t>
       </w:r>
       <w:hyperlink r:id="rId27">
         <w:r>
           <w:rPr>
+            <w:lang w:val="sw_KE" w:bidi="sw_KE"/>
+          </w:rPr>
+          <w:rPr>
             <w:color w:val="0000EE"/>
             <w:u w:val="single"/>
           </w:rPr>
@@ -436,11 +750,17 @@
         </w:r>
       </w:hyperlink>
       <w:r>
+        <w:rPr>
+          <w:lang w:val="sw_KE" w:bidi="sw_KE"/>
+        </w:rPr>
         <w:t xml:space="preserve">, </w:t>
       </w:r>
       <w:hyperlink r:id="rId28">
         <w:r>
           <w:rPr>
+            <w:lang w:val="sw_KE" w:bidi="sw_KE"/>
+          </w:rPr>
+          <w:rPr>
             <w:color w:val="0000EE"/>
             <w:u w:val="single"/>
           </w:rPr>
@@ -448,11 +768,17 @@
         </w:r>
       </w:hyperlink>
       <w:r>
+        <w:rPr>
+          <w:lang w:val="sw_KE" w:bidi="sw_KE"/>
+        </w:rPr>
         <w:t xml:space="preserve">; </w:t>
       </w:r>
       <w:hyperlink r:id="rId29">
         <w:r>
           <w:rPr>
+            <w:lang w:val="sw_KE" w:bidi="sw_KE"/>
+          </w:rPr>
+          <w:rPr>
             <w:color w:val="0000EE"/>
             <w:u w:val="single"/>
           </w:rPr>
@@ -460,11 +786,17 @@
         </w:r>
       </w:hyperlink>
       <w:r>
+        <w:rPr>
+          <w:lang w:val="sw_KE" w:bidi="sw_KE"/>
+        </w:rPr>
         <w:t xml:space="preserve">, </w:t>
       </w:r>
       <w:hyperlink r:id="rId30">
         <w:r>
           <w:rPr>
+            <w:lang w:val="sw_KE" w:bidi="sw_KE"/>
+          </w:rPr>
+          <w:rPr>
             <w:color w:val="0000EE"/>
             <w:u w:val="single"/>
           </w:rPr>
@@ -472,22 +804,45 @@
         </w:r>
       </w:hyperlink>
       <w:r>
+        <w:rPr>
+          <w:lang w:val="sw_KE" w:bidi="sw_KE"/>
+        </w:rPr>
         <w:t>).</w:t>
       </w:r>
-      <w:r/>
-      <w:r/>
-    </w:p>
-    <w:p>
-      <w:r/>
+      <w:r>
+        <w:rPr>
+          <w:lang w:val="sw_KE" w:bidi="sw_KE"/>
+        </w:rPr>
+      </w:r>
+      <w:r>
+        <w:rPr>
+          <w:lang w:val="sw_KE" w:bidi="sw_KE"/>
+        </w:rPr>
+      </w:r>
+    </w:p>
+    <w:p>
+      <w:pPr/>
+      <w:r>
+        <w:rPr>
+          <w:lang w:val="sw_KE" w:bidi="sw_KE"/>
+        </w:rPr>
+      </w:r>
     </w:p>
     <w:p>
       <w:pPr>
         <w:pStyle w:val="Heading2"/>
       </w:pPr>
       <w:r>
+        <w:rPr>
+          <w:lang w:val="sw_KE" w:bidi="sw_KE"/>
+        </w:rPr>
         <w:t>Tito 1:4</w:t>
       </w:r>
-      <w:r/>
+      <w:r>
+        <w:rPr>
+          <w:lang w:val="sw_KE" w:bidi="sw_KE"/>
+        </w:rPr>
+      </w:r>
     </w:p>
     <w:p>
       <w:pPr>
@@ -495,8 +850,15 @@
         <w:spacing w:line="240" w:lineRule="auto"/>
         <w:ind w:left="720"/>
       </w:pPr>
-      <w:r/>
-      <w:r>
+      <w:r>
+        <w:rPr>
+          <w:lang w:val="sw_KE" w:bidi="sw_KE"/>
+        </w:rPr>
+      </w:r>
+      <w:r>
+        <w:rPr>
+          <w:lang w:val="sw_KE" w:bidi="sw_KE"/>
+        </w:rPr>
         <w:t>Tito alikuwa mwakilishi wa Paulo katika kushughulika na kanisa huko Krete. Mwakilishi ni mtu ambaye ametumwa kumwakilisha mtu mwingine.</w:t>
       </w:r>
     </w:p>
@@ -506,13 +868,23 @@
         <w:spacing w:line="240" w:lineRule="auto"/>
         <w:ind w:left="720"/>
       </w:pPr>
-      <w:r/>
-      <w:r>
+      <w:r>
+        <w:rPr>
+          <w:lang w:val="sw_KE" w:bidi="sw_KE"/>
+        </w:rPr>
+      </w:r>
+      <w:r>
+        <w:rPr>
+          <w:lang w:val="sw_KE" w:bidi="sw_KE"/>
+        </w:rPr>
         <w:t xml:space="preserve">mwanangu wa kweli: Maneno hayo yanampa mamlaka mjumbe (kama ilivyo katika </w:t>
       </w:r>
       <w:hyperlink r:id="rId31">
         <w:r>
           <w:rPr>
+            <w:lang w:val="sw_KE" w:bidi="sw_KE"/>
+          </w:rPr>
+          <w:rPr>
             <w:color w:val="0000EE"/>
             <w:u w:val="single"/>
           </w:rPr>
@@ -520,22 +892,45 @@
         </w:r>
       </w:hyperlink>
       <w:r>
+        <w:rPr>
+          <w:lang w:val="sw_KE" w:bidi="sw_KE"/>
+        </w:rPr>
         <w:t>).</w:t>
       </w:r>
-      <w:r/>
-      <w:r/>
-    </w:p>
-    <w:p>
-      <w:r/>
+      <w:r>
+        <w:rPr>
+          <w:lang w:val="sw_KE" w:bidi="sw_KE"/>
+        </w:rPr>
+      </w:r>
+      <w:r>
+        <w:rPr>
+          <w:lang w:val="sw_KE" w:bidi="sw_KE"/>
+        </w:rPr>
+      </w:r>
+    </w:p>
+    <w:p>
+      <w:pPr/>
+      <w:r>
+        <w:rPr>
+          <w:lang w:val="sw_KE" w:bidi="sw_KE"/>
+        </w:rPr>
+      </w:r>
     </w:p>
     <w:p>
       <w:pPr>
         <w:pStyle w:val="Heading2"/>
       </w:pPr>
       <w:r>
+        <w:rPr>
+          <w:lang w:val="sw_KE" w:bidi="sw_KE"/>
+        </w:rPr>
         <w:t>Tito 1:5</w:t>
       </w:r>
-      <w:r/>
+      <w:r>
+        <w:rPr>
+          <w:lang w:val="sw_KE" w:bidi="sw_KE"/>
+        </w:rPr>
+      </w:r>
     </w:p>
     <w:p>
       <w:pPr>
@@ -543,13 +938,23 @@
         <w:spacing w:line="240" w:lineRule="auto"/>
         <w:ind w:left="720"/>
       </w:pPr>
-      <w:r/>
-      <w:r>
+      <w:r>
+        <w:rPr>
+          <w:lang w:val="sw_KE" w:bidi="sw_KE"/>
+        </w:rPr>
+      </w:r>
+      <w:r>
+        <w:rPr>
+          <w:lang w:val="sw_KE" w:bidi="sw_KE"/>
+        </w:rPr>
         <w:t>Krete ilikuwa iko katika Bahari ya Mediterania, kusini mwa Bahari ya Aegean. Ilikuwa eneo muhimu kwa safari na biashara kwa bahari, kwa hivyo ilikuwa na mchanganyiko wa ushawishi, ikiwa ni pamoja na idadi ya Wayahudi. Baadhi kutoka Krete walikuwa kwenye Pentekoste (</w:t>
       </w:r>
       <w:hyperlink r:id="rId32">
         <w:r>
           <w:rPr>
+            <w:lang w:val="sw_KE" w:bidi="sw_KE"/>
+          </w:rPr>
+          <w:rPr>
             <w:color w:val="0000EE"/>
             <w:u w:val="single"/>
           </w:rPr>
@@ -557,6 +962,9 @@
         </w:r>
       </w:hyperlink>
       <w:r>
+        <w:rPr>
+          <w:lang w:val="sw_KE" w:bidi="sw_KE"/>
+        </w:rPr>
         <w:t>), lakini barua hii inaonekana kushughulikia kanisa katika hatua za awali za maendeleo.</w:t>
       </w:r>
     </w:p>
@@ -566,24 +974,51 @@
         <w:spacing w:line="240" w:lineRule="auto"/>
         <w:ind w:left="720"/>
       </w:pPr>
-      <w:r/>
-      <w:r>
+      <w:r>
+        <w:rPr>
+          <w:lang w:val="sw_KE" w:bidi="sw_KE"/>
+        </w:rPr>
+      </w:r>
+      <w:r>
+        <w:rPr>
+          <w:lang w:val="sw_KE" w:bidi="sw_KE"/>
+        </w:rPr>
         <w:t>wazee katika kila mji: Huenda kulikuwa na zaidi ya kanisa moja la nyumbani katika mji fulani na labda zaidi ya mzee mmoja katika kanisa moja la nyumbani. Ni wazi, kulikuwa na makanisa katika angalau miji miwili na uongozi ulikuwa maalum kwa kila mji.</w:t>
       </w:r>
-      <w:r/>
-      <w:r/>
-    </w:p>
-    <w:p>
-      <w:r/>
+      <w:r>
+        <w:rPr>
+          <w:lang w:val="sw_KE" w:bidi="sw_KE"/>
+        </w:rPr>
+      </w:r>
+      <w:r>
+        <w:rPr>
+          <w:lang w:val="sw_KE" w:bidi="sw_KE"/>
+        </w:rPr>
+      </w:r>
+    </w:p>
+    <w:p>
+      <w:pPr/>
+      <w:r>
+        <w:rPr>
+          <w:lang w:val="sw_KE" w:bidi="sw_KE"/>
+        </w:rPr>
+      </w:r>
     </w:p>
     <w:p>
       <w:pPr>
         <w:pStyle w:val="Heading2"/>
       </w:pPr>
       <w:r>
+        <w:rPr>
+          <w:lang w:val="sw_KE" w:bidi="sw_KE"/>
+        </w:rPr>
         <w:t>Tito 1:5–9</w:t>
       </w:r>
-      <w:r/>
+      <w:r>
+        <w:rPr>
+          <w:lang w:val="sw_KE" w:bidi="sw_KE"/>
+        </w:rPr>
+      </w:r>
     </w:p>
     <w:p>
       <w:pPr>
@@ -591,13 +1026,23 @@
         <w:spacing w:line="240" w:lineRule="auto"/>
         <w:ind w:left="720"/>
       </w:pPr>
-      <w:r/>
-      <w:r>
+      <w:r>
+        <w:rPr>
+          <w:lang w:val="sw_KE" w:bidi="sw_KE"/>
+        </w:rPr>
+      </w:r>
+      <w:r>
+        <w:rPr>
+          <w:lang w:val="sw_KE" w:bidi="sw_KE"/>
+        </w:rPr>
         <w:t xml:space="preserve">Tito aliagizwa kuteua viongozi ili kukamilisha kile kilichokuwa hakijakamilika—yaani, kuanzisha kanisa (linganisha </w:t>
       </w:r>
       <w:hyperlink r:id="rId33">
         <w:r>
           <w:rPr>
+            <w:lang w:val="sw_KE" w:bidi="sw_KE"/>
+          </w:rPr>
+          <w:rPr>
             <w:color w:val="0000EE"/>
             <w:u w:val="single"/>
           </w:rPr>
@@ -605,6 +1050,9 @@
         </w:r>
       </w:hyperlink>
       <w:r>
+        <w:rPr>
+          <w:lang w:val="sw_KE" w:bidi="sw_KE"/>
+        </w:rPr>
         <w:t>). Mashemasi hawajatajwa, labda kwa sababu haya yalikuwa makanisa mapya, madogo.</w:t>
       </w:r>
     </w:p>
@@ -614,13 +1062,23 @@
         <w:spacing w:line="240" w:lineRule="auto"/>
         <w:ind w:left="720"/>
       </w:pPr>
-      <w:r/>
-      <w:r>
+      <w:r>
+        <w:rPr>
+          <w:lang w:val="sw_KE" w:bidi="sw_KE"/>
+        </w:rPr>
+      </w:r>
+      <w:r>
+        <w:rPr>
+          <w:lang w:val="sw_KE" w:bidi="sw_KE"/>
+        </w:rPr>
         <w:t xml:space="preserve">Sifa hizi za uongozi zinaweza kuwa ni marekebisho kwa ugeni wa waongofu hawa na ugumu wa utamaduni wao. Inadhaniwa kuwa wazee watakuwa wanaume (tazama </w:t>
       </w:r>
       <w:hyperlink r:id="rId34">
         <w:r>
           <w:rPr>
+            <w:lang w:val="sw_KE" w:bidi="sw_KE"/>
+          </w:rPr>
+          <w:rPr>
             <w:color w:val="0000EE"/>
             <w:u w:val="single"/>
           </w:rPr>
@@ -628,31 +1086,65 @@
         </w:r>
       </w:hyperlink>
       <w:r>
+        <w:rPr>
+          <w:lang w:val="sw_KE" w:bidi="sw_KE"/>
+        </w:rPr>
         <w:t>).</w:t>
       </w:r>
-      <w:r/>
-      <w:r/>
-    </w:p>
-    <w:p>
-      <w:r/>
+      <w:r>
+        <w:rPr>
+          <w:lang w:val="sw_KE" w:bidi="sw_KE"/>
+        </w:rPr>
+      </w:r>
+      <w:r>
+        <w:rPr>
+          <w:lang w:val="sw_KE" w:bidi="sw_KE"/>
+        </w:rPr>
+      </w:r>
+    </w:p>
+    <w:p>
+      <w:pPr/>
+      <w:r>
+        <w:rPr>
+          <w:lang w:val="sw_KE" w:bidi="sw_KE"/>
+        </w:rPr>
+      </w:r>
     </w:p>
     <w:p>
       <w:pPr>
         <w:pStyle w:val="Heading2"/>
       </w:pPr>
       <w:r>
+        <w:rPr>
+          <w:lang w:val="sw_KE" w:bidi="sw_KE"/>
+        </w:rPr>
         <w:t>Tito 1:5–16</w:t>
       </w:r>
-      <w:r/>
-    </w:p>
-    <w:p>
-      <w:r/>
-      <w:r>
+      <w:r>
+        <w:rPr>
+          <w:lang w:val="sw_KE" w:bidi="sw_KE"/>
+        </w:rPr>
+      </w:r>
+    </w:p>
+    <w:p>
+      <w:pPr/>
+      <w:r>
+        <w:rPr>
+          <w:lang w:val="sw_KE" w:bidi="sw_KE"/>
+        </w:rPr>
+      </w:r>
+      <w:r>
+        <w:rPr>
+          <w:lang w:val="sw_KE" w:bidi="sw_KE"/>
+        </w:rPr>
         <w:t>Uongozi thabiti na mwaminifu ulitakiwa katika makanisa ya Krete ili kushughulikia hatari ya walimu wa uongo (</w:t>
       </w:r>
       <w:hyperlink r:id="rId35">
         <w:r>
           <w:rPr>
+            <w:lang w:val="sw_KE" w:bidi="sw_KE"/>
+          </w:rPr>
+          <w:rPr>
             <w:color w:val="0000EE"/>
             <w:u w:val="single"/>
           </w:rPr>
@@ -660,11 +1152,17 @@
         </w:r>
       </w:hyperlink>
       <w:r>
+        <w:rPr>
+          <w:lang w:val="sw_KE" w:bidi="sw_KE"/>
+        </w:rPr>
         <w:t xml:space="preserve">). Sehemu hii ya kazi ya Tito inalingana na wasiwasi mkubwa wa barua hiyo: kuunda jamii inayoshuhudia Kristo kwa kuonyesha neema ya Mungu katika mwenendo wake. Linganisha </w:t>
       </w:r>
       <w:hyperlink r:id="rId36">
         <w:r>
           <w:rPr>
+            <w:lang w:val="sw_KE" w:bidi="sw_KE"/>
+          </w:rPr>
+          <w:rPr>
             <w:color w:val="0000EE"/>
             <w:u w:val="single"/>
           </w:rPr>
@@ -672,22 +1170,45 @@
         </w:r>
       </w:hyperlink>
       <w:r>
+        <w:rPr>
+          <w:lang w:val="sw_KE" w:bidi="sw_KE"/>
+        </w:rPr>
         <w:t>.</w:t>
       </w:r>
-      <w:r/>
-      <w:r/>
-    </w:p>
-    <w:p>
-      <w:r/>
+      <w:r>
+        <w:rPr>
+          <w:lang w:val="sw_KE" w:bidi="sw_KE"/>
+        </w:rPr>
+      </w:r>
+      <w:r>
+        <w:rPr>
+          <w:lang w:val="sw_KE" w:bidi="sw_KE"/>
+        </w:rPr>
+      </w:r>
+    </w:p>
+    <w:p>
+      <w:pPr/>
+      <w:r>
+        <w:rPr>
+          <w:lang w:val="sw_KE" w:bidi="sw_KE"/>
+        </w:rPr>
+      </w:r>
     </w:p>
     <w:p>
       <w:pPr>
         <w:pStyle w:val="Heading2"/>
       </w:pPr>
       <w:r>
+        <w:rPr>
+          <w:lang w:val="sw_KE" w:bidi="sw_KE"/>
+        </w:rPr>
         <w:t>Tito 1:6</w:t>
       </w:r>
-      <w:r/>
+      <w:r>
+        <w:rPr>
+          <w:lang w:val="sw_KE" w:bidi="sw_KE"/>
+        </w:rPr>
+      </w:r>
     </w:p>
     <w:p>
       <w:pPr>
@@ -695,14 +1216,27 @@
         <w:spacing w:line="240" w:lineRule="auto"/>
         <w:ind w:left="720"/>
       </w:pPr>
-      <w:r/>
-      <w:r>
+      <w:r>
+        <w:rPr>
+          <w:lang w:val="sw_KE" w:bidi="sw_KE"/>
+        </w:rPr>
+      </w:r>
+      <w:r>
+        <w:rPr>
+          <w:lang w:val="sw_KE" w:bidi="sw_KE"/>
+        </w:rPr>
         <w:t xml:space="preserve">mume wa mke mmoja (au mwaminifu kwa mke wake): Tazama </w:t>
       </w:r>
       <w:r>
+        <w:rPr>
+          <w:lang w:val="sw_KE" w:bidi="sw_KE"/>
+        </w:rPr>
         <w:t>maelezo ya masomo kwenye 1 Timotheo 3:2</w:t>
       </w:r>
       <w:r>
+        <w:rPr>
+          <w:lang w:val="sw_KE" w:bidi="sw_KE"/>
+        </w:rPr>
         <w:t>.</w:t>
       </w:r>
     </w:p>
@@ -712,13 +1246,23 @@
         <w:spacing w:line="240" w:lineRule="auto"/>
         <w:ind w:left="720"/>
       </w:pPr>
-      <w:r/>
-      <w:r>
+      <w:r>
+        <w:rPr>
+          <w:lang w:val="sw_KE" w:bidi="sw_KE"/>
+        </w:rPr>
+      </w:r>
+      <w:r>
+        <w:rPr>
+          <w:lang w:val="sw_KE" w:bidi="sw_KE"/>
+        </w:rPr>
         <w:t>kutokuwa na busara au kutotii (yaani, tabia isiyo na mipaka au uasi): Hii inaonekana kuakisi utamaduni wa Kretani na viwango vyake vya chini vya maadili (</w:t>
       </w:r>
       <w:hyperlink r:id="rId37">
         <w:r>
           <w:rPr>
+            <w:lang w:val="sw_KE" w:bidi="sw_KE"/>
+          </w:rPr>
+          <w:rPr>
             <w:color w:val="0000EE"/>
             <w:u w:val="single"/>
           </w:rPr>
@@ -726,22 +1270,45 @@
         </w:r>
       </w:hyperlink>
       <w:r>
+        <w:rPr>
+          <w:lang w:val="sw_KE" w:bidi="sw_KE"/>
+        </w:rPr>
         <w:t>).</w:t>
       </w:r>
-      <w:r/>
-      <w:r/>
-    </w:p>
-    <w:p>
-      <w:r/>
+      <w:r>
+        <w:rPr>
+          <w:lang w:val="sw_KE" w:bidi="sw_KE"/>
+        </w:rPr>
+      </w:r>
+      <w:r>
+        <w:rPr>
+          <w:lang w:val="sw_KE" w:bidi="sw_KE"/>
+        </w:rPr>
+      </w:r>
+    </w:p>
+    <w:p>
+      <w:pPr/>
+      <w:r>
+        <w:rPr>
+          <w:lang w:val="sw_KE" w:bidi="sw_KE"/>
+        </w:rPr>
+      </w:r>
     </w:p>
     <w:p>
       <w:pPr>
         <w:pStyle w:val="Heading2"/>
       </w:pPr>
       <w:r>
+        <w:rPr>
+          <w:lang w:val="sw_KE" w:bidi="sw_KE"/>
+        </w:rPr>
         <w:t>Tito 1:7</w:t>
       </w:r>
-      <w:r/>
+      <w:r>
+        <w:rPr>
+          <w:lang w:val="sw_KE" w:bidi="sw_KE"/>
+        </w:rPr>
+      </w:r>
     </w:p>
     <w:p>
       <w:pPr>
@@ -749,31 +1316,49 @@
         <w:spacing w:line="240" w:lineRule="auto"/>
         <w:ind w:left="720"/>
       </w:pPr>
-      <w:r/>
-      <w:r>
+      <w:r>
+        <w:rPr>
+          <w:lang w:val="sw_KE" w:bidi="sw_KE"/>
+        </w:rPr>
+      </w:r>
+      <w:r>
+        <w:rPr>
+          <w:lang w:val="sw_KE" w:bidi="sw_KE"/>
+        </w:rPr>
         <w:t xml:space="preserve">Kiongozi wa kanisa (au </w:t>
       </w:r>
       <w:r>
         <w:rPr>
           <w:i/>
+          <w:lang w:val="sw_KE" w:bidi="sw_KE"/>
         </w:rPr>
         <w:t>Msimamizi,</w:t>
       </w:r>
       <w:r>
+        <w:rPr>
+          <w:lang w:val="sw_KE" w:bidi="sw_KE"/>
+        </w:rPr>
         <w:t xml:space="preserve"> au </w:t>
       </w:r>
       <w:r>
         <w:rPr>
           <w:i/>
+          <w:lang w:val="sw_KE" w:bidi="sw_KE"/>
         </w:rPr>
         <w:t>Askofu</w:t>
       </w:r>
       <w:r>
+        <w:rPr>
+          <w:lang w:val="sw_KE" w:bidi="sw_KE"/>
+        </w:rPr>
         <w:t xml:space="preserve">) ni msimamizi wa nyumba ya Mungu: Tazama </w:t>
       </w:r>
       <w:hyperlink r:id="rId38">
         <w:r>
           <w:rPr>
+            <w:lang w:val="sw_KE" w:bidi="sw_KE"/>
+          </w:rPr>
+          <w:rPr>
             <w:color w:val="0000EE"/>
             <w:u w:val="single"/>
           </w:rPr>
@@ -781,11 +1366,17 @@
         </w:r>
       </w:hyperlink>
       <w:r>
+        <w:rPr>
+          <w:lang w:val="sw_KE" w:bidi="sw_KE"/>
+        </w:rPr>
         <w:t xml:space="preserve">; </w:t>
       </w:r>
       <w:hyperlink r:id="rId39">
         <w:r>
           <w:rPr>
+            <w:lang w:val="sw_KE" w:bidi="sw_KE"/>
+          </w:rPr>
+          <w:rPr>
             <w:color w:val="0000EE"/>
             <w:u w:val="single"/>
           </w:rPr>
@@ -793,11 +1384,17 @@
         </w:r>
       </w:hyperlink>
       <w:r>
+        <w:rPr>
+          <w:lang w:val="sw_KE" w:bidi="sw_KE"/>
+        </w:rPr>
         <w:t xml:space="preserve">; </w:t>
       </w:r>
       <w:hyperlink r:id="rId40">
         <w:r>
           <w:rPr>
+            <w:lang w:val="sw_KE" w:bidi="sw_KE"/>
+          </w:rPr>
+          <w:rPr>
             <w:color w:val="0000EE"/>
             <w:u w:val="single"/>
           </w:rPr>
@@ -805,11 +1402,17 @@
         </w:r>
       </w:hyperlink>
       <w:r>
+        <w:rPr>
+          <w:lang w:val="sw_KE" w:bidi="sw_KE"/>
+        </w:rPr>
         <w:t xml:space="preserve">; </w:t>
       </w:r>
       <w:hyperlink r:id="rId34">
         <w:r>
           <w:rPr>
+            <w:lang w:val="sw_KE" w:bidi="sw_KE"/>
+          </w:rPr>
+          <w:rPr>
             <w:color w:val="0000EE"/>
             <w:u w:val="single"/>
           </w:rPr>
@@ -817,11 +1420,17 @@
         </w:r>
       </w:hyperlink>
       <w:r>
+        <w:rPr>
+          <w:lang w:val="sw_KE" w:bidi="sw_KE"/>
+        </w:rPr>
         <w:t xml:space="preserve">, </w:t>
       </w:r>
       <w:hyperlink r:id="rId41">
         <w:r>
           <w:rPr>
+            <w:lang w:val="sw_KE" w:bidi="sw_KE"/>
+          </w:rPr>
+          <w:rPr>
             <w:color w:val="0000EE"/>
             <w:u w:val="single"/>
           </w:rPr>
@@ -829,11 +1438,17 @@
         </w:r>
       </w:hyperlink>
       <w:r>
+        <w:rPr>
+          <w:lang w:val="sw_KE" w:bidi="sw_KE"/>
+        </w:rPr>
         <w:t xml:space="preserve">, </w:t>
       </w:r>
       <w:hyperlink r:id="rId42">
         <w:r>
           <w:rPr>
+            <w:lang w:val="sw_KE" w:bidi="sw_KE"/>
+          </w:rPr>
+          <w:rPr>
             <w:color w:val="0000EE"/>
             <w:u w:val="single"/>
           </w:rPr>
@@ -841,11 +1456,17 @@
         </w:r>
       </w:hyperlink>
       <w:r>
+        <w:rPr>
+          <w:lang w:val="sw_KE" w:bidi="sw_KE"/>
+        </w:rPr>
         <w:t xml:space="preserve">; </w:t>
       </w:r>
       <w:hyperlink r:id="rId43">
         <w:r>
           <w:rPr>
+            <w:lang w:val="sw_KE" w:bidi="sw_KE"/>
+          </w:rPr>
+          <w:rPr>
             <w:color w:val="0000EE"/>
             <w:u w:val="single"/>
           </w:rPr>
@@ -853,6 +1474,9 @@
         </w:r>
       </w:hyperlink>
       <w:r>
+        <w:rPr>
+          <w:lang w:val="sw_KE" w:bidi="sw_KE"/>
+        </w:rPr>
         <w:t>.</w:t>
       </w:r>
     </w:p>
@@ -862,13 +1486,23 @@
         <w:spacing w:line="240" w:lineRule="auto"/>
         <w:ind w:left="720"/>
       </w:pPr>
-      <w:r/>
-      <w:r>
+      <w:r>
+        <w:rPr>
+          <w:lang w:val="sw_KE" w:bidi="sw_KE"/>
+        </w:rPr>
+      </w:r>
+      <w:r>
+        <w:rPr>
+          <w:lang w:val="sw_KE" w:bidi="sw_KE"/>
+        </w:rPr>
         <w:t xml:space="preserve">Sifa hizi zinaonyesha kwamba mzee hapaswi kujiendesha kama watu wa Krete wanaojulikana kwa maadili yao mabaya (angalia </w:t>
       </w:r>
       <w:hyperlink r:id="rId37">
         <w:r>
           <w:rPr>
+            <w:lang w:val="sw_KE" w:bidi="sw_KE"/>
+          </w:rPr>
+          <w:rPr>
             <w:color w:val="0000EE"/>
             <w:u w:val="single"/>
           </w:rPr>
@@ -876,22 +1510,45 @@
         </w:r>
       </w:hyperlink>
       <w:r>
+        <w:rPr>
+          <w:lang w:val="sw_KE" w:bidi="sw_KE"/>
+        </w:rPr>
         <w:t>).</w:t>
       </w:r>
-      <w:r/>
-      <w:r/>
-    </w:p>
-    <w:p>
-      <w:r/>
+      <w:r>
+        <w:rPr>
+          <w:lang w:val="sw_KE" w:bidi="sw_KE"/>
+        </w:rPr>
+      </w:r>
+      <w:r>
+        <w:rPr>
+          <w:lang w:val="sw_KE" w:bidi="sw_KE"/>
+        </w:rPr>
+      </w:r>
+    </w:p>
+    <w:p>
+      <w:pPr/>
+      <w:r>
+        <w:rPr>
+          <w:lang w:val="sw_KE" w:bidi="sw_KE"/>
+        </w:rPr>
+      </w:r>
     </w:p>
     <w:p>
       <w:pPr>
         <w:pStyle w:val="Heading2"/>
       </w:pPr>
       <w:r>
+        <w:rPr>
+          <w:lang w:val="sw_KE" w:bidi="sw_KE"/>
+        </w:rPr>
         <w:t>Tito 1:9</w:t>
       </w:r>
-      <w:r/>
+      <w:r>
+        <w:rPr>
+          <w:lang w:val="sw_KE" w:bidi="sw_KE"/>
+        </w:rPr>
+      </w:r>
     </w:p>
     <w:p>
       <w:pPr>
@@ -899,13 +1556,23 @@
         <w:spacing w:line="240" w:lineRule="auto"/>
         <w:ind w:left="720"/>
       </w:pPr>
-      <w:r/>
-      <w:r>
+      <w:r>
+        <w:rPr>
+          <w:lang w:val="sw_KE" w:bidi="sw_KE"/>
+        </w:rPr>
+      </w:r>
+      <w:r>
+        <w:rPr>
+          <w:lang w:val="sw_KE" w:bidi="sw_KE"/>
+        </w:rPr>
         <w:t xml:space="preserve">Wazee walikuwa na jukumu kuu katika kufundisha jamii. Hii inaweza kuwa ilikuwa muhimu katika kukabiliana na tishio la haraka kwa jamii hizi maalum (kama ilivyokuwa pia huko Efeso; angalia </w:t>
       </w:r>
       <w:hyperlink r:id="rId44">
         <w:r>
           <w:rPr>
+            <w:lang w:val="sw_KE" w:bidi="sw_KE"/>
+          </w:rPr>
+          <w:rPr>
             <w:color w:val="0000EE"/>
             <w:u w:val="single"/>
           </w:rPr>
@@ -913,6 +1580,9 @@
         </w:r>
       </w:hyperlink>
       <w:r>
+        <w:rPr>
+          <w:lang w:val="sw_KE" w:bidi="sw_KE"/>
+        </w:rPr>
         <w:t>).</w:t>
       </w:r>
     </w:p>
@@ -922,13 +1592,23 @@
         <w:spacing w:line="240" w:lineRule="auto"/>
         <w:ind w:left="720"/>
       </w:pPr>
-      <w:r/>
-      <w:r>
+      <w:r>
+        <w:rPr>
+          <w:lang w:val="sw_KE" w:bidi="sw_KE"/>
+        </w:rPr>
+      </w:r>
+      <w:r>
+        <w:rPr>
+          <w:lang w:val="sw_KE" w:bidi="sw_KE"/>
+        </w:rPr>
         <w:t xml:space="preserve">Ni kwa imani thabiti katika habari njema tu ndipo mzee angeweza kutoa mafundisho mazuri. Wasiwasi maalum wa Paulo unashughulikiwa katika </w:t>
       </w:r>
       <w:hyperlink r:id="rId45">
         <w:r>
           <w:rPr>
+            <w:lang w:val="sw_KE" w:bidi="sw_KE"/>
+          </w:rPr>
+          <w:rPr>
             <w:color w:val="0000EE"/>
             <w:u w:val="single"/>
           </w:rPr>
@@ -936,11 +1616,17 @@
         </w:r>
       </w:hyperlink>
       <w:r>
+        <w:rPr>
+          <w:lang w:val="sw_KE" w:bidi="sw_KE"/>
+        </w:rPr>
         <w:t xml:space="preserve">, ukizingatia matatizo yaliyotajwa katika </w:t>
       </w:r>
       <w:hyperlink r:id="rId35">
         <w:r>
           <w:rPr>
+            <w:lang w:val="sw_KE" w:bidi="sw_KE"/>
+          </w:rPr>
+          <w:rPr>
             <w:color w:val="0000EE"/>
             <w:u w:val="single"/>
           </w:rPr>
@@ -948,11 +1634,17 @@
         </w:r>
       </w:hyperlink>
       <w:r>
+        <w:rPr>
+          <w:lang w:val="sw_KE" w:bidi="sw_KE"/>
+        </w:rPr>
         <w:t xml:space="preserve"> na </w:t>
       </w:r>
       <w:hyperlink r:id="rId46">
         <w:r>
           <w:rPr>
+            <w:lang w:val="sw_KE" w:bidi="sw_KE"/>
+          </w:rPr>
+          <w:rPr>
             <w:color w:val="0000EE"/>
             <w:u w:val="single"/>
           </w:rPr>
@@ -960,11 +1652,17 @@
         </w:r>
       </w:hyperlink>
       <w:r>
+        <w:rPr>
+          <w:lang w:val="sw_KE" w:bidi="sw_KE"/>
+        </w:rPr>
         <w:t xml:space="preserve"> (tazama pia </w:t>
       </w:r>
       <w:hyperlink r:id="rId47">
         <w:r>
           <w:rPr>
+            <w:lang w:val="sw_KE" w:bidi="sw_KE"/>
+          </w:rPr>
+          <w:rPr>
             <w:color w:val="0000EE"/>
             <w:u w:val="single"/>
           </w:rPr>
@@ -972,6 +1670,9 @@
         </w:r>
       </w:hyperlink>
       <w:r>
+        <w:rPr>
+          <w:lang w:val="sw_KE" w:bidi="sw_KE"/>
+        </w:rPr>
         <w:t>).</w:t>
       </w:r>
     </w:p>
@@ -981,13 +1682,23 @@
         <w:spacing w:line="240" w:lineRule="auto"/>
         <w:ind w:left="720"/>
       </w:pPr>
-      <w:r/>
-      <w:r>
+      <w:r>
+        <w:rPr>
+          <w:lang w:val="sw_KE" w:bidi="sw_KE"/>
+        </w:rPr>
+      </w:r>
+      <w:r>
+        <w:rPr>
+          <w:lang w:val="sw_KE" w:bidi="sw_KE"/>
+        </w:rPr>
         <w:t xml:space="preserve">Tito alikuwa na jukumu sawa (linganisha </w:t>
       </w:r>
       <w:hyperlink r:id="rId48">
         <w:r>
           <w:rPr>
+            <w:lang w:val="sw_KE" w:bidi="sw_KE"/>
+          </w:rPr>
+          <w:rPr>
             <w:color w:val="0000EE"/>
             <w:u w:val="single"/>
           </w:rPr>
@@ -995,11 +1706,17 @@
         </w:r>
       </w:hyperlink>
       <w:r>
+        <w:rPr>
+          <w:lang w:val="sw_KE" w:bidi="sw_KE"/>
+        </w:rPr>
         <w:t xml:space="preserve">; </w:t>
       </w:r>
       <w:hyperlink r:id="rId49">
         <w:r>
           <w:rPr>
+            <w:lang w:val="sw_KE" w:bidi="sw_KE"/>
+          </w:rPr>
+          <w:rPr>
             <w:color w:val="0000EE"/>
             <w:u w:val="single"/>
           </w:rPr>
@@ -1007,11 +1724,17 @@
         </w:r>
       </w:hyperlink>
       <w:r>
+        <w:rPr>
+          <w:lang w:val="sw_KE" w:bidi="sw_KE"/>
+        </w:rPr>
         <w:t xml:space="preserve">; </w:t>
       </w:r>
       <w:hyperlink r:id="rId50">
         <w:r>
           <w:rPr>
+            <w:lang w:val="sw_KE" w:bidi="sw_KE"/>
+          </w:rPr>
+          <w:rPr>
             <w:color w:val="0000EE"/>
             <w:u w:val="single"/>
           </w:rPr>
@@ -1019,6 +1742,9 @@
         </w:r>
       </w:hyperlink>
       <w:r>
+        <w:rPr>
+          <w:lang w:val="sw_KE" w:bidi="sw_KE"/>
+        </w:rPr>
         <w:t>). Uongozi wa eneo hilo ungeendelea kazi ambayo Paulo na wajumbe wake walianza.</w:t>
       </w:r>
     </w:p>
@@ -1028,24 +1754,51 @@
         <w:spacing w:line="240" w:lineRule="auto"/>
         <w:ind w:left="720"/>
       </w:pPr>
-      <w:r/>
-      <w:r>
+      <w:r>
+        <w:rPr>
+          <w:lang w:val="sw_KE" w:bidi="sw_KE"/>
+        </w:rPr>
+      </w:r>
+      <w:r>
+        <w:rPr>
+          <w:lang w:val="sw_KE" w:bidi="sw_KE"/>
+        </w:rPr>
         <w:t>Wale walioipinga wanaelezewa katika 1:10–16.</w:t>
       </w:r>
-      <w:r/>
-      <w:r/>
-    </w:p>
-    <w:p>
-      <w:r/>
+      <w:r>
+        <w:rPr>
+          <w:lang w:val="sw_KE" w:bidi="sw_KE"/>
+        </w:rPr>
+      </w:r>
+      <w:r>
+        <w:rPr>
+          <w:lang w:val="sw_KE" w:bidi="sw_KE"/>
+        </w:rPr>
+      </w:r>
+    </w:p>
+    <w:p>
+      <w:pPr/>
+      <w:r>
+        <w:rPr>
+          <w:lang w:val="sw_KE" w:bidi="sw_KE"/>
+        </w:rPr>
+      </w:r>
     </w:p>
     <w:p>
       <w:pPr>
         <w:pStyle w:val="Heading2"/>
       </w:pPr>
       <w:r>
+        <w:rPr>
+          <w:lang w:val="sw_KE" w:bidi="sw_KE"/>
+        </w:rPr>
         <w:t>Tito 1:10</w:t>
       </w:r>
-      <w:r/>
+      <w:r>
+        <w:rPr>
+          <w:lang w:val="sw_KE" w:bidi="sw_KE"/>
+        </w:rPr>
+      </w:r>
     </w:p>
     <w:p>
       <w:pPr>
@@ -1053,13 +1806,23 @@
         <w:spacing w:line="240" w:lineRule="auto"/>
         <w:ind w:left="720"/>
       </w:pPr>
-      <w:r/>
-      <w:r>
+      <w:r>
+        <w:rPr>
+          <w:lang w:val="sw_KE" w:bidi="sw_KE"/>
+        </w:rPr>
+      </w:r>
+      <w:r>
+        <w:rPr>
+          <w:lang w:val="sw_KE" w:bidi="sw_KE"/>
+        </w:rPr>
         <w:t xml:space="preserve">waasi: Neno hilo hilo la Kiyunani linatumika kwa watoto katika </w:t>
       </w:r>
       <w:hyperlink r:id="rId51">
         <w:r>
           <w:rPr>
+            <w:lang w:val="sw_KE" w:bidi="sw_KE"/>
+          </w:rPr>
+          <w:rPr>
             <w:color w:val="0000EE"/>
             <w:u w:val="single"/>
           </w:rPr>
@@ -1067,6 +1830,9 @@
         </w:r>
       </w:hyperlink>
       <w:r>
+        <w:rPr>
+          <w:lang w:val="sw_KE" w:bidi="sw_KE"/>
+        </w:rPr>
         <w:t>.</w:t>
       </w:r>
     </w:p>
@@ -1076,22 +1842,36 @@
         <w:spacing w:line="240" w:lineRule="auto"/>
         <w:ind w:left="720"/>
       </w:pPr>
-      <w:r/>
-      <w:r>
+      <w:r>
+        <w:rPr>
+          <w:lang w:val="sw_KE" w:bidi="sw_KE"/>
+        </w:rPr>
+      </w:r>
+      <w:r>
+        <w:rPr>
+          <w:lang w:val="sw_KE" w:bidi="sw_KE"/>
+        </w:rPr>
         <w:t xml:space="preserve">Wale wanaosisitiza tohara kwa ajili ya wokovu (kwa maana halisi </w:t>
       </w:r>
       <w:r>
         <w:rPr>
           <w:i/>
+          <w:lang w:val="sw_KE" w:bidi="sw_KE"/>
         </w:rPr>
         <w:t>wale wa tohara</w:t>
       </w:r>
       <w:r>
+        <w:rPr>
+          <w:lang w:val="sw_KE" w:bidi="sw_KE"/>
+        </w:rPr>
         <w:t xml:space="preserve">): Hii labda inarejelea Wakristo Wayahudi. Kifungu hicho cha Kiyunani hakifafanui ikiwa walihitaji mataifa yasio Wayahudi kutahiriwa au la. Athari ya Kiyahudi ya mafundisho haya ya uongo inadhihirishwa katika </w:t>
       </w:r>
       <w:hyperlink r:id="rId52">
         <w:r>
           <w:rPr>
+            <w:lang w:val="sw_KE" w:bidi="sw_KE"/>
+          </w:rPr>
+          <w:rPr>
             <w:color w:val="0000EE"/>
             <w:u w:val="single"/>
           </w:rPr>
@@ -1099,11 +1879,17 @@
         </w:r>
       </w:hyperlink>
       <w:r>
+        <w:rPr>
+          <w:lang w:val="sw_KE" w:bidi="sw_KE"/>
+        </w:rPr>
         <w:t xml:space="preserve"> and </w:t>
       </w:r>
       <w:hyperlink r:id="rId53">
         <w:r>
           <w:rPr>
+            <w:lang w:val="sw_KE" w:bidi="sw_KE"/>
+          </w:rPr>
+          <w:rPr>
             <w:color w:val="0000EE"/>
             <w:u w:val="single"/>
           </w:rPr>
@@ -1111,31 +1897,65 @@
         </w:r>
       </w:hyperlink>
       <w:r>
+        <w:rPr>
+          <w:lang w:val="sw_KE" w:bidi="sw_KE"/>
+        </w:rPr>
         <w:t>.</w:t>
       </w:r>
-      <w:r/>
-      <w:r/>
-    </w:p>
-    <w:p>
-      <w:r/>
+      <w:r>
+        <w:rPr>
+          <w:lang w:val="sw_KE" w:bidi="sw_KE"/>
+        </w:rPr>
+      </w:r>
+      <w:r>
+        <w:rPr>
+          <w:lang w:val="sw_KE" w:bidi="sw_KE"/>
+        </w:rPr>
+      </w:r>
+    </w:p>
+    <w:p>
+      <w:pPr/>
+      <w:r>
+        <w:rPr>
+          <w:lang w:val="sw_KE" w:bidi="sw_KE"/>
+        </w:rPr>
+      </w:r>
     </w:p>
     <w:p>
       <w:pPr>
         <w:pStyle w:val="Heading2"/>
       </w:pPr>
       <w:r>
+        <w:rPr>
+          <w:lang w:val="sw_KE" w:bidi="sw_KE"/>
+        </w:rPr>
         <w:t>Tito 1:10–16</w:t>
       </w:r>
-      <w:r/>
-    </w:p>
-    <w:p>
-      <w:r/>
-      <w:r>
+      <w:r>
+        <w:rPr>
+          <w:lang w:val="sw_KE" w:bidi="sw_KE"/>
+        </w:rPr>
+      </w:r>
+    </w:p>
+    <w:p>
+      <w:pPr/>
+      <w:r>
+        <w:rPr>
+          <w:lang w:val="sw_KE" w:bidi="sw_KE"/>
+        </w:rPr>
+      </w:r>
+      <w:r>
+        <w:rPr>
+          <w:lang w:val="sw_KE" w:bidi="sw_KE"/>
+        </w:rPr>
         <w:t>Kwenye jamii ya wenyeji wa watukutu, Tito angehitaji kuongoza kwa uthabiti ili kuondoa ufisadi katika jamii hizi za Kikristo na kuzifanya ziwe na afya katika imani (</w:t>
       </w:r>
       <w:hyperlink r:id="rId54">
         <w:r>
           <w:rPr>
+            <w:lang w:val="sw_KE" w:bidi="sw_KE"/>
+          </w:rPr>
+          <w:rPr>
             <w:color w:val="0000EE"/>
             <w:u w:val="single"/>
           </w:rPr>
@@ -1143,22 +1963,45 @@
         </w:r>
       </w:hyperlink>
       <w:r>
+        <w:rPr>
+          <w:lang w:val="sw_KE" w:bidi="sw_KE"/>
+        </w:rPr>
         <w:t>).</w:t>
       </w:r>
-      <w:r/>
-      <w:r/>
-    </w:p>
-    <w:p>
-      <w:r/>
+      <w:r>
+        <w:rPr>
+          <w:lang w:val="sw_KE" w:bidi="sw_KE"/>
+        </w:rPr>
+      </w:r>
+      <w:r>
+        <w:rPr>
+          <w:lang w:val="sw_KE" w:bidi="sw_KE"/>
+        </w:rPr>
+      </w:r>
+    </w:p>
+    <w:p>
+      <w:pPr/>
+      <w:r>
+        <w:rPr>
+          <w:lang w:val="sw_KE" w:bidi="sw_KE"/>
+        </w:rPr>
+      </w:r>
     </w:p>
     <w:p>
       <w:pPr>
         <w:pStyle w:val="Heading2"/>
       </w:pPr>
       <w:r>
+        <w:rPr>
+          <w:lang w:val="sw_KE" w:bidi="sw_KE"/>
+        </w:rPr>
         <w:t>Tito 1:11</w:t>
       </w:r>
-      <w:r/>
+      <w:r>
+        <w:rPr>
+          <w:lang w:val="sw_KE" w:bidi="sw_KE"/>
+        </w:rPr>
+      </w:r>
     </w:p>
     <w:p>
       <w:pPr>
@@ -1166,13 +2009,23 @@
         <w:spacing w:line="240" w:lineRule="auto"/>
         <w:ind w:left="720"/>
       </w:pPr>
-      <w:r/>
-      <w:r>
+      <w:r>
+        <w:rPr>
+          <w:lang w:val="sw_KE" w:bidi="sw_KE"/>
+        </w:rPr>
+      </w:r>
+      <w:r>
+        <w:rPr>
+          <w:lang w:val="sw_KE" w:bidi="sw_KE"/>
+        </w:rPr>
         <w:t xml:space="preserve">familia nzima: Hili pia lilitokea huko Efeso (linganisha </w:t>
       </w:r>
       <w:hyperlink r:id="rId55">
         <w:r>
           <w:rPr>
+            <w:lang w:val="sw_KE" w:bidi="sw_KE"/>
+          </w:rPr>
+          <w:rPr>
             <w:color w:val="0000EE"/>
             <w:u w:val="single"/>
           </w:rPr>
@@ -1180,11 +2033,17 @@
         </w:r>
       </w:hyperlink>
       <w:r>
+        <w:rPr>
+          <w:lang w:val="sw_KE" w:bidi="sw_KE"/>
+        </w:rPr>
         <w:t xml:space="preserve">; </w:t>
       </w:r>
       <w:hyperlink r:id="rId56">
         <w:r>
           <w:rPr>
+            <w:lang w:val="sw_KE" w:bidi="sw_KE"/>
+          </w:rPr>
+          <w:rPr>
             <w:color w:val="0000EE"/>
             <w:u w:val="single"/>
           </w:rPr>
@@ -1192,11 +2051,17 @@
         </w:r>
       </w:hyperlink>
       <w:r>
+        <w:rPr>
+          <w:lang w:val="sw_KE" w:bidi="sw_KE"/>
+        </w:rPr>
         <w:t xml:space="preserve">; </w:t>
       </w:r>
       <w:hyperlink r:id="rId57">
         <w:r>
           <w:rPr>
+            <w:lang w:val="sw_KE" w:bidi="sw_KE"/>
+          </w:rPr>
+          <w:rPr>
             <w:color w:val="0000EE"/>
             <w:u w:val="single"/>
           </w:rPr>
@@ -1204,6 +2069,9 @@
         </w:r>
       </w:hyperlink>
       <w:r>
+        <w:rPr>
+          <w:lang w:val="sw_KE" w:bidi="sw_KE"/>
+        </w:rPr>
         <w:t>).</w:t>
       </w:r>
     </w:p>
@@ -1213,13 +2081,23 @@
         <w:spacing w:line="240" w:lineRule="auto"/>
         <w:ind w:left="720"/>
       </w:pPr>
-      <w:r/>
-      <w:r>
+      <w:r>
+        <w:rPr>
+          <w:lang w:val="sw_KE" w:bidi="sw_KE"/>
+        </w:rPr>
+      </w:r>
+      <w:r>
+        <w:rPr>
+          <w:lang w:val="sw_KE" w:bidi="sw_KE"/>
+        </w:rPr>
         <w:t>kwa ajili ya faida isiyo ya heshima: Wazee hawapaswi kuwa na sifa hii (</w:t>
       </w:r>
       <w:hyperlink r:id="rId58">
         <w:r>
           <w:rPr>
+            <w:lang w:val="sw_KE" w:bidi="sw_KE"/>
+          </w:rPr>
+          <w:rPr>
             <w:color w:val="0000EE"/>
             <w:u w:val="single"/>
           </w:rPr>
@@ -1227,11 +2105,17 @@
         </w:r>
       </w:hyperlink>
       <w:r>
+        <w:rPr>
+          <w:lang w:val="sw_KE" w:bidi="sw_KE"/>
+        </w:rPr>
         <w:t xml:space="preserve">; tazama pia </w:t>
       </w:r>
       <w:hyperlink r:id="rId59">
         <w:r>
           <w:rPr>
+            <w:lang w:val="sw_KE" w:bidi="sw_KE"/>
+          </w:rPr>
+          <w:rPr>
             <w:color w:val="0000EE"/>
             <w:u w:val="single"/>
           </w:rPr>
@@ -1239,11 +2123,17 @@
         </w:r>
       </w:hyperlink>
       <w:r>
+        <w:rPr>
+          <w:lang w:val="sw_KE" w:bidi="sw_KE"/>
+        </w:rPr>
         <w:t xml:space="preserve">; </w:t>
       </w:r>
       <w:hyperlink r:id="rId60">
         <w:r>
           <w:rPr>
+            <w:lang w:val="sw_KE" w:bidi="sw_KE"/>
+          </w:rPr>
+          <w:rPr>
             <w:color w:val="0000EE"/>
             <w:u w:val="single"/>
           </w:rPr>
@@ -1251,11 +2141,17 @@
         </w:r>
       </w:hyperlink>
       <w:r>
+        <w:rPr>
+          <w:lang w:val="sw_KE" w:bidi="sw_KE"/>
+        </w:rPr>
         <w:t xml:space="preserve">; </w:t>
       </w:r>
       <w:hyperlink r:id="rId61">
         <w:r>
           <w:rPr>
+            <w:lang w:val="sw_KE" w:bidi="sw_KE"/>
+          </w:rPr>
+          <w:rPr>
             <w:color w:val="0000EE"/>
             <w:u w:val="single"/>
           </w:rPr>
@@ -1263,22 +2159,45 @@
         </w:r>
       </w:hyperlink>
       <w:r>
+        <w:rPr>
+          <w:lang w:val="sw_KE" w:bidi="sw_KE"/>
+        </w:rPr>
         <w:t>).</w:t>
       </w:r>
-      <w:r/>
-      <w:r/>
-    </w:p>
-    <w:p>
-      <w:r/>
+      <w:r>
+        <w:rPr>
+          <w:lang w:val="sw_KE" w:bidi="sw_KE"/>
+        </w:rPr>
+      </w:r>
+      <w:r>
+        <w:rPr>
+          <w:lang w:val="sw_KE" w:bidi="sw_KE"/>
+        </w:rPr>
+      </w:r>
+    </w:p>
+    <w:p>
+      <w:pPr/>
+      <w:r>
+        <w:rPr>
+          <w:lang w:val="sw_KE" w:bidi="sw_KE"/>
+        </w:rPr>
+      </w:r>
     </w:p>
     <w:p>
       <w:pPr>
         <w:pStyle w:val="Heading2"/>
       </w:pPr>
       <w:r>
+        <w:rPr>
+          <w:lang w:val="sw_KE" w:bidi="sw_KE"/>
+        </w:rPr>
         <w:t>Tito 1:12</w:t>
       </w:r>
-      <w:r/>
+      <w:r>
+        <w:rPr>
+          <w:lang w:val="sw_KE" w:bidi="sw_KE"/>
+        </w:rPr>
+      </w:r>
     </w:p>
     <w:p>
       <w:pPr>
@@ -1286,8 +2205,15 @@
         <w:spacing w:line="240" w:lineRule="auto"/>
         <w:ind w:left="720"/>
       </w:pPr>
-      <w:r/>
-      <w:r>
+      <w:r>
+        <w:rPr>
+          <w:lang w:val="sw_KE" w:bidi="sw_KE"/>
+        </w:rPr>
+      </w:r>
+      <w:r>
+        <w:rPr>
+          <w:lang w:val="sw_KE" w:bidi="sw_KE"/>
+        </w:rPr>
         <w:t>mmoja wa manabii wao wenyewe: Nukuu hii ni kutoka kwa Epimenides wa Knossos, mwanafalsafa aliyeishi Krete karibu na miaka ya 500 KK.</w:t>
       </w:r>
     </w:p>
@@ -1297,13 +2223,23 @@
         <w:spacing w:line="240" w:lineRule="auto"/>
         <w:ind w:left="720"/>
       </w:pPr>
-      <w:r/>
-      <w:r>
+      <w:r>
+        <w:rPr>
+          <w:lang w:val="sw_KE" w:bidi="sw_KE"/>
+        </w:rPr>
+      </w:r>
+      <w:r>
+        <w:rPr>
+          <w:lang w:val="sw_KE" w:bidi="sw_KE"/>
+        </w:rPr>
         <w:t>waongo: Shtaka hili lilielekezwa hasa kwenye madai ya Wakrete kuwa na kaburi la Zeus kwenye kisiwa hicho. Kulingana na hadithi za Wakrete, mungu Zeus aliwahi kuwa mwanadamu wa kawaida aliyeishi na kufa huko Krete. Kaburi lake lilisemekana kuwa huko. Lakini Zeus alipata uungu kupitia ulinzi wake (yaani, zawadi na manufaa) kwa wanadamu. Baadhi ya wanafalsafa wa Kigiriki walipinga hadithi hii na kuielezea kama uwongo. Nukuu kutoka Alexandria katika miaka ya 200 KK inasema: “Wakrete ni waongo daima. Kwa maana kaburi, Ee Bwana, Wakrete wanakujengea; lakini hufi, kwa maana wewe ni wa milele.” Mmoja wa manabii wa Krete (Epimenides) alifikiri vivyo hivyo. Paulo ananukuu sauti yake ya dhamiri kwa kuidhinisha (</w:t>
       </w:r>
       <w:hyperlink r:id="rId48">
         <w:r>
           <w:rPr>
+            <w:lang w:val="sw_KE" w:bidi="sw_KE"/>
+          </w:rPr>
+          <w:rPr>
             <w:color w:val="0000EE"/>
             <w:u w:val="single"/>
           </w:rPr>
@@ -1311,11 +2247,17 @@
         </w:r>
       </w:hyperlink>
       <w:r>
+        <w:rPr>
+          <w:lang w:val="sw_KE" w:bidi="sw_KE"/>
+        </w:rPr>
         <w:t xml:space="preserve">; angalia </w:t>
       </w:r>
       <w:hyperlink r:id="rId62">
         <w:r>
           <w:rPr>
+            <w:lang w:val="sw_KE" w:bidi="sw_KE"/>
+          </w:rPr>
+          <w:rPr>
             <w:color w:val="0000EE"/>
             <w:u w:val="single"/>
           </w:rPr>
@@ -1323,11 +2265,17 @@
         </w:r>
       </w:hyperlink>
       <w:r>
+        <w:rPr>
+          <w:lang w:val="sw_KE" w:bidi="sw_KE"/>
+        </w:rPr>
         <w:t>), kwa maana Mungu ambaye hasemi uwongo (</w:t>
       </w:r>
       <w:hyperlink r:id="rId63">
         <w:r>
           <w:rPr>
+            <w:lang w:val="sw_KE" w:bidi="sw_KE"/>
+          </w:rPr>
+          <w:rPr>
             <w:color w:val="0000EE"/>
             <w:u w:val="single"/>
           </w:rPr>
@@ -1335,6 +2283,9 @@
         </w:r>
       </w:hyperlink>
       <w:r>
+        <w:rPr>
+          <w:lang w:val="sw_KE" w:bidi="sw_KE"/>
+        </w:rPr>
         <w:t>) anapinga uwongo wa hadithi kama hizo.</w:t>
       </w:r>
     </w:p>
@@ -1344,13 +2295,23 @@
         <w:spacing w:line="240" w:lineRule="auto"/>
         <w:ind w:left="720"/>
       </w:pPr>
-      <w:r/>
-      <w:r>
+      <w:r>
+        <w:rPr>
+          <w:lang w:val="sw_KE" w:bidi="sw_KE"/>
+        </w:rPr>
+      </w:r>
+      <w:r>
+        <w:rPr>
+          <w:lang w:val="sw_KE" w:bidi="sw_KE"/>
+        </w:rPr>
         <w:t>waongo … wanyama … walafi: Iliaminika kwamba uasherati wa Wakrete ulitokana na imani yao kuhusu Zeus. Uongo wa kidini ulisababisha ufisadi wa kimaadili. Paulo baadaye anakabiliana na maovu haya kwa kuwasilisha maadili yanayopingana (sifa chanya au tabia) (</w:t>
       </w:r>
       <w:hyperlink r:id="rId64">
         <w:r>
           <w:rPr>
+            <w:lang w:val="sw_KE" w:bidi="sw_KE"/>
+          </w:rPr>
+          <w:rPr>
             <w:color w:val="0000EE"/>
             <w:u w:val="single"/>
           </w:rPr>
@@ -1358,11 +2319,17 @@
         </w:r>
       </w:hyperlink>
       <w:r>
+        <w:rPr>
+          <w:lang w:val="sw_KE" w:bidi="sw_KE"/>
+        </w:rPr>
         <w:t>). Anawahimiza Wakrete kufikia viwango vya maadili vinavyosifiwa katika jamii ya kibinadamu kwa ujumla lakini vilivyokosekana Krete, kama alivyolalamika nabii wao mwenyewe. Wangefikia viwango hivi tu kupitia injili ya Yesu Kristo (</w:t>
       </w:r>
       <w:hyperlink r:id="rId15">
         <w:r>
           <w:rPr>
+            <w:lang w:val="sw_KE" w:bidi="sw_KE"/>
+          </w:rPr>
+          <w:rPr>
             <w:color w:val="0000EE"/>
             <w:u w:val="single"/>
           </w:rPr>
@@ -1370,6 +2337,9 @@
         </w:r>
       </w:hyperlink>
       <w:r>
+        <w:rPr>
+          <w:lang w:val="sw_KE" w:bidi="sw_KE"/>
+        </w:rPr>
         <w:t>).</w:t>
       </w:r>
     </w:p>
@@ -1379,13 +2349,23 @@
         <w:spacing w:line="240" w:lineRule="auto"/>
         <w:ind w:left="720"/>
       </w:pPr>
-      <w:r/>
-      <w:r>
+      <w:r>
+        <w:rPr>
+          <w:lang w:val="sw_KE" w:bidi="sw_KE"/>
+        </w:rPr>
+      </w:r>
+      <w:r>
+        <w:rPr>
+          <w:lang w:val="sw_KE" w:bidi="sw_KE"/>
+        </w:rPr>
         <w:t xml:space="preserve">wavivu walafi: Wakrete walijulikana kufanya chochote kwa pesa. Walijulikana sana kama mamluki na kama walaji wa kupindukia. Ilisemekana hawakuwa na aibu katika tamaa yao (angalia </w:t>
       </w:r>
       <w:hyperlink r:id="rId65">
         <w:r>
           <w:rPr>
+            <w:lang w:val="sw_KE" w:bidi="sw_KE"/>
+          </w:rPr>
+          <w:rPr>
             <w:color w:val="0000EE"/>
             <w:u w:val="single"/>
           </w:rPr>
@@ -1393,6 +2373,9 @@
         </w:r>
       </w:hyperlink>
       <w:r>
+        <w:rPr>
+          <w:lang w:val="sw_KE" w:bidi="sw_KE"/>
+        </w:rPr>
         <w:t>).</w:t>
       </w:r>
     </w:p>
@@ -1402,24 +2385,51 @@
         <w:spacing w:line="240" w:lineRule="auto"/>
         <w:ind w:left="720"/>
       </w:pPr>
-      <w:r/>
-      <w:r>
+      <w:r>
+        <w:rPr>
+          <w:lang w:val="sw_KE" w:bidi="sw_KE"/>
+        </w:rPr>
+      </w:r>
+      <w:r>
+        <w:rPr>
+          <w:lang w:val="sw_KE" w:bidi="sw_KE"/>
+        </w:rPr>
         <w:t>Paulo anatumia nukuu hiyo moja kwa moja kwa walimu waongo wa sasa kuliko kwa utamaduni wa Wacrete kwa ujumla. Walimu waongo waliendeleza utamaduni huu wa Wacrete wa uasherati ulio msingi wake ni uwongo.</w:t>
       </w:r>
-      <w:r/>
-      <w:r/>
-    </w:p>
-    <w:p>
-      <w:r/>
+      <w:r>
+        <w:rPr>
+          <w:lang w:val="sw_KE" w:bidi="sw_KE"/>
+        </w:rPr>
+      </w:r>
+      <w:r>
+        <w:rPr>
+          <w:lang w:val="sw_KE" w:bidi="sw_KE"/>
+        </w:rPr>
+      </w:r>
+    </w:p>
+    <w:p>
+      <w:pPr/>
+      <w:r>
+        <w:rPr>
+          <w:lang w:val="sw_KE" w:bidi="sw_KE"/>
+        </w:rPr>
+      </w:r>
     </w:p>
     <w:p>
       <w:pPr>
         <w:pStyle w:val="Heading2"/>
       </w:pPr>
       <w:r>
+        <w:rPr>
+          <w:lang w:val="sw_KE" w:bidi="sw_KE"/>
+        </w:rPr>
         <w:t>Tito 1:13</w:t>
       </w:r>
-      <w:r/>
+      <w:r>
+        <w:rPr>
+          <w:lang w:val="sw_KE" w:bidi="sw_KE"/>
+        </w:rPr>
+      </w:r>
     </w:p>
     <w:p>
       <w:pPr>
@@ -1427,14 +2437,27 @@
         <w:spacing w:line="240" w:lineRule="auto"/>
         <w:ind w:left="720"/>
       </w:pPr>
-      <w:r/>
-      <w:r>
+      <w:r>
+        <w:rPr>
+          <w:lang w:val="sw_KE" w:bidi="sw_KE"/>
+        </w:rPr>
+      </w:r>
+      <w:r>
+        <w:rPr>
+          <w:lang w:val="sw_KE" w:bidi="sw_KE"/>
+        </w:rPr>
         <w:t xml:space="preserve">Ushuhuda huu ni wa kweli: Tazama </w:t>
       </w:r>
       <w:r>
+        <w:rPr>
+          <w:lang w:val="sw_KE" w:bidi="sw_KE"/>
+        </w:rPr>
         <w:t>maelezo ya masomo kwenye 1:12</w:t>
       </w:r>
       <w:r>
+        <w:rPr>
+          <w:lang w:val="sw_KE" w:bidi="sw_KE"/>
+        </w:rPr>
         <w:t>.</w:t>
       </w:r>
     </w:p>
@@ -1444,13 +2467,23 @@
         <w:spacing w:line="240" w:lineRule="auto"/>
         <w:ind w:left="720"/>
       </w:pPr>
-      <w:r/>
-      <w:r>
+      <w:r>
+        <w:rPr>
+          <w:lang w:val="sw_KE" w:bidi="sw_KE"/>
+        </w:rPr>
+      </w:r>
+      <w:r>
+        <w:rPr>
+          <w:lang w:val="sw_KE" w:bidi="sw_KE"/>
+        </w:rPr>
         <w:t xml:space="preserve">Kuwa imara (au mwenye nguvu) katika imani hapa kunafafanuliwa kama kukataa mafundisho ya uongo (linganisha </w:t>
       </w:r>
       <w:hyperlink r:id="rId66">
         <w:r>
           <w:rPr>
+            <w:lang w:val="sw_KE" w:bidi="sw_KE"/>
+          </w:rPr>
+          <w:rPr>
             <w:color w:val="0000EE"/>
             <w:u w:val="single"/>
           </w:rPr>
@@ -1458,22 +2491,45 @@
         </w:r>
       </w:hyperlink>
       <w:r>
+        <w:rPr>
+          <w:lang w:val="sw_KE" w:bidi="sw_KE"/>
+        </w:rPr>
         <w:t>).</w:t>
       </w:r>
-      <w:r/>
-      <w:r/>
-    </w:p>
-    <w:p>
-      <w:r/>
+      <w:r>
+        <w:rPr>
+          <w:lang w:val="sw_KE" w:bidi="sw_KE"/>
+        </w:rPr>
+      </w:r>
+      <w:r>
+        <w:rPr>
+          <w:lang w:val="sw_KE" w:bidi="sw_KE"/>
+        </w:rPr>
+      </w:r>
+    </w:p>
+    <w:p>
+      <w:pPr/>
+      <w:r>
+        <w:rPr>
+          <w:lang w:val="sw_KE" w:bidi="sw_KE"/>
+        </w:rPr>
+      </w:r>
     </w:p>
     <w:p>
       <w:pPr>
         <w:pStyle w:val="Heading2"/>
       </w:pPr>
       <w:r>
+        <w:rPr>
+          <w:lang w:val="sw_KE" w:bidi="sw_KE"/>
+        </w:rPr>
         <w:t>Tito 1:14</w:t>
       </w:r>
-      <w:r/>
+      <w:r>
+        <w:rPr>
+          <w:lang w:val="sw_KE" w:bidi="sw_KE"/>
+        </w:rPr>
+      </w:r>
     </w:p>
     <w:p>
       <w:pPr>
@@ -1481,13 +2537,23 @@
         <w:spacing w:line="240" w:lineRule="auto"/>
         <w:ind w:left="720"/>
       </w:pPr>
-      <w:r/>
-      <w:r>
+      <w:r>
+        <w:rPr>
+          <w:lang w:val="sw_KE" w:bidi="sw_KE"/>
+        </w:rPr>
+      </w:r>
+      <w:r>
+        <w:rPr>
+          <w:lang w:val="sw_KE" w:bidi="sw_KE"/>
+        </w:rPr>
         <w:t xml:space="preserve">Hadithi za Kiyahudi: Tazama </w:t>
       </w:r>
       <w:hyperlink r:id="rId53">
         <w:r>
           <w:rPr>
+            <w:lang w:val="sw_KE" w:bidi="sw_KE"/>
+          </w:rPr>
+          <w:rPr>
             <w:color w:val="0000EE"/>
             <w:u w:val="single"/>
           </w:rPr>
@@ -1495,11 +2561,17 @@
         </w:r>
       </w:hyperlink>
       <w:r>
+        <w:rPr>
+          <w:lang w:val="sw_KE" w:bidi="sw_KE"/>
+        </w:rPr>
         <w:t xml:space="preserve">; </w:t>
       </w:r>
       <w:hyperlink r:id="rId40">
         <w:r>
           <w:rPr>
+            <w:lang w:val="sw_KE" w:bidi="sw_KE"/>
+          </w:rPr>
+          <w:rPr>
             <w:color w:val="0000EE"/>
             <w:u w:val="single"/>
           </w:rPr>
@@ -1507,11 +2579,17 @@
         </w:r>
       </w:hyperlink>
       <w:r>
+        <w:rPr>
+          <w:lang w:val="sw_KE" w:bidi="sw_KE"/>
+        </w:rPr>
         <w:t xml:space="preserve">; </w:t>
       </w:r>
       <w:hyperlink r:id="rId67">
         <w:r>
           <w:rPr>
+            <w:lang w:val="sw_KE" w:bidi="sw_KE"/>
+          </w:rPr>
+          <w:rPr>
             <w:color w:val="0000EE"/>
             <w:u w:val="single"/>
           </w:rPr>
@@ -1519,11 +2597,17 @@
         </w:r>
       </w:hyperlink>
       <w:r>
+        <w:rPr>
+          <w:lang w:val="sw_KE" w:bidi="sw_KE"/>
+        </w:rPr>
         <w:t xml:space="preserve">; </w:t>
       </w:r>
       <w:hyperlink r:id="rId68">
         <w:r>
           <w:rPr>
+            <w:lang w:val="sw_KE" w:bidi="sw_KE"/>
+          </w:rPr>
+          <w:rPr>
             <w:color w:val="0000EE"/>
             <w:u w:val="single"/>
           </w:rPr>
@@ -1531,6 +2615,9 @@
         </w:r>
       </w:hyperlink>
       <w:r>
+        <w:rPr>
+          <w:lang w:val="sw_KE" w:bidi="sw_KE"/>
+        </w:rPr>
         <w:t>.</w:t>
       </w:r>
     </w:p>
@@ -1540,13 +2627,23 @@
         <w:spacing w:line="240" w:lineRule="auto"/>
         <w:ind w:left="720"/>
       </w:pPr>
-      <w:r/>
-      <w:r>
+      <w:r>
+        <w:rPr>
+          <w:lang w:val="sw_KE" w:bidi="sw_KE"/>
+        </w:rPr>
+      </w:r>
+      <w:r>
+        <w:rPr>
+          <w:lang w:val="sw_KE" w:bidi="sw_KE"/>
+        </w:rPr>
         <w:t xml:space="preserve">wamekataa ukweli: Huu ulikuwa ni uasi wa imani si kutoamini tu. Uasi wa imani ni wakati mtu anapotelekeza au kuacha imani zao. Tazama </w:t>
       </w:r>
       <w:hyperlink r:id="rId69">
         <w:r>
           <w:rPr>
+            <w:lang w:val="sw_KE" w:bidi="sw_KE"/>
+          </w:rPr>
+          <w:rPr>
             <w:color w:val="0000EE"/>
             <w:u w:val="single"/>
           </w:rPr>
@@ -1554,31 +2651,65 @@
         </w:r>
       </w:hyperlink>
       <w:r>
+        <w:rPr>
+          <w:lang w:val="sw_KE" w:bidi="sw_KE"/>
+        </w:rPr>
         <w:t>.</w:t>
       </w:r>
-      <w:r/>
-      <w:r/>
-    </w:p>
-    <w:p>
-      <w:r/>
+      <w:r>
+        <w:rPr>
+          <w:lang w:val="sw_KE" w:bidi="sw_KE"/>
+        </w:rPr>
+      </w:r>
+      <w:r>
+        <w:rPr>
+          <w:lang w:val="sw_KE" w:bidi="sw_KE"/>
+        </w:rPr>
+      </w:r>
+    </w:p>
+    <w:p>
+      <w:pPr/>
+      <w:r>
+        <w:rPr>
+          <w:lang w:val="sw_KE" w:bidi="sw_KE"/>
+        </w:rPr>
+      </w:r>
     </w:p>
     <w:p>
       <w:pPr>
         <w:pStyle w:val="Heading2"/>
       </w:pPr>
       <w:r>
+        <w:rPr>
+          <w:lang w:val="sw_KE" w:bidi="sw_KE"/>
+        </w:rPr>
         <w:t>Tito 1:15</w:t>
       </w:r>
-      <w:r/>
-    </w:p>
-    <w:p>
-      <w:r/>
-      <w:r>
+      <w:r>
+        <w:rPr>
+          <w:lang w:val="sw_KE" w:bidi="sw_KE"/>
+        </w:rPr>
+      </w:r>
+    </w:p>
+    <w:p>
+      <w:pPr/>
+      <w:r>
+        <w:rPr>
+          <w:lang w:val="sw_KE" w:bidi="sw_KE"/>
+        </w:rPr>
+      </w:r>
+      <w:r>
+        <w:rPr>
+          <w:lang w:val="sw_KE" w:bidi="sw_KE"/>
+        </w:rPr>
         <w:t xml:space="preserve">Linganisha </w:t>
       </w:r>
       <w:hyperlink r:id="rId70">
         <w:r>
           <w:rPr>
+            <w:lang w:val="sw_KE" w:bidi="sw_KE"/>
+          </w:rPr>
+          <w:rPr>
             <w:color w:val="0000EE"/>
             <w:u w:val="single"/>
           </w:rPr>
@@ -1586,31 +2717,65 @@
         </w:r>
       </w:hyperlink>
       <w:r>
+        <w:rPr>
+          <w:lang w:val="sw_KE" w:bidi="sw_KE"/>
+        </w:rPr>
         <w:t>.</w:t>
       </w:r>
-      <w:r/>
-      <w:r/>
-    </w:p>
-    <w:p>
-      <w:r/>
+      <w:r>
+        <w:rPr>
+          <w:lang w:val="sw_KE" w:bidi="sw_KE"/>
+        </w:rPr>
+      </w:r>
+      <w:r>
+        <w:rPr>
+          <w:lang w:val="sw_KE" w:bidi="sw_KE"/>
+        </w:rPr>
+      </w:r>
+    </w:p>
+    <w:p>
+      <w:pPr/>
+      <w:r>
+        <w:rPr>
+          <w:lang w:val="sw_KE" w:bidi="sw_KE"/>
+        </w:rPr>
+      </w:r>
     </w:p>
     <w:p>
       <w:pPr>
         <w:pStyle w:val="Heading2"/>
       </w:pPr>
       <w:r>
+        <w:rPr>
+          <w:lang w:val="sw_KE" w:bidi="sw_KE"/>
+        </w:rPr>
         <w:t>Tito 1:15–16</w:t>
       </w:r>
-      <w:r/>
-    </w:p>
-    <w:p>
-      <w:r/>
-      <w:r>
+      <w:r>
+        <w:rPr>
+          <w:lang w:val="sw_KE" w:bidi="sw_KE"/>
+        </w:rPr>
+      </w:r>
+    </w:p>
+    <w:p>
+      <w:pPr/>
+      <w:r>
+        <w:rPr>
+          <w:lang w:val="sw_KE" w:bidi="sw_KE"/>
+        </w:rPr>
+      </w:r>
+      <w:r>
+        <w:rPr>
+          <w:lang w:val="sw_KE" w:bidi="sw_KE"/>
+        </w:rPr>
         <w:t xml:space="preserve">Mistari hii miwili inatoa maoni kuhusu watu wa </w:t>
       </w:r>
       <w:hyperlink r:id="rId71">
         <w:r>
           <w:rPr>
+            <w:lang w:val="sw_KE" w:bidi="sw_KE"/>
+          </w:rPr>
+          <w:rPr>
             <w:color w:val="0000EE"/>
             <w:u w:val="single"/>
           </w:rPr>
@@ -1618,11 +2783,17 @@
         </w:r>
       </w:hyperlink>
       <w:r>
+        <w:rPr>
+          <w:lang w:val="sw_KE" w:bidi="sw_KE"/>
+        </w:rPr>
         <w:t xml:space="preserve"> na amri zao, huku ikihamia kwenye majadiliano kuhusu mafundisho yanayohimiza wema (</w:t>
       </w:r>
       <w:hyperlink r:id="rId45">
         <w:r>
           <w:rPr>
+            <w:lang w:val="sw_KE" w:bidi="sw_KE"/>
+          </w:rPr>
+          <w:rPr>
             <w:color w:val="0000EE"/>
             <w:u w:val="single"/>
           </w:rPr>
@@ -1630,22 +2801,45 @@
         </w:r>
       </w:hyperlink>
       <w:r>
+        <w:rPr>
+          <w:lang w:val="sw_KE" w:bidi="sw_KE"/>
+        </w:rPr>
         <w:t>).</w:t>
       </w:r>
-      <w:r/>
-      <w:r/>
-    </w:p>
-    <w:p>
-      <w:r/>
+      <w:r>
+        <w:rPr>
+          <w:lang w:val="sw_KE" w:bidi="sw_KE"/>
+        </w:rPr>
+      </w:r>
+      <w:r>
+        <w:rPr>
+          <w:lang w:val="sw_KE" w:bidi="sw_KE"/>
+        </w:rPr>
+      </w:r>
+    </w:p>
+    <w:p>
+      <w:pPr/>
+      <w:r>
+        <w:rPr>
+          <w:lang w:val="sw_KE" w:bidi="sw_KE"/>
+        </w:rPr>
+      </w:r>
     </w:p>
     <w:p>
       <w:pPr>
         <w:pStyle w:val="Heading2"/>
       </w:pPr>
       <w:r>
+        <w:rPr>
+          <w:lang w:val="sw_KE" w:bidi="sw_KE"/>
+        </w:rPr>
         <w:t>Tito 1:16</w:t>
       </w:r>
-      <w:r/>
+      <w:r>
+        <w:rPr>
+          <w:lang w:val="sw_KE" w:bidi="sw_KE"/>
+        </w:rPr>
+      </w:r>
     </w:p>
     <w:p>
       <w:pPr>
@@ -1653,13 +2847,23 @@
         <w:spacing w:line="240" w:lineRule="auto"/>
         <w:ind w:left="720"/>
       </w:pPr>
-      <w:r/>
-      <w:r>
+      <w:r>
+        <w:rPr>
+          <w:lang w:val="sw_KE" w:bidi="sw_KE"/>
+        </w:rPr>
+      </w:r>
+      <w:r>
+        <w:rPr>
+          <w:lang w:val="sw_KE" w:bidi="sw_KE"/>
+        </w:rPr>
         <w:t xml:space="preserve">Mafundisho mazuri na uchaji wa Mungu daima vinaunganishwa pamoja katika barua kwa Timotheo na Tito (angalia </w:t>
       </w:r>
       <w:hyperlink r:id="rId72">
         <w:r>
           <w:rPr>
+            <w:lang w:val="sw_KE" w:bidi="sw_KE"/>
+          </w:rPr>
+          <w:rPr>
             <w:color w:val="0000EE"/>
             <w:u w:val="single"/>
           </w:rPr>
@@ -1667,11 +2871,17 @@
         </w:r>
       </w:hyperlink>
       <w:r>
+        <w:rPr>
+          <w:lang w:val="sw_KE" w:bidi="sw_KE"/>
+        </w:rPr>
         <w:t xml:space="preserve">; </w:t>
       </w:r>
       <w:hyperlink r:id="rId73">
         <w:r>
           <w:rPr>
+            <w:lang w:val="sw_KE" w:bidi="sw_KE"/>
+          </w:rPr>
+          <w:rPr>
             <w:color w:val="0000EE"/>
             <w:u w:val="single"/>
           </w:rPr>
@@ -1679,11 +2889,17 @@
         </w:r>
       </w:hyperlink>
       <w:r>
+        <w:rPr>
+          <w:lang w:val="sw_KE" w:bidi="sw_KE"/>
+        </w:rPr>
         <w:t xml:space="preserve">; </w:t>
       </w:r>
       <w:hyperlink r:id="rId74">
         <w:r>
           <w:rPr>
+            <w:lang w:val="sw_KE" w:bidi="sw_KE"/>
+          </w:rPr>
+          <w:rPr>
             <w:color w:val="0000EE"/>
             <w:u w:val="single"/>
           </w:rPr>
@@ -1691,11 +2907,17 @@
         </w:r>
       </w:hyperlink>
       <w:r>
+        <w:rPr>
+          <w:lang w:val="sw_KE" w:bidi="sw_KE"/>
+        </w:rPr>
         <w:t xml:space="preserve">; </w:t>
       </w:r>
       <w:hyperlink r:id="rId75">
         <w:r>
           <w:rPr>
+            <w:lang w:val="sw_KE" w:bidi="sw_KE"/>
+          </w:rPr>
+          <w:rPr>
             <w:color w:val="0000EE"/>
             <w:u w:val="single"/>
           </w:rPr>
@@ -1703,11 +2925,17 @@
         </w:r>
       </w:hyperlink>
       <w:r>
+        <w:rPr>
+          <w:lang w:val="sw_KE" w:bidi="sw_KE"/>
+        </w:rPr>
         <w:t xml:space="preserve">, </w:t>
       </w:r>
       <w:hyperlink r:id="rId76">
         <w:r>
           <w:rPr>
+            <w:lang w:val="sw_KE" w:bidi="sw_KE"/>
+          </w:rPr>
+          <w:rPr>
             <w:color w:val="0000EE"/>
             <w:u w:val="single"/>
           </w:rPr>
@@ -1715,6 +2943,9 @@
         </w:r>
       </w:hyperlink>
       <w:r>
+        <w:rPr>
+          <w:lang w:val="sw_KE" w:bidi="sw_KE"/>
+        </w:rPr>
         <w:t>). Vivyo hivyo, njia yao ya kuishi isiyo ya kiungu imeunganishwa na mafundisho ya uongo.</w:t>
       </w:r>
     </w:p>
@@ -1724,13 +2955,23 @@
         <w:spacing w:line="240" w:lineRule="auto"/>
         <w:ind w:left="720"/>
       </w:pPr>
-      <w:r/>
-      <w:r>
+      <w:r>
+        <w:rPr>
+          <w:lang w:val="sw_KE" w:bidi="sw_KE"/>
+        </w:rPr>
+      </w:r>
+      <w:r>
+        <w:rPr>
+          <w:lang w:val="sw_KE" w:bidi="sw_KE"/>
+        </w:rPr>
         <w:t xml:space="preserve">kila tendo jema: Hii inatofautiana na </w:t>
       </w:r>
       <w:hyperlink r:id="rId77">
         <w:r>
           <w:rPr>
+            <w:lang w:val="sw_KE" w:bidi="sw_KE"/>
+          </w:rPr>
+          <w:rPr>
             <w:color w:val="0000EE"/>
             <w:u w:val="single"/>
           </w:rPr>
@@ -1738,31 +2979,65 @@
         </w:r>
       </w:hyperlink>
       <w:r>
+        <w:rPr>
+          <w:lang w:val="sw_KE" w:bidi="sw_KE"/>
+        </w:rPr>
         <w:t>.</w:t>
       </w:r>
-      <w:r/>
-      <w:r/>
-    </w:p>
-    <w:p>
-      <w:r/>
+      <w:r>
+        <w:rPr>
+          <w:lang w:val="sw_KE" w:bidi="sw_KE"/>
+        </w:rPr>
+      </w:r>
+      <w:r>
+        <w:rPr>
+          <w:lang w:val="sw_KE" w:bidi="sw_KE"/>
+        </w:rPr>
+      </w:r>
+    </w:p>
+    <w:p>
+      <w:pPr/>
+      <w:r>
+        <w:rPr>
+          <w:lang w:val="sw_KE" w:bidi="sw_KE"/>
+        </w:rPr>
+      </w:r>
     </w:p>
     <w:p>
       <w:pPr>
         <w:pStyle w:val="Heading2"/>
       </w:pPr>
       <w:r>
+        <w:rPr>
+          <w:lang w:val="sw_KE" w:bidi="sw_KE"/>
+        </w:rPr>
         <w:t>Tito 2:1–15</w:t>
       </w:r>
-      <w:r/>
-    </w:p>
-    <w:p>
-      <w:r/>
-      <w:r>
+      <w:r>
+        <w:rPr>
+          <w:lang w:val="sw_KE" w:bidi="sw_KE"/>
+        </w:rPr>
+      </w:r>
+    </w:p>
+    <w:p>
+      <w:pPr/>
+      <w:r>
+        <w:rPr>
+          <w:lang w:val="sw_KE" w:bidi="sw_KE"/>
+        </w:rPr>
+      </w:r>
+      <w:r>
+        <w:rPr>
+          <w:lang w:val="sw_KE" w:bidi="sw_KE"/>
+        </w:rPr>
         <w:t>Mafundisho sahihi yalikuwa ya dharura hasa kwa sababu ya walimu wa uongo, ambao walikuwa wamesababisha matatizo ndani ya "nyumba nzima" (</w:t>
       </w:r>
       <w:hyperlink r:id="rId38">
         <w:r>
           <w:rPr>
+            <w:lang w:val="sw_KE" w:bidi="sw_KE"/>
+          </w:rPr>
+          <w:rPr>
             <w:color w:val="0000EE"/>
             <w:u w:val="single"/>
           </w:rPr>
@@ -1770,11 +3045,17 @@
         </w:r>
       </w:hyperlink>
       <w:r>
+        <w:rPr>
+          <w:lang w:val="sw_KE" w:bidi="sw_KE"/>
+        </w:rPr>
         <w:t xml:space="preserve">). Katika </w:t>
       </w:r>
       <w:hyperlink r:id="rId78">
         <w:r>
           <w:rPr>
+            <w:lang w:val="sw_KE" w:bidi="sw_KE"/>
+          </w:rPr>
+          <w:rPr>
             <w:color w:val="0000EE"/>
             <w:u w:val="single"/>
           </w:rPr>
@@ -1782,11 +3063,17 @@
         </w:r>
       </w:hyperlink>
       <w:r>
+        <w:rPr>
+          <w:lang w:val="sw_KE" w:bidi="sw_KE"/>
+        </w:rPr>
         <w:t>, Paulo anazungumza na makundi tofauti ndani ya nyumba ya imani, akionyesha wasiwasi wake kwa ushuhuda wa umma wa kanisa (</w:t>
       </w:r>
       <w:hyperlink r:id="rId79">
         <w:r>
           <w:rPr>
+            <w:lang w:val="sw_KE" w:bidi="sw_KE"/>
+          </w:rPr>
+          <w:rPr>
             <w:color w:val="0000EE"/>
             <w:u w:val="single"/>
           </w:rPr>
@@ -1794,11 +3081,17 @@
         </w:r>
       </w:hyperlink>
       <w:r>
+        <w:rPr>
+          <w:lang w:val="sw_KE" w:bidi="sw_KE"/>
+        </w:rPr>
         <w:t xml:space="preserve">, </w:t>
       </w:r>
       <w:hyperlink r:id="rId80">
         <w:r>
           <w:rPr>
+            <w:lang w:val="sw_KE" w:bidi="sw_KE"/>
+          </w:rPr>
+          <w:rPr>
             <w:color w:val="0000EE"/>
             <w:u w:val="single"/>
           </w:rPr>
@@ -1806,11 +3099,17 @@
         </w:r>
       </w:hyperlink>
       <w:r>
+        <w:rPr>
+          <w:lang w:val="sw_KE" w:bidi="sw_KE"/>
+        </w:rPr>
         <w:t xml:space="preserve">, </w:t>
       </w:r>
       <w:hyperlink r:id="rId27">
         <w:r>
           <w:rPr>
+            <w:lang w:val="sw_KE" w:bidi="sw_KE"/>
+          </w:rPr>
+          <w:rPr>
             <w:color w:val="0000EE"/>
             <w:u w:val="single"/>
           </w:rPr>
@@ -1818,11 +3117,17 @@
         </w:r>
       </w:hyperlink>
       <w:r>
+        <w:rPr>
+          <w:lang w:val="sw_KE" w:bidi="sw_KE"/>
+        </w:rPr>
         <w:t xml:space="preserve">; angalia pia </w:t>
       </w:r>
       <w:hyperlink r:id="rId81">
         <w:r>
           <w:rPr>
+            <w:lang w:val="sw_KE" w:bidi="sw_KE"/>
+          </w:rPr>
+          <w:rPr>
             <w:color w:val="0000EE"/>
             <w:u w:val="single"/>
           </w:rPr>
@@ -1830,11 +3135,17 @@
         </w:r>
       </w:hyperlink>
       <w:r>
+        <w:rPr>
+          <w:lang w:val="sw_KE" w:bidi="sw_KE"/>
+        </w:rPr>
         <w:t>). Paulo kisha anafafanua juu ya kuja kwa Kristo (</w:t>
       </w:r>
       <w:hyperlink r:id="rId15">
         <w:r>
           <w:rPr>
+            <w:lang w:val="sw_KE" w:bidi="sw_KE"/>
+          </w:rPr>
+          <w:rPr>
             <w:color w:val="0000EE"/>
             <w:u w:val="single"/>
           </w:rPr>
@@ -1842,11 +3153,17 @@
         </w:r>
       </w:hyperlink>
       <w:r>
+        <w:rPr>
+          <w:lang w:val="sw_KE" w:bidi="sw_KE"/>
+        </w:rPr>
         <w:t>) kabla ya kutoa agizo la moja kwa moja kwa Tito (</w:t>
       </w:r>
       <w:hyperlink r:id="rId49">
         <w:r>
           <w:rPr>
+            <w:lang w:val="sw_KE" w:bidi="sw_KE"/>
+          </w:rPr>
+          <w:rPr>
             <w:color w:val="0000EE"/>
             <w:u w:val="single"/>
           </w:rPr>
@@ -1854,31 +3171,65 @@
         </w:r>
       </w:hyperlink>
       <w:r>
+        <w:rPr>
+          <w:lang w:val="sw_KE" w:bidi="sw_KE"/>
+        </w:rPr>
         <w:t>).</w:t>
       </w:r>
-      <w:r/>
-      <w:r/>
-    </w:p>
-    <w:p>
-      <w:r/>
+      <w:r>
+        <w:rPr>
+          <w:lang w:val="sw_KE" w:bidi="sw_KE"/>
+        </w:rPr>
+      </w:r>
+      <w:r>
+        <w:rPr>
+          <w:lang w:val="sw_KE" w:bidi="sw_KE"/>
+        </w:rPr>
+      </w:r>
+    </w:p>
+    <w:p>
+      <w:pPr/>
+      <w:r>
+        <w:rPr>
+          <w:lang w:val="sw_KE" w:bidi="sw_KE"/>
+        </w:rPr>
+      </w:r>
     </w:p>
     <w:p>
       <w:pPr>
         <w:pStyle w:val="Heading2"/>
       </w:pPr>
       <w:r>
+        <w:rPr>
+          <w:lang w:val="sw_KE" w:bidi="sw_KE"/>
+        </w:rPr>
         <w:t>Tito 2:9–10</w:t>
       </w:r>
-      <w:r/>
-    </w:p>
-    <w:p>
-      <w:r/>
-      <w:r>
+      <w:r>
+        <w:rPr>
+          <w:lang w:val="sw_KE" w:bidi="sw_KE"/>
+        </w:rPr>
+      </w:r>
+    </w:p>
+    <w:p>
+      <w:pPr/>
+      <w:r>
+        <w:rPr>
+          <w:lang w:val="sw_KE" w:bidi="sw_KE"/>
+        </w:rPr>
+      </w:r>
+      <w:r>
+        <w:rPr>
+          <w:lang w:val="sw_KE" w:bidi="sw_KE"/>
+        </w:rPr>
         <w:t xml:space="preserve">Kusudi la amri hizi ni "kupamba mafundisho kuhusu Mungu" Tafsiri ya kisasa inatafsiri hivi: "kufanya mafundisho kuhusu Mungu … kuvutia" (angalia </w:t>
       </w:r>
       <w:hyperlink r:id="rId82">
         <w:r>
           <w:rPr>
+            <w:lang w:val="sw_KE" w:bidi="sw_KE"/>
+          </w:rPr>
+          <w:rPr>
             <w:color w:val="0000EE"/>
             <w:u w:val="single"/>
           </w:rPr>
@@ -1886,22 +3237,45 @@
         </w:r>
       </w:hyperlink>
       <w:r>
+        <w:rPr>
+          <w:lang w:val="sw_KE" w:bidi="sw_KE"/>
+        </w:rPr>
         <w:t>).</w:t>
       </w:r>
-      <w:r/>
-      <w:r/>
-    </w:p>
-    <w:p>
-      <w:r/>
+      <w:r>
+        <w:rPr>
+          <w:lang w:val="sw_KE" w:bidi="sw_KE"/>
+        </w:rPr>
+      </w:r>
+      <w:r>
+        <w:rPr>
+          <w:lang w:val="sw_KE" w:bidi="sw_KE"/>
+        </w:rPr>
+      </w:r>
+    </w:p>
+    <w:p>
+      <w:pPr/>
+      <w:r>
+        <w:rPr>
+          <w:lang w:val="sw_KE" w:bidi="sw_KE"/>
+        </w:rPr>
+      </w:r>
     </w:p>
     <w:p>
       <w:pPr>
         <w:pStyle w:val="Heading2"/>
       </w:pPr>
       <w:r>
+        <w:rPr>
+          <w:lang w:val="sw_KE" w:bidi="sw_KE"/>
+        </w:rPr>
         <w:t>Tito 2:11</w:t>
       </w:r>
-      <w:r/>
+      <w:r>
+        <w:rPr>
+          <w:lang w:val="sw_KE" w:bidi="sw_KE"/>
+        </w:rPr>
+      </w:r>
     </w:p>
     <w:p>
       <w:pPr>
@@ -1909,23 +3283,40 @@
         <w:spacing w:line="240" w:lineRule="auto"/>
         <w:ind w:left="720"/>
       </w:pPr>
-      <w:r/>
-      <w:r>
+      <w:r>
+        <w:rPr>
+          <w:lang w:val="sw_KE" w:bidi="sw_KE"/>
+        </w:rPr>
+      </w:r>
+      <w:r>
+        <w:rPr>
+          <w:lang w:val="sw_KE" w:bidi="sw_KE"/>
+        </w:rPr>
         <w:t xml:space="preserve">imefunuliwa (kwa maana halisi </w:t>
       </w:r>
       <w:r>
         <w:rPr>
           <w:i/>
+          <w:lang w:val="sw_KE" w:bidi="sw_KE"/>
         </w:rPr>
         <w:t>imeonekana</w:t>
       </w:r>
       <w:r>
+        <w:rPr>
+          <w:lang w:val="sw_KE" w:bidi="sw_KE"/>
+        </w:rPr>
         <w:t xml:space="preserve">): Tazama </w:t>
       </w:r>
       <w:r>
+        <w:rPr>
+          <w:lang w:val="sw_KE" w:bidi="sw_KE"/>
+        </w:rPr>
         <w:t>maelezo ya masomo kwenye 1 Timotheo 6:14</w:t>
       </w:r>
       <w:r>
+        <w:rPr>
+          <w:lang w:val="sw_KE" w:bidi="sw_KE"/>
+        </w:rPr>
         <w:t>.</w:t>
       </w:r>
     </w:p>
@@ -1935,13 +3326,23 @@
         <w:spacing w:line="240" w:lineRule="auto"/>
         <w:ind w:left="720"/>
       </w:pPr>
-      <w:r/>
-      <w:r>
+      <w:r>
+        <w:rPr>
+          <w:lang w:val="sw_KE" w:bidi="sw_KE"/>
+        </w:rPr>
+      </w:r>
+      <w:r>
+        <w:rPr>
+          <w:lang w:val="sw_KE" w:bidi="sw_KE"/>
+        </w:rPr>
         <w:t>wokovu kwa kila mtu: Paulo anakusudia kwamba neema ya Mungu itatimiza kikamilifu malengo yake miongoni mwa Wakrete na kwamba, kwa kufanya hivyo, itawahusisha katika kazi ya wokovu ya Mungu ya uinjilisti (</w:t>
       </w:r>
       <w:hyperlink r:id="rId64">
         <w:r>
           <w:rPr>
+            <w:lang w:val="sw_KE" w:bidi="sw_KE"/>
+          </w:rPr>
+          <w:rPr>
             <w:color w:val="0000EE"/>
             <w:u w:val="single"/>
           </w:rPr>
@@ -1949,11 +3350,17 @@
         </w:r>
       </w:hyperlink>
       <w:r>
+        <w:rPr>
+          <w:lang w:val="sw_KE" w:bidi="sw_KE"/>
+        </w:rPr>
         <w:t xml:space="preserve">; tazama </w:t>
       </w:r>
       <w:hyperlink r:id="rId83">
         <w:r>
           <w:rPr>
+            <w:lang w:val="sw_KE" w:bidi="sw_KE"/>
+          </w:rPr>
+          <w:rPr>
             <w:color w:val="0000EE"/>
             <w:u w:val="single"/>
           </w:rPr>
@@ -1961,11 +3368,17 @@
         </w:r>
       </w:hyperlink>
       <w:r>
+        <w:rPr>
+          <w:lang w:val="sw_KE" w:bidi="sw_KE"/>
+        </w:rPr>
         <w:t xml:space="preserve">; </w:t>
       </w:r>
       <w:hyperlink r:id="rId84">
         <w:r>
           <w:rPr>
+            <w:lang w:val="sw_KE" w:bidi="sw_KE"/>
+          </w:rPr>
+          <w:rPr>
             <w:color w:val="0000EE"/>
             <w:u w:val="single"/>
           </w:rPr>
@@ -1973,31 +3386,65 @@
         </w:r>
       </w:hyperlink>
       <w:r>
+        <w:rPr>
+          <w:lang w:val="sw_KE" w:bidi="sw_KE"/>
+        </w:rPr>
         <w:t>).</w:t>
       </w:r>
-      <w:r/>
-      <w:r/>
-    </w:p>
-    <w:p>
-      <w:r/>
+      <w:r>
+        <w:rPr>
+          <w:lang w:val="sw_KE" w:bidi="sw_KE"/>
+        </w:rPr>
+      </w:r>
+      <w:r>
+        <w:rPr>
+          <w:lang w:val="sw_KE" w:bidi="sw_KE"/>
+        </w:rPr>
+      </w:r>
+    </w:p>
+    <w:p>
+      <w:pPr/>
+      <w:r>
+        <w:rPr>
+          <w:lang w:val="sw_KE" w:bidi="sw_KE"/>
+        </w:rPr>
+      </w:r>
     </w:p>
     <w:p>
       <w:pPr>
         <w:pStyle w:val="Heading2"/>
       </w:pPr>
       <w:r>
+        <w:rPr>
+          <w:lang w:val="sw_KE" w:bidi="sw_KE"/>
+        </w:rPr>
         <w:t>Tito 2:11–15</w:t>
       </w:r>
-      <w:r/>
-    </w:p>
-    <w:p>
-      <w:r/>
-      <w:r>
+      <w:r>
+        <w:rPr>
+          <w:lang w:val="sw_KE" w:bidi="sw_KE"/>
+        </w:rPr>
+      </w:r>
+    </w:p>
+    <w:p>
+      <w:pPr/>
+      <w:r>
+        <w:rPr>
+          <w:lang w:val="sw_KE" w:bidi="sw_KE"/>
+        </w:rPr>
+      </w:r>
+      <w:r>
+        <w:rPr>
+          <w:lang w:val="sw_KE" w:bidi="sw_KE"/>
+        </w:rPr>
         <w:t xml:space="preserve">Kwa: Amri za </w:t>
       </w:r>
       <w:hyperlink r:id="rId78">
         <w:r>
           <w:rPr>
+            <w:lang w:val="sw_KE" w:bidi="sw_KE"/>
+          </w:rPr>
+          <w:rPr>
             <w:color w:val="0000EE"/>
             <w:u w:val="single"/>
           </w:rPr>
@@ -2005,11 +3452,17 @@
         </w:r>
       </w:hyperlink>
       <w:r>
+        <w:rPr>
+          <w:lang w:val="sw_KE" w:bidi="sw_KE"/>
+        </w:rPr>
         <w:t xml:space="preserve"> zimejengwa hapa katika ujio wa Kristo wa zamani na ujao. Neema ya Mungu ni mfano kwa mwenendo wa kanisa, hata kama wokovu kwa neema unafanya maisha mazuri yawezekane na kuunda watu waliojitolea kwa kazi nzuri (tazama pia </w:t>
       </w:r>
       <w:hyperlink r:id="rId85">
         <w:r>
           <w:rPr>
+            <w:lang w:val="sw_KE" w:bidi="sw_KE"/>
+          </w:rPr>
+          <w:rPr>
             <w:color w:val="0000EE"/>
             <w:u w:val="single"/>
           </w:rPr>
@@ -2017,22 +3470,45 @@
         </w:r>
       </w:hyperlink>
       <w:r>
+        <w:rPr>
+          <w:lang w:val="sw_KE" w:bidi="sw_KE"/>
+        </w:rPr>
         <w:t>).</w:t>
       </w:r>
-      <w:r/>
-      <w:r/>
-    </w:p>
-    <w:p>
-      <w:r/>
+      <w:r>
+        <w:rPr>
+          <w:lang w:val="sw_KE" w:bidi="sw_KE"/>
+        </w:rPr>
+      </w:r>
+      <w:r>
+        <w:rPr>
+          <w:lang w:val="sw_KE" w:bidi="sw_KE"/>
+        </w:rPr>
+      </w:r>
+    </w:p>
+    <w:p>
+      <w:pPr/>
+      <w:r>
+        <w:rPr>
+          <w:lang w:val="sw_KE" w:bidi="sw_KE"/>
+        </w:rPr>
+      </w:r>
     </w:p>
     <w:p>
       <w:pPr>
         <w:pStyle w:val="Heading2"/>
       </w:pPr>
       <w:r>
+        <w:rPr>
+          <w:lang w:val="sw_KE" w:bidi="sw_KE"/>
+        </w:rPr>
         <w:t>Tito 2:12</w:t>
       </w:r>
-      <w:r/>
+      <w:r>
+        <w:rPr>
+          <w:lang w:val="sw_KE" w:bidi="sw_KE"/>
+        </w:rPr>
+      </w:r>
     </w:p>
     <w:p>
       <w:pPr>
@@ -2040,13 +3516,23 @@
         <w:spacing w:line="240" w:lineRule="auto"/>
         <w:ind w:left="720"/>
       </w:pPr>
-      <w:r/>
-      <w:r>
+      <w:r>
+        <w:rPr>
+          <w:lang w:val="sw_KE" w:bidi="sw_KE"/>
+        </w:rPr>
+      </w:r>
+      <w:r>
+        <w:rPr>
+          <w:lang w:val="sw_KE" w:bidi="sw_KE"/>
+        </w:rPr>
         <w:t xml:space="preserve">Inatufundisha: Mkazo wa maelekezo haya uko kwenye maadili chanya: hekima, haki, na ibada kwa Mungu. Katika maandiko ya Kigiriki na Kirumi, maadili haya matatu yanawakilisha tabia njema kwa ujumla. Maadili haya yanapinga maovu ya Wakrete (tabia au sifa zisizo za kimaadili) zilizoorodheshwa katika </w:t>
       </w:r>
       <w:hyperlink r:id="rId37">
         <w:r>
           <w:rPr>
+            <w:lang w:val="sw_KE" w:bidi="sw_KE"/>
+          </w:rPr>
+          <w:rPr>
             <w:color w:val="0000EE"/>
             <w:u w:val="single"/>
           </w:rPr>
@@ -2054,11 +3540,17 @@
         </w:r>
       </w:hyperlink>
       <w:r>
+        <w:rPr>
+          <w:lang w:val="sw_KE" w:bidi="sw_KE"/>
+        </w:rPr>
         <w:t xml:space="preserve"> na yanabadilishwa kuwa sifa za Kikristo kikamilifu (tazama </w:t>
       </w:r>
       <w:hyperlink r:id="rId28">
         <w:r>
           <w:rPr>
+            <w:lang w:val="sw_KE" w:bidi="sw_KE"/>
+          </w:rPr>
+          <w:rPr>
             <w:color w:val="0000EE"/>
             <w:u w:val="single"/>
           </w:rPr>
@@ -2066,6 +3558,9 @@
         </w:r>
       </w:hyperlink>
       <w:r>
+        <w:rPr>
+          <w:lang w:val="sw_KE" w:bidi="sw_KE"/>
+        </w:rPr>
         <w:t>).</w:t>
       </w:r>
     </w:p>
@@ -2075,24 +3570,51 @@
         <w:spacing w:line="240" w:lineRule="auto"/>
         <w:ind w:left="720"/>
       </w:pPr>
-      <w:r/>
-      <w:r>
+      <w:r>
+        <w:rPr>
+          <w:lang w:val="sw_KE" w:bidi="sw_KE"/>
+        </w:rPr>
+      </w:r>
+      <w:r>
+        <w:rPr>
+          <w:lang w:val="sw_KE" w:bidi="sw_KE"/>
+        </w:rPr>
         <w:t>Paulo anawahimiza Wakrete kuonyesha maadili haya, ili kuwaonyesha wazi Wakrete wenzao kwamba maisha yenye maadili yanatokana tu na neema ya Mungu katika Yesu Kristo.</w:t>
       </w:r>
-      <w:r/>
-      <w:r/>
-    </w:p>
-    <w:p>
-      <w:r/>
+      <w:r>
+        <w:rPr>
+          <w:lang w:val="sw_KE" w:bidi="sw_KE"/>
+        </w:rPr>
+      </w:r>
+      <w:r>
+        <w:rPr>
+          <w:lang w:val="sw_KE" w:bidi="sw_KE"/>
+        </w:rPr>
+      </w:r>
+    </w:p>
+    <w:p>
+      <w:pPr/>
+      <w:r>
+        <w:rPr>
+          <w:lang w:val="sw_KE" w:bidi="sw_KE"/>
+        </w:rPr>
+      </w:r>
     </w:p>
     <w:p>
       <w:pPr>
         <w:pStyle w:val="Heading2"/>
       </w:pPr>
       <w:r>
+        <w:rPr>
+          <w:lang w:val="sw_KE" w:bidi="sw_KE"/>
+        </w:rPr>
         <w:t>Tito 2:13</w:t>
       </w:r>
-      <w:r/>
+      <w:r>
+        <w:rPr>
+          <w:lang w:val="sw_KE" w:bidi="sw_KE"/>
+        </w:rPr>
+      </w:r>
     </w:p>
     <w:p>
       <w:pPr>
@@ -2100,8 +3622,15 @@
         <w:spacing w:line="240" w:lineRule="auto"/>
         <w:ind w:left="720"/>
       </w:pPr>
-      <w:r/>
-      <w:r>
+      <w:r>
+        <w:rPr>
+          <w:lang w:val="sw_KE" w:bidi="sw_KE"/>
+        </w:rPr>
+      </w:r>
+      <w:r>
+        <w:rPr>
+          <w:lang w:val="sw_KE" w:bidi="sw_KE"/>
+        </w:rPr>
         <w:t>tunangojea: Hii inamaanisha matumaini pamoja na uwajibikaji wa baadaye, ambayo yote mawili yanahimiza tabia ya kumcha Mungu kwa sasa.</w:t>
       </w:r>
     </w:p>
@@ -2111,13 +3640,23 @@
         <w:spacing w:line="240" w:lineRule="auto"/>
         <w:ind w:left="720"/>
       </w:pPr>
-      <w:r/>
-      <w:r>
+      <w:r>
+        <w:rPr>
+          <w:lang w:val="sw_KE" w:bidi="sw_KE"/>
+        </w:rPr>
+      </w:r>
+      <w:r>
+        <w:rPr>
+          <w:lang w:val="sw_KE" w:bidi="sw_KE"/>
+        </w:rPr>
         <w:t xml:space="preserve">kuonekana: Neno la Kigiriki linalotumika hapa ni maarufu katika barua kwa Timotheo na Tito ("epifania" au "kuonekana"; pia </w:t>
       </w:r>
       <w:hyperlink r:id="rId86">
         <w:r>
           <w:rPr>
+            <w:lang w:val="sw_KE" w:bidi="sw_KE"/>
+          </w:rPr>
+          <w:rPr>
             <w:color w:val="0000EE"/>
             <w:u w:val="single"/>
           </w:rPr>
@@ -2125,12 +3664,21 @@
         </w:r>
       </w:hyperlink>
       <w:r>
+        <w:rPr>
+          <w:lang w:val="sw_KE" w:bidi="sw_KE"/>
+        </w:rPr>
         <w:t xml:space="preserve">; angalia </w:t>
       </w:r>
       <w:r>
+        <w:rPr>
+          <w:lang w:val="sw_KE" w:bidi="sw_KE"/>
+        </w:rPr>
         <w:t>maelezo ya masomo kwenye 1 Timotheo 6:14</w:t>
       </w:r>
       <w:r>
+        <w:rPr>
+          <w:lang w:val="sw_KE" w:bidi="sw_KE"/>
+        </w:rPr>
         <w:t>).</w:t>
       </w:r>
     </w:p>
@@ -2140,13 +3688,23 @@
         <w:spacing w:line="240" w:lineRule="auto"/>
         <w:ind w:left="720"/>
       </w:pPr>
-      <w:r/>
-      <w:r>
+      <w:r>
+        <w:rPr>
+          <w:lang w:val="sw_KE" w:bidi="sw_KE"/>
+        </w:rPr>
+      </w:r>
+      <w:r>
+        <w:rPr>
+          <w:lang w:val="sw_KE" w:bidi="sw_KE"/>
+        </w:rPr>
         <w:t xml:space="preserve">Mungu mkuu na Mwokozi: Hii ni mojawapo ya sehemu chache katika Agano Jipya ambapo Yesu Kristo anaitwa waziwazi "Mungu" (tazama pia </w:t>
       </w:r>
       <w:hyperlink r:id="rId87">
         <w:r>
           <w:rPr>
+            <w:lang w:val="sw_KE" w:bidi="sw_KE"/>
+          </w:rPr>
+          <w:rPr>
             <w:color w:val="0000EE"/>
             <w:u w:val="single"/>
           </w:rPr>
@@ -2154,11 +3712,17 @@
         </w:r>
       </w:hyperlink>
       <w:r>
+        <w:rPr>
+          <w:lang w:val="sw_KE" w:bidi="sw_KE"/>
+        </w:rPr>
         <w:t xml:space="preserve">; </w:t>
       </w:r>
       <w:hyperlink r:id="rId88">
         <w:r>
           <w:rPr>
+            <w:lang w:val="sw_KE" w:bidi="sw_KE"/>
+          </w:rPr>
+          <w:rPr>
             <w:color w:val="0000EE"/>
             <w:u w:val="single"/>
           </w:rPr>
@@ -2166,11 +3730,17 @@
         </w:r>
       </w:hyperlink>
       <w:r>
+        <w:rPr>
+          <w:lang w:val="sw_KE" w:bidi="sw_KE"/>
+        </w:rPr>
         <w:t xml:space="preserve">; </w:t>
       </w:r>
       <w:hyperlink r:id="rId89">
         <w:r>
           <w:rPr>
+            <w:lang w:val="sw_KE" w:bidi="sw_KE"/>
+          </w:rPr>
+          <w:rPr>
             <w:color w:val="0000EE"/>
             <w:u w:val="single"/>
           </w:rPr>
@@ -2178,11 +3748,17 @@
         </w:r>
       </w:hyperlink>
       <w:r>
+        <w:rPr>
+          <w:lang w:val="sw_KE" w:bidi="sw_KE"/>
+        </w:rPr>
         <w:t xml:space="preserve">; </w:t>
       </w:r>
       <w:hyperlink r:id="rId90">
         <w:r>
           <w:rPr>
+            <w:lang w:val="sw_KE" w:bidi="sw_KE"/>
+          </w:rPr>
+          <w:rPr>
             <w:color w:val="0000EE"/>
             <w:u w:val="single"/>
           </w:rPr>
@@ -2190,11 +3766,17 @@
         </w:r>
       </w:hyperlink>
       <w:r>
+        <w:rPr>
+          <w:lang w:val="sw_KE" w:bidi="sw_KE"/>
+        </w:rPr>
         <w:t xml:space="preserve">; </w:t>
       </w:r>
       <w:hyperlink r:id="rId91">
         <w:r>
           <w:rPr>
+            <w:lang w:val="sw_KE" w:bidi="sw_KE"/>
+          </w:rPr>
+          <w:rPr>
             <w:color w:val="0000EE"/>
             <w:u w:val="single"/>
           </w:rPr>
@@ -2202,11 +3784,17 @@
         </w:r>
       </w:hyperlink>
       <w:r>
+        <w:rPr>
+          <w:lang w:val="sw_KE" w:bidi="sw_KE"/>
+        </w:rPr>
         <w:t xml:space="preserve">; pengine </w:t>
       </w:r>
       <w:hyperlink r:id="rId92">
         <w:r>
           <w:rPr>
+            <w:lang w:val="sw_KE" w:bidi="sw_KE"/>
+          </w:rPr>
+          <w:rPr>
             <w:color w:val="0000EE"/>
             <w:u w:val="single"/>
           </w:rPr>
@@ -2214,28 +3802,57 @@
         </w:r>
       </w:hyperlink>
       <w:r>
+        <w:rPr>
+          <w:lang w:val="sw_KE" w:bidi="sw_KE"/>
+        </w:rPr>
         <w:t xml:space="preserve">). Hata hivyo, dai hili linapatana kabisa na majukumu na sifa za Kristo na ibada anayopokea. Inawezekana jina hili limetumika hapa kudai kwamba Kristo si mwanadamu wa kawaida aliyepandishwa cheo hadi kuwa miungu mingine (tazama </w:t>
       </w:r>
       <w:r>
+        <w:rPr>
+          <w:lang w:val="sw_KE" w:bidi="sw_KE"/>
+        </w:rPr>
         <w:t>maelezo ya masomo kwenye Tito 1:12</w:t>
       </w:r>
       <w:r>
+        <w:rPr>
+          <w:lang w:val="sw_KE" w:bidi="sw_KE"/>
+        </w:rPr>
         <w:t>). Wakati barua hii iliandikwa, Wakristo walikuwa wakisisitiza zaidi na zaidi kwamba Kristo pekee, badala ya watawala na wafalme, anapaswa kuitwa wa kiungu.</w:t>
       </w:r>
-      <w:r/>
-      <w:r/>
-    </w:p>
-    <w:p>
-      <w:r/>
+      <w:r>
+        <w:rPr>
+          <w:lang w:val="sw_KE" w:bidi="sw_KE"/>
+        </w:rPr>
+      </w:r>
+      <w:r>
+        <w:rPr>
+          <w:lang w:val="sw_KE" w:bidi="sw_KE"/>
+        </w:rPr>
+      </w:r>
+    </w:p>
+    <w:p>
+      <w:pPr/>
+      <w:r>
+        <w:rPr>
+          <w:lang w:val="sw_KE" w:bidi="sw_KE"/>
+        </w:rPr>
+      </w:r>
     </w:p>
     <w:p>
       <w:pPr>
         <w:pStyle w:val="Heading2"/>
       </w:pPr>
       <w:r>
+        <w:rPr>
+          <w:lang w:val="sw_KE" w:bidi="sw_KE"/>
+        </w:rPr>
         <w:t>Tito 2:14</w:t>
       </w:r>
-      <w:r/>
+      <w:r>
+        <w:rPr>
+          <w:lang w:val="sw_KE" w:bidi="sw_KE"/>
+        </w:rPr>
+      </w:r>
     </w:p>
     <w:p>
       <w:pPr>
@@ -2243,13 +3860,23 @@
         <w:spacing w:line="240" w:lineRule="auto"/>
         <w:ind w:left="720"/>
       </w:pPr>
-      <w:r/>
-      <w:r>
+      <w:r>
+        <w:rPr>
+          <w:lang w:val="sw_KE" w:bidi="sw_KE"/>
+        </w:rPr>
+      </w:r>
+      <w:r>
+        <w:rPr>
+          <w:lang w:val="sw_KE" w:bidi="sw_KE"/>
+        </w:rPr>
         <w:t xml:space="preserve">Wokovu unazalisha watu ambao wana hamu na uwezo wa kufanya matendo mema yaliyoelezwa katika </w:t>
       </w:r>
       <w:hyperlink r:id="rId39">
         <w:r>
           <w:rPr>
+            <w:lang w:val="sw_KE" w:bidi="sw_KE"/>
+          </w:rPr>
+          <w:rPr>
             <w:color w:val="0000EE"/>
             <w:u w:val="single"/>
           </w:rPr>
@@ -2257,6 +3884,9 @@
         </w:r>
       </w:hyperlink>
       <w:r>
+        <w:rPr>
+          <w:lang w:val="sw_KE" w:bidi="sw_KE"/>
+        </w:rPr>
         <w:t>.</w:t>
       </w:r>
     </w:p>
@@ -2266,13 +3896,23 @@
         <w:spacing w:line="240" w:lineRule="auto"/>
         <w:ind w:left="720"/>
       </w:pPr>
-      <w:r/>
-      <w:r>
+      <w:r>
+        <w:rPr>
+          <w:lang w:val="sw_KE" w:bidi="sw_KE"/>
+        </w:rPr>
+      </w:r>
+      <w:r>
+        <w:rPr>
+          <w:lang w:val="sw_KE" w:bidi="sw_KE"/>
+        </w:rPr>
         <w:t xml:space="preserve">Alijitoa Mwenyewe: Tazama pia </w:t>
       </w:r>
       <w:hyperlink r:id="rId24">
         <w:r>
           <w:rPr>
+            <w:lang w:val="sw_KE" w:bidi="sw_KE"/>
+          </w:rPr>
+          <w:rPr>
             <w:color w:val="0000EE"/>
             <w:u w:val="single"/>
           </w:rPr>
@@ -2280,6 +3920,9 @@
         </w:r>
       </w:hyperlink>
       <w:r>
+        <w:rPr>
+          <w:lang w:val="sw_KE" w:bidi="sw_KE"/>
+        </w:rPr>
         <w:t>.</w:t>
       </w:r>
     </w:p>
@@ -2289,13 +3932,23 @@
         <w:spacing w:line="240" w:lineRule="auto"/>
         <w:ind w:left="720"/>
       </w:pPr>
-      <w:r/>
-      <w:r>
+      <w:r>
+        <w:rPr>
+          <w:lang w:val="sw_KE" w:bidi="sw_KE"/>
+        </w:rPr>
+      </w:r>
+      <w:r>
+        <w:rPr>
+          <w:lang w:val="sw_KE" w:bidi="sw_KE"/>
+        </w:rPr>
         <w:t xml:space="preserve">kutukomboa: Tazama </w:t>
       </w:r>
       <w:hyperlink r:id="rId93">
         <w:r>
           <w:rPr>
+            <w:lang w:val="sw_KE" w:bidi="sw_KE"/>
+          </w:rPr>
+          <w:rPr>
             <w:color w:val="0000EE"/>
             <w:u w:val="single"/>
           </w:rPr>
@@ -2303,11 +3956,17 @@
         </w:r>
       </w:hyperlink>
       <w:r>
+        <w:rPr>
+          <w:lang w:val="sw_KE" w:bidi="sw_KE"/>
+        </w:rPr>
         <w:t xml:space="preserve">; </w:t>
       </w:r>
       <w:hyperlink r:id="rId94">
         <w:r>
           <w:rPr>
+            <w:lang w:val="sw_KE" w:bidi="sw_KE"/>
+          </w:rPr>
+          <w:rPr>
             <w:color w:val="0000EE"/>
             <w:u w:val="single"/>
           </w:rPr>
@@ -2315,11 +3974,17 @@
         </w:r>
       </w:hyperlink>
       <w:r>
+        <w:rPr>
+          <w:lang w:val="sw_KE" w:bidi="sw_KE"/>
+        </w:rPr>
         <w:t xml:space="preserve">; linganisha </w:t>
       </w:r>
       <w:hyperlink r:id="rId95">
         <w:r>
           <w:rPr>
+            <w:lang w:val="sw_KE" w:bidi="sw_KE"/>
+          </w:rPr>
+          <w:rPr>
             <w:color w:val="0000EE"/>
             <w:u w:val="single"/>
           </w:rPr>
@@ -2327,6 +3992,9 @@
         </w:r>
       </w:hyperlink>
       <w:r>
+        <w:rPr>
+          <w:lang w:val="sw_KE" w:bidi="sw_KE"/>
+        </w:rPr>
         <w:t>.</w:t>
       </w:r>
     </w:p>
@@ -2336,13 +4004,23 @@
         <w:spacing w:line="240" w:lineRule="auto"/>
         <w:ind w:left="720"/>
       </w:pPr>
-      <w:r/>
-      <w:r>
+      <w:r>
+        <w:rPr>
+          <w:lang w:val="sw_KE" w:bidi="sw_KE"/>
+        </w:rPr>
+      </w:r>
+      <w:r>
+        <w:rPr>
+          <w:lang w:val="sw_KE" w:bidi="sw_KE"/>
+        </w:rPr>
         <w:t xml:space="preserve">Fungu "watu wa milki yake mwenyewe" linakumbusha uundaji wa Israeli kama taifa (tazama </w:t>
       </w:r>
       <w:hyperlink r:id="rId96">
         <w:r>
           <w:rPr>
+            <w:lang w:val="sw_KE" w:bidi="sw_KE"/>
+          </w:rPr>
+          <w:rPr>
             <w:color w:val="0000EE"/>
             <w:u w:val="single"/>
           </w:rPr>
@@ -2350,11 +4028,17 @@
         </w:r>
       </w:hyperlink>
       <w:r>
+        <w:rPr>
+          <w:lang w:val="sw_KE" w:bidi="sw_KE"/>
+        </w:rPr>
         <w:t xml:space="preserve">; </w:t>
       </w:r>
       <w:hyperlink r:id="rId97">
         <w:r>
           <w:rPr>
+            <w:lang w:val="sw_KE" w:bidi="sw_KE"/>
+          </w:rPr>
+          <w:rPr>
             <w:color w:val="0000EE"/>
             <w:u w:val="single"/>
           </w:rPr>
@@ -2362,11 +4046,17 @@
         </w:r>
       </w:hyperlink>
       <w:r>
+        <w:rPr>
+          <w:lang w:val="sw_KE" w:bidi="sw_KE"/>
+        </w:rPr>
         <w:t xml:space="preserve">; </w:t>
       </w:r>
       <w:hyperlink r:id="rId98">
         <w:r>
           <w:rPr>
+            <w:lang w:val="sw_KE" w:bidi="sw_KE"/>
+          </w:rPr>
+          <w:rPr>
             <w:color w:val="0000EE"/>
             <w:u w:val="single"/>
           </w:rPr>
@@ -2374,6 +4064,9 @@
         </w:r>
       </w:hyperlink>
       <w:r>
+        <w:rPr>
+          <w:lang w:val="sw_KE" w:bidi="sw_KE"/>
+        </w:rPr>
         <w:t>). Wale wanaomfuata Kristo sasa ni watu wa Mungu—taifa lake—na Roho anawaongoza kutunza agano la Mungu.</w:t>
       </w:r>
     </w:p>
@@ -2383,22 +4076,36 @@
         <w:spacing w:line="240" w:lineRule="auto"/>
         <w:ind w:left="720"/>
       </w:pPr>
-      <w:r/>
-      <w:r>
+      <w:r>
+        <w:rPr>
+          <w:lang w:val="sw_KE" w:bidi="sw_KE"/>
+        </w:rPr>
+      </w:r>
+      <w:r>
+        <w:rPr>
+          <w:lang w:val="sw_KE" w:bidi="sw_KE"/>
+        </w:rPr>
         <w:t xml:space="preserve">amejitolea kabisa kufanya matendo mema (kwa kweli </w:t>
       </w:r>
       <w:r>
         <w:rPr>
           <w:i/>
+          <w:lang w:val="sw_KE" w:bidi="sw_KE"/>
         </w:rPr>
         <w:t>mwenye bidii kwa matendo mema</w:t>
       </w:r>
       <w:r>
+        <w:rPr>
+          <w:lang w:val="sw_KE" w:bidi="sw_KE"/>
+        </w:rPr>
         <w:t xml:space="preserve">): Tazama </w:t>
       </w:r>
       <w:hyperlink r:id="rId99">
         <w:r>
           <w:rPr>
+            <w:lang w:val="sw_KE" w:bidi="sw_KE"/>
+          </w:rPr>
+          <w:rPr>
             <w:color w:val="0000EE"/>
             <w:u w:val="single"/>
           </w:rPr>
@@ -2406,11 +4113,17 @@
         </w:r>
       </w:hyperlink>
       <w:r>
+        <w:rPr>
+          <w:lang w:val="sw_KE" w:bidi="sw_KE"/>
+        </w:rPr>
         <w:t xml:space="preserve">; </w:t>
       </w:r>
       <w:hyperlink r:id="rId100">
         <w:r>
           <w:rPr>
+            <w:lang w:val="sw_KE" w:bidi="sw_KE"/>
+          </w:rPr>
+          <w:rPr>
             <w:color w:val="0000EE"/>
             <w:u w:val="single"/>
           </w:rPr>
@@ -2418,22 +4131,45 @@
         </w:r>
       </w:hyperlink>
       <w:r>
+        <w:rPr>
+          <w:lang w:val="sw_KE" w:bidi="sw_KE"/>
+        </w:rPr>
         <w:t>.</w:t>
       </w:r>
-      <w:r/>
-      <w:r/>
-    </w:p>
-    <w:p>
-      <w:r/>
+      <w:r>
+        <w:rPr>
+          <w:lang w:val="sw_KE" w:bidi="sw_KE"/>
+        </w:rPr>
+      </w:r>
+      <w:r>
+        <w:rPr>
+          <w:lang w:val="sw_KE" w:bidi="sw_KE"/>
+        </w:rPr>
+      </w:r>
+    </w:p>
+    <w:p>
+      <w:pPr/>
+      <w:r>
+        <w:rPr>
+          <w:lang w:val="sw_KE" w:bidi="sw_KE"/>
+        </w:rPr>
+      </w:r>
     </w:p>
     <w:p>
       <w:pPr>
         <w:pStyle w:val="Heading2"/>
       </w:pPr>
       <w:r>
+        <w:rPr>
+          <w:lang w:val="sw_KE" w:bidi="sw_KE"/>
+        </w:rPr>
         <w:t>Tito 3:1</w:t>
       </w:r>
-      <w:r/>
+      <w:r>
+        <w:rPr>
+          <w:lang w:val="sw_KE" w:bidi="sw_KE"/>
+        </w:rPr>
+      </w:r>
     </w:p>
     <w:p>
       <w:pPr>
@@ -2441,13 +4177,23 @@
         <w:spacing w:line="240" w:lineRule="auto"/>
         <w:ind w:left="720"/>
       </w:pPr>
-      <w:r/>
-      <w:r>
+      <w:r>
+        <w:rPr>
+          <w:lang w:val="sw_KE" w:bidi="sw_KE"/>
+        </w:rPr>
+      </w:r>
+      <w:r>
+        <w:rPr>
+          <w:lang w:val="sw_KE" w:bidi="sw_KE"/>
+        </w:rPr>
         <w:t>Paulo huenda anawaambia waumini kufanya tofauti wazi kati yao na idadi ya watu wasio na mpangilio. Vinginevyo, wale wanaosababisha matatizo (</w:t>
       </w:r>
       <w:hyperlink r:id="rId101">
         <w:r>
           <w:rPr>
+            <w:lang w:val="sw_KE" w:bidi="sw_KE"/>
+          </w:rPr>
+          <w:rPr>
             <w:color w:val="0000EE"/>
             <w:u w:val="single"/>
           </w:rPr>
@@ -2455,11 +4201,17 @@
         </w:r>
       </w:hyperlink>
       <w:r>
+        <w:rPr>
+          <w:lang w:val="sw_KE" w:bidi="sw_KE"/>
+        </w:rPr>
         <w:t xml:space="preserve">; </w:t>
       </w:r>
       <w:hyperlink r:id="rId102">
         <w:r>
           <w:rPr>
+            <w:lang w:val="sw_KE" w:bidi="sw_KE"/>
+          </w:rPr>
+          <w:rPr>
             <w:color w:val="0000EE"/>
             <w:u w:val="single"/>
           </w:rPr>
@@ -2467,11 +4219,17 @@
         </w:r>
       </w:hyperlink>
       <w:r>
+        <w:rPr>
+          <w:lang w:val="sw_KE" w:bidi="sw_KE"/>
+        </w:rPr>
         <w:t xml:space="preserve">) huenda wamechukua tabia zisizo na mpangilio kutokana na mafundisho yao ya uongo (kama ilivyo katika </w:t>
       </w:r>
       <w:hyperlink r:id="rId83">
         <w:r>
           <w:rPr>
+            <w:lang w:val="sw_KE" w:bidi="sw_KE"/>
+          </w:rPr>
+          <w:rPr>
             <w:color w:val="0000EE"/>
             <w:u w:val="single"/>
           </w:rPr>
@@ -2479,6 +4237,9 @@
         </w:r>
       </w:hyperlink>
       <w:r>
+        <w:rPr>
+          <w:lang w:val="sw_KE" w:bidi="sw_KE"/>
+        </w:rPr>
         <w:t>).</w:t>
       </w:r>
     </w:p>
@@ -2488,22 +4249,36 @@
         <w:spacing w:line="240" w:lineRule="auto"/>
         <w:ind w:left="720"/>
       </w:pPr>
-      <w:r/>
-      <w:r>
+      <w:r>
+        <w:rPr>
+          <w:lang w:val="sw_KE" w:bidi="sw_KE"/>
+        </w:rPr>
+      </w:r>
+      <w:r>
+        <w:rPr>
+          <w:lang w:val="sw_KE" w:bidi="sw_KE"/>
+        </w:rPr>
         <w:t>Kuhusu mahusiano na watawala na mamlaka</w:t>
       </w:r>
       <w:r>
         <w:rPr>
           <w:i/>
+          <w:lang w:val="sw_KE" w:bidi="sw_KE"/>
         </w:rPr>
         <w:t>,</w:t>
       </w:r>
       <w:r>
+        <w:rPr>
+          <w:lang w:val="sw_KE" w:bidi="sw_KE"/>
+        </w:rPr>
         <w:t xml:space="preserve"> angalia </w:t>
       </w:r>
       <w:hyperlink r:id="rId103">
         <w:r>
           <w:rPr>
+            <w:lang w:val="sw_KE" w:bidi="sw_KE"/>
+          </w:rPr>
+          <w:rPr>
             <w:color w:val="0000EE"/>
             <w:u w:val="single"/>
           </w:rPr>
@@ -2511,11 +4286,17 @@
         </w:r>
       </w:hyperlink>
       <w:r>
+        <w:rPr>
+          <w:lang w:val="sw_KE" w:bidi="sw_KE"/>
+        </w:rPr>
         <w:t xml:space="preserve">; </w:t>
       </w:r>
       <w:hyperlink r:id="rId104">
         <w:r>
           <w:rPr>
+            <w:lang w:val="sw_KE" w:bidi="sw_KE"/>
+          </w:rPr>
+          <w:rPr>
             <w:color w:val="0000EE"/>
             <w:u w:val="single"/>
           </w:rPr>
@@ -2523,31 +4304,65 @@
         </w:r>
       </w:hyperlink>
       <w:r>
+        <w:rPr>
+          <w:lang w:val="sw_KE" w:bidi="sw_KE"/>
+        </w:rPr>
         <w:t>.</w:t>
       </w:r>
-      <w:r/>
-      <w:r/>
-    </w:p>
-    <w:p>
-      <w:r/>
+      <w:r>
+        <w:rPr>
+          <w:lang w:val="sw_KE" w:bidi="sw_KE"/>
+        </w:rPr>
+      </w:r>
+      <w:r>
+        <w:rPr>
+          <w:lang w:val="sw_KE" w:bidi="sw_KE"/>
+        </w:rPr>
+      </w:r>
+    </w:p>
+    <w:p>
+      <w:pPr/>
+      <w:r>
+        <w:rPr>
+          <w:lang w:val="sw_KE" w:bidi="sw_KE"/>
+        </w:rPr>
+      </w:r>
     </w:p>
     <w:p>
       <w:pPr>
         <w:pStyle w:val="Heading2"/>
       </w:pPr>
       <w:r>
+        <w:rPr>
+          <w:lang w:val="sw_KE" w:bidi="sw_KE"/>
+        </w:rPr>
         <w:t>Tito 3:1–11</w:t>
       </w:r>
-      <w:r/>
-    </w:p>
-    <w:p>
-      <w:r/>
-      <w:r>
+      <w:r>
+        <w:rPr>
+          <w:lang w:val="sw_KE" w:bidi="sw_KE"/>
+        </w:rPr>
+      </w:r>
+    </w:p>
+    <w:p>
+      <w:pPr/>
+      <w:r>
+        <w:rPr>
+          <w:lang w:val="sw_KE" w:bidi="sw_KE"/>
+        </w:rPr>
+      </w:r>
+      <w:r>
+        <w:rPr>
+          <w:lang w:val="sw_KE" w:bidi="sw_KE"/>
+        </w:rPr>
         <w:t>Msisitizo juu ya mafundisho sahihi (</w:t>
       </w:r>
       <w:hyperlink r:id="rId66">
         <w:r>
           <w:rPr>
+            <w:lang w:val="sw_KE" w:bidi="sw_KE"/>
+          </w:rPr>
+          <w:rPr>
             <w:color w:val="0000EE"/>
             <w:u w:val="single"/>
           </w:rPr>
@@ -2555,11 +4370,17 @@
         </w:r>
       </w:hyperlink>
       <w:r>
+        <w:rPr>
+          <w:lang w:val="sw_KE" w:bidi="sw_KE"/>
+        </w:rPr>
         <w:t xml:space="preserve">; </w:t>
       </w:r>
       <w:hyperlink r:id="rId105">
         <w:r>
           <w:rPr>
+            <w:lang w:val="sw_KE" w:bidi="sw_KE"/>
+          </w:rPr>
+          <w:rPr>
             <w:color w:val="0000EE"/>
             <w:u w:val="single"/>
           </w:rPr>
@@ -2567,11 +4388,17 @@
         </w:r>
       </w:hyperlink>
       <w:r>
+        <w:rPr>
+          <w:lang w:val="sw_KE" w:bidi="sw_KE"/>
+        </w:rPr>
         <w:t xml:space="preserve">) unaendelea. Sasa Paulo anabadilisha mtazamo wake kuelekea jinsi jamii ya Kikristo inavyohusiana na jamii kwa ujumla (linganisha </w:t>
       </w:r>
       <w:hyperlink r:id="rId106">
         <w:r>
           <w:rPr>
+            <w:lang w:val="sw_KE" w:bidi="sw_KE"/>
+          </w:rPr>
+          <w:rPr>
             <w:color w:val="0000EE"/>
             <w:u w:val="single"/>
           </w:rPr>
@@ -2579,11 +4406,17 @@
         </w:r>
       </w:hyperlink>
       <w:r>
+        <w:rPr>
+          <w:lang w:val="sw_KE" w:bidi="sw_KE"/>
+        </w:rPr>
         <w:t xml:space="preserve">). Kama ilivyo katika </w:t>
       </w:r>
       <w:hyperlink r:id="rId107">
         <w:r>
           <w:rPr>
+            <w:lang w:val="sw_KE" w:bidi="sw_KE"/>
+          </w:rPr>
+          <w:rPr>
             <w:color w:val="0000EE"/>
             <w:u w:val="single"/>
           </w:rPr>
@@ -2591,11 +4424,17 @@
         </w:r>
       </w:hyperlink>
       <w:r>
+        <w:rPr>
+          <w:lang w:val="sw_KE" w:bidi="sw_KE"/>
+        </w:rPr>
         <w:t>, maagizo ya Mungu kwa watu wake (</w:t>
       </w:r>
       <w:hyperlink r:id="rId108">
         <w:r>
           <w:rPr>
+            <w:lang w:val="sw_KE" w:bidi="sw_KE"/>
+          </w:rPr>
+          <w:rPr>
             <w:color w:val="0000EE"/>
             <w:u w:val="single"/>
           </w:rPr>
@@ -2603,11 +4442,17 @@
         </w:r>
       </w:hyperlink>
       <w:r>
+        <w:rPr>
+          <w:lang w:val="sw_KE" w:bidi="sw_KE"/>
+        </w:rPr>
         <w:t>) yanatokana na mwingiliano wake nao (</w:t>
       </w:r>
       <w:hyperlink r:id="rId85">
         <w:r>
           <w:rPr>
+            <w:lang w:val="sw_KE" w:bidi="sw_KE"/>
+          </w:rPr>
+          <w:rPr>
             <w:color w:val="0000EE"/>
             <w:u w:val="single"/>
           </w:rPr>
@@ -2615,17 +4460,29 @@
         </w:r>
       </w:hyperlink>
       <w:r>
+        <w:rPr>
+          <w:lang w:val="sw_KE" w:bidi="sw_KE"/>
+        </w:rPr>
         <w:t xml:space="preserve">; linganisha </w:t>
       </w:r>
       <w:r>
+        <w:rPr>
+          <w:lang w:val="sw_KE" w:bidi="sw_KE"/>
+        </w:rPr>
         <w:t>maelezo ya masomo juu ya 2:11–15</w:t>
       </w:r>
       <w:r>
+        <w:rPr>
+          <w:lang w:val="sw_KE" w:bidi="sw_KE"/>
+        </w:rPr>
         <w:t>). Kisha Paulo anamwagiza Tito kuepuka mabishano yasiyo na maana na kusisitiza mafundisho yenye manufaa (</w:t>
       </w:r>
       <w:hyperlink r:id="rId109">
         <w:r>
           <w:rPr>
+            <w:lang w:val="sw_KE" w:bidi="sw_KE"/>
+          </w:rPr>
+          <w:rPr>
             <w:color w:val="0000EE"/>
             <w:u w:val="single"/>
           </w:rPr>
@@ -2633,31 +4490,65 @@
         </w:r>
       </w:hyperlink>
       <w:r>
+        <w:rPr>
+          <w:lang w:val="sw_KE" w:bidi="sw_KE"/>
+        </w:rPr>
         <w:t>).</w:t>
       </w:r>
-      <w:r/>
-      <w:r/>
-    </w:p>
-    <w:p>
-      <w:r/>
+      <w:r>
+        <w:rPr>
+          <w:lang w:val="sw_KE" w:bidi="sw_KE"/>
+        </w:rPr>
+      </w:r>
+      <w:r>
+        <w:rPr>
+          <w:lang w:val="sw_KE" w:bidi="sw_KE"/>
+        </w:rPr>
+      </w:r>
+    </w:p>
+    <w:p>
+      <w:pPr/>
+      <w:r>
+        <w:rPr>
+          <w:lang w:val="sw_KE" w:bidi="sw_KE"/>
+        </w:rPr>
+      </w:r>
     </w:p>
     <w:p>
       <w:pPr>
         <w:pStyle w:val="Heading2"/>
       </w:pPr>
       <w:r>
+        <w:rPr>
+          <w:lang w:val="sw_KE" w:bidi="sw_KE"/>
+        </w:rPr>
         <w:t>Tito 3:3</w:t>
       </w:r>
-      <w:r/>
-    </w:p>
-    <w:p>
-      <w:r/>
-      <w:r>
+      <w:r>
+        <w:rPr>
+          <w:lang w:val="sw_KE" w:bidi="sw_KE"/>
+        </w:rPr>
+      </w:r>
+    </w:p>
+    <w:p>
+      <w:pPr/>
+      <w:r>
+        <w:rPr>
+          <w:lang w:val="sw_KE" w:bidi="sw_KE"/>
+        </w:rPr>
+      </w:r>
+      <w:r>
+        <w:rPr>
+          <w:lang w:val="sw_KE" w:bidi="sw_KE"/>
+        </w:rPr>
         <w:t>Kuwa mnyenyekevu na kumheshimu kila mtu (</w:t>
       </w:r>
       <w:hyperlink r:id="rId110">
         <w:r>
           <w:rPr>
+            <w:lang w:val="sw_KE" w:bidi="sw_KE"/>
+          </w:rPr>
+          <w:rPr>
             <w:color w:val="0000EE"/>
             <w:u w:val="single"/>
           </w:rPr>
@@ -2665,11 +4556,17 @@
         </w:r>
       </w:hyperlink>
       <w:r>
+        <w:rPr>
+          <w:lang w:val="sw_KE" w:bidi="sw_KE"/>
+        </w:rPr>
         <w:t>) ni jambo linalofaa, hasa tunapokumbuka hali yetu wenyewe wakati wema na upendo wa Mungu ulipokuja kwetu (</w:t>
       </w:r>
       <w:hyperlink r:id="rId29">
         <w:r>
           <w:rPr>
+            <w:lang w:val="sw_KE" w:bidi="sw_KE"/>
+          </w:rPr>
+          <w:rPr>
             <w:color w:val="0000EE"/>
             <w:u w:val="single"/>
           </w:rPr>
@@ -2677,11 +4574,17 @@
         </w:r>
       </w:hyperlink>
       <w:r>
+        <w:rPr>
+          <w:lang w:val="sw_KE" w:bidi="sw_KE"/>
+        </w:rPr>
         <w:t xml:space="preserve">; tazama </w:t>
       </w:r>
       <w:hyperlink r:id="rId111">
         <w:r>
           <w:rPr>
+            <w:lang w:val="sw_KE" w:bidi="sw_KE"/>
+          </w:rPr>
+          <w:rPr>
             <w:color w:val="0000EE"/>
             <w:u w:val="single"/>
           </w:rPr>
@@ -2689,11 +4592,17 @@
         </w:r>
       </w:hyperlink>
       <w:r>
+        <w:rPr>
+          <w:lang w:val="sw_KE" w:bidi="sw_KE"/>
+        </w:rPr>
         <w:t xml:space="preserve">; </w:t>
       </w:r>
       <w:hyperlink r:id="rId112">
         <w:r>
           <w:rPr>
+            <w:lang w:val="sw_KE" w:bidi="sw_KE"/>
+          </w:rPr>
+          <w:rPr>
             <w:color w:val="0000EE"/>
             <w:u w:val="single"/>
           </w:rPr>
@@ -2701,11 +4610,17 @@
         </w:r>
       </w:hyperlink>
       <w:r>
+        <w:rPr>
+          <w:lang w:val="sw_KE" w:bidi="sw_KE"/>
+        </w:rPr>
         <w:t xml:space="preserve">; </w:t>
       </w:r>
       <w:hyperlink r:id="rId113">
         <w:r>
           <w:rPr>
+            <w:lang w:val="sw_KE" w:bidi="sw_KE"/>
+          </w:rPr>
+          <w:rPr>
             <w:color w:val="0000EE"/>
             <w:u w:val="single"/>
           </w:rPr>
@@ -2713,11 +4628,17 @@
         </w:r>
       </w:hyperlink>
       <w:r>
+        <w:rPr>
+          <w:lang w:val="sw_KE" w:bidi="sw_KE"/>
+        </w:rPr>
         <w:t xml:space="preserve">; </w:t>
       </w:r>
       <w:hyperlink r:id="rId114">
         <w:r>
           <w:rPr>
+            <w:lang w:val="sw_KE" w:bidi="sw_KE"/>
+          </w:rPr>
+          <w:rPr>
             <w:color w:val="0000EE"/>
             <w:u w:val="single"/>
           </w:rPr>
@@ -2725,22 +4646,45 @@
         </w:r>
       </w:hyperlink>
       <w:r>
+        <w:rPr>
+          <w:lang w:val="sw_KE" w:bidi="sw_KE"/>
+        </w:rPr>
         <w:t>).</w:t>
       </w:r>
-      <w:r/>
-      <w:r/>
-    </w:p>
-    <w:p>
-      <w:r/>
+      <w:r>
+        <w:rPr>
+          <w:lang w:val="sw_KE" w:bidi="sw_KE"/>
+        </w:rPr>
+      </w:r>
+      <w:r>
+        <w:rPr>
+          <w:lang w:val="sw_KE" w:bidi="sw_KE"/>
+        </w:rPr>
+      </w:r>
+    </w:p>
+    <w:p>
+      <w:pPr/>
+      <w:r>
+        <w:rPr>
+          <w:lang w:val="sw_KE" w:bidi="sw_KE"/>
+        </w:rPr>
+      </w:r>
     </w:p>
     <w:p>
       <w:pPr>
         <w:pStyle w:val="Heading2"/>
       </w:pPr>
       <w:r>
+        <w:rPr>
+          <w:lang w:val="sw_KE" w:bidi="sw_KE"/>
+        </w:rPr>
         <w:t>Tito 3:4</w:t>
       </w:r>
-      <w:r/>
+      <w:r>
+        <w:rPr>
+          <w:lang w:val="sw_KE" w:bidi="sw_KE"/>
+        </w:rPr>
+      </w:r>
     </w:p>
     <w:p>
       <w:pPr>
@@ -2748,8 +4692,15 @@
         <w:spacing w:line="240" w:lineRule="auto"/>
         <w:ind w:left="720"/>
       </w:pPr>
-      <w:r/>
-      <w:r>
+      <w:r>
+        <w:rPr>
+          <w:lang w:val="sw_KE" w:bidi="sw_KE"/>
+        </w:rPr>
+      </w:r>
+      <w:r>
+        <w:rPr>
+          <w:lang w:val="sw_KE" w:bidi="sw_KE"/>
+        </w:rPr>
         <w:t>Tunapaswa kuwatendea wanadamu wenzetu kama Mungu alivyotutendea sisi—kwa wema na upendo. Wokovu wa Mungu hufanya hili liwezekane.</w:t>
       </w:r>
     </w:p>
@@ -2759,22 +4710,36 @@
         <w:spacing w:line="240" w:lineRule="auto"/>
         <w:ind w:left="720"/>
       </w:pPr>
-      <w:r/>
-      <w:r>
+      <w:r>
+        <w:rPr>
+          <w:lang w:val="sw_KE" w:bidi="sw_KE"/>
+        </w:rPr>
+      </w:r>
+      <w:r>
+        <w:rPr>
+          <w:lang w:val="sw_KE" w:bidi="sw_KE"/>
+        </w:rPr>
         <w:t xml:space="preserve">kufunuliwa (kwa maana halisi </w:t>
       </w:r>
       <w:r>
         <w:rPr>
           <w:i/>
+          <w:lang w:val="sw_KE" w:bidi="sw_KE"/>
         </w:rPr>
         <w:t>kuonekana</w:t>
       </w:r>
       <w:r>
+        <w:rPr>
+          <w:lang w:val="sw_KE" w:bidi="sw_KE"/>
+        </w:rPr>
         <w:t xml:space="preserve">): Neno la Kigiriki linahusiana na kuja kwa Kristo (pia katika </w:t>
       </w:r>
       <w:hyperlink r:id="rId86">
         <w:r>
           <w:rPr>
+            <w:lang w:val="sw_KE" w:bidi="sw_KE"/>
+          </w:rPr>
+          <w:rPr>
             <w:color w:val="0000EE"/>
             <w:u w:val="single"/>
           </w:rPr>
@@ -2782,11 +4747,17 @@
         </w:r>
       </w:hyperlink>
       <w:r>
+        <w:rPr>
+          <w:lang w:val="sw_KE" w:bidi="sw_KE"/>
+        </w:rPr>
         <w:t xml:space="preserve">, </w:t>
       </w:r>
       <w:hyperlink r:id="rId28">
         <w:r>
           <w:rPr>
+            <w:lang w:val="sw_KE" w:bidi="sw_KE"/>
+          </w:rPr>
+          <w:rPr>
             <w:color w:val="0000EE"/>
             <w:u w:val="single"/>
           </w:rPr>
@@ -2794,37 +4765,77 @@
         </w:r>
       </w:hyperlink>
       <w:r>
+        <w:rPr>
+          <w:lang w:val="sw_KE" w:bidi="sw_KE"/>
+        </w:rPr>
         <w:t xml:space="preserve">; tazama </w:t>
       </w:r>
       <w:r>
+        <w:rPr>
+          <w:lang w:val="sw_KE" w:bidi="sw_KE"/>
+        </w:rPr>
         <w:t>maelezo ya masomo kwenye 1 Timotheo 6:14</w:t>
       </w:r>
       <w:r>
+        <w:rPr>
+          <w:lang w:val="sw_KE" w:bidi="sw_KE"/>
+        </w:rPr>
         <w:t>).</w:t>
       </w:r>
-      <w:r/>
-      <w:r/>
-    </w:p>
-    <w:p>
-      <w:r/>
+      <w:r>
+        <w:rPr>
+          <w:lang w:val="sw_KE" w:bidi="sw_KE"/>
+        </w:rPr>
+      </w:r>
+      <w:r>
+        <w:rPr>
+          <w:lang w:val="sw_KE" w:bidi="sw_KE"/>
+        </w:rPr>
+      </w:r>
+    </w:p>
+    <w:p>
+      <w:pPr/>
+      <w:r>
+        <w:rPr>
+          <w:lang w:val="sw_KE" w:bidi="sw_KE"/>
+        </w:rPr>
+      </w:r>
     </w:p>
     <w:p>
       <w:pPr>
         <w:pStyle w:val="Heading2"/>
       </w:pPr>
       <w:r>
+        <w:rPr>
+          <w:lang w:val="sw_KE" w:bidi="sw_KE"/>
+        </w:rPr>
         <w:t>Tito 3:4–7</w:t>
       </w:r>
-      <w:r/>
-    </w:p>
-    <w:p>
-      <w:r/>
-      <w:r>
+      <w:r>
+        <w:rPr>
+          <w:lang w:val="sw_KE" w:bidi="sw_KE"/>
+        </w:rPr>
+      </w:r>
+    </w:p>
+    <w:p>
+      <w:pPr/>
+      <w:r>
+        <w:rPr>
+          <w:lang w:val="sw_KE" w:bidi="sw_KE"/>
+        </w:rPr>
+      </w:r>
+      <w:r>
+        <w:rPr>
+          <w:lang w:val="sw_KE" w:bidi="sw_KE"/>
+        </w:rPr>
         <w:t xml:space="preserve">Kifungu hiki kinaweza kuwa muhtasari au nukuu kutoka kwa mafundisho ya jadi (angalia </w:t>
       </w:r>
       <w:hyperlink r:id="rId115">
         <w:r>
           <w:rPr>
+            <w:lang w:val="sw_KE" w:bidi="sw_KE"/>
+          </w:rPr>
+          <w:rPr>
             <w:color w:val="0000EE"/>
             <w:u w:val="single"/>
           </w:rPr>
@@ -2832,11 +4843,17 @@
         </w:r>
       </w:hyperlink>
       <w:r>
+        <w:rPr>
+          <w:lang w:val="sw_KE" w:bidi="sw_KE"/>
+        </w:rPr>
         <w:t xml:space="preserve">; </w:t>
       </w:r>
       <w:hyperlink r:id="rId116">
         <w:r>
           <w:rPr>
+            <w:lang w:val="sw_KE" w:bidi="sw_KE"/>
+          </w:rPr>
+          <w:rPr>
             <w:color w:val="0000EE"/>
             <w:u w:val="single"/>
           </w:rPr>
@@ -2844,22 +4861,45 @@
         </w:r>
       </w:hyperlink>
       <w:r>
+        <w:rPr>
+          <w:lang w:val="sw_KE" w:bidi="sw_KE"/>
+        </w:rPr>
         <w:t>).</w:t>
       </w:r>
-      <w:r/>
-      <w:r/>
-    </w:p>
-    <w:p>
-      <w:r/>
+      <w:r>
+        <w:rPr>
+          <w:lang w:val="sw_KE" w:bidi="sw_KE"/>
+        </w:rPr>
+      </w:r>
+      <w:r>
+        <w:rPr>
+          <w:lang w:val="sw_KE" w:bidi="sw_KE"/>
+        </w:rPr>
+      </w:r>
+    </w:p>
+    <w:p>
+      <w:pPr/>
+      <w:r>
+        <w:rPr>
+          <w:lang w:val="sw_KE" w:bidi="sw_KE"/>
+        </w:rPr>
+      </w:r>
     </w:p>
     <w:p>
       <w:pPr>
         <w:pStyle w:val="Heading2"/>
       </w:pPr>
       <w:r>
+        <w:rPr>
+          <w:lang w:val="sw_KE" w:bidi="sw_KE"/>
+        </w:rPr>
         <w:t>Tito 3:5</w:t>
       </w:r>
-      <w:r/>
+      <w:r>
+        <w:rPr>
+          <w:lang w:val="sw_KE" w:bidi="sw_KE"/>
+        </w:rPr>
+      </w:r>
     </w:p>
     <w:p>
       <w:pPr>
@@ -2867,13 +4907,23 @@
         <w:spacing w:line="240" w:lineRule="auto"/>
         <w:ind w:left="720"/>
       </w:pPr>
-      <w:r/>
-      <w:r>
+      <w:r>
+        <w:rPr>
+          <w:lang w:val="sw_KE" w:bidi="sw_KE"/>
+        </w:rPr>
+      </w:r>
+      <w:r>
+        <w:rPr>
+          <w:lang w:val="sw_KE" w:bidi="sw_KE"/>
+        </w:rPr>
         <w:t xml:space="preserve">si kwa ... bali kwa: Tofauti ni kati ya matendo ya kibinadamu ambayo yanaweza kudhaniwa kustahili wokovu na neema ya Mungu (tazama </w:t>
       </w:r>
       <w:hyperlink r:id="rId117">
         <w:r>
           <w:rPr>
+            <w:lang w:val="sw_KE" w:bidi="sw_KE"/>
+          </w:rPr>
+          <w:rPr>
             <w:color w:val="0000EE"/>
             <w:u w:val="single"/>
           </w:rPr>
@@ -2881,11 +4931,17 @@
         </w:r>
       </w:hyperlink>
       <w:r>
+        <w:rPr>
+          <w:lang w:val="sw_KE" w:bidi="sw_KE"/>
+        </w:rPr>
         <w:t>). Wokovu ni kupitia imani katika rehema ya Mungu pekee (</w:t>
       </w:r>
       <w:hyperlink r:id="rId118">
         <w:r>
           <w:rPr>
+            <w:lang w:val="sw_KE" w:bidi="sw_KE"/>
+          </w:rPr>
+          <w:rPr>
             <w:color w:val="0000EE"/>
             <w:u w:val="single"/>
           </w:rPr>
@@ -2893,6 +4949,9 @@
         </w:r>
       </w:hyperlink>
       <w:r>
+        <w:rPr>
+          <w:lang w:val="sw_KE" w:bidi="sw_KE"/>
+        </w:rPr>
         <w:t>).</w:t>
       </w:r>
     </w:p>
@@ -2902,13 +4961,23 @@
         <w:spacing w:line="240" w:lineRule="auto"/>
         <w:ind w:left="720"/>
       </w:pPr>
-      <w:r/>
-      <w:r>
+      <w:r>
+        <w:rPr>
+          <w:lang w:val="sw_KE" w:bidi="sw_KE"/>
+        </w:rPr>
+      </w:r>
+      <w:r>
+        <w:rPr>
+          <w:lang w:val="sw_KE" w:bidi="sw_KE"/>
+        </w:rPr>
         <w:t xml:space="preserve">kuosha kwa kuzaliwa upya: Tazama </w:t>
       </w:r>
       <w:hyperlink r:id="rId119">
         <w:r>
           <w:rPr>
+            <w:lang w:val="sw_KE" w:bidi="sw_KE"/>
+          </w:rPr>
+          <w:rPr>
             <w:color w:val="0000EE"/>
             <w:u w:val="single"/>
           </w:rPr>
@@ -2916,11 +4985,17 @@
         </w:r>
       </w:hyperlink>
       <w:r>
+        <w:rPr>
+          <w:lang w:val="sw_KE" w:bidi="sw_KE"/>
+        </w:rPr>
         <w:t xml:space="preserve">; </w:t>
       </w:r>
       <w:hyperlink r:id="rId120">
         <w:r>
           <w:rPr>
+            <w:lang w:val="sw_KE" w:bidi="sw_KE"/>
+          </w:rPr>
+          <w:rPr>
             <w:color w:val="0000EE"/>
             <w:u w:val="single"/>
           </w:rPr>
@@ -2928,11 +5003,17 @@
         </w:r>
       </w:hyperlink>
       <w:r>
+        <w:rPr>
+          <w:lang w:val="sw_KE" w:bidi="sw_KE"/>
+        </w:rPr>
         <w:t xml:space="preserve">; </w:t>
       </w:r>
       <w:hyperlink r:id="rId121">
         <w:r>
           <w:rPr>
+            <w:lang w:val="sw_KE" w:bidi="sw_KE"/>
+          </w:rPr>
+          <w:rPr>
             <w:color w:val="0000EE"/>
             <w:u w:val="single"/>
           </w:rPr>
@@ -2940,11 +5021,17 @@
         </w:r>
       </w:hyperlink>
       <w:r>
+        <w:rPr>
+          <w:lang w:val="sw_KE" w:bidi="sw_KE"/>
+        </w:rPr>
         <w:t xml:space="preserve">; </w:t>
       </w:r>
       <w:hyperlink r:id="rId122">
         <w:r>
           <w:rPr>
+            <w:lang w:val="sw_KE" w:bidi="sw_KE"/>
+          </w:rPr>
+          <w:rPr>
             <w:color w:val="0000EE"/>
             <w:u w:val="single"/>
           </w:rPr>
@@ -2952,11 +5039,17 @@
         </w:r>
       </w:hyperlink>
       <w:r>
+        <w:rPr>
+          <w:lang w:val="sw_KE" w:bidi="sw_KE"/>
+        </w:rPr>
         <w:t xml:space="preserve">; </w:t>
       </w:r>
       <w:hyperlink r:id="rId123">
         <w:r>
           <w:rPr>
+            <w:lang w:val="sw_KE" w:bidi="sw_KE"/>
+          </w:rPr>
+          <w:rPr>
             <w:color w:val="0000EE"/>
             <w:u w:val="single"/>
           </w:rPr>
@@ -2964,6 +5057,9 @@
         </w:r>
       </w:hyperlink>
       <w:r>
+        <w:rPr>
+          <w:lang w:val="sw_KE" w:bidi="sw_KE"/>
+        </w:rPr>
         <w:t>.</w:t>
       </w:r>
     </w:p>
@@ -2973,13 +5069,23 @@
         <w:spacing w:line="240" w:lineRule="auto"/>
         <w:ind w:left="720"/>
       </w:pPr>
-      <w:r/>
-      <w:r>
+      <w:r>
+        <w:rPr>
+          <w:lang w:val="sw_KE" w:bidi="sw_KE"/>
+        </w:rPr>
+      </w:r>
+      <w:r>
+        <w:rPr>
+          <w:lang w:val="sw_KE" w:bidi="sw_KE"/>
+        </w:rPr>
         <w:t xml:space="preserve">na upya wa Roho Mtakatifu: Hii inaonyesha kuondoka kabisa kutoka kwa maisha ya dhambi na kifo na kuhamia katika maisha ya usafi (tazama pia </w:t>
       </w:r>
       <w:hyperlink r:id="rId124">
         <w:r>
           <w:rPr>
+            <w:lang w:val="sw_KE" w:bidi="sw_KE"/>
+          </w:rPr>
+          <w:rPr>
             <w:color w:val="0000EE"/>
             <w:u w:val="single"/>
           </w:rPr>
@@ -2987,11 +5093,17 @@
         </w:r>
       </w:hyperlink>
       <w:r>
+        <w:rPr>
+          <w:lang w:val="sw_KE" w:bidi="sw_KE"/>
+        </w:rPr>
         <w:t xml:space="preserve">; </w:t>
       </w:r>
       <w:hyperlink r:id="rId125">
         <w:r>
           <w:rPr>
+            <w:lang w:val="sw_KE" w:bidi="sw_KE"/>
+          </w:rPr>
+          <w:rPr>
             <w:color w:val="0000EE"/>
             <w:u w:val="single"/>
           </w:rPr>
@@ -2999,11 +5111,17 @@
         </w:r>
       </w:hyperlink>
       <w:r>
+        <w:rPr>
+          <w:lang w:val="sw_KE" w:bidi="sw_KE"/>
+        </w:rPr>
         <w:t xml:space="preserve">; </w:t>
       </w:r>
       <w:hyperlink r:id="rId126">
         <w:r>
           <w:rPr>
+            <w:lang w:val="sw_KE" w:bidi="sw_KE"/>
+          </w:rPr>
+          <w:rPr>
             <w:color w:val="0000EE"/>
             <w:u w:val="single"/>
           </w:rPr>
@@ -3011,22 +5129,45 @@
         </w:r>
       </w:hyperlink>
       <w:r>
+        <w:rPr>
+          <w:lang w:val="sw_KE" w:bidi="sw_KE"/>
+        </w:rPr>
         <w:t>).</w:t>
       </w:r>
-      <w:r/>
-      <w:r/>
-    </w:p>
-    <w:p>
-      <w:r/>
+      <w:r>
+        <w:rPr>
+          <w:lang w:val="sw_KE" w:bidi="sw_KE"/>
+        </w:rPr>
+      </w:r>
+      <w:r>
+        <w:rPr>
+          <w:lang w:val="sw_KE" w:bidi="sw_KE"/>
+        </w:rPr>
+      </w:r>
+    </w:p>
+    <w:p>
+      <w:pPr/>
+      <w:r>
+        <w:rPr>
+          <w:lang w:val="sw_KE" w:bidi="sw_KE"/>
+        </w:rPr>
+      </w:r>
     </w:p>
     <w:p>
       <w:pPr>
         <w:pStyle w:val="Heading2"/>
       </w:pPr>
       <w:r>
+        <w:rPr>
+          <w:lang w:val="sw_KE" w:bidi="sw_KE"/>
+        </w:rPr>
         <w:t>Tito 3:7</w:t>
       </w:r>
-      <w:r/>
+      <w:r>
+        <w:rPr>
+          <w:lang w:val="sw_KE" w:bidi="sw_KE"/>
+        </w:rPr>
+      </w:r>
     </w:p>
     <w:p>
       <w:pPr>
@@ -3034,13 +5175,23 @@
         <w:spacing w:line="240" w:lineRule="auto"/>
         <w:ind w:left="720"/>
       </w:pPr>
-      <w:r/>
-      <w:r>
+      <w:r>
+        <w:rPr>
+          <w:lang w:val="sw_KE" w:bidi="sw_KE"/>
+        </w:rPr>
+      </w:r>
+      <w:r>
+        <w:rPr>
+          <w:lang w:val="sw_KE" w:bidi="sw_KE"/>
+        </w:rPr>
         <w:t xml:space="preserve">Nusu ya kwanza ya mstari huu inatoa muhtasari wa </w:t>
       </w:r>
       <w:hyperlink r:id="rId127">
         <w:r>
           <w:rPr>
+            <w:lang w:val="sw_KE" w:bidi="sw_KE"/>
+          </w:rPr>
+          <w:rPr>
             <w:color w:val="0000EE"/>
             <w:u w:val="single"/>
           </w:rPr>
@@ -3048,6 +5199,9 @@
         </w:r>
       </w:hyperlink>
       <w:r>
+        <w:rPr>
+          <w:lang w:val="sw_KE" w:bidi="sw_KE"/>
+        </w:rPr>
         <w:t>. Nusu ya pili inaeleza kusudi la kile Mungu alichofanya.</w:t>
       </w:r>
     </w:p>
@@ -3057,22 +5211,36 @@
         <w:spacing w:line="240" w:lineRule="auto"/>
         <w:ind w:left="720"/>
       </w:pPr>
-      <w:r/>
-      <w:r>
+      <w:r>
+        <w:rPr>
+          <w:lang w:val="sw_KE" w:bidi="sw_KE"/>
+        </w:rPr>
+      </w:r>
+      <w:r>
+        <w:rPr>
+          <w:lang w:val="sw_KE" w:bidi="sw_KE"/>
+        </w:rPr>
         <w:t xml:space="preserve">alitufanya kuwa sawa machoni pake (kwa maana halisi </w:t>
       </w:r>
       <w:r>
         <w:rPr>
           <w:i/>
+          <w:lang w:val="sw_KE" w:bidi="sw_KE"/>
         </w:rPr>
         <w:t>tukiwa tumefanywa haki</w:t>
       </w:r>
       <w:r>
+        <w:rPr>
+          <w:lang w:val="sw_KE" w:bidi="sw_KE"/>
+        </w:rPr>
         <w:t xml:space="preserve">): Tazama </w:t>
       </w:r>
       <w:hyperlink r:id="rId128">
         <w:r>
           <w:rPr>
+            <w:lang w:val="sw_KE" w:bidi="sw_KE"/>
+          </w:rPr>
+          <w:rPr>
             <w:color w:val="0000EE"/>
             <w:u w:val="single"/>
           </w:rPr>
@@ -3080,11 +5248,17 @@
         </w:r>
       </w:hyperlink>
       <w:r>
+        <w:rPr>
+          <w:lang w:val="sw_KE" w:bidi="sw_KE"/>
+        </w:rPr>
         <w:t xml:space="preserve">; </w:t>
       </w:r>
       <w:hyperlink r:id="rId129">
         <w:r>
           <w:rPr>
+            <w:lang w:val="sw_KE" w:bidi="sw_KE"/>
+          </w:rPr>
+          <w:rPr>
             <w:color w:val="0000EE"/>
             <w:u w:val="single"/>
           </w:rPr>
@@ -3092,6 +5266,9 @@
         </w:r>
       </w:hyperlink>
       <w:r>
+        <w:rPr>
+          <w:lang w:val="sw_KE" w:bidi="sw_KE"/>
+        </w:rPr>
         <w:t>.</w:t>
       </w:r>
     </w:p>
@@ -3101,13 +5278,23 @@
         <w:spacing w:line="240" w:lineRule="auto"/>
         <w:ind w:left="720"/>
       </w:pPr>
-      <w:r/>
-      <w:r>
+      <w:r>
+        <w:rPr>
+          <w:lang w:val="sw_KE" w:bidi="sw_KE"/>
+        </w:rPr>
+      </w:r>
+      <w:r>
+        <w:rPr>
+          <w:lang w:val="sw_KE" w:bidi="sw_KE"/>
+        </w:rPr>
         <w:t>warithi wenye tumaini la uzima wa milele: Roho (</w:t>
       </w:r>
       <w:hyperlink r:id="rId23">
         <w:r>
           <w:rPr>
+            <w:lang w:val="sw_KE" w:bidi="sw_KE"/>
+          </w:rPr>
+          <w:rPr>
             <w:color w:val="0000EE"/>
             <w:u w:val="single"/>
           </w:rPr>
@@ -3115,11 +5302,17 @@
         </w:r>
       </w:hyperlink>
       <w:r>
+        <w:rPr>
+          <w:lang w:val="sw_KE" w:bidi="sw_KE"/>
+        </w:rPr>
         <w:t xml:space="preserve">) mara nyingi inahusishwa na hali yetu kama warithi (tazama </w:t>
       </w:r>
       <w:hyperlink r:id="rId130">
         <w:r>
           <w:rPr>
+            <w:lang w:val="sw_KE" w:bidi="sw_KE"/>
+          </w:rPr>
+          <w:rPr>
             <w:color w:val="0000EE"/>
             <w:u w:val="single"/>
           </w:rPr>
@@ -3127,11 +5320,17 @@
         </w:r>
       </w:hyperlink>
       <w:r>
+        <w:rPr>
+          <w:lang w:val="sw_KE" w:bidi="sw_KE"/>
+        </w:rPr>
         <w:t xml:space="preserve">; </w:t>
       </w:r>
       <w:hyperlink r:id="rId131">
         <w:r>
           <w:rPr>
+            <w:lang w:val="sw_KE" w:bidi="sw_KE"/>
+          </w:rPr>
+          <w:rPr>
             <w:color w:val="0000EE"/>
             <w:u w:val="single"/>
           </w:rPr>
@@ -3139,11 +5338,17 @@
         </w:r>
       </w:hyperlink>
       <w:r>
+        <w:rPr>
+          <w:lang w:val="sw_KE" w:bidi="sw_KE"/>
+        </w:rPr>
         <w:t xml:space="preserve">; </w:t>
       </w:r>
       <w:hyperlink r:id="rId132">
         <w:r>
           <w:rPr>
+            <w:lang w:val="sw_KE" w:bidi="sw_KE"/>
+          </w:rPr>
+          <w:rPr>
             <w:color w:val="0000EE"/>
             <w:u w:val="single"/>
           </w:rPr>
@@ -3151,11 +5356,17 @@
         </w:r>
       </w:hyperlink>
       <w:r>
+        <w:rPr>
+          <w:lang w:val="sw_KE" w:bidi="sw_KE"/>
+        </w:rPr>
         <w:t xml:space="preserve">; </w:t>
       </w:r>
       <w:hyperlink r:id="rId133">
         <w:r>
           <w:rPr>
+            <w:lang w:val="sw_KE" w:bidi="sw_KE"/>
+          </w:rPr>
+          <w:rPr>
             <w:color w:val="0000EE"/>
             <w:u w:val="single"/>
           </w:rPr>
@@ -3163,31 +5374,65 @@
         </w:r>
       </w:hyperlink>
       <w:r>
+        <w:rPr>
+          <w:lang w:val="sw_KE" w:bidi="sw_KE"/>
+        </w:rPr>
         <w:t>).</w:t>
       </w:r>
-      <w:r/>
-      <w:r/>
-    </w:p>
-    <w:p>
-      <w:r/>
+      <w:r>
+        <w:rPr>
+          <w:lang w:val="sw_KE" w:bidi="sw_KE"/>
+        </w:rPr>
+      </w:r>
+      <w:r>
+        <w:rPr>
+          <w:lang w:val="sw_KE" w:bidi="sw_KE"/>
+        </w:rPr>
+      </w:r>
+    </w:p>
+    <w:p>
+      <w:pPr/>
+      <w:r>
+        <w:rPr>
+          <w:lang w:val="sw_KE" w:bidi="sw_KE"/>
+        </w:rPr>
+      </w:r>
     </w:p>
     <w:p>
       <w:pPr>
         <w:pStyle w:val="Heading2"/>
       </w:pPr>
       <w:r>
+        <w:rPr>
+          <w:lang w:val="sw_KE" w:bidi="sw_KE"/>
+        </w:rPr>
         <w:t>Tito 3:8</w:t>
       </w:r>
-      <w:r/>
-    </w:p>
-    <w:p>
-      <w:r/>
-      <w:r>
+      <w:r>
+        <w:rPr>
+          <w:lang w:val="sw_KE" w:bidi="sw_KE"/>
+        </w:rPr>
+      </w:r>
+    </w:p>
+    <w:p>
+      <w:pPr/>
+      <w:r>
+        <w:rPr>
+          <w:lang w:val="sw_KE" w:bidi="sw_KE"/>
+        </w:rPr>
+      </w:r>
+      <w:r>
+        <w:rPr>
+          <w:lang w:val="sw_KE" w:bidi="sw_KE"/>
+        </w:rPr>
         <w:t xml:space="preserve">Msemo wa kuaminika ni </w:t>
       </w:r>
       <w:hyperlink r:id="rId134">
         <w:r>
           <w:rPr>
+            <w:lang w:val="sw_KE" w:bidi="sw_KE"/>
+          </w:rPr>
+          <w:rPr>
             <w:color w:val="0000EE"/>
             <w:u w:val="single"/>
           </w:rPr>
@@ -3195,11 +5440,17 @@
         </w:r>
       </w:hyperlink>
       <w:r>
+        <w:rPr>
+          <w:lang w:val="sw_KE" w:bidi="sw_KE"/>
+        </w:rPr>
         <w:t xml:space="preserve"> (linganisha </w:t>
       </w:r>
       <w:hyperlink r:id="rId115">
         <w:r>
           <w:rPr>
+            <w:lang w:val="sw_KE" w:bidi="sw_KE"/>
+          </w:rPr>
+          <w:rPr>
             <w:color w:val="0000EE"/>
             <w:u w:val="single"/>
           </w:rPr>
@@ -3207,31 +5458,65 @@
         </w:r>
       </w:hyperlink>
       <w:r>
+        <w:rPr>
+          <w:lang w:val="sw_KE" w:bidi="sw_KE"/>
+        </w:rPr>
         <w:t>).</w:t>
       </w:r>
-      <w:r/>
-      <w:r/>
-    </w:p>
-    <w:p>
-      <w:r/>
+      <w:r>
+        <w:rPr>
+          <w:lang w:val="sw_KE" w:bidi="sw_KE"/>
+        </w:rPr>
+      </w:r>
+      <w:r>
+        <w:rPr>
+          <w:lang w:val="sw_KE" w:bidi="sw_KE"/>
+        </w:rPr>
+      </w:r>
+    </w:p>
+    <w:p>
+      <w:pPr/>
+      <w:r>
+        <w:rPr>
+          <w:lang w:val="sw_KE" w:bidi="sw_KE"/>
+        </w:rPr>
+      </w:r>
     </w:p>
     <w:p>
       <w:pPr>
         <w:pStyle w:val="Heading2"/>
       </w:pPr>
       <w:r>
+        <w:rPr>
+          <w:lang w:val="sw_KE" w:bidi="sw_KE"/>
+        </w:rPr>
         <w:t>Tito 3:10–11</w:t>
       </w:r>
-      <w:r/>
-    </w:p>
-    <w:p>
-      <w:r/>
-      <w:r>
+      <w:r>
+        <w:rPr>
+          <w:lang w:val="sw_KE" w:bidi="sw_KE"/>
+        </w:rPr>
+      </w:r>
+    </w:p>
+    <w:p>
+      <w:pPr/>
+      <w:r>
+        <w:rPr>
+          <w:lang w:val="sw_KE" w:bidi="sw_KE"/>
+        </w:rPr>
+      </w:r>
+      <w:r>
+        <w:rPr>
+          <w:lang w:val="sw_KE" w:bidi="sw_KE"/>
+        </w:rPr>
         <w:t xml:space="preserve">mtu anayesababisha mafarakano: Hii inarejelea watu wagomvi ambao ni vigumu kuwa sahihi au kubadilisha (tazama </w:t>
       </w:r>
       <w:hyperlink r:id="rId38">
         <w:r>
           <w:rPr>
+            <w:lang w:val="sw_KE" w:bidi="sw_KE"/>
+          </w:rPr>
+          <w:rPr>
             <w:color w:val="0000EE"/>
             <w:u w:val="single"/>
           </w:rPr>
@@ -3239,11 +5524,17 @@
         </w:r>
       </w:hyperlink>
       <w:r>
+        <w:rPr>
+          <w:lang w:val="sw_KE" w:bidi="sw_KE"/>
+        </w:rPr>
         <w:t xml:space="preserve">, </w:t>
       </w:r>
       <w:hyperlink r:id="rId48">
         <w:r>
           <w:rPr>
+            <w:lang w:val="sw_KE" w:bidi="sw_KE"/>
+          </w:rPr>
+          <w:rPr>
             <w:color w:val="0000EE"/>
             <w:u w:val="single"/>
           </w:rPr>
@@ -3251,22 +5542,45 @@
         </w:r>
       </w:hyperlink>
       <w:r>
+        <w:rPr>
+          <w:lang w:val="sw_KE" w:bidi="sw_KE"/>
+        </w:rPr>
         <w:t>).</w:t>
       </w:r>
-      <w:r/>
-      <w:r/>
-    </w:p>
-    <w:p>
-      <w:r/>
+      <w:r>
+        <w:rPr>
+          <w:lang w:val="sw_KE" w:bidi="sw_KE"/>
+        </w:rPr>
+      </w:r>
+      <w:r>
+        <w:rPr>
+          <w:lang w:val="sw_KE" w:bidi="sw_KE"/>
+        </w:rPr>
+      </w:r>
+    </w:p>
+    <w:p>
+      <w:pPr/>
+      <w:r>
+        <w:rPr>
+          <w:lang w:val="sw_KE" w:bidi="sw_KE"/>
+        </w:rPr>
+      </w:r>
     </w:p>
     <w:p>
       <w:pPr>
         <w:pStyle w:val="Heading2"/>
       </w:pPr>
       <w:r>
+        <w:rPr>
+          <w:lang w:val="sw_KE" w:bidi="sw_KE"/>
+        </w:rPr>
         <w:t>Tito 3:12</w:t>
       </w:r>
-      <w:r/>
+      <w:r>
+        <w:rPr>
+          <w:lang w:val="sw_KE" w:bidi="sw_KE"/>
+        </w:rPr>
+      </w:r>
     </w:p>
     <w:p>
       <w:pPr>
@@ -3274,13 +5588,23 @@
         <w:spacing w:line="240" w:lineRule="auto"/>
         <w:ind w:left="720"/>
       </w:pPr>
-      <w:r/>
-      <w:r>
+      <w:r>
+        <w:rPr>
+          <w:lang w:val="sw_KE" w:bidi="sw_KE"/>
+        </w:rPr>
+      </w:r>
+      <w:r>
+        <w:rPr>
+          <w:lang w:val="sw_KE" w:bidi="sw_KE"/>
+        </w:rPr>
         <w:t xml:space="preserve">Inaonekana Artema au Tikiko wangekuwa mbadala wa Tito huko Krete. Kwa kuwa Tikiko alitumwa kwenda Efeso (tazama </w:t>
       </w:r>
       <w:hyperlink r:id="rId135">
         <w:r>
           <w:rPr>
+            <w:lang w:val="sw_KE" w:bidi="sw_KE"/>
+          </w:rPr>
+          <w:rPr>
             <w:color w:val="0000EE"/>
             <w:u w:val="single"/>
           </w:rPr>
@@ -3288,6 +5612,9 @@
         </w:r>
       </w:hyperlink>
       <w:r>
+        <w:rPr>
+          <w:lang w:val="sw_KE" w:bidi="sw_KE"/>
+        </w:rPr>
         <w:t>), Artema huenda ndiye aliyekwenda Krete.</w:t>
       </w:r>
     </w:p>
@@ -3297,13 +5624,23 @@
         <w:spacing w:line="240" w:lineRule="auto"/>
         <w:ind w:left="720"/>
       </w:pPr>
-      <w:r/>
-      <w:r>
+      <w:r>
+        <w:rPr>
+          <w:lang w:val="sw_KE" w:bidi="sw_KE"/>
+        </w:rPr>
+      </w:r>
+      <w:r>
+        <w:rPr>
+          <w:lang w:val="sw_KE" w:bidi="sw_KE"/>
+        </w:rPr>
         <w:t xml:space="preserve">Nikopoli: Miji kadhaa ilikuwa na jina hili. Hii ilikuwa labda mji mkubwa kwenye pwani ya magharibi ya rasi ya Kigiriki (kipande cha ardhi kilichozungukwa na maji kwa kiasi kikubwa lakini kimeunganishwa na bara upande mmoja). Inawezekana Paulo alifanya kazi hapa awali (tazama </w:t>
       </w:r>
       <w:hyperlink r:id="rId136">
         <w:r>
           <w:rPr>
+            <w:lang w:val="sw_KE" w:bidi="sw_KE"/>
+          </w:rPr>
+          <w:rPr>
             <w:color w:val="0000EE"/>
             <w:u w:val="single"/>
           </w:rPr>
@@ -3311,31 +5648,65 @@
         </w:r>
       </w:hyperlink>
       <w:r>
+        <w:rPr>
+          <w:lang w:val="sw_KE" w:bidi="sw_KE"/>
+        </w:rPr>
         <w:t>, ambayo inataja shughuli za Paulo hata zaidi magharibi).</w:t>
       </w:r>
-      <w:r/>
-      <w:r/>
-    </w:p>
-    <w:p>
-      <w:r/>
+      <w:r>
+        <w:rPr>
+          <w:lang w:val="sw_KE" w:bidi="sw_KE"/>
+        </w:rPr>
+      </w:r>
+      <w:r>
+        <w:rPr>
+          <w:lang w:val="sw_KE" w:bidi="sw_KE"/>
+        </w:rPr>
+      </w:r>
+    </w:p>
+    <w:p>
+      <w:pPr/>
+      <w:r>
+        <w:rPr>
+          <w:lang w:val="sw_KE" w:bidi="sw_KE"/>
+        </w:rPr>
+      </w:r>
     </w:p>
     <w:p>
       <w:pPr>
         <w:pStyle w:val="Heading2"/>
       </w:pPr>
       <w:r>
+        <w:rPr>
+          <w:lang w:val="sw_KE" w:bidi="sw_KE"/>
+        </w:rPr>
         <w:t>Tito 3:12–15</w:t>
       </w:r>
-      <w:r/>
-    </w:p>
-    <w:p>
-      <w:r/>
-      <w:r>
+      <w:r>
+        <w:rPr>
+          <w:lang w:val="sw_KE" w:bidi="sw_KE"/>
+        </w:rPr>
+      </w:r>
+    </w:p>
+    <w:p>
+      <w:pPr/>
+      <w:r>
+        <w:rPr>
+          <w:lang w:val="sw_KE" w:bidi="sw_KE"/>
+        </w:rPr>
+      </w:r>
+      <w:r>
+        <w:rPr>
+          <w:lang w:val="sw_KE" w:bidi="sw_KE"/>
+        </w:rPr>
         <w:t>Barua inamalizika na habari (</w:t>
       </w:r>
       <w:hyperlink r:id="rId137">
         <w:r>
           <w:rPr>
+            <w:lang w:val="sw_KE" w:bidi="sw_KE"/>
+          </w:rPr>
+          <w:rPr>
             <w:color w:val="0000EE"/>
             <w:u w:val="single"/>
           </w:rPr>
@@ -3343,11 +5714,17 @@
         </w:r>
       </w:hyperlink>
       <w:r>
+        <w:rPr>
+          <w:lang w:val="sw_KE" w:bidi="sw_KE"/>
+        </w:rPr>
         <w:t>), himizo la mwisho (au kutia moyo) (</w:t>
       </w:r>
       <w:hyperlink r:id="rId138">
         <w:r>
           <w:rPr>
+            <w:lang w:val="sw_KE" w:bidi="sw_KE"/>
+          </w:rPr>
+          <w:rPr>
             <w:color w:val="0000EE"/>
             <w:u w:val="single"/>
           </w:rPr>
@@ -3355,11 +5732,17 @@
         </w:r>
       </w:hyperlink>
       <w:r>
+        <w:rPr>
+          <w:lang w:val="sw_KE" w:bidi="sw_KE"/>
+        </w:rPr>
         <w:t>), salamu, na baraka (</w:t>
       </w:r>
       <w:hyperlink r:id="rId139">
         <w:r>
           <w:rPr>
+            <w:lang w:val="sw_KE" w:bidi="sw_KE"/>
+          </w:rPr>
+          <w:rPr>
             <w:color w:val="0000EE"/>
             <w:u w:val="single"/>
           </w:rPr>
@@ -3367,22 +5750,45 @@
         </w:r>
       </w:hyperlink>
       <w:r>
+        <w:rPr>
+          <w:lang w:val="sw_KE" w:bidi="sw_KE"/>
+        </w:rPr>
         <w:t>).</w:t>
       </w:r>
-      <w:r/>
-      <w:r/>
-    </w:p>
-    <w:p>
-      <w:r/>
+      <w:r>
+        <w:rPr>
+          <w:lang w:val="sw_KE" w:bidi="sw_KE"/>
+        </w:rPr>
+      </w:r>
+      <w:r>
+        <w:rPr>
+          <w:lang w:val="sw_KE" w:bidi="sw_KE"/>
+        </w:rPr>
+      </w:r>
+    </w:p>
+    <w:p>
+      <w:pPr/>
+      <w:r>
+        <w:rPr>
+          <w:lang w:val="sw_KE" w:bidi="sw_KE"/>
+        </w:rPr>
+      </w:r>
     </w:p>
     <w:p>
       <w:pPr>
         <w:pStyle w:val="Heading2"/>
       </w:pPr>
       <w:r>
+        <w:rPr>
+          <w:lang w:val="sw_KE" w:bidi="sw_KE"/>
+        </w:rPr>
         <w:t>Tito 3:13</w:t>
       </w:r>
-      <w:r/>
+      <w:r>
+        <w:rPr>
+          <w:lang w:val="sw_KE" w:bidi="sw_KE"/>
+        </w:rPr>
+      </w:r>
     </w:p>
     <w:p>
       <w:pPr>
@@ -3390,8 +5796,15 @@
         <w:spacing w:line="240" w:lineRule="auto"/>
         <w:ind w:left="720"/>
       </w:pPr>
-      <w:r/>
-      <w:r>
+      <w:r>
+        <w:rPr>
+          <w:lang w:val="sw_KE" w:bidi="sw_KE"/>
+        </w:rPr>
+      </w:r>
+      <w:r>
+        <w:rPr>
+          <w:lang w:val="sw_KE" w:bidi="sw_KE"/>
+        </w:rPr>
         <w:t>Zena na Apolo walihusika katika kueneza habari njema kuhusu Yesu, na huenda walikuwa ndio waliomfikishia Tito barua hii.</w:t>
       </w:r>
     </w:p>
@@ -3401,13 +5814,23 @@
         <w:spacing w:line="240" w:lineRule="auto"/>
         <w:ind w:left="720"/>
       </w:pPr>
-      <w:r/>
-      <w:r>
+      <w:r>
+        <w:rPr>
+          <w:lang w:val="sw_KE" w:bidi="sw_KE"/>
+        </w:rPr>
+      </w:r>
+      <w:r>
+        <w:rPr>
+          <w:lang w:val="sw_KE" w:bidi="sw_KE"/>
+        </w:rPr>
         <w:t xml:space="preserve">Zena labda alikuwa mtaalamu wa sheria za Kirumi au mwanasheria wa Kirumi (neno lile lile kwa mwanasheria liko katika </w:t>
       </w:r>
       <w:hyperlink r:id="rId140">
         <w:r>
           <w:rPr>
+            <w:lang w:val="sw_KE" w:bidi="sw_KE"/>
+          </w:rPr>
+          <w:rPr>
             <w:color w:val="0000EE"/>
             <w:u w:val="single"/>
           </w:rPr>
@@ -3415,11 +5838,17 @@
         </w:r>
       </w:hyperlink>
       <w:r>
+        <w:rPr>
+          <w:lang w:val="sw_KE" w:bidi="sw_KE"/>
+        </w:rPr>
         <w:t xml:space="preserve">; </w:t>
       </w:r>
       <w:hyperlink r:id="rId141">
         <w:r>
           <w:rPr>
+            <w:lang w:val="sw_KE" w:bidi="sw_KE"/>
+          </w:rPr>
+          <w:rPr>
             <w:color w:val="0000EE"/>
             <w:u w:val="single"/>
           </w:rPr>
@@ -3427,6 +5856,9 @@
         </w:r>
       </w:hyperlink>
       <w:r>
+        <w:rPr>
+          <w:lang w:val="sw_KE" w:bidi="sw_KE"/>
+        </w:rPr>
         <w:t>). Jina lake la Kigiriki (ambalo linamaanisha "zawadi ya Zeus") linafanya isiwezekane kwamba alikuwa mtaalamu wa sheria za Kiyahudi.</w:t>
       </w:r>
     </w:p>
@@ -3436,13 +5868,23 @@
         <w:spacing w:line="240" w:lineRule="auto"/>
         <w:ind w:left="720"/>
       </w:pPr>
-      <w:r/>
-      <w:r>
+      <w:r>
+        <w:rPr>
+          <w:lang w:val="sw_KE" w:bidi="sw_KE"/>
+        </w:rPr>
+      </w:r>
+      <w:r>
+        <w:rPr>
+          <w:lang w:val="sw_KE" w:bidi="sw_KE"/>
+        </w:rPr>
         <w:t xml:space="preserve">Apolo anadhaniwa kuwa ni mtu yule yule kama katika </w:t>
       </w:r>
       <w:hyperlink r:id="rId142">
         <w:r>
           <w:rPr>
+            <w:lang w:val="sw_KE" w:bidi="sw_KE"/>
+          </w:rPr>
+          <w:rPr>
             <w:color w:val="0000EE"/>
             <w:u w:val="single"/>
           </w:rPr>
@@ -3450,11 +5892,17 @@
         </w:r>
       </w:hyperlink>
       <w:r>
+        <w:rPr>
+          <w:lang w:val="sw_KE" w:bidi="sw_KE"/>
+        </w:rPr>
         <w:t xml:space="preserve">; </w:t>
       </w:r>
       <w:hyperlink r:id="rId143">
         <w:r>
           <w:rPr>
+            <w:lang w:val="sw_KE" w:bidi="sw_KE"/>
+          </w:rPr>
+          <w:rPr>
             <w:color w:val="0000EE"/>
             <w:u w:val="single"/>
           </w:rPr>
@@ -3462,11 +5910,17 @@
         </w:r>
       </w:hyperlink>
       <w:r>
+        <w:rPr>
+          <w:lang w:val="sw_KE" w:bidi="sw_KE"/>
+        </w:rPr>
         <w:t xml:space="preserve">; </w:t>
       </w:r>
       <w:hyperlink r:id="rId144">
         <w:r>
           <w:rPr>
+            <w:lang w:val="sw_KE" w:bidi="sw_KE"/>
+          </w:rPr>
+          <w:rPr>
             <w:color w:val="0000EE"/>
             <w:u w:val="single"/>
           </w:rPr>
@@ -3474,11 +5928,17 @@
         </w:r>
       </w:hyperlink>
       <w:r>
+        <w:rPr>
+          <w:lang w:val="sw_KE" w:bidi="sw_KE"/>
+        </w:rPr>
         <w:t xml:space="preserve">; </w:t>
       </w:r>
       <w:hyperlink r:id="rId145">
         <w:r>
           <w:rPr>
+            <w:lang w:val="sw_KE" w:bidi="sw_KE"/>
+          </w:rPr>
+          <w:rPr>
             <w:color w:val="0000EE"/>
             <w:u w:val="single"/>
           </w:rPr>
@@ -3486,11 +5946,17 @@
         </w:r>
       </w:hyperlink>
       <w:r>
+        <w:rPr>
+          <w:lang w:val="sw_KE" w:bidi="sw_KE"/>
+        </w:rPr>
         <w:t xml:space="preserve">, </w:t>
       </w:r>
       <w:hyperlink r:id="rId146">
         <w:r>
           <w:rPr>
+            <w:lang w:val="sw_KE" w:bidi="sw_KE"/>
+          </w:rPr>
+          <w:rPr>
             <w:color w:val="0000EE"/>
             <w:u w:val="single"/>
           </w:rPr>
@@ -3498,11 +5964,17 @@
         </w:r>
       </w:hyperlink>
       <w:r>
+        <w:rPr>
+          <w:lang w:val="sw_KE" w:bidi="sw_KE"/>
+        </w:rPr>
         <w:t xml:space="preserve">; </w:t>
       </w:r>
       <w:hyperlink r:id="rId147">
         <w:r>
           <w:rPr>
+            <w:lang w:val="sw_KE" w:bidi="sw_KE"/>
+          </w:rPr>
+          <w:rPr>
             <w:color w:val="0000EE"/>
             <w:u w:val="single"/>
           </w:rPr>
@@ -3510,11 +5982,17 @@
         </w:r>
       </w:hyperlink>
       <w:r>
+        <w:rPr>
+          <w:lang w:val="sw_KE" w:bidi="sw_KE"/>
+        </w:rPr>
         <w:t xml:space="preserve">; </w:t>
       </w:r>
       <w:hyperlink r:id="rId148">
         <w:r>
           <w:rPr>
+            <w:lang w:val="sw_KE" w:bidi="sw_KE"/>
+          </w:rPr>
+          <w:rPr>
             <w:color w:val="0000EE"/>
             <w:u w:val="single"/>
           </w:rPr>
@@ -3522,6 +6000,9 @@
         </w:r>
       </w:hyperlink>
       <w:r>
+        <w:rPr>
+          <w:lang w:val="sw_KE" w:bidi="sw_KE"/>
+        </w:rPr>
         <w:t>.</w:t>
       </w:r>
     </w:p>
@@ -3531,13 +6012,23 @@
         <w:spacing w:line="240" w:lineRule="auto"/>
         <w:ind w:left="720"/>
       </w:pPr>
-      <w:r/>
-      <w:r>
+      <w:r>
+        <w:rPr>
+          <w:lang w:val="sw_KE" w:bidi="sw_KE"/>
+        </w:rPr>
+      </w:r>
+      <w:r>
+        <w:rPr>
+          <w:lang w:val="sw_KE" w:bidi="sw_KE"/>
+        </w:rPr>
         <w:t xml:space="preserve">kila kitu wanachohitaji: Tazama </w:t>
       </w:r>
       <w:hyperlink r:id="rId149">
         <w:r>
           <w:rPr>
+            <w:lang w:val="sw_KE" w:bidi="sw_KE"/>
+          </w:rPr>
+          <w:rPr>
             <w:color w:val="0000EE"/>
             <w:u w:val="single"/>
           </w:rPr>
@@ -3545,11 +6036,17 @@
         </w:r>
       </w:hyperlink>
       <w:r>
+        <w:rPr>
+          <w:lang w:val="sw_KE" w:bidi="sw_KE"/>
+        </w:rPr>
         <w:t xml:space="preserve">; </w:t>
       </w:r>
       <w:hyperlink r:id="rId150">
         <w:r>
           <w:rPr>
+            <w:lang w:val="sw_KE" w:bidi="sw_KE"/>
+          </w:rPr>
+          <w:rPr>
             <w:color w:val="0000EE"/>
             <w:u w:val="single"/>
           </w:rPr>
@@ -3557,11 +6054,17 @@
         </w:r>
       </w:hyperlink>
       <w:r>
+        <w:rPr>
+          <w:lang w:val="sw_KE" w:bidi="sw_KE"/>
+        </w:rPr>
         <w:t xml:space="preserve">; linganisha </w:t>
       </w:r>
       <w:hyperlink r:id="rId151">
         <w:r>
           <w:rPr>
+            <w:lang w:val="sw_KE" w:bidi="sw_KE"/>
+          </w:rPr>
+          <w:rPr>
             <w:color w:val="0000EE"/>
             <w:u w:val="single"/>
           </w:rPr>
@@ -3569,11 +6072,17 @@
         </w:r>
       </w:hyperlink>
       <w:r>
+        <w:rPr>
+          <w:lang w:val="sw_KE" w:bidi="sw_KE"/>
+        </w:rPr>
         <w:t xml:space="preserve">; </w:t>
       </w:r>
       <w:hyperlink r:id="rId152">
         <w:r>
           <w:rPr>
+            <w:lang w:val="sw_KE" w:bidi="sw_KE"/>
+          </w:rPr>
+          <w:rPr>
             <w:color w:val="0000EE"/>
             <w:u w:val="single"/>
           </w:rPr>
@@ -3581,11 +6090,17 @@
         </w:r>
       </w:hyperlink>
       <w:r>
+        <w:rPr>
+          <w:lang w:val="sw_KE" w:bidi="sw_KE"/>
+        </w:rPr>
         <w:t xml:space="preserve">, </w:t>
       </w:r>
       <w:hyperlink r:id="rId153">
         <w:r>
           <w:rPr>
+            <w:lang w:val="sw_KE" w:bidi="sw_KE"/>
+          </w:rPr>
+          <w:rPr>
             <w:color w:val="0000EE"/>
             <w:u w:val="single"/>
           </w:rPr>
@@ -3593,11 +6108,17 @@
         </w:r>
       </w:hyperlink>
       <w:r>
+        <w:rPr>
+          <w:lang w:val="sw_KE" w:bidi="sw_KE"/>
+        </w:rPr>
         <w:t xml:space="preserve">; </w:t>
       </w:r>
       <w:hyperlink r:id="rId154">
         <w:r>
           <w:rPr>
+            <w:lang w:val="sw_KE" w:bidi="sw_KE"/>
+          </w:rPr>
+          <w:rPr>
             <w:color w:val="0000EE"/>
             <w:u w:val="single"/>
           </w:rPr>
@@ -3605,22 +6126,45 @@
         </w:r>
       </w:hyperlink>
       <w:r>
+        <w:rPr>
+          <w:lang w:val="sw_KE" w:bidi="sw_KE"/>
+        </w:rPr>
         <w:t>.</w:t>
       </w:r>
-      <w:r/>
-      <w:r/>
-    </w:p>
-    <w:p>
-      <w:r/>
+      <w:r>
+        <w:rPr>
+          <w:lang w:val="sw_KE" w:bidi="sw_KE"/>
+        </w:rPr>
+      </w:r>
+      <w:r>
+        <w:rPr>
+          <w:lang w:val="sw_KE" w:bidi="sw_KE"/>
+        </w:rPr>
+      </w:r>
+    </w:p>
+    <w:p>
+      <w:pPr/>
+      <w:r>
+        <w:rPr>
+          <w:lang w:val="sw_KE" w:bidi="sw_KE"/>
+        </w:rPr>
+      </w:r>
     </w:p>
     <w:p>
       <w:pPr>
         <w:pStyle w:val="Heading2"/>
       </w:pPr>
       <w:r>
+        <w:rPr>
+          <w:lang w:val="sw_KE" w:bidi="sw_KE"/>
+        </w:rPr>
         <w:t>Tito 3:14</w:t>
       </w:r>
-      <w:r/>
+      <w:r>
+        <w:rPr>
+          <w:lang w:val="sw_KE" w:bidi="sw_KE"/>
+        </w:rPr>
+      </w:r>
     </w:p>
     <w:p>
       <w:pPr>
@@ -3628,13 +6172,23 @@
         <w:spacing w:line="240" w:lineRule="auto"/>
         <w:ind w:left="720"/>
       </w:pPr>
-      <w:r/>
-      <w:r>
+      <w:r>
+        <w:rPr>
+          <w:lang w:val="sw_KE" w:bidi="sw_KE"/>
+        </w:rPr>
+      </w:r>
+      <w:r>
+        <w:rPr>
+          <w:lang w:val="sw_KE" w:bidi="sw_KE"/>
+        </w:rPr>
         <w:t xml:space="preserve">Himizo hili la mwisho linaunganishwa na jukumu la kuwajali Zena na Apolo (tazama </w:t>
       </w:r>
       <w:hyperlink r:id="rId155">
         <w:r>
           <w:rPr>
+            <w:lang w:val="sw_KE" w:bidi="sw_KE"/>
+          </w:rPr>
+          <w:rPr>
             <w:color w:val="0000EE"/>
             <w:u w:val="single"/>
           </w:rPr>
@@ -3642,11 +6196,17 @@
         </w:r>
       </w:hyperlink>
       <w:r>
+        <w:rPr>
+          <w:lang w:val="sw_KE" w:bidi="sw_KE"/>
+        </w:rPr>
         <w:t xml:space="preserve">; </w:t>
       </w:r>
       <w:hyperlink r:id="rId156">
         <w:r>
           <w:rPr>
+            <w:lang w:val="sw_KE" w:bidi="sw_KE"/>
+          </w:rPr>
+          <w:rPr>
             <w:color w:val="0000EE"/>
             <w:u w:val="single"/>
           </w:rPr>
@@ -3654,11 +6214,17 @@
         </w:r>
       </w:hyperlink>
       <w:r>
+        <w:rPr>
+          <w:lang w:val="sw_KE" w:bidi="sw_KE"/>
+        </w:rPr>
         <w:t xml:space="preserve">; </w:t>
       </w:r>
       <w:hyperlink r:id="rId157">
         <w:r>
           <w:rPr>
+            <w:lang w:val="sw_KE" w:bidi="sw_KE"/>
+          </w:rPr>
+          <w:rPr>
             <w:color w:val="0000EE"/>
             <w:u w:val="single"/>
           </w:rPr>
@@ -3666,11 +6232,17 @@
         </w:r>
       </w:hyperlink>
       <w:r>
+        <w:rPr>
+          <w:lang w:val="sw_KE" w:bidi="sw_KE"/>
+        </w:rPr>
         <w:t xml:space="preserve">; </w:t>
       </w:r>
       <w:hyperlink r:id="rId158">
         <w:r>
           <w:rPr>
+            <w:lang w:val="sw_KE" w:bidi="sw_KE"/>
+          </w:rPr>
+          <w:rPr>
             <w:color w:val="0000EE"/>
             <w:u w:val="single"/>
           </w:rPr>
@@ -3678,11 +6250,17 @@
         </w:r>
       </w:hyperlink>
       <w:r>
+        <w:rPr>
+          <w:lang w:val="sw_KE" w:bidi="sw_KE"/>
+        </w:rPr>
         <w:t xml:space="preserve">, </w:t>
       </w:r>
       <w:hyperlink r:id="rId159">
         <w:r>
           <w:rPr>
+            <w:lang w:val="sw_KE" w:bidi="sw_KE"/>
+          </w:rPr>
+          <w:rPr>
             <w:color w:val="0000EE"/>
             <w:u w:val="single"/>
           </w:rPr>
@@ -3690,11 +6268,17 @@
         </w:r>
       </w:hyperlink>
       <w:r>
+        <w:rPr>
+          <w:lang w:val="sw_KE" w:bidi="sw_KE"/>
+        </w:rPr>
         <w:t xml:space="preserve">; </w:t>
       </w:r>
       <w:hyperlink r:id="rId160">
         <w:r>
           <w:rPr>
+            <w:lang w:val="sw_KE" w:bidi="sw_KE"/>
+          </w:rPr>
+          <w:rPr>
             <w:color w:val="0000EE"/>
             <w:u w:val="single"/>
           </w:rPr>
@@ -3702,6 +6286,9 @@
         </w:r>
       </w:hyperlink>
       <w:r>
+        <w:rPr>
+          <w:lang w:val="sw_KE" w:bidi="sw_KE"/>
+        </w:rPr>
         <w:t>).</w:t>
       </w:r>
     </w:p>
@@ -3711,33 +6298,71 @@
         <w:spacing w:line="240" w:lineRule="auto"/>
         <w:ind w:left="720"/>
       </w:pPr>
-      <w:r/>
-      <w:r>
+      <w:r>
+        <w:rPr>
+          <w:lang w:val="sw_KE" w:bidi="sw_KE"/>
+        </w:rPr>
+      </w:r>
+      <w:r>
+        <w:rPr>
+          <w:lang w:val="sw_KE" w:bidi="sw_KE"/>
+        </w:rPr>
         <w:t>Watu wetu (yaani, wafuasi wa Kristo) wanapaswa kujihusisha na huduma yenye kuleta uzima ya habari njema badala ya kujihusisha na uvumi usio na tija wa walimu wa uongo.</w:t>
       </w:r>
-      <w:r/>
-      <w:r/>
-    </w:p>
-    <w:p>
-      <w:r/>
+      <w:r>
+        <w:rPr>
+          <w:lang w:val="sw_KE" w:bidi="sw_KE"/>
+        </w:rPr>
+      </w:r>
+      <w:r>
+        <w:rPr>
+          <w:lang w:val="sw_KE" w:bidi="sw_KE"/>
+        </w:rPr>
+      </w:r>
+    </w:p>
+    <w:p>
+      <w:pPr/>
+      <w:r>
+        <w:rPr>
+          <w:lang w:val="sw_KE" w:bidi="sw_KE"/>
+        </w:rPr>
+      </w:r>
     </w:p>
     <w:p>
       <w:pPr>
         <w:pStyle w:val="Heading2"/>
       </w:pPr>
       <w:r>
+        <w:rPr>
+          <w:lang w:val="sw_KE" w:bidi="sw_KE"/>
+        </w:rPr>
         <w:t>Tito 3:15</w:t>
       </w:r>
-      <w:r/>
-    </w:p>
-    <w:p>
-      <w:r/>
-      <w:r>
+      <w:r>
+        <w:rPr>
+          <w:lang w:val="sw_KE" w:bidi="sw_KE"/>
+        </w:rPr>
+      </w:r>
+    </w:p>
+    <w:p>
+      <w:pPr/>
+      <w:r>
+        <w:rPr>
+          <w:lang w:val="sw_KE" w:bidi="sw_KE"/>
+        </w:rPr>
+      </w:r>
+      <w:r>
+        <w:rPr>
+          <w:lang w:val="sw_KE" w:bidi="sw_KE"/>
+        </w:rPr>
         <w:t>nyote: Barua hiyo ilikuwa imeelekezwa kwa Tito (</w:t>
       </w:r>
       <w:hyperlink r:id="rId26">
         <w:r>
           <w:rPr>
+            <w:lang w:val="sw_KE" w:bidi="sw_KE"/>
+          </w:rPr>
+          <w:rPr>
             <w:color w:val="0000EE"/>
             <w:u w:val="single"/>
           </w:rPr>
@@ -3745,10 +6370,21 @@
         </w:r>
       </w:hyperlink>
       <w:r>
+        <w:rPr>
+          <w:lang w:val="sw_KE" w:bidi="sw_KE"/>
+        </w:rPr>
         <w:t>), lakini kanisa lote lilikuwa wasikilizaji wa barua hiyo.</w:t>
       </w:r>
-      <w:r/>
-      <w:r/>
+      <w:r>
+        <w:rPr>
+          <w:lang w:val="sw_KE" w:bidi="sw_KE"/>
+        </w:rPr>
+      </w:r>
+      <w:r>
+        <w:rPr>
+          <w:lang w:val="sw_KE" w:bidi="sw_KE"/>
+        </w:rPr>
+      </w:r>
     </w:p>
     <w:sectPr>
       <w:footnotePr>
@@ -5650,7 +8286,7 @@
     <w:rPrDefault>
       <w:rPr>
         <w:rFonts w:ascii="Times New Roman" w:eastAsia="Times New Roman" w:hAnsi="Times New Roman" w:cs="Times New Roman"/>
-        <w:lang w:val="en-US" w:eastAsia="en-US" w:bidi="ar-SA"/>
+        <w:lang w:val="sw_KE" w:eastAsia="en-US" w:bidi="ar-SA"/>
       </w:rPr>
     </w:rPrDefault>
     <w:pPrDefault/>

--- a/swh/docx/56.content.docx
+++ b/swh/docx/56.content.docx
@@ -28,22 +28,6 @@
       </w:r>
     </w:p>
     <w:p>
-      <w:pPr>
-        <w:pStyle w:val="Heading2"/>
-      </w:pPr>
-      <w:r>
-        <w:rPr>
-          <w:lang w:val="sw_KE" w:bidi="sw_KE"/>
-        </w:rPr>
-        <w:t>License Information</w:t>
-      </w:r>
-      <w:r>
-        <w:rPr>
-          <w:lang w:val="sw_KE" w:bidi="sw_KE"/>
-        </w:rPr>
-      </w:r>
-    </w:p>
-    <w:p>
       <w:pPr/>
       <w:r>
         <w:rPr>
@@ -55,19 +39,21 @@
           <w:b/>
           <w:lang w:val="sw_KE" w:bidi="sw_KE"/>
         </w:rPr>
-        <w:t>Maelezo ya Masomo (Tyndale)</w:t>
-      </w:r>
-      <w:r>
-        <w:rPr>
-          <w:lang w:val="sw_KE" w:bidi="sw_KE"/>
-        </w:rPr>
-        <w:t xml:space="preserve"> (Swahili) is based on</w:t>
-      </w:r>
-      <w:r>
-        <w:rPr>
-          <w:lang w:val="sw_KE" w:bidi="sw_KE"/>
-        </w:rPr>
-        <w:t xml:space="preserve">: </w:t>
+        <w:t>Aquifer Open Study Notes</w:t>
+      </w:r>
+    </w:p>
+    <w:p>
+      <w:pPr/>
+      <w:r>
+        <w:rPr>
+          <w:lang w:val="sw_KE" w:bidi="sw_KE"/>
+        </w:rPr>
+      </w:r>
+      <w:r>
+        <w:rPr>
+          <w:lang w:val="sw_KE" w:bidi="sw_KE"/>
+        </w:rPr>
+        <w:t xml:space="preserve">This work is an adaptation of </w:t>
       </w:r>
       <w:r>
         <w:rPr>
@@ -79,48 +65,19 @@
         <w:rPr>
           <w:lang w:val="sw_KE" w:bidi="sw_KE"/>
         </w:rPr>
-        <w:t xml:space="preserve">, </w:t>
-      </w:r>
-      <w:hyperlink r:id="rId13">
-        <w:r>
-          <w:rPr>
-            <w:lang w:val="sw_KE" w:bidi="sw_KE"/>
-          </w:rPr>
-          <w:rPr>
-            <w:color w:val="0000EE"/>
-            <w:u w:val="single"/>
-          </w:rPr>
-          <w:t>Tyndale House Publishers</w:t>
-        </w:r>
-      </w:hyperlink>
-      <w:r>
-        <w:rPr>
-          <w:lang w:val="sw_KE" w:bidi="sw_KE"/>
-        </w:rPr>
-        <w:t xml:space="preserve">, 2019, which is licensed under a </w:t>
-      </w:r>
-      <w:hyperlink r:id="rId14">
-        <w:r>
-          <w:rPr>
-            <w:lang w:val="sw_KE" w:bidi="sw_KE"/>
-          </w:rPr>
-          <w:rPr>
-            <w:color w:val="0000EE"/>
-            <w:u w:val="single"/>
-          </w:rPr>
-          <w:t>CC BY-SA 4.0 license</w:t>
-        </w:r>
-      </w:hyperlink>
-      <w:r>
-        <w:rPr>
-          <w:lang w:val="sw_KE" w:bidi="sw_KE"/>
-        </w:rPr>
-        <w:t>.</w:t>
-      </w:r>
-      <w:r>
-        <w:rPr>
-          <w:lang w:val="sw_KE" w:bidi="sw_KE"/>
-        </w:rPr>
+        <w:t xml:space="preserve"> © 2023 Tyndale House Publishers, licensed under the CC BY-SA 4.0 license. The adaptation, </w:t>
+      </w:r>
+      <w:r>
+        <w:rPr>
+          <w:lang w:val="sw_KE" w:bidi="sw_KE"/>
+        </w:rPr>
+        <w:t>Aquifer Open Study Notes</w:t>
+      </w:r>
+      <w:r>
+        <w:rPr>
+          <w:lang w:val="sw_KE" w:bidi="sw_KE"/>
+        </w:rPr>
+        <w:t>, was created by Mission Mutual and is also licensed under CC BY-SA 4.0.</w:t>
       </w:r>
     </w:p>
     <w:p>
@@ -134,7 +91,7 @@
         <w:rPr>
           <w:lang w:val="sw_KE" w:bidi="sw_KE"/>
         </w:rPr>
-        <w:t>This PDF version is provided under the same license.</w:t>
+        <w:t>This resource has been adapted into multiple languages, including English, Tok Pisin, Arabic (عربي), French (Français), Hindi (हिंदी), Indonesian (Bahasa Indonesia), Portuguese (Português), Russian (Русский), Spanish (Español), Swahili (Kiswahili), and Simplified Chinese (简体中文).</w:t>
       </w:r>
       <w:r>
         <w:rPr>
@@ -296,91 +253,91 @@
         </w:rPr>
         <w:t xml:space="preserve">maarifa … yanayoongoza kwenye utauwa: Tazama </w:t>
       </w:r>
+      <w:hyperlink r:id="rId13">
+        <w:r>
+          <w:rPr>
+            <w:lang w:val="sw_KE" w:bidi="sw_KE"/>
+          </w:rPr>
+          <w:rPr>
+            <w:color w:val="0000EE"/>
+            <w:u w:val="single"/>
+          </w:rPr>
+          <w:t>2:11–14</w:t>
+        </w:r>
+      </w:hyperlink>
+      <w:r>
+        <w:rPr>
+          <w:lang w:val="sw_KE" w:bidi="sw_KE"/>
+        </w:rPr>
+        <w:t xml:space="preserve">; </w:t>
+      </w:r>
+      <w:hyperlink r:id="rId14">
+        <w:r>
+          <w:rPr>
+            <w:lang w:val="sw_KE" w:bidi="sw_KE"/>
+          </w:rPr>
+          <w:rPr>
+            <w:color w:val="0000EE"/>
+            <w:u w:val="single"/>
+          </w:rPr>
+          <w:t>1 Timotheo 6:3</w:t>
+        </w:r>
+      </w:hyperlink>
+      <w:r>
+        <w:rPr>
+          <w:lang w:val="sw_KE" w:bidi="sw_KE"/>
+        </w:rPr>
+        <w:t>.</w:t>
+      </w:r>
+      <w:r>
+        <w:rPr>
+          <w:lang w:val="sw_KE" w:bidi="sw_KE"/>
+        </w:rPr>
+      </w:r>
+      <w:r>
+        <w:rPr>
+          <w:lang w:val="sw_KE" w:bidi="sw_KE"/>
+        </w:rPr>
+      </w:r>
+    </w:p>
+    <w:p>
+      <w:pPr/>
+      <w:r>
+        <w:rPr>
+          <w:lang w:val="sw_KE" w:bidi="sw_KE"/>
+        </w:rPr>
+      </w:r>
+    </w:p>
+    <w:p>
+      <w:pPr>
+        <w:pStyle w:val="Heading2"/>
+      </w:pPr>
+      <w:r>
+        <w:rPr>
+          <w:lang w:val="sw_KE" w:bidi="sw_KE"/>
+        </w:rPr>
+        <w:t>Tito 1:1–4</w:t>
+      </w:r>
+      <w:r>
+        <w:rPr>
+          <w:lang w:val="sw_KE" w:bidi="sw_KE"/>
+        </w:rPr>
+      </w:r>
+    </w:p>
+    <w:p>
+      <w:pPr/>
+      <w:r>
+        <w:rPr>
+          <w:lang w:val="sw_KE" w:bidi="sw_KE"/>
+        </w:rPr>
+      </w:r>
+      <w:r>
+        <w:rPr>
+          <w:lang w:val="sw_KE" w:bidi="sw_KE"/>
+        </w:rPr>
+        <w:t>Mwanzo wa kitabu cha Tito, kama ilivyo kwa 1 Timotheo (</w:t>
+      </w:r>
       <w:hyperlink r:id="rId15">
-        <w:r>
-          <w:rPr>
-            <w:lang w:val="sw_KE" w:bidi="sw_KE"/>
-          </w:rPr>
-          <w:rPr>
-            <w:color w:val="0000EE"/>
-            <w:u w:val="single"/>
-          </w:rPr>
-          <w:t>2:11–14</w:t>
-        </w:r>
-      </w:hyperlink>
-      <w:r>
-        <w:rPr>
-          <w:lang w:val="sw_KE" w:bidi="sw_KE"/>
-        </w:rPr>
-        <w:t xml:space="preserve">; </w:t>
-      </w:r>
-      <w:hyperlink r:id="rId16">
-        <w:r>
-          <w:rPr>
-            <w:lang w:val="sw_KE" w:bidi="sw_KE"/>
-          </w:rPr>
-          <w:rPr>
-            <w:color w:val="0000EE"/>
-            <w:u w:val="single"/>
-          </w:rPr>
-          <w:t>1 Timotheo 6:3</w:t>
-        </w:r>
-      </w:hyperlink>
-      <w:r>
-        <w:rPr>
-          <w:lang w:val="sw_KE" w:bidi="sw_KE"/>
-        </w:rPr>
-        <w:t>.</w:t>
-      </w:r>
-      <w:r>
-        <w:rPr>
-          <w:lang w:val="sw_KE" w:bidi="sw_KE"/>
-        </w:rPr>
-      </w:r>
-      <w:r>
-        <w:rPr>
-          <w:lang w:val="sw_KE" w:bidi="sw_KE"/>
-        </w:rPr>
-      </w:r>
-    </w:p>
-    <w:p>
-      <w:pPr/>
-      <w:r>
-        <w:rPr>
-          <w:lang w:val="sw_KE" w:bidi="sw_KE"/>
-        </w:rPr>
-      </w:r>
-    </w:p>
-    <w:p>
-      <w:pPr>
-        <w:pStyle w:val="Heading2"/>
-      </w:pPr>
-      <w:r>
-        <w:rPr>
-          <w:lang w:val="sw_KE" w:bidi="sw_KE"/>
-        </w:rPr>
-        <w:t>Tito 1:1–4</w:t>
-      </w:r>
-      <w:r>
-        <w:rPr>
-          <w:lang w:val="sw_KE" w:bidi="sw_KE"/>
-        </w:rPr>
-      </w:r>
-    </w:p>
-    <w:p>
-      <w:pPr/>
-      <w:r>
-        <w:rPr>
-          <w:lang w:val="sw_KE" w:bidi="sw_KE"/>
-        </w:rPr>
-      </w:r>
-      <w:r>
-        <w:rPr>
-          <w:lang w:val="sw_KE" w:bidi="sw_KE"/>
-        </w:rPr>
-        <w:t>Mwanzo wa kitabu cha Tito, kama ilivyo kwa 1 Timotheo (</w:t>
-      </w:r>
-      <w:hyperlink r:id="rId17">
         <w:r>
           <w:rPr>
             <w:lang w:val="sw_KE" w:bidi="sw_KE"/>
@@ -450,7 +407,7 @@
         </w:rPr>
         <w:t xml:space="preserve">Kuamini kwamba wana uzima wa milele huwapa watu wa Mungu uwezo wa kuishi vyema sasa (tazama </w:t>
       </w:r>
-      <w:hyperlink r:id="rId15">
+      <w:hyperlink r:id="rId13">
         <w:r>
           <w:rPr>
             <w:lang w:val="sw_KE" w:bidi="sw_KE"/>
@@ -468,7 +425,7 @@
         </w:rPr>
         <w:t xml:space="preserve">; </w:t>
       </w:r>
-      <w:hyperlink r:id="rId18">
+      <w:hyperlink r:id="rId16">
         <w:r>
           <w:rPr>
             <w:lang w:val="sw_KE" w:bidi="sw_KE"/>
@@ -523,6 +480,42 @@
         </w:rPr>
         <w:t>). Kauli hii pia inasisitiza mpango wa Mungu wa wokovu usiobadilika (</w:t>
       </w:r>
+      <w:hyperlink r:id="rId17">
+        <w:r>
+          <w:rPr>
+            <w:lang w:val="sw_KE" w:bidi="sw_KE"/>
+          </w:rPr>
+          <w:rPr>
+            <w:color w:val="0000EE"/>
+            <w:u w:val="single"/>
+          </w:rPr>
+          <w:t>1:1</w:t>
+        </w:r>
+      </w:hyperlink>
+      <w:r>
+        <w:rPr>
+          <w:lang w:val="sw_KE" w:bidi="sw_KE"/>
+        </w:rPr>
+        <w:t xml:space="preserve">): Mungu anaweza kuaminiwa kutimiza ahadi zake (tazama </w:t>
+      </w:r>
+      <w:hyperlink r:id="rId18">
+        <w:r>
+          <w:rPr>
+            <w:lang w:val="sw_KE" w:bidi="sw_KE"/>
+          </w:rPr>
+          <w:rPr>
+            <w:color w:val="0000EE"/>
+            <w:u w:val="single"/>
+          </w:rPr>
+          <w:t>Hesabu 23:19</w:t>
+        </w:r>
+      </w:hyperlink>
+      <w:r>
+        <w:rPr>
+          <w:lang w:val="sw_KE" w:bidi="sw_KE"/>
+        </w:rPr>
+        <w:t xml:space="preserve">; </w:t>
+      </w:r>
       <w:hyperlink r:id="rId19">
         <w:r>
           <w:rPr>
@@ -532,52 +525,16 @@
             <w:color w:val="0000EE"/>
             <w:u w:val="single"/>
           </w:rPr>
-          <w:t>1:1</w:t>
-        </w:r>
-      </w:hyperlink>
-      <w:r>
-        <w:rPr>
-          <w:lang w:val="sw_KE" w:bidi="sw_KE"/>
-        </w:rPr>
-        <w:t xml:space="preserve">): Mungu anaweza kuaminiwa kutimiza ahadi zake (tazama </w:t>
+          <w:t>1 Samweli 15:29</w:t>
+        </w:r>
+      </w:hyperlink>
+      <w:r>
+        <w:rPr>
+          <w:lang w:val="sw_KE" w:bidi="sw_KE"/>
+        </w:rPr>
+        <w:t xml:space="preserve">; </w:t>
       </w:r>
       <w:hyperlink r:id="rId20">
-        <w:r>
-          <w:rPr>
-            <w:lang w:val="sw_KE" w:bidi="sw_KE"/>
-          </w:rPr>
-          <w:rPr>
-            <w:color w:val="0000EE"/>
-            <w:u w:val="single"/>
-          </w:rPr>
-          <w:t>Hesabu 23:19</w:t>
-        </w:r>
-      </w:hyperlink>
-      <w:r>
-        <w:rPr>
-          <w:lang w:val="sw_KE" w:bidi="sw_KE"/>
-        </w:rPr>
-        <w:t xml:space="preserve">; </w:t>
-      </w:r>
-      <w:hyperlink r:id="rId21">
-        <w:r>
-          <w:rPr>
-            <w:lang w:val="sw_KE" w:bidi="sw_KE"/>
-          </w:rPr>
-          <w:rPr>
-            <w:color w:val="0000EE"/>
-            <w:u w:val="single"/>
-          </w:rPr>
-          <w:t>1 Samweli 15:29</w:t>
-        </w:r>
-      </w:hyperlink>
-      <w:r>
-        <w:rPr>
-          <w:lang w:val="sw_KE" w:bidi="sw_KE"/>
-        </w:rPr>
-        <w:t xml:space="preserve">; </w:t>
-      </w:r>
-      <w:hyperlink r:id="rId22">
         <w:r>
           <w:rPr>
             <w:lang w:val="sw_KE" w:bidi="sw_KE"/>
@@ -647,43 +604,43 @@
         </w:rPr>
         <w:t xml:space="preserve">Kwa wakati wake mwenyewe: Mpango ni wa Mungu kabisa, ambaye hutimiza mpango wake kwa ratiba yake mwenyewe kwa mapenzi yake mwenyewe (tazama </w:t>
       </w:r>
+      <w:hyperlink r:id="rId21">
+        <w:r>
+          <w:rPr>
+            <w:lang w:val="sw_KE" w:bidi="sw_KE"/>
+          </w:rPr>
+          <w:rPr>
+            <w:color w:val="0000EE"/>
+            <w:u w:val="single"/>
+          </w:rPr>
+          <w:t>3:5</w:t>
+        </w:r>
+      </w:hyperlink>
+      <w:r>
+        <w:rPr>
+          <w:lang w:val="sw_KE" w:bidi="sw_KE"/>
+        </w:rPr>
+        <w:t xml:space="preserve">; </w:t>
+      </w:r>
+      <w:hyperlink r:id="rId22">
+        <w:r>
+          <w:rPr>
+            <w:lang w:val="sw_KE" w:bidi="sw_KE"/>
+          </w:rPr>
+          <w:rPr>
+            <w:color w:val="0000EE"/>
+            <w:u w:val="single"/>
+          </w:rPr>
+          <w:t>1 Timotheo 2:6</w:t>
+        </w:r>
+      </w:hyperlink>
+      <w:r>
+        <w:rPr>
+          <w:lang w:val="sw_KE" w:bidi="sw_KE"/>
+        </w:rPr>
+        <w:t xml:space="preserve">; </w:t>
+      </w:r>
       <w:hyperlink r:id="rId23">
-        <w:r>
-          <w:rPr>
-            <w:lang w:val="sw_KE" w:bidi="sw_KE"/>
-          </w:rPr>
-          <w:rPr>
-            <w:color w:val="0000EE"/>
-            <w:u w:val="single"/>
-          </w:rPr>
-          <w:t>3:5</w:t>
-        </w:r>
-      </w:hyperlink>
-      <w:r>
-        <w:rPr>
-          <w:lang w:val="sw_KE" w:bidi="sw_KE"/>
-        </w:rPr>
-        <w:t xml:space="preserve">; </w:t>
-      </w:r>
-      <w:hyperlink r:id="rId24">
-        <w:r>
-          <w:rPr>
-            <w:lang w:val="sw_KE" w:bidi="sw_KE"/>
-          </w:rPr>
-          <w:rPr>
-            <w:color w:val="0000EE"/>
-            <w:u w:val="single"/>
-          </w:rPr>
-          <w:t>1 Timotheo 2:6</w:t>
-        </w:r>
-      </w:hyperlink>
-      <w:r>
-        <w:rPr>
-          <w:lang w:val="sw_KE" w:bidi="sw_KE"/>
-        </w:rPr>
-        <w:t xml:space="preserve">; </w:t>
-      </w:r>
-      <w:hyperlink r:id="rId25">
         <w:r>
           <w:rPr>
             <w:lang w:val="sw_KE" w:bidi="sw_KE"/>
@@ -719,6 +676,42 @@
         </w:rPr>
         <w:t xml:space="preserve">Mungu Mwokozi wetu: Katika </w:t>
       </w:r>
+      <w:hyperlink r:id="rId24">
+        <w:r>
+          <w:rPr>
+            <w:lang w:val="sw_KE" w:bidi="sw_KE"/>
+          </w:rPr>
+          <w:rPr>
+            <w:color w:val="0000EE"/>
+            <w:u w:val="single"/>
+          </w:rPr>
+          <w:t>Tito 1:4</w:t>
+        </w:r>
+      </w:hyperlink>
+      <w:r>
+        <w:rPr>
+          <w:lang w:val="sw_KE" w:bidi="sw_KE"/>
+        </w:rPr>
+        <w:t xml:space="preserve">, Yesu pia anaitwa "Mwokozi wetu," akimtambulisha Yesu na Mungu (tazama </w:t>
+      </w:r>
+      <w:hyperlink r:id="rId25">
+        <w:r>
+          <w:rPr>
+            <w:lang w:val="sw_KE" w:bidi="sw_KE"/>
+          </w:rPr>
+          <w:rPr>
+            <w:color w:val="0000EE"/>
+            <w:u w:val="single"/>
+          </w:rPr>
+          <w:t>2:10</w:t>
+        </w:r>
+      </w:hyperlink>
+      <w:r>
+        <w:rPr>
+          <w:lang w:val="sw_KE" w:bidi="sw_KE"/>
+        </w:rPr>
+        <w:t xml:space="preserve">, </w:t>
+      </w:r>
       <w:hyperlink r:id="rId26">
         <w:r>
           <w:rPr>
@@ -728,14 +721,14 @@
             <w:color w:val="0000EE"/>
             <w:u w:val="single"/>
           </w:rPr>
-          <w:t>Tito 1:4</w:t>
-        </w:r>
-      </w:hyperlink>
-      <w:r>
-        <w:rPr>
-          <w:lang w:val="sw_KE" w:bidi="sw_KE"/>
-        </w:rPr>
-        <w:t xml:space="preserve">, Yesu pia anaitwa "Mwokozi wetu," akimtambulisha Yesu na Mungu (tazama </w:t>
+          <w:t>13</w:t>
+        </w:r>
+      </w:hyperlink>
+      <w:r>
+        <w:rPr>
+          <w:lang w:val="sw_KE" w:bidi="sw_KE"/>
+        </w:rPr>
+        <w:t xml:space="preserve">; </w:t>
       </w:r>
       <w:hyperlink r:id="rId27">
         <w:r>
@@ -746,7 +739,7 @@
             <w:color w:val="0000EE"/>
             <w:u w:val="single"/>
           </w:rPr>
-          <w:t>2:10</w:t>
+          <w:t>3:4</w:t>
         </w:r>
       </w:hyperlink>
       <w:r>
@@ -756,42 +749,6 @@
         <w:t xml:space="preserve">, </w:t>
       </w:r>
       <w:hyperlink r:id="rId28">
-        <w:r>
-          <w:rPr>
-            <w:lang w:val="sw_KE" w:bidi="sw_KE"/>
-          </w:rPr>
-          <w:rPr>
-            <w:color w:val="0000EE"/>
-            <w:u w:val="single"/>
-          </w:rPr>
-          <w:t>13</w:t>
-        </w:r>
-      </w:hyperlink>
-      <w:r>
-        <w:rPr>
-          <w:lang w:val="sw_KE" w:bidi="sw_KE"/>
-        </w:rPr>
-        <w:t xml:space="preserve">; </w:t>
-      </w:r>
-      <w:hyperlink r:id="rId29">
-        <w:r>
-          <w:rPr>
-            <w:lang w:val="sw_KE" w:bidi="sw_KE"/>
-          </w:rPr>
-          <w:rPr>
-            <w:color w:val="0000EE"/>
-            <w:u w:val="single"/>
-          </w:rPr>
-          <w:t>3:4</w:t>
-        </w:r>
-      </w:hyperlink>
-      <w:r>
-        <w:rPr>
-          <w:lang w:val="sw_KE" w:bidi="sw_KE"/>
-        </w:rPr>
-        <w:t xml:space="preserve">, </w:t>
-      </w:r>
-      <w:hyperlink r:id="rId30">
         <w:r>
           <w:rPr>
             <w:lang w:val="sw_KE" w:bidi="sw_KE"/>
@@ -879,7 +836,7 @@
         </w:rPr>
         <w:t xml:space="preserve">mwanangu wa kweli: Maneno hayo yanampa mamlaka mjumbe (kama ilivyo katika </w:t>
       </w:r>
-      <w:hyperlink r:id="rId31">
+      <w:hyperlink r:id="rId29">
         <w:r>
           <w:rPr>
             <w:lang w:val="sw_KE" w:bidi="sw_KE"/>
@@ -949,7 +906,7 @@
         </w:rPr>
         <w:t>Krete ilikuwa iko katika Bahari ya Mediterania, kusini mwa Bahari ya Aegean. Ilikuwa eneo muhimu kwa safari na biashara kwa bahari, kwa hivyo ilikuwa na mchanganyiko wa ushawishi, ikiwa ni pamoja na idadi ya Wayahudi. Baadhi kutoka Krete walikuwa kwenye Pentekoste (</w:t>
       </w:r>
-      <w:hyperlink r:id="rId32">
+      <w:hyperlink r:id="rId30">
         <w:r>
           <w:rPr>
             <w:lang w:val="sw_KE" w:bidi="sw_KE"/>
@@ -1037,7 +994,7 @@
         </w:rPr>
         <w:t xml:space="preserve">Tito aliagizwa kuteua viongozi ili kukamilisha kile kilichokuwa hakijakamilika—yaani, kuanzisha kanisa (linganisha </w:t>
       </w:r>
-      <w:hyperlink r:id="rId33">
+      <w:hyperlink r:id="rId31">
         <w:r>
           <w:rPr>
             <w:lang w:val="sw_KE" w:bidi="sw_KE"/>
@@ -1073,91 +1030,91 @@
         </w:rPr>
         <w:t xml:space="preserve">Sifa hizi za uongozi zinaweza kuwa ni marekebisho kwa ugeni wa waongofu hawa na ugumu wa utamaduni wao. Inadhaniwa kuwa wazee watakuwa wanaume (tazama </w:t>
       </w:r>
+      <w:hyperlink r:id="rId32">
+        <w:r>
+          <w:rPr>
+            <w:lang w:val="sw_KE" w:bidi="sw_KE"/>
+          </w:rPr>
+          <w:rPr>
+            <w:color w:val="0000EE"/>
+            <w:u w:val="single"/>
+          </w:rPr>
+          <w:t>1 Timotheo 3:4–5</w:t>
+        </w:r>
+      </w:hyperlink>
+      <w:r>
+        <w:rPr>
+          <w:lang w:val="sw_KE" w:bidi="sw_KE"/>
+        </w:rPr>
+        <w:t>).</w:t>
+      </w:r>
+      <w:r>
+        <w:rPr>
+          <w:lang w:val="sw_KE" w:bidi="sw_KE"/>
+        </w:rPr>
+      </w:r>
+      <w:r>
+        <w:rPr>
+          <w:lang w:val="sw_KE" w:bidi="sw_KE"/>
+        </w:rPr>
+      </w:r>
+    </w:p>
+    <w:p>
+      <w:pPr/>
+      <w:r>
+        <w:rPr>
+          <w:lang w:val="sw_KE" w:bidi="sw_KE"/>
+        </w:rPr>
+      </w:r>
+    </w:p>
+    <w:p>
+      <w:pPr>
+        <w:pStyle w:val="Heading2"/>
+      </w:pPr>
+      <w:r>
+        <w:rPr>
+          <w:lang w:val="sw_KE" w:bidi="sw_KE"/>
+        </w:rPr>
+        <w:t>Tito 1:5–16</w:t>
+      </w:r>
+      <w:r>
+        <w:rPr>
+          <w:lang w:val="sw_KE" w:bidi="sw_KE"/>
+        </w:rPr>
+      </w:r>
+    </w:p>
+    <w:p>
+      <w:pPr/>
+      <w:r>
+        <w:rPr>
+          <w:lang w:val="sw_KE" w:bidi="sw_KE"/>
+        </w:rPr>
+      </w:r>
+      <w:r>
+        <w:rPr>
+          <w:lang w:val="sw_KE" w:bidi="sw_KE"/>
+        </w:rPr>
+        <w:t>Uongozi thabiti na mwaminifu ulitakiwa katika makanisa ya Krete ili kushughulikia hatari ya walimu wa uongo (</w:t>
+      </w:r>
+      <w:hyperlink r:id="rId33">
+        <w:r>
+          <w:rPr>
+            <w:lang w:val="sw_KE" w:bidi="sw_KE"/>
+          </w:rPr>
+          <w:rPr>
+            <w:color w:val="0000EE"/>
+            <w:u w:val="single"/>
+          </w:rPr>
+          <w:t>1:10–16</w:t>
+        </w:r>
+      </w:hyperlink>
+      <w:r>
+        <w:rPr>
+          <w:lang w:val="sw_KE" w:bidi="sw_KE"/>
+        </w:rPr>
+        <w:t xml:space="preserve">). Sehemu hii ya kazi ya Tito inalingana na wasiwasi mkubwa wa barua hiyo: kuunda jamii inayoshuhudia Kristo kwa kuonyesha neema ya Mungu katika mwenendo wake. Linganisha </w:t>
+      </w:r>
       <w:hyperlink r:id="rId34">
-        <w:r>
-          <w:rPr>
-            <w:lang w:val="sw_KE" w:bidi="sw_KE"/>
-          </w:rPr>
-          <w:rPr>
-            <w:color w:val="0000EE"/>
-            <w:u w:val="single"/>
-          </w:rPr>
-          <w:t>1 Timotheo 3:4–5</w:t>
-        </w:r>
-      </w:hyperlink>
-      <w:r>
-        <w:rPr>
-          <w:lang w:val="sw_KE" w:bidi="sw_KE"/>
-        </w:rPr>
-        <w:t>).</w:t>
-      </w:r>
-      <w:r>
-        <w:rPr>
-          <w:lang w:val="sw_KE" w:bidi="sw_KE"/>
-        </w:rPr>
-      </w:r>
-      <w:r>
-        <w:rPr>
-          <w:lang w:val="sw_KE" w:bidi="sw_KE"/>
-        </w:rPr>
-      </w:r>
-    </w:p>
-    <w:p>
-      <w:pPr/>
-      <w:r>
-        <w:rPr>
-          <w:lang w:val="sw_KE" w:bidi="sw_KE"/>
-        </w:rPr>
-      </w:r>
-    </w:p>
-    <w:p>
-      <w:pPr>
-        <w:pStyle w:val="Heading2"/>
-      </w:pPr>
-      <w:r>
-        <w:rPr>
-          <w:lang w:val="sw_KE" w:bidi="sw_KE"/>
-        </w:rPr>
-        <w:t>Tito 1:5–16</w:t>
-      </w:r>
-      <w:r>
-        <w:rPr>
-          <w:lang w:val="sw_KE" w:bidi="sw_KE"/>
-        </w:rPr>
-      </w:r>
-    </w:p>
-    <w:p>
-      <w:pPr/>
-      <w:r>
-        <w:rPr>
-          <w:lang w:val="sw_KE" w:bidi="sw_KE"/>
-        </w:rPr>
-      </w:r>
-      <w:r>
-        <w:rPr>
-          <w:lang w:val="sw_KE" w:bidi="sw_KE"/>
-        </w:rPr>
-        <w:t>Uongozi thabiti na mwaminifu ulitakiwa katika makanisa ya Krete ili kushughulikia hatari ya walimu wa uongo (</w:t>
-      </w:r>
-      <w:hyperlink r:id="rId35">
-        <w:r>
-          <w:rPr>
-            <w:lang w:val="sw_KE" w:bidi="sw_KE"/>
-          </w:rPr>
-          <w:rPr>
-            <w:color w:val="0000EE"/>
-            <w:u w:val="single"/>
-          </w:rPr>
-          <w:t>1:10–16</w:t>
-        </w:r>
-      </w:hyperlink>
-      <w:r>
-        <w:rPr>
-          <w:lang w:val="sw_KE" w:bidi="sw_KE"/>
-        </w:rPr>
-        <w:t xml:space="preserve">). Sehemu hii ya kazi ya Tito inalingana na wasiwasi mkubwa wa barua hiyo: kuunda jamii inayoshuhudia Kristo kwa kuonyesha neema ya Mungu katika mwenendo wake. Linganisha </w:t>
-      </w:r>
-      <w:hyperlink r:id="rId36">
         <w:r>
           <w:rPr>
             <w:lang w:val="sw_KE" w:bidi="sw_KE"/>
@@ -1257,7 +1214,7 @@
         </w:rPr>
         <w:t>kutokuwa na busara au kutotii (yaani, tabia isiyo na mipaka au uasi): Hii inaonekana kuakisi utamaduni wa Kretani na viwango vyake vya chini vya maadili (</w:t>
       </w:r>
-      <w:hyperlink r:id="rId37">
+      <w:hyperlink r:id="rId35">
         <w:r>
           <w:rPr>
             <w:lang w:val="sw_KE" w:bidi="sw_KE"/>
@@ -1353,6 +1310,42 @@
         </w:rPr>
         <w:t xml:space="preserve">) ni msimamizi wa nyumba ya Mungu: Tazama </w:t>
       </w:r>
+      <w:hyperlink r:id="rId36">
+        <w:r>
+          <w:rPr>
+            <w:lang w:val="sw_KE" w:bidi="sw_KE"/>
+          </w:rPr>
+          <w:rPr>
+            <w:color w:val="0000EE"/>
+            <w:u w:val="single"/>
+          </w:rPr>
+          <w:t>1:11</w:t>
+        </w:r>
+      </w:hyperlink>
+      <w:r>
+        <w:rPr>
+          <w:lang w:val="sw_KE" w:bidi="sw_KE"/>
+        </w:rPr>
+        <w:t xml:space="preserve">; </w:t>
+      </w:r>
+      <w:hyperlink r:id="rId37">
+        <w:r>
+          <w:rPr>
+            <w:lang w:val="sw_KE" w:bidi="sw_KE"/>
+          </w:rPr>
+          <w:rPr>
+            <w:color w:val="0000EE"/>
+            <w:u w:val="single"/>
+          </w:rPr>
+          <w:t>2:2–10</w:t>
+        </w:r>
+      </w:hyperlink>
+      <w:r>
+        <w:rPr>
+          <w:lang w:val="sw_KE" w:bidi="sw_KE"/>
+        </w:rPr>
+        <w:t xml:space="preserve">; </w:t>
+      </w:r>
       <w:hyperlink r:id="rId38">
         <w:r>
           <w:rPr>
@@ -1362,7 +1355,7 @@
             <w:color w:val="0000EE"/>
             <w:u w:val="single"/>
           </w:rPr>
-          <w:t>1:11</w:t>
+          <w:t>1 Timotheo 1:4</w:t>
         </w:r>
       </w:hyperlink>
       <w:r>
@@ -1371,6 +1364,24 @@
         </w:rPr>
         <w:t xml:space="preserve">; </w:t>
       </w:r>
+      <w:hyperlink r:id="rId32">
+        <w:r>
+          <w:rPr>
+            <w:lang w:val="sw_KE" w:bidi="sw_KE"/>
+          </w:rPr>
+          <w:rPr>
+            <w:color w:val="0000EE"/>
+            <w:u w:val="single"/>
+          </w:rPr>
+          <w:t>3:4–5</w:t>
+        </w:r>
+      </w:hyperlink>
+      <w:r>
+        <w:rPr>
+          <w:lang w:val="sw_KE" w:bidi="sw_KE"/>
+        </w:rPr>
+        <w:t xml:space="preserve">, </w:t>
+      </w:r>
       <w:hyperlink r:id="rId39">
         <w:r>
           <w:rPr>
@@ -1380,7 +1391,25 @@
             <w:color w:val="0000EE"/>
             <w:u w:val="single"/>
           </w:rPr>
-          <w:t>2:2–10</w:t>
+          <w:t>12</w:t>
+        </w:r>
+      </w:hyperlink>
+      <w:r>
+        <w:rPr>
+          <w:lang w:val="sw_KE" w:bidi="sw_KE"/>
+        </w:rPr>
+        <w:t xml:space="preserve">, </w:t>
+      </w:r>
+      <w:hyperlink r:id="rId40">
+        <w:r>
+          <w:rPr>
+            <w:lang w:val="sw_KE" w:bidi="sw_KE"/>
+          </w:rPr>
+          <w:rPr>
+            <w:color w:val="0000EE"/>
+            <w:u w:val="single"/>
+          </w:rPr>
+          <w:t>15</w:t>
         </w:r>
       </w:hyperlink>
       <w:r>
@@ -1389,79 +1418,7 @@
         </w:rPr>
         <w:t xml:space="preserve">; </w:t>
       </w:r>
-      <w:hyperlink r:id="rId40">
-        <w:r>
-          <w:rPr>
-            <w:lang w:val="sw_KE" w:bidi="sw_KE"/>
-          </w:rPr>
-          <w:rPr>
-            <w:color w:val="0000EE"/>
-            <w:u w:val="single"/>
-          </w:rPr>
-          <w:t>1 Timotheo 1:4</w:t>
-        </w:r>
-      </w:hyperlink>
-      <w:r>
-        <w:rPr>
-          <w:lang w:val="sw_KE" w:bidi="sw_KE"/>
-        </w:rPr>
-        <w:t xml:space="preserve">; </w:t>
-      </w:r>
-      <w:hyperlink r:id="rId34">
-        <w:r>
-          <w:rPr>
-            <w:lang w:val="sw_KE" w:bidi="sw_KE"/>
-          </w:rPr>
-          <w:rPr>
-            <w:color w:val="0000EE"/>
-            <w:u w:val="single"/>
-          </w:rPr>
-          <w:t>3:4–5</w:t>
-        </w:r>
-      </w:hyperlink>
-      <w:r>
-        <w:rPr>
-          <w:lang w:val="sw_KE" w:bidi="sw_KE"/>
-        </w:rPr>
-        <w:t xml:space="preserve">, </w:t>
-      </w:r>
       <w:hyperlink r:id="rId41">
-        <w:r>
-          <w:rPr>
-            <w:lang w:val="sw_KE" w:bidi="sw_KE"/>
-          </w:rPr>
-          <w:rPr>
-            <w:color w:val="0000EE"/>
-            <w:u w:val="single"/>
-          </w:rPr>
-          <w:t>12</w:t>
-        </w:r>
-      </w:hyperlink>
-      <w:r>
-        <w:rPr>
-          <w:lang w:val="sw_KE" w:bidi="sw_KE"/>
-        </w:rPr>
-        <w:t xml:space="preserve">, </w:t>
-      </w:r>
-      <w:hyperlink r:id="rId42">
-        <w:r>
-          <w:rPr>
-            <w:lang w:val="sw_KE" w:bidi="sw_KE"/>
-          </w:rPr>
-          <w:rPr>
-            <w:color w:val="0000EE"/>
-            <w:u w:val="single"/>
-          </w:rPr>
-          <w:t>15</w:t>
-        </w:r>
-      </w:hyperlink>
-      <w:r>
-        <w:rPr>
-          <w:lang w:val="sw_KE" w:bidi="sw_KE"/>
-        </w:rPr>
-        <w:t xml:space="preserve">; </w:t>
-      </w:r>
-      <w:hyperlink r:id="rId43">
         <w:r>
           <w:rPr>
             <w:lang w:val="sw_KE" w:bidi="sw_KE"/>
@@ -1497,7 +1454,7 @@
         </w:rPr>
         <w:t xml:space="preserve">Sifa hizi zinaonyesha kwamba mzee hapaswi kujiendesha kama watu wa Krete wanaojulikana kwa maadili yao mabaya (angalia </w:t>
       </w:r>
-      <w:hyperlink r:id="rId37">
+      <w:hyperlink r:id="rId35">
         <w:r>
           <w:rPr>
             <w:lang w:val="sw_KE" w:bidi="sw_KE"/>
@@ -1567,7 +1524,7 @@
         </w:rPr>
         <w:t xml:space="preserve">Wazee walikuwa na jukumu kuu katika kufundisha jamii. Hii inaweza kuwa ilikuwa muhimu katika kukabiliana na tishio la haraka kwa jamii hizi maalum (kama ilivyokuwa pia huko Efeso; angalia </w:t>
       </w:r>
-      <w:hyperlink r:id="rId44">
+      <w:hyperlink r:id="rId42">
         <w:r>
           <w:rPr>
             <w:lang w:val="sw_KE" w:bidi="sw_KE"/>
@@ -1603,61 +1560,61 @@
         </w:rPr>
         <w:t xml:space="preserve">Ni kwa imani thabiti katika habari njema tu ndipo mzee angeweza kutoa mafundisho mazuri. Wasiwasi maalum wa Paulo unashughulikiwa katika </w:t>
       </w:r>
+      <w:hyperlink r:id="rId43">
+        <w:r>
+          <w:rPr>
+            <w:lang w:val="sw_KE" w:bidi="sw_KE"/>
+          </w:rPr>
+          <w:rPr>
+            <w:color w:val="0000EE"/>
+            <w:u w:val="single"/>
+          </w:rPr>
+          <w:t>Tito 2:1–3:11</w:t>
+        </w:r>
+      </w:hyperlink>
+      <w:r>
+        <w:rPr>
+          <w:lang w:val="sw_KE" w:bidi="sw_KE"/>
+        </w:rPr>
+        <w:t xml:space="preserve">, ukizingatia matatizo yaliyotajwa katika </w:t>
+      </w:r>
+      <w:hyperlink r:id="rId33">
+        <w:r>
+          <w:rPr>
+            <w:lang w:val="sw_KE" w:bidi="sw_KE"/>
+          </w:rPr>
+          <w:rPr>
+            <w:color w:val="0000EE"/>
+            <w:u w:val="single"/>
+          </w:rPr>
+          <w:t>1:10–16</w:t>
+        </w:r>
+      </w:hyperlink>
+      <w:r>
+        <w:rPr>
+          <w:lang w:val="sw_KE" w:bidi="sw_KE"/>
+        </w:rPr>
+        <w:t xml:space="preserve"> na </w:t>
+      </w:r>
+      <w:hyperlink r:id="rId44">
+        <w:r>
+          <w:rPr>
+            <w:lang w:val="sw_KE" w:bidi="sw_KE"/>
+          </w:rPr>
+          <w:rPr>
+            <w:color w:val="0000EE"/>
+            <w:u w:val="single"/>
+          </w:rPr>
+          <w:t>3:9–11</w:t>
+        </w:r>
+      </w:hyperlink>
+      <w:r>
+        <w:rPr>
+          <w:lang w:val="sw_KE" w:bidi="sw_KE"/>
+        </w:rPr>
+        <w:t xml:space="preserve"> (tazama pia </w:t>
+      </w:r>
       <w:hyperlink r:id="rId45">
-        <w:r>
-          <w:rPr>
-            <w:lang w:val="sw_KE" w:bidi="sw_KE"/>
-          </w:rPr>
-          <w:rPr>
-            <w:color w:val="0000EE"/>
-            <w:u w:val="single"/>
-          </w:rPr>
-          <w:t>Tito 2:1–3:11</w:t>
-        </w:r>
-      </w:hyperlink>
-      <w:r>
-        <w:rPr>
-          <w:lang w:val="sw_KE" w:bidi="sw_KE"/>
-        </w:rPr>
-        <w:t xml:space="preserve">, ukizingatia matatizo yaliyotajwa katika </w:t>
-      </w:r>
-      <w:hyperlink r:id="rId35">
-        <w:r>
-          <w:rPr>
-            <w:lang w:val="sw_KE" w:bidi="sw_KE"/>
-          </w:rPr>
-          <w:rPr>
-            <w:color w:val="0000EE"/>
-            <w:u w:val="single"/>
-          </w:rPr>
-          <w:t>1:10–16</w:t>
-        </w:r>
-      </w:hyperlink>
-      <w:r>
-        <w:rPr>
-          <w:lang w:val="sw_KE" w:bidi="sw_KE"/>
-        </w:rPr>
-        <w:t xml:space="preserve"> na </w:t>
-      </w:r>
-      <w:hyperlink r:id="rId46">
-        <w:r>
-          <w:rPr>
-            <w:lang w:val="sw_KE" w:bidi="sw_KE"/>
-          </w:rPr>
-          <w:rPr>
-            <w:color w:val="0000EE"/>
-            <w:u w:val="single"/>
-          </w:rPr>
-          <w:t>3:9–11</w:t>
-        </w:r>
-      </w:hyperlink>
-      <w:r>
-        <w:rPr>
-          <w:lang w:val="sw_KE" w:bidi="sw_KE"/>
-        </w:rPr>
-        <w:t xml:space="preserve"> (tazama pia </w:t>
-      </w:r>
-      <w:hyperlink r:id="rId47">
         <w:r>
           <w:rPr>
             <w:lang w:val="sw_KE" w:bidi="sw_KE"/>
@@ -1693,43 +1650,43 @@
         </w:rPr>
         <w:t xml:space="preserve">Tito alikuwa na jukumu sawa (linganisha </w:t>
       </w:r>
+      <w:hyperlink r:id="rId46">
+        <w:r>
+          <w:rPr>
+            <w:lang w:val="sw_KE" w:bidi="sw_KE"/>
+          </w:rPr>
+          <w:rPr>
+            <w:color w:val="0000EE"/>
+            <w:u w:val="single"/>
+          </w:rPr>
+          <w:t>Tito 1:13</w:t>
+        </w:r>
+      </w:hyperlink>
+      <w:r>
+        <w:rPr>
+          <w:lang w:val="sw_KE" w:bidi="sw_KE"/>
+        </w:rPr>
+        <w:t xml:space="preserve">; </w:t>
+      </w:r>
+      <w:hyperlink r:id="rId47">
+        <w:r>
+          <w:rPr>
+            <w:lang w:val="sw_KE" w:bidi="sw_KE"/>
+          </w:rPr>
+          <w:rPr>
+            <w:color w:val="0000EE"/>
+            <w:u w:val="single"/>
+          </w:rPr>
+          <w:t>2:15</w:t>
+        </w:r>
+      </w:hyperlink>
+      <w:r>
+        <w:rPr>
+          <w:lang w:val="sw_KE" w:bidi="sw_KE"/>
+        </w:rPr>
+        <w:t xml:space="preserve">; </w:t>
+      </w:r>
       <w:hyperlink r:id="rId48">
-        <w:r>
-          <w:rPr>
-            <w:lang w:val="sw_KE" w:bidi="sw_KE"/>
-          </w:rPr>
-          <w:rPr>
-            <w:color w:val="0000EE"/>
-            <w:u w:val="single"/>
-          </w:rPr>
-          <w:t>Tito 1:13</w:t>
-        </w:r>
-      </w:hyperlink>
-      <w:r>
-        <w:rPr>
-          <w:lang w:val="sw_KE" w:bidi="sw_KE"/>
-        </w:rPr>
-        <w:t xml:space="preserve">; </w:t>
-      </w:r>
-      <w:hyperlink r:id="rId49">
-        <w:r>
-          <w:rPr>
-            <w:lang w:val="sw_KE" w:bidi="sw_KE"/>
-          </w:rPr>
-          <w:rPr>
-            <w:color w:val="0000EE"/>
-            <w:u w:val="single"/>
-          </w:rPr>
-          <w:t>2:15</w:t>
-        </w:r>
-      </w:hyperlink>
-      <w:r>
-        <w:rPr>
-          <w:lang w:val="sw_KE" w:bidi="sw_KE"/>
-        </w:rPr>
-        <w:t xml:space="preserve">; </w:t>
-      </w:r>
-      <w:hyperlink r:id="rId50">
         <w:r>
           <w:rPr>
             <w:lang w:val="sw_KE" w:bidi="sw_KE"/>
@@ -1817,7 +1774,7 @@
         </w:rPr>
         <w:t xml:space="preserve">waasi: Neno hilo hilo la Kiyunani linatumika kwa watoto katika </w:t>
       </w:r>
-      <w:hyperlink r:id="rId51">
+      <w:hyperlink r:id="rId49">
         <w:r>
           <w:rPr>
             <w:lang w:val="sw_KE" w:bidi="sw_KE"/>
@@ -1866,91 +1823,91 @@
         </w:rPr>
         <w:t xml:space="preserve">): Hii labda inarejelea Wakristo Wayahudi. Kifungu hicho cha Kiyunani hakifafanui ikiwa walihitaji mataifa yasio Wayahudi kutahiriwa au la. Athari ya Kiyahudi ya mafundisho haya ya uongo inadhihirishwa katika </w:t>
       </w:r>
+      <w:hyperlink r:id="rId50">
+        <w:r>
+          <w:rPr>
+            <w:lang w:val="sw_KE" w:bidi="sw_KE"/>
+          </w:rPr>
+          <w:rPr>
+            <w:color w:val="0000EE"/>
+            <w:u w:val="single"/>
+          </w:rPr>
+          <w:t>1:14–15</w:t>
+        </w:r>
+      </w:hyperlink>
+      <w:r>
+        <w:rPr>
+          <w:lang w:val="sw_KE" w:bidi="sw_KE"/>
+        </w:rPr>
+        <w:t xml:space="preserve"> and </w:t>
+      </w:r>
+      <w:hyperlink r:id="rId51">
+        <w:r>
+          <w:rPr>
+            <w:lang w:val="sw_KE" w:bidi="sw_KE"/>
+          </w:rPr>
+          <w:rPr>
+            <w:color w:val="0000EE"/>
+            <w:u w:val="single"/>
+          </w:rPr>
+          <w:t>3:9</w:t>
+        </w:r>
+      </w:hyperlink>
+      <w:r>
+        <w:rPr>
+          <w:lang w:val="sw_KE" w:bidi="sw_KE"/>
+        </w:rPr>
+        <w:t>.</w:t>
+      </w:r>
+      <w:r>
+        <w:rPr>
+          <w:lang w:val="sw_KE" w:bidi="sw_KE"/>
+        </w:rPr>
+      </w:r>
+      <w:r>
+        <w:rPr>
+          <w:lang w:val="sw_KE" w:bidi="sw_KE"/>
+        </w:rPr>
+      </w:r>
+    </w:p>
+    <w:p>
+      <w:pPr/>
+      <w:r>
+        <w:rPr>
+          <w:lang w:val="sw_KE" w:bidi="sw_KE"/>
+        </w:rPr>
+      </w:r>
+    </w:p>
+    <w:p>
+      <w:pPr>
+        <w:pStyle w:val="Heading2"/>
+      </w:pPr>
+      <w:r>
+        <w:rPr>
+          <w:lang w:val="sw_KE" w:bidi="sw_KE"/>
+        </w:rPr>
+        <w:t>Tito 1:10–16</w:t>
+      </w:r>
+      <w:r>
+        <w:rPr>
+          <w:lang w:val="sw_KE" w:bidi="sw_KE"/>
+        </w:rPr>
+      </w:r>
+    </w:p>
+    <w:p>
+      <w:pPr/>
+      <w:r>
+        <w:rPr>
+          <w:lang w:val="sw_KE" w:bidi="sw_KE"/>
+        </w:rPr>
+      </w:r>
+      <w:r>
+        <w:rPr>
+          <w:lang w:val="sw_KE" w:bidi="sw_KE"/>
+        </w:rPr>
+        <w:t>Kwenye jamii ya wenyeji wa watukutu, Tito angehitaji kuongoza kwa uthabiti ili kuondoa ufisadi katika jamii hizi za Kikristo na kuzifanya ziwe na afya katika imani (</w:t>
+      </w:r>
       <w:hyperlink r:id="rId52">
-        <w:r>
-          <w:rPr>
-            <w:lang w:val="sw_KE" w:bidi="sw_KE"/>
-          </w:rPr>
-          <w:rPr>
-            <w:color w:val="0000EE"/>
-            <w:u w:val="single"/>
-          </w:rPr>
-          <w:t>1:14–15</w:t>
-        </w:r>
-      </w:hyperlink>
-      <w:r>
-        <w:rPr>
-          <w:lang w:val="sw_KE" w:bidi="sw_KE"/>
-        </w:rPr>
-        <w:t xml:space="preserve"> and </w:t>
-      </w:r>
-      <w:hyperlink r:id="rId53">
-        <w:r>
-          <w:rPr>
-            <w:lang w:val="sw_KE" w:bidi="sw_KE"/>
-          </w:rPr>
-          <w:rPr>
-            <w:color w:val="0000EE"/>
-            <w:u w:val="single"/>
-          </w:rPr>
-          <w:t>3:9</w:t>
-        </w:r>
-      </w:hyperlink>
-      <w:r>
-        <w:rPr>
-          <w:lang w:val="sw_KE" w:bidi="sw_KE"/>
-        </w:rPr>
-        <w:t>.</w:t>
-      </w:r>
-      <w:r>
-        <w:rPr>
-          <w:lang w:val="sw_KE" w:bidi="sw_KE"/>
-        </w:rPr>
-      </w:r>
-      <w:r>
-        <w:rPr>
-          <w:lang w:val="sw_KE" w:bidi="sw_KE"/>
-        </w:rPr>
-      </w:r>
-    </w:p>
-    <w:p>
-      <w:pPr/>
-      <w:r>
-        <w:rPr>
-          <w:lang w:val="sw_KE" w:bidi="sw_KE"/>
-        </w:rPr>
-      </w:r>
-    </w:p>
-    <w:p>
-      <w:pPr>
-        <w:pStyle w:val="Heading2"/>
-      </w:pPr>
-      <w:r>
-        <w:rPr>
-          <w:lang w:val="sw_KE" w:bidi="sw_KE"/>
-        </w:rPr>
-        <w:t>Tito 1:10–16</w:t>
-      </w:r>
-      <w:r>
-        <w:rPr>
-          <w:lang w:val="sw_KE" w:bidi="sw_KE"/>
-        </w:rPr>
-      </w:r>
-    </w:p>
-    <w:p>
-      <w:pPr/>
-      <w:r>
-        <w:rPr>
-          <w:lang w:val="sw_KE" w:bidi="sw_KE"/>
-        </w:rPr>
-      </w:r>
-      <w:r>
-        <w:rPr>
-          <w:lang w:val="sw_KE" w:bidi="sw_KE"/>
-        </w:rPr>
-        <w:t>Kwenye jamii ya wenyeji wa watukutu, Tito angehitaji kuongoza kwa uthabiti ili kuondoa ufisadi katika jamii hizi za Kikristo na kuzifanya ziwe na afya katika imani (</w:t>
-      </w:r>
-      <w:hyperlink r:id="rId54">
         <w:r>
           <w:rPr>
             <w:lang w:val="sw_KE" w:bidi="sw_KE"/>
@@ -2020,43 +1977,43 @@
         </w:rPr>
         <w:t xml:space="preserve">familia nzima: Hili pia lilitokea huko Efeso (linganisha </w:t>
       </w:r>
+      <w:hyperlink r:id="rId53">
+        <w:r>
+          <w:rPr>
+            <w:lang w:val="sw_KE" w:bidi="sw_KE"/>
+          </w:rPr>
+          <w:rPr>
+            <w:color w:val="0000EE"/>
+            <w:u w:val="single"/>
+          </w:rPr>
+          <w:t>1 Timotheo 4:3</w:t>
+        </w:r>
+      </w:hyperlink>
+      <w:r>
+        <w:rPr>
+          <w:lang w:val="sw_KE" w:bidi="sw_KE"/>
+        </w:rPr>
+        <w:t xml:space="preserve">; </w:t>
+      </w:r>
+      <w:hyperlink r:id="rId54">
+        <w:r>
+          <w:rPr>
+            <w:lang w:val="sw_KE" w:bidi="sw_KE"/>
+          </w:rPr>
+          <w:rPr>
+            <w:color w:val="0000EE"/>
+            <w:u w:val="single"/>
+          </w:rPr>
+          <w:t>2 Timotheo 2:18</w:t>
+        </w:r>
+      </w:hyperlink>
+      <w:r>
+        <w:rPr>
+          <w:lang w:val="sw_KE" w:bidi="sw_KE"/>
+        </w:rPr>
+        <w:t xml:space="preserve">; </w:t>
+      </w:r>
       <w:hyperlink r:id="rId55">
-        <w:r>
-          <w:rPr>
-            <w:lang w:val="sw_KE" w:bidi="sw_KE"/>
-          </w:rPr>
-          <w:rPr>
-            <w:color w:val="0000EE"/>
-            <w:u w:val="single"/>
-          </w:rPr>
-          <w:t>1 Timotheo 4:3</w:t>
-        </w:r>
-      </w:hyperlink>
-      <w:r>
-        <w:rPr>
-          <w:lang w:val="sw_KE" w:bidi="sw_KE"/>
-        </w:rPr>
-        <w:t xml:space="preserve">; </w:t>
-      </w:r>
-      <w:hyperlink r:id="rId56">
-        <w:r>
-          <w:rPr>
-            <w:lang w:val="sw_KE" w:bidi="sw_KE"/>
-          </w:rPr>
-          <w:rPr>
-            <w:color w:val="0000EE"/>
-            <w:u w:val="single"/>
-          </w:rPr>
-          <w:t>2 Timotheo 2:18</w:t>
-        </w:r>
-      </w:hyperlink>
-      <w:r>
-        <w:rPr>
-          <w:lang w:val="sw_KE" w:bidi="sw_KE"/>
-        </w:rPr>
-        <w:t xml:space="preserve">; </w:t>
-      </w:r>
-      <w:hyperlink r:id="rId57">
         <w:r>
           <w:rPr>
             <w:lang w:val="sw_KE" w:bidi="sw_KE"/>
@@ -2092,6 +2049,42 @@
         </w:rPr>
         <w:t>kwa ajili ya faida isiyo ya heshima: Wazee hawapaswi kuwa na sifa hii (</w:t>
       </w:r>
+      <w:hyperlink r:id="rId56">
+        <w:r>
+          <w:rPr>
+            <w:lang w:val="sw_KE" w:bidi="sw_KE"/>
+          </w:rPr>
+          <w:rPr>
+            <w:color w:val="0000EE"/>
+            <w:u w:val="single"/>
+          </w:rPr>
+          <w:t>Tito 1:7</w:t>
+        </w:r>
+      </w:hyperlink>
+      <w:r>
+        <w:rPr>
+          <w:lang w:val="sw_KE" w:bidi="sw_KE"/>
+        </w:rPr>
+        <w:t xml:space="preserve">; tazama pia </w:t>
+      </w:r>
+      <w:hyperlink r:id="rId57">
+        <w:r>
+          <w:rPr>
+            <w:lang w:val="sw_KE" w:bidi="sw_KE"/>
+          </w:rPr>
+          <w:rPr>
+            <w:color w:val="0000EE"/>
+            <w:u w:val="single"/>
+          </w:rPr>
+          <w:t>1 Timotheo 6:5–10</w:t>
+        </w:r>
+      </w:hyperlink>
+      <w:r>
+        <w:rPr>
+          <w:lang w:val="sw_KE" w:bidi="sw_KE"/>
+        </w:rPr>
+        <w:t xml:space="preserve">; </w:t>
+      </w:r>
       <w:hyperlink r:id="rId58">
         <w:r>
           <w:rPr>
@@ -2101,52 +2094,16 @@
             <w:color w:val="0000EE"/>
             <w:u w:val="single"/>
           </w:rPr>
-          <w:t>Tito 1:7</w:t>
-        </w:r>
-      </w:hyperlink>
-      <w:r>
-        <w:rPr>
-          <w:lang w:val="sw_KE" w:bidi="sw_KE"/>
-        </w:rPr>
-        <w:t xml:space="preserve">; tazama pia </w:t>
+          <w:t>2 Wakorintho 2:17</w:t>
+        </w:r>
+      </w:hyperlink>
+      <w:r>
+        <w:rPr>
+          <w:lang w:val="sw_KE" w:bidi="sw_KE"/>
+        </w:rPr>
+        <w:t xml:space="preserve">; </w:t>
       </w:r>
       <w:hyperlink r:id="rId59">
-        <w:r>
-          <w:rPr>
-            <w:lang w:val="sw_KE" w:bidi="sw_KE"/>
-          </w:rPr>
-          <w:rPr>
-            <w:color w:val="0000EE"/>
-            <w:u w:val="single"/>
-          </w:rPr>
-          <w:t>1 Timotheo 6:5–10</w:t>
-        </w:r>
-      </w:hyperlink>
-      <w:r>
-        <w:rPr>
-          <w:lang w:val="sw_KE" w:bidi="sw_KE"/>
-        </w:rPr>
-        <w:t xml:space="preserve">; </w:t>
-      </w:r>
-      <w:hyperlink r:id="rId60">
-        <w:r>
-          <w:rPr>
-            <w:lang w:val="sw_KE" w:bidi="sw_KE"/>
-          </w:rPr>
-          <w:rPr>
-            <w:color w:val="0000EE"/>
-            <w:u w:val="single"/>
-          </w:rPr>
-          <w:t>2 Wakorintho 2:17</w:t>
-        </w:r>
-      </w:hyperlink>
-      <w:r>
-        <w:rPr>
-          <w:lang w:val="sw_KE" w:bidi="sw_KE"/>
-        </w:rPr>
-        <w:t xml:space="preserve">; </w:t>
-      </w:r>
-      <w:hyperlink r:id="rId61">
         <w:r>
           <w:rPr>
             <w:lang w:val="sw_KE" w:bidi="sw_KE"/>
@@ -2234,7 +2191,7 @@
         </w:rPr>
         <w:t>waongo: Shtaka hili lilielekezwa hasa kwenye madai ya Wakrete kuwa na kaburi la Zeus kwenye kisiwa hicho. Kulingana na hadithi za Wakrete, mungu Zeus aliwahi kuwa mwanadamu wa kawaida aliyeishi na kufa huko Krete. Kaburi lake lilisemekana kuwa huko. Lakini Zeus alipata uungu kupitia ulinzi wake (yaani, zawadi na manufaa) kwa wanadamu. Baadhi ya wanafalsafa wa Kigiriki walipinga hadithi hii na kuielezea kama uwongo. Nukuu kutoka Alexandria katika miaka ya 200 KK inasema: “Wakrete ni waongo daima. Kwa maana kaburi, Ee Bwana, Wakrete wanakujengea; lakini hufi, kwa maana wewe ni wa milele.” Mmoja wa manabii wa Krete (Epimenides) alifikiri vivyo hivyo. Paulo ananukuu sauti yake ya dhamiri kwa kuidhinisha (</w:t>
       </w:r>
-      <w:hyperlink r:id="rId48">
+      <w:hyperlink r:id="rId46">
         <w:r>
           <w:rPr>
             <w:lang w:val="sw_KE" w:bidi="sw_KE"/>
@@ -2252,7 +2209,7 @@
         </w:rPr>
         <w:t xml:space="preserve">; angalia </w:t>
       </w:r>
-      <w:hyperlink r:id="rId62">
+      <w:hyperlink r:id="rId60">
         <w:r>
           <w:rPr>
             <w:lang w:val="sw_KE" w:bidi="sw_KE"/>
@@ -2270,7 +2227,7 @@
         </w:rPr>
         <w:t>), kwa maana Mungu ambaye hasemi uwongo (</w:t>
       </w:r>
-      <w:hyperlink r:id="rId63">
+      <w:hyperlink r:id="rId61">
         <w:r>
           <w:rPr>
             <w:lang w:val="sw_KE" w:bidi="sw_KE"/>
@@ -2306,7 +2263,7 @@
         </w:rPr>
         <w:t>waongo … wanyama … walafi: Iliaminika kwamba uasherati wa Wakrete ulitokana na imani yao kuhusu Zeus. Uongo wa kidini ulisababisha ufisadi wa kimaadili. Paulo baadaye anakabiliana na maovu haya kwa kuwasilisha maadili yanayopingana (sifa chanya au tabia) (</w:t>
       </w:r>
-      <w:hyperlink r:id="rId64">
+      <w:hyperlink r:id="rId62">
         <w:r>
           <w:rPr>
             <w:lang w:val="sw_KE" w:bidi="sw_KE"/>
@@ -2324,7 +2281,7 @@
         </w:rPr>
         <w:t>). Anawahimiza Wakrete kufikia viwango vya maadili vinavyosifiwa katika jamii ya kibinadamu kwa ujumla lakini vilivyokosekana Krete, kama alivyolalamika nabii wao mwenyewe. Wangefikia viwango hivi tu kupitia injili ya Yesu Kristo (</w:t>
       </w:r>
-      <w:hyperlink r:id="rId15">
+      <w:hyperlink r:id="rId13">
         <w:r>
           <w:rPr>
             <w:lang w:val="sw_KE" w:bidi="sw_KE"/>
@@ -2360,7 +2317,7 @@
         </w:rPr>
         <w:t xml:space="preserve">wavivu walafi: Wakrete walijulikana kufanya chochote kwa pesa. Walijulikana sana kama mamluki na kama walaji wa kupindukia. Ilisemekana hawakuwa na aibu katika tamaa yao (angalia </w:t>
       </w:r>
-      <w:hyperlink r:id="rId65">
+      <w:hyperlink r:id="rId63">
         <w:r>
           <w:rPr>
             <w:lang w:val="sw_KE" w:bidi="sw_KE"/>
@@ -2478,7 +2435,7 @@
         </w:rPr>
         <w:t xml:space="preserve">Kuwa imara (au mwenye nguvu) katika imani hapa kunafafanuliwa kama kukataa mafundisho ya uongo (linganisha </w:t>
       </w:r>
-      <w:hyperlink r:id="rId66">
+      <w:hyperlink r:id="rId64">
         <w:r>
           <w:rPr>
             <w:lang w:val="sw_KE" w:bidi="sw_KE"/>
@@ -2548,7 +2505,7 @@
         </w:rPr>
         <w:t xml:space="preserve">Hadithi za Kiyahudi: Tazama </w:t>
       </w:r>
-      <w:hyperlink r:id="rId53">
+      <w:hyperlink r:id="rId51">
         <w:r>
           <w:rPr>
             <w:lang w:val="sw_KE" w:bidi="sw_KE"/>
@@ -2566,7 +2523,7 @@
         </w:rPr>
         <w:t xml:space="preserve">; </w:t>
       </w:r>
-      <w:hyperlink r:id="rId40">
+      <w:hyperlink r:id="rId38">
         <w:r>
           <w:rPr>
             <w:lang w:val="sw_KE" w:bidi="sw_KE"/>
@@ -2584,7 +2541,7 @@
         </w:rPr>
         <w:t xml:space="preserve">; </w:t>
       </w:r>
-      <w:hyperlink r:id="rId67">
+      <w:hyperlink r:id="rId65">
         <w:r>
           <w:rPr>
             <w:lang w:val="sw_KE" w:bidi="sw_KE"/>
@@ -2602,7 +2559,7 @@
         </w:rPr>
         <w:t xml:space="preserve">; </w:t>
       </w:r>
-      <w:hyperlink r:id="rId68">
+      <w:hyperlink r:id="rId66">
         <w:r>
           <w:rPr>
             <w:lang w:val="sw_KE" w:bidi="sw_KE"/>
@@ -2638,6 +2595,138 @@
         </w:rPr>
         <w:t xml:space="preserve">wamekataa ukweli: Huu ulikuwa ni uasi wa imani si kutoamini tu. Uasi wa imani ni wakati mtu anapotelekeza au kuacha imani zao. Tazama </w:t>
       </w:r>
+      <w:hyperlink r:id="rId67">
+        <w:r>
+          <w:rPr>
+            <w:lang w:val="sw_KE" w:bidi="sw_KE"/>
+          </w:rPr>
+          <w:rPr>
+            <w:color w:val="0000EE"/>
+            <w:u w:val="single"/>
+          </w:rPr>
+          <w:t>1 Timotheo 1:6–7</w:t>
+        </w:r>
+      </w:hyperlink>
+      <w:r>
+        <w:rPr>
+          <w:lang w:val="sw_KE" w:bidi="sw_KE"/>
+        </w:rPr>
+        <w:t>.</w:t>
+      </w:r>
+      <w:r>
+        <w:rPr>
+          <w:lang w:val="sw_KE" w:bidi="sw_KE"/>
+        </w:rPr>
+      </w:r>
+      <w:r>
+        <w:rPr>
+          <w:lang w:val="sw_KE" w:bidi="sw_KE"/>
+        </w:rPr>
+      </w:r>
+    </w:p>
+    <w:p>
+      <w:pPr/>
+      <w:r>
+        <w:rPr>
+          <w:lang w:val="sw_KE" w:bidi="sw_KE"/>
+        </w:rPr>
+      </w:r>
+    </w:p>
+    <w:p>
+      <w:pPr>
+        <w:pStyle w:val="Heading2"/>
+      </w:pPr>
+      <w:r>
+        <w:rPr>
+          <w:lang w:val="sw_KE" w:bidi="sw_KE"/>
+        </w:rPr>
+        <w:t>Tito 1:15</w:t>
+      </w:r>
+      <w:r>
+        <w:rPr>
+          <w:lang w:val="sw_KE" w:bidi="sw_KE"/>
+        </w:rPr>
+      </w:r>
+    </w:p>
+    <w:p>
+      <w:pPr/>
+      <w:r>
+        <w:rPr>
+          <w:lang w:val="sw_KE" w:bidi="sw_KE"/>
+        </w:rPr>
+      </w:r>
+      <w:r>
+        <w:rPr>
+          <w:lang w:val="sw_KE" w:bidi="sw_KE"/>
+        </w:rPr>
+        <w:t xml:space="preserve">Linganisha </w:t>
+      </w:r>
+      <w:hyperlink r:id="rId68">
+        <w:r>
+          <w:rPr>
+            <w:lang w:val="sw_KE" w:bidi="sw_KE"/>
+          </w:rPr>
+          <w:rPr>
+            <w:color w:val="0000EE"/>
+            <w:u w:val="single"/>
+          </w:rPr>
+          <w:t>1 Timotheo 4:3–5</w:t>
+        </w:r>
+      </w:hyperlink>
+      <w:r>
+        <w:rPr>
+          <w:lang w:val="sw_KE" w:bidi="sw_KE"/>
+        </w:rPr>
+        <w:t>.</w:t>
+      </w:r>
+      <w:r>
+        <w:rPr>
+          <w:lang w:val="sw_KE" w:bidi="sw_KE"/>
+        </w:rPr>
+      </w:r>
+      <w:r>
+        <w:rPr>
+          <w:lang w:val="sw_KE" w:bidi="sw_KE"/>
+        </w:rPr>
+      </w:r>
+    </w:p>
+    <w:p>
+      <w:pPr/>
+      <w:r>
+        <w:rPr>
+          <w:lang w:val="sw_KE" w:bidi="sw_KE"/>
+        </w:rPr>
+      </w:r>
+    </w:p>
+    <w:p>
+      <w:pPr>
+        <w:pStyle w:val="Heading2"/>
+      </w:pPr>
+      <w:r>
+        <w:rPr>
+          <w:lang w:val="sw_KE" w:bidi="sw_KE"/>
+        </w:rPr>
+        <w:t>Tito 1:15–16</w:t>
+      </w:r>
+      <w:r>
+        <w:rPr>
+          <w:lang w:val="sw_KE" w:bidi="sw_KE"/>
+        </w:rPr>
+      </w:r>
+    </w:p>
+    <w:p>
+      <w:pPr/>
+      <w:r>
+        <w:rPr>
+          <w:lang w:val="sw_KE" w:bidi="sw_KE"/>
+        </w:rPr>
+      </w:r>
+      <w:r>
+        <w:rPr>
+          <w:lang w:val="sw_KE" w:bidi="sw_KE"/>
+        </w:rPr>
+        <w:t xml:space="preserve">Mistari hii miwili inatoa maoni kuhusu watu wa </w:t>
+      </w:r>
       <w:hyperlink r:id="rId69">
         <w:r>
           <w:rPr>
@@ -2647,138 +2736,6 @@
             <w:color w:val="0000EE"/>
             <w:u w:val="single"/>
           </w:rPr>
-          <w:t>1 Timotheo 1:6–7</w:t>
-        </w:r>
-      </w:hyperlink>
-      <w:r>
-        <w:rPr>
-          <w:lang w:val="sw_KE" w:bidi="sw_KE"/>
-        </w:rPr>
-        <w:t>.</w:t>
-      </w:r>
-      <w:r>
-        <w:rPr>
-          <w:lang w:val="sw_KE" w:bidi="sw_KE"/>
-        </w:rPr>
-      </w:r>
-      <w:r>
-        <w:rPr>
-          <w:lang w:val="sw_KE" w:bidi="sw_KE"/>
-        </w:rPr>
-      </w:r>
-    </w:p>
-    <w:p>
-      <w:pPr/>
-      <w:r>
-        <w:rPr>
-          <w:lang w:val="sw_KE" w:bidi="sw_KE"/>
-        </w:rPr>
-      </w:r>
-    </w:p>
-    <w:p>
-      <w:pPr>
-        <w:pStyle w:val="Heading2"/>
-      </w:pPr>
-      <w:r>
-        <w:rPr>
-          <w:lang w:val="sw_KE" w:bidi="sw_KE"/>
-        </w:rPr>
-        <w:t>Tito 1:15</w:t>
-      </w:r>
-      <w:r>
-        <w:rPr>
-          <w:lang w:val="sw_KE" w:bidi="sw_KE"/>
-        </w:rPr>
-      </w:r>
-    </w:p>
-    <w:p>
-      <w:pPr/>
-      <w:r>
-        <w:rPr>
-          <w:lang w:val="sw_KE" w:bidi="sw_KE"/>
-        </w:rPr>
-      </w:r>
-      <w:r>
-        <w:rPr>
-          <w:lang w:val="sw_KE" w:bidi="sw_KE"/>
-        </w:rPr>
-        <w:t xml:space="preserve">Linganisha </w:t>
-      </w:r>
-      <w:hyperlink r:id="rId70">
-        <w:r>
-          <w:rPr>
-            <w:lang w:val="sw_KE" w:bidi="sw_KE"/>
-          </w:rPr>
-          <w:rPr>
-            <w:color w:val="0000EE"/>
-            <w:u w:val="single"/>
-          </w:rPr>
-          <w:t>1 Timotheo 4:3–5</w:t>
-        </w:r>
-      </w:hyperlink>
-      <w:r>
-        <w:rPr>
-          <w:lang w:val="sw_KE" w:bidi="sw_KE"/>
-        </w:rPr>
-        <w:t>.</w:t>
-      </w:r>
-      <w:r>
-        <w:rPr>
-          <w:lang w:val="sw_KE" w:bidi="sw_KE"/>
-        </w:rPr>
-      </w:r>
-      <w:r>
-        <w:rPr>
-          <w:lang w:val="sw_KE" w:bidi="sw_KE"/>
-        </w:rPr>
-      </w:r>
-    </w:p>
-    <w:p>
-      <w:pPr/>
-      <w:r>
-        <w:rPr>
-          <w:lang w:val="sw_KE" w:bidi="sw_KE"/>
-        </w:rPr>
-      </w:r>
-    </w:p>
-    <w:p>
-      <w:pPr>
-        <w:pStyle w:val="Heading2"/>
-      </w:pPr>
-      <w:r>
-        <w:rPr>
-          <w:lang w:val="sw_KE" w:bidi="sw_KE"/>
-        </w:rPr>
-        <w:t>Tito 1:15–16</w:t>
-      </w:r>
-      <w:r>
-        <w:rPr>
-          <w:lang w:val="sw_KE" w:bidi="sw_KE"/>
-        </w:rPr>
-      </w:r>
-    </w:p>
-    <w:p>
-      <w:pPr/>
-      <w:r>
-        <w:rPr>
-          <w:lang w:val="sw_KE" w:bidi="sw_KE"/>
-        </w:rPr>
-      </w:r>
-      <w:r>
-        <w:rPr>
-          <w:lang w:val="sw_KE" w:bidi="sw_KE"/>
-        </w:rPr>
-        <w:t xml:space="preserve">Mistari hii miwili inatoa maoni kuhusu watu wa </w:t>
-      </w:r>
-      <w:hyperlink r:id="rId71">
-        <w:r>
-          <w:rPr>
-            <w:lang w:val="sw_KE" w:bidi="sw_KE"/>
-          </w:rPr>
-          <w:rPr>
-            <w:color w:val="0000EE"/>
-            <w:u w:val="single"/>
-          </w:rPr>
           <w:t>1:14</w:t>
         </w:r>
       </w:hyperlink>
@@ -2788,7 +2745,7 @@
         </w:rPr>
         <w:t xml:space="preserve"> na amri zao, huku ikihamia kwenye majadiliano kuhusu mafundisho yanayohimiza wema (</w:t>
       </w:r>
-      <w:hyperlink r:id="rId45">
+      <w:hyperlink r:id="rId43">
         <w:r>
           <w:rPr>
             <w:lang w:val="sw_KE" w:bidi="sw_KE"/>
@@ -2858,6 +2815,42 @@
         </w:rPr>
         <w:t xml:space="preserve">Mafundisho mazuri na uchaji wa Mungu daima vinaunganishwa pamoja katika barua kwa Timotheo na Tito (angalia </w:t>
       </w:r>
+      <w:hyperlink r:id="rId70">
+        <w:r>
+          <w:rPr>
+            <w:lang w:val="sw_KE" w:bidi="sw_KE"/>
+          </w:rPr>
+          <w:rPr>
+            <w:color w:val="0000EE"/>
+            <w:u w:val="single"/>
+          </w:rPr>
+          <w:t>1 Timotheo 1:7–11</w:t>
+        </w:r>
+      </w:hyperlink>
+      <w:r>
+        <w:rPr>
+          <w:lang w:val="sw_KE" w:bidi="sw_KE"/>
+        </w:rPr>
+        <w:t xml:space="preserve">; </w:t>
+      </w:r>
+      <w:hyperlink r:id="rId71">
+        <w:r>
+          <w:rPr>
+            <w:lang w:val="sw_KE" w:bidi="sw_KE"/>
+          </w:rPr>
+          <w:rPr>
+            <w:color w:val="0000EE"/>
+            <w:u w:val="single"/>
+          </w:rPr>
+          <w:t>3:15–16</w:t>
+        </w:r>
+      </w:hyperlink>
+      <w:r>
+        <w:rPr>
+          <w:lang w:val="sw_KE" w:bidi="sw_KE"/>
+        </w:rPr>
+        <w:t xml:space="preserve">; </w:t>
+      </w:r>
       <w:hyperlink r:id="rId72">
         <w:r>
           <w:rPr>
@@ -2867,7 +2860,7 @@
             <w:color w:val="0000EE"/>
             <w:u w:val="single"/>
           </w:rPr>
-          <w:t>1 Timotheo 1:7–11</w:t>
+          <w:t>5:24–25</w:t>
         </w:r>
       </w:hyperlink>
       <w:r>
@@ -2885,52 +2878,16 @@
             <w:color w:val="0000EE"/>
             <w:u w:val="single"/>
           </w:rPr>
-          <w:t>3:15–16</w:t>
-        </w:r>
-      </w:hyperlink>
-      <w:r>
-        <w:rPr>
-          <w:lang w:val="sw_KE" w:bidi="sw_KE"/>
-        </w:rPr>
-        <w:t xml:space="preserve">; </w:t>
+          <w:t>2 Timotheo 3:5</w:t>
+        </w:r>
+      </w:hyperlink>
+      <w:r>
+        <w:rPr>
+          <w:lang w:val="sw_KE" w:bidi="sw_KE"/>
+        </w:rPr>
+        <w:t xml:space="preserve">, </w:t>
       </w:r>
       <w:hyperlink r:id="rId74">
-        <w:r>
-          <w:rPr>
-            <w:lang w:val="sw_KE" w:bidi="sw_KE"/>
-          </w:rPr>
-          <w:rPr>
-            <w:color w:val="0000EE"/>
-            <w:u w:val="single"/>
-          </w:rPr>
-          <w:t>5:24–25</w:t>
-        </w:r>
-      </w:hyperlink>
-      <w:r>
-        <w:rPr>
-          <w:lang w:val="sw_KE" w:bidi="sw_KE"/>
-        </w:rPr>
-        <w:t xml:space="preserve">; </w:t>
-      </w:r>
-      <w:hyperlink r:id="rId75">
-        <w:r>
-          <w:rPr>
-            <w:lang w:val="sw_KE" w:bidi="sw_KE"/>
-          </w:rPr>
-          <w:rPr>
-            <w:color w:val="0000EE"/>
-            <w:u w:val="single"/>
-          </w:rPr>
-          <w:t>2 Timotheo 3:5</w:t>
-        </w:r>
-      </w:hyperlink>
-      <w:r>
-        <w:rPr>
-          <w:lang w:val="sw_KE" w:bidi="sw_KE"/>
-        </w:rPr>
-        <w:t xml:space="preserve">, </w:t>
-      </w:r>
-      <w:hyperlink r:id="rId76">
         <w:r>
           <w:rPr>
             <w:lang w:val="sw_KE" w:bidi="sw_KE"/>
@@ -2966,6 +2923,108 @@
         </w:rPr>
         <w:t xml:space="preserve">kila tendo jema: Hii inatofautiana na </w:t>
       </w:r>
+      <w:hyperlink r:id="rId75">
+        <w:r>
+          <w:rPr>
+            <w:lang w:val="sw_KE" w:bidi="sw_KE"/>
+          </w:rPr>
+          <w:rPr>
+            <w:color w:val="0000EE"/>
+            <w:u w:val="single"/>
+          </w:rPr>
+          <w:t>Tito 3:1</w:t>
+        </w:r>
+      </w:hyperlink>
+      <w:r>
+        <w:rPr>
+          <w:lang w:val="sw_KE" w:bidi="sw_KE"/>
+        </w:rPr>
+        <w:t>.</w:t>
+      </w:r>
+      <w:r>
+        <w:rPr>
+          <w:lang w:val="sw_KE" w:bidi="sw_KE"/>
+        </w:rPr>
+      </w:r>
+      <w:r>
+        <w:rPr>
+          <w:lang w:val="sw_KE" w:bidi="sw_KE"/>
+        </w:rPr>
+      </w:r>
+    </w:p>
+    <w:p>
+      <w:pPr/>
+      <w:r>
+        <w:rPr>
+          <w:lang w:val="sw_KE" w:bidi="sw_KE"/>
+        </w:rPr>
+      </w:r>
+    </w:p>
+    <w:p>
+      <w:pPr>
+        <w:pStyle w:val="Heading2"/>
+      </w:pPr>
+      <w:r>
+        <w:rPr>
+          <w:lang w:val="sw_KE" w:bidi="sw_KE"/>
+        </w:rPr>
+        <w:t>Tito 2:1–15</w:t>
+      </w:r>
+      <w:r>
+        <w:rPr>
+          <w:lang w:val="sw_KE" w:bidi="sw_KE"/>
+        </w:rPr>
+      </w:r>
+    </w:p>
+    <w:p>
+      <w:pPr/>
+      <w:r>
+        <w:rPr>
+          <w:lang w:val="sw_KE" w:bidi="sw_KE"/>
+        </w:rPr>
+      </w:r>
+      <w:r>
+        <w:rPr>
+          <w:lang w:val="sw_KE" w:bidi="sw_KE"/>
+        </w:rPr>
+        <w:t>Mafundisho sahihi yalikuwa ya dharura hasa kwa sababu ya walimu wa uongo, ambao walikuwa wamesababisha matatizo ndani ya "nyumba nzima" (</w:t>
+      </w:r>
+      <w:hyperlink r:id="rId36">
+        <w:r>
+          <w:rPr>
+            <w:lang w:val="sw_KE" w:bidi="sw_KE"/>
+          </w:rPr>
+          <w:rPr>
+            <w:color w:val="0000EE"/>
+            <w:u w:val="single"/>
+          </w:rPr>
+          <w:t>1:11</w:t>
+        </w:r>
+      </w:hyperlink>
+      <w:r>
+        <w:rPr>
+          <w:lang w:val="sw_KE" w:bidi="sw_KE"/>
+        </w:rPr>
+        <w:t xml:space="preserve">). Katika </w:t>
+      </w:r>
+      <w:hyperlink r:id="rId76">
+        <w:r>
+          <w:rPr>
+            <w:lang w:val="sw_KE" w:bidi="sw_KE"/>
+          </w:rPr>
+          <w:rPr>
+            <w:color w:val="0000EE"/>
+            <w:u w:val="single"/>
+          </w:rPr>
+          <w:t>2:1–10</w:t>
+        </w:r>
+      </w:hyperlink>
+      <w:r>
+        <w:rPr>
+          <w:lang w:val="sw_KE" w:bidi="sw_KE"/>
+        </w:rPr>
+        <w:t>, Paulo anazungumza na makundi tofauti ndani ya nyumba ya imani, akionyesha wasiwasi wake kwa ushuhuda wa umma wa kanisa (</w:t>
+      </w:r>
       <w:hyperlink r:id="rId77">
         <w:r>
           <w:rPr>
@@ -2975,14 +3034,104 @@
             <w:color w:val="0000EE"/>
             <w:u w:val="single"/>
           </w:rPr>
-          <w:t>Tito 3:1</w:t>
-        </w:r>
-      </w:hyperlink>
-      <w:r>
-        <w:rPr>
-          <w:lang w:val="sw_KE" w:bidi="sw_KE"/>
-        </w:rPr>
-        <w:t>.</w:t>
+          <w:t>2:5</w:t>
+        </w:r>
+      </w:hyperlink>
+      <w:r>
+        <w:rPr>
+          <w:lang w:val="sw_KE" w:bidi="sw_KE"/>
+        </w:rPr>
+        <w:t xml:space="preserve">, </w:t>
+      </w:r>
+      <w:hyperlink r:id="rId78">
+        <w:r>
+          <w:rPr>
+            <w:lang w:val="sw_KE" w:bidi="sw_KE"/>
+          </w:rPr>
+          <w:rPr>
+            <w:color w:val="0000EE"/>
+            <w:u w:val="single"/>
+          </w:rPr>
+          <w:t>8</w:t>
+        </w:r>
+      </w:hyperlink>
+      <w:r>
+        <w:rPr>
+          <w:lang w:val="sw_KE" w:bidi="sw_KE"/>
+        </w:rPr>
+        <w:t xml:space="preserve">, </w:t>
+      </w:r>
+      <w:hyperlink r:id="rId25">
+        <w:r>
+          <w:rPr>
+            <w:lang w:val="sw_KE" w:bidi="sw_KE"/>
+          </w:rPr>
+          <w:rPr>
+            <w:color w:val="0000EE"/>
+            <w:u w:val="single"/>
+          </w:rPr>
+          <w:t>10</w:t>
+        </w:r>
+      </w:hyperlink>
+      <w:r>
+        <w:rPr>
+          <w:lang w:val="sw_KE" w:bidi="sw_KE"/>
+        </w:rPr>
+        <w:t xml:space="preserve">; angalia pia </w:t>
+      </w:r>
+      <w:hyperlink r:id="rId79">
+        <w:r>
+          <w:rPr>
+            <w:lang w:val="sw_KE" w:bidi="sw_KE"/>
+          </w:rPr>
+          <w:rPr>
+            <w:color w:val="0000EE"/>
+            <w:u w:val="single"/>
+          </w:rPr>
+          <w:t>1 Tim 5:1–6:2</w:t>
+        </w:r>
+      </w:hyperlink>
+      <w:r>
+        <w:rPr>
+          <w:lang w:val="sw_KE" w:bidi="sw_KE"/>
+        </w:rPr>
+        <w:t>). Paulo kisha anafafanua juu ya kuja kwa Kristo (</w:t>
+      </w:r>
+      <w:hyperlink r:id="rId13">
+        <w:r>
+          <w:rPr>
+            <w:lang w:val="sw_KE" w:bidi="sw_KE"/>
+          </w:rPr>
+          <w:rPr>
+            <w:color w:val="0000EE"/>
+            <w:u w:val="single"/>
+          </w:rPr>
+          <w:t>Tito 2:11–14</w:t>
+        </w:r>
+      </w:hyperlink>
+      <w:r>
+        <w:rPr>
+          <w:lang w:val="sw_KE" w:bidi="sw_KE"/>
+        </w:rPr>
+        <w:t>) kabla ya kutoa agizo la moja kwa moja kwa Tito (</w:t>
+      </w:r>
+      <w:hyperlink r:id="rId47">
+        <w:r>
+          <w:rPr>
+            <w:lang w:val="sw_KE" w:bidi="sw_KE"/>
+          </w:rPr>
+          <w:rPr>
+            <w:color w:val="0000EE"/>
+            <w:u w:val="single"/>
+          </w:rPr>
+          <w:t>2:15</w:t>
+        </w:r>
+      </w:hyperlink>
+      <w:r>
+        <w:rPr>
+          <w:lang w:val="sw_KE" w:bidi="sw_KE"/>
+        </w:rPr>
+        <w:t>).</w:t>
       </w:r>
       <w:r>
         <w:rPr>
@@ -3011,7 +3160,7 @@
         <w:rPr>
           <w:lang w:val="sw_KE" w:bidi="sw_KE"/>
         </w:rPr>
-        <w:t>Tito 2:1–15</w:t>
+        <w:t>Tito 2:9–10</w:t>
       </w:r>
       <w:r>
         <w:rPr>
@@ -3030,201 +3179,9 @@
         <w:rPr>
           <w:lang w:val="sw_KE" w:bidi="sw_KE"/>
         </w:rPr>
-        <w:t>Mafundisho sahihi yalikuwa ya dharura hasa kwa sababu ya walimu wa uongo, ambao walikuwa wamesababisha matatizo ndani ya "nyumba nzima" (</w:t>
-      </w:r>
-      <w:hyperlink r:id="rId38">
-        <w:r>
-          <w:rPr>
-            <w:lang w:val="sw_KE" w:bidi="sw_KE"/>
-          </w:rPr>
-          <w:rPr>
-            <w:color w:val="0000EE"/>
-            <w:u w:val="single"/>
-          </w:rPr>
-          <w:t>1:11</w:t>
-        </w:r>
-      </w:hyperlink>
-      <w:r>
-        <w:rPr>
-          <w:lang w:val="sw_KE" w:bidi="sw_KE"/>
-        </w:rPr>
-        <w:t xml:space="preserve">). Katika </w:t>
-      </w:r>
-      <w:hyperlink r:id="rId78">
-        <w:r>
-          <w:rPr>
-            <w:lang w:val="sw_KE" w:bidi="sw_KE"/>
-          </w:rPr>
-          <w:rPr>
-            <w:color w:val="0000EE"/>
-            <w:u w:val="single"/>
-          </w:rPr>
-          <w:t>2:1–10</w:t>
-        </w:r>
-      </w:hyperlink>
-      <w:r>
-        <w:rPr>
-          <w:lang w:val="sw_KE" w:bidi="sw_KE"/>
-        </w:rPr>
-        <w:t>, Paulo anazungumza na makundi tofauti ndani ya nyumba ya imani, akionyesha wasiwasi wake kwa ushuhuda wa umma wa kanisa (</w:t>
-      </w:r>
-      <w:hyperlink r:id="rId79">
-        <w:r>
-          <w:rPr>
-            <w:lang w:val="sw_KE" w:bidi="sw_KE"/>
-          </w:rPr>
-          <w:rPr>
-            <w:color w:val="0000EE"/>
-            <w:u w:val="single"/>
-          </w:rPr>
-          <w:t>2:5</w:t>
-        </w:r>
-      </w:hyperlink>
-      <w:r>
-        <w:rPr>
-          <w:lang w:val="sw_KE" w:bidi="sw_KE"/>
-        </w:rPr>
-        <w:t xml:space="preserve">, </w:t>
+        <w:t xml:space="preserve">Kusudi la amri hizi ni "kupamba mafundisho kuhusu Mungu" Tafsiri ya kisasa inatafsiri hivi: "kufanya mafundisho kuhusu Mungu … kuvutia" (angalia </w:t>
       </w:r>
       <w:hyperlink r:id="rId80">
-        <w:r>
-          <w:rPr>
-            <w:lang w:val="sw_KE" w:bidi="sw_KE"/>
-          </w:rPr>
-          <w:rPr>
-            <w:color w:val="0000EE"/>
-            <w:u w:val="single"/>
-          </w:rPr>
-          <w:t>8</w:t>
-        </w:r>
-      </w:hyperlink>
-      <w:r>
-        <w:rPr>
-          <w:lang w:val="sw_KE" w:bidi="sw_KE"/>
-        </w:rPr>
-        <w:t xml:space="preserve">, </w:t>
-      </w:r>
-      <w:hyperlink r:id="rId27">
-        <w:r>
-          <w:rPr>
-            <w:lang w:val="sw_KE" w:bidi="sw_KE"/>
-          </w:rPr>
-          <w:rPr>
-            <w:color w:val="0000EE"/>
-            <w:u w:val="single"/>
-          </w:rPr>
-          <w:t>10</w:t>
-        </w:r>
-      </w:hyperlink>
-      <w:r>
-        <w:rPr>
-          <w:lang w:val="sw_KE" w:bidi="sw_KE"/>
-        </w:rPr>
-        <w:t xml:space="preserve">; angalia pia </w:t>
-      </w:r>
-      <w:hyperlink r:id="rId81">
-        <w:r>
-          <w:rPr>
-            <w:lang w:val="sw_KE" w:bidi="sw_KE"/>
-          </w:rPr>
-          <w:rPr>
-            <w:color w:val="0000EE"/>
-            <w:u w:val="single"/>
-          </w:rPr>
-          <w:t>1 Tim 5:1–6:2</w:t>
-        </w:r>
-      </w:hyperlink>
-      <w:r>
-        <w:rPr>
-          <w:lang w:val="sw_KE" w:bidi="sw_KE"/>
-        </w:rPr>
-        <w:t>). Paulo kisha anafafanua juu ya kuja kwa Kristo (</w:t>
-      </w:r>
-      <w:hyperlink r:id="rId15">
-        <w:r>
-          <w:rPr>
-            <w:lang w:val="sw_KE" w:bidi="sw_KE"/>
-          </w:rPr>
-          <w:rPr>
-            <w:color w:val="0000EE"/>
-            <w:u w:val="single"/>
-          </w:rPr>
-          <w:t>Tito 2:11–14</w:t>
-        </w:r>
-      </w:hyperlink>
-      <w:r>
-        <w:rPr>
-          <w:lang w:val="sw_KE" w:bidi="sw_KE"/>
-        </w:rPr>
-        <w:t>) kabla ya kutoa agizo la moja kwa moja kwa Tito (</w:t>
-      </w:r>
-      <w:hyperlink r:id="rId49">
-        <w:r>
-          <w:rPr>
-            <w:lang w:val="sw_KE" w:bidi="sw_KE"/>
-          </w:rPr>
-          <w:rPr>
-            <w:color w:val="0000EE"/>
-            <w:u w:val="single"/>
-          </w:rPr>
-          <w:t>2:15</w:t>
-        </w:r>
-      </w:hyperlink>
-      <w:r>
-        <w:rPr>
-          <w:lang w:val="sw_KE" w:bidi="sw_KE"/>
-        </w:rPr>
-        <w:t>).</w:t>
-      </w:r>
-      <w:r>
-        <w:rPr>
-          <w:lang w:val="sw_KE" w:bidi="sw_KE"/>
-        </w:rPr>
-      </w:r>
-      <w:r>
-        <w:rPr>
-          <w:lang w:val="sw_KE" w:bidi="sw_KE"/>
-        </w:rPr>
-      </w:r>
-    </w:p>
-    <w:p>
-      <w:pPr/>
-      <w:r>
-        <w:rPr>
-          <w:lang w:val="sw_KE" w:bidi="sw_KE"/>
-        </w:rPr>
-      </w:r>
-    </w:p>
-    <w:p>
-      <w:pPr>
-        <w:pStyle w:val="Heading2"/>
-      </w:pPr>
-      <w:r>
-        <w:rPr>
-          <w:lang w:val="sw_KE" w:bidi="sw_KE"/>
-        </w:rPr>
-        <w:t>Tito 2:9–10</w:t>
-      </w:r>
-      <w:r>
-        <w:rPr>
-          <w:lang w:val="sw_KE" w:bidi="sw_KE"/>
-        </w:rPr>
-      </w:r>
-    </w:p>
-    <w:p>
-      <w:pPr/>
-      <w:r>
-        <w:rPr>
-          <w:lang w:val="sw_KE" w:bidi="sw_KE"/>
-        </w:rPr>
-      </w:r>
-      <w:r>
-        <w:rPr>
-          <w:lang w:val="sw_KE" w:bidi="sw_KE"/>
-        </w:rPr>
-        <w:t xml:space="preserve">Kusudi la amri hizi ni "kupamba mafundisho kuhusu Mungu" Tafsiri ya kisasa inatafsiri hivi: "kufanya mafundisho kuhusu Mungu … kuvutia" (angalia </w:t>
-      </w:r>
-      <w:hyperlink r:id="rId82">
         <w:r>
           <w:rPr>
             <w:lang w:val="sw_KE" w:bidi="sw_KE"/>
@@ -3337,7 +3294,7 @@
         </w:rPr>
         <w:t>wokovu kwa kila mtu: Paulo anakusudia kwamba neema ya Mungu itatimiza kikamilifu malengo yake miongoni mwa Wakrete na kwamba, kwa kufanya hivyo, itawahusisha katika kazi ya wokovu ya Mungu ya uinjilisti (</w:t>
       </w:r>
-      <w:hyperlink r:id="rId64">
+      <w:hyperlink r:id="rId62">
         <w:r>
           <w:rPr>
             <w:lang w:val="sw_KE" w:bidi="sw_KE"/>
@@ -3355,109 +3312,109 @@
         </w:rPr>
         <w:t xml:space="preserve">; tazama </w:t>
       </w:r>
+      <w:hyperlink r:id="rId81">
+        <w:r>
+          <w:rPr>
+            <w:lang w:val="sw_KE" w:bidi="sw_KE"/>
+          </w:rPr>
+          <w:rPr>
+            <w:color w:val="0000EE"/>
+            <w:u w:val="single"/>
+          </w:rPr>
+          <w:t>1 Timotheo 2:1–7</w:t>
+        </w:r>
+      </w:hyperlink>
+      <w:r>
+        <w:rPr>
+          <w:lang w:val="sw_KE" w:bidi="sw_KE"/>
+        </w:rPr>
+        <w:t xml:space="preserve">; </w:t>
+      </w:r>
+      <w:hyperlink r:id="rId82">
+        <w:r>
+          <w:rPr>
+            <w:lang w:val="sw_KE" w:bidi="sw_KE"/>
+          </w:rPr>
+          <w:rPr>
+            <w:color w:val="0000EE"/>
+            <w:u w:val="single"/>
+          </w:rPr>
+          <w:t>4:10</w:t>
+        </w:r>
+      </w:hyperlink>
+      <w:r>
+        <w:rPr>
+          <w:lang w:val="sw_KE" w:bidi="sw_KE"/>
+        </w:rPr>
+        <w:t>).</w:t>
+      </w:r>
+      <w:r>
+        <w:rPr>
+          <w:lang w:val="sw_KE" w:bidi="sw_KE"/>
+        </w:rPr>
+      </w:r>
+      <w:r>
+        <w:rPr>
+          <w:lang w:val="sw_KE" w:bidi="sw_KE"/>
+        </w:rPr>
+      </w:r>
+    </w:p>
+    <w:p>
+      <w:pPr/>
+      <w:r>
+        <w:rPr>
+          <w:lang w:val="sw_KE" w:bidi="sw_KE"/>
+        </w:rPr>
+      </w:r>
+    </w:p>
+    <w:p>
+      <w:pPr>
+        <w:pStyle w:val="Heading2"/>
+      </w:pPr>
+      <w:r>
+        <w:rPr>
+          <w:lang w:val="sw_KE" w:bidi="sw_KE"/>
+        </w:rPr>
+        <w:t>Tito 2:11–15</w:t>
+      </w:r>
+      <w:r>
+        <w:rPr>
+          <w:lang w:val="sw_KE" w:bidi="sw_KE"/>
+        </w:rPr>
+      </w:r>
+    </w:p>
+    <w:p>
+      <w:pPr/>
+      <w:r>
+        <w:rPr>
+          <w:lang w:val="sw_KE" w:bidi="sw_KE"/>
+        </w:rPr>
+      </w:r>
+      <w:r>
+        <w:rPr>
+          <w:lang w:val="sw_KE" w:bidi="sw_KE"/>
+        </w:rPr>
+        <w:t xml:space="preserve">Kwa: Amri za </w:t>
+      </w:r>
+      <w:hyperlink r:id="rId76">
+        <w:r>
+          <w:rPr>
+            <w:lang w:val="sw_KE" w:bidi="sw_KE"/>
+          </w:rPr>
+          <w:rPr>
+            <w:color w:val="0000EE"/>
+            <w:u w:val="single"/>
+          </w:rPr>
+          <w:t>2:1–10</w:t>
+        </w:r>
+      </w:hyperlink>
+      <w:r>
+        <w:rPr>
+          <w:lang w:val="sw_KE" w:bidi="sw_KE"/>
+        </w:rPr>
+        <w:t xml:space="preserve"> zimejengwa hapa katika ujio wa Kristo wa zamani na ujao. Neema ya Mungu ni mfano kwa mwenendo wa kanisa, hata kama wokovu kwa neema unafanya maisha mazuri yawezekane na kuunda watu waliojitolea kwa kazi nzuri (tazama pia </w:t>
+      </w:r>
       <w:hyperlink r:id="rId83">
-        <w:r>
-          <w:rPr>
-            <w:lang w:val="sw_KE" w:bidi="sw_KE"/>
-          </w:rPr>
-          <w:rPr>
-            <w:color w:val="0000EE"/>
-            <w:u w:val="single"/>
-          </w:rPr>
-          <w:t>1 Timotheo 2:1–7</w:t>
-        </w:r>
-      </w:hyperlink>
-      <w:r>
-        <w:rPr>
-          <w:lang w:val="sw_KE" w:bidi="sw_KE"/>
-        </w:rPr>
-        <w:t xml:space="preserve">; </w:t>
-      </w:r>
-      <w:hyperlink r:id="rId84">
-        <w:r>
-          <w:rPr>
-            <w:lang w:val="sw_KE" w:bidi="sw_KE"/>
-          </w:rPr>
-          <w:rPr>
-            <w:color w:val="0000EE"/>
-            <w:u w:val="single"/>
-          </w:rPr>
-          <w:t>4:10</w:t>
-        </w:r>
-      </w:hyperlink>
-      <w:r>
-        <w:rPr>
-          <w:lang w:val="sw_KE" w:bidi="sw_KE"/>
-        </w:rPr>
-        <w:t>).</w:t>
-      </w:r>
-      <w:r>
-        <w:rPr>
-          <w:lang w:val="sw_KE" w:bidi="sw_KE"/>
-        </w:rPr>
-      </w:r>
-      <w:r>
-        <w:rPr>
-          <w:lang w:val="sw_KE" w:bidi="sw_KE"/>
-        </w:rPr>
-      </w:r>
-    </w:p>
-    <w:p>
-      <w:pPr/>
-      <w:r>
-        <w:rPr>
-          <w:lang w:val="sw_KE" w:bidi="sw_KE"/>
-        </w:rPr>
-      </w:r>
-    </w:p>
-    <w:p>
-      <w:pPr>
-        <w:pStyle w:val="Heading2"/>
-      </w:pPr>
-      <w:r>
-        <w:rPr>
-          <w:lang w:val="sw_KE" w:bidi="sw_KE"/>
-        </w:rPr>
-        <w:t>Tito 2:11–15</w:t>
-      </w:r>
-      <w:r>
-        <w:rPr>
-          <w:lang w:val="sw_KE" w:bidi="sw_KE"/>
-        </w:rPr>
-      </w:r>
-    </w:p>
-    <w:p>
-      <w:pPr/>
-      <w:r>
-        <w:rPr>
-          <w:lang w:val="sw_KE" w:bidi="sw_KE"/>
-        </w:rPr>
-      </w:r>
-      <w:r>
-        <w:rPr>
-          <w:lang w:val="sw_KE" w:bidi="sw_KE"/>
-        </w:rPr>
-        <w:t xml:space="preserve">Kwa: Amri za </w:t>
-      </w:r>
-      <w:hyperlink r:id="rId78">
-        <w:r>
-          <w:rPr>
-            <w:lang w:val="sw_KE" w:bidi="sw_KE"/>
-          </w:rPr>
-          <w:rPr>
-            <w:color w:val="0000EE"/>
-            <w:u w:val="single"/>
-          </w:rPr>
-          <w:t>2:1–10</w:t>
-        </w:r>
-      </w:hyperlink>
-      <w:r>
-        <w:rPr>
-          <w:lang w:val="sw_KE" w:bidi="sw_KE"/>
-        </w:rPr>
-        <w:t xml:space="preserve"> zimejengwa hapa katika ujio wa Kristo wa zamani na ujao. Neema ya Mungu ni mfano kwa mwenendo wa kanisa, hata kama wokovu kwa neema unafanya maisha mazuri yawezekane na kuunda watu waliojitolea kwa kazi nzuri (tazama pia </w:t>
-      </w:r>
-      <w:hyperlink r:id="rId85">
         <w:r>
           <w:rPr>
             <w:lang w:val="sw_KE" w:bidi="sw_KE"/>
@@ -3527,7 +3484,7 @@
         </w:rPr>
         <w:t xml:space="preserve">Inatufundisha: Mkazo wa maelekezo haya uko kwenye maadili chanya: hekima, haki, na ibada kwa Mungu. Katika maandiko ya Kigiriki na Kirumi, maadili haya matatu yanawakilisha tabia njema kwa ujumla. Maadili haya yanapinga maovu ya Wakrete (tabia au sifa zisizo za kimaadili) zilizoorodheshwa katika </w:t>
       </w:r>
-      <w:hyperlink r:id="rId37">
+      <w:hyperlink r:id="rId35">
         <w:r>
           <w:rPr>
             <w:lang w:val="sw_KE" w:bidi="sw_KE"/>
@@ -3545,7 +3502,7 @@
         </w:rPr>
         <w:t xml:space="preserve"> na yanabadilishwa kuwa sifa za Kikristo kikamilifu (tazama </w:t>
       </w:r>
-      <w:hyperlink r:id="rId28">
+      <w:hyperlink r:id="rId26">
         <w:r>
           <w:rPr>
             <w:lang w:val="sw_KE" w:bidi="sw_KE"/>
@@ -3651,7 +3608,7 @@
         </w:rPr>
         <w:t xml:space="preserve">kuonekana: Neno la Kigiriki linalotumika hapa ni maarufu katika barua kwa Timotheo na Tito ("epifania" au "kuonekana"; pia </w:t>
       </w:r>
-      <w:hyperlink r:id="rId86">
+      <w:hyperlink r:id="rId84">
         <w:r>
           <w:rPr>
             <w:lang w:val="sw_KE" w:bidi="sw_KE"/>
@@ -3699,6 +3656,42 @@
         </w:rPr>
         <w:t xml:space="preserve">Mungu mkuu na Mwokozi: Hii ni mojawapo ya sehemu chache katika Agano Jipya ambapo Yesu Kristo anaitwa waziwazi "Mungu" (tazama pia </w:t>
       </w:r>
+      <w:hyperlink r:id="rId85">
+        <w:r>
+          <w:rPr>
+            <w:lang w:val="sw_KE" w:bidi="sw_KE"/>
+          </w:rPr>
+          <w:rPr>
+            <w:color w:val="0000EE"/>
+            <w:u w:val="single"/>
+          </w:rPr>
+          <w:t>Yohana 1:1</w:t>
+        </w:r>
+      </w:hyperlink>
+      <w:r>
+        <w:rPr>
+          <w:lang w:val="sw_KE" w:bidi="sw_KE"/>
+        </w:rPr>
+        <w:t xml:space="preserve">; </w:t>
+      </w:r>
+      <w:hyperlink r:id="rId86">
+        <w:r>
+          <w:rPr>
+            <w:lang w:val="sw_KE" w:bidi="sw_KE"/>
+          </w:rPr>
+          <w:rPr>
+            <w:color w:val="0000EE"/>
+            <w:u w:val="single"/>
+          </w:rPr>
+          <w:t>20:28</w:t>
+        </w:r>
+      </w:hyperlink>
+      <w:r>
+        <w:rPr>
+          <w:lang w:val="sw_KE" w:bidi="sw_KE"/>
+        </w:rPr>
+        <w:t xml:space="preserve">; </w:t>
+      </w:r>
       <w:hyperlink r:id="rId87">
         <w:r>
           <w:rPr>
@@ -3708,7 +3701,7 @@
             <w:color w:val="0000EE"/>
             <w:u w:val="single"/>
           </w:rPr>
-          <w:t>Yohana 1:1</w:t>
+          <w:t>Warumi 9:5</w:t>
         </w:r>
       </w:hyperlink>
       <w:r>
@@ -3726,7 +3719,7 @@
             <w:color w:val="0000EE"/>
             <w:u w:val="single"/>
           </w:rPr>
-          <w:t>20:28</w:t>
+          <w:t>Waebrania 1:8</w:t>
         </w:r>
       </w:hyperlink>
       <w:r>
@@ -3744,52 +3737,16 @@
             <w:color w:val="0000EE"/>
             <w:u w:val="single"/>
           </w:rPr>
-          <w:t>Warumi 9:5</w:t>
-        </w:r>
-      </w:hyperlink>
-      <w:r>
-        <w:rPr>
-          <w:lang w:val="sw_KE" w:bidi="sw_KE"/>
-        </w:rPr>
-        <w:t xml:space="preserve">; </w:t>
+          <w:t>2 Petro 1:1</w:t>
+        </w:r>
+      </w:hyperlink>
+      <w:r>
+        <w:rPr>
+          <w:lang w:val="sw_KE" w:bidi="sw_KE"/>
+        </w:rPr>
+        <w:t xml:space="preserve">; pengine </w:t>
       </w:r>
       <w:hyperlink r:id="rId90">
-        <w:r>
-          <w:rPr>
-            <w:lang w:val="sw_KE" w:bidi="sw_KE"/>
-          </w:rPr>
-          <w:rPr>
-            <w:color w:val="0000EE"/>
-            <w:u w:val="single"/>
-          </w:rPr>
-          <w:t>Waebrania 1:8</w:t>
-        </w:r>
-      </w:hyperlink>
-      <w:r>
-        <w:rPr>
-          <w:lang w:val="sw_KE" w:bidi="sw_KE"/>
-        </w:rPr>
-        <w:t xml:space="preserve">; </w:t>
-      </w:r>
-      <w:hyperlink r:id="rId91">
-        <w:r>
-          <w:rPr>
-            <w:lang w:val="sw_KE" w:bidi="sw_KE"/>
-          </w:rPr>
-          <w:rPr>
-            <w:color w:val="0000EE"/>
-            <w:u w:val="single"/>
-          </w:rPr>
-          <w:t>2 Petro 1:1</w:t>
-        </w:r>
-      </w:hyperlink>
-      <w:r>
-        <w:rPr>
-          <w:lang w:val="sw_KE" w:bidi="sw_KE"/>
-        </w:rPr>
-        <w:t xml:space="preserve">; pengine </w:t>
-      </w:r>
-      <w:hyperlink r:id="rId92">
         <w:r>
           <w:rPr>
             <w:lang w:val="sw_KE" w:bidi="sw_KE"/>
@@ -3871,7 +3828,7 @@
         </w:rPr>
         <w:t xml:space="preserve">Wokovu unazalisha watu ambao wana hamu na uwezo wa kufanya matendo mema yaliyoelezwa katika </w:t>
       </w:r>
-      <w:hyperlink r:id="rId39">
+      <w:hyperlink r:id="rId37">
         <w:r>
           <w:rPr>
             <w:lang w:val="sw_KE" w:bidi="sw_KE"/>
@@ -3907,7 +3864,7 @@
         </w:rPr>
         <w:t xml:space="preserve">Alijitoa Mwenyewe: Tazama pia </w:t>
       </w:r>
-      <w:hyperlink r:id="rId24">
+      <w:hyperlink r:id="rId22">
         <w:r>
           <w:rPr>
             <w:lang w:val="sw_KE" w:bidi="sw_KE"/>
@@ -3943,43 +3900,43 @@
         </w:rPr>
         <w:t xml:space="preserve">kutukomboa: Tazama </w:t>
       </w:r>
+      <w:hyperlink r:id="rId91">
+        <w:r>
+          <w:rPr>
+            <w:lang w:val="sw_KE" w:bidi="sw_KE"/>
+          </w:rPr>
+          <w:rPr>
+            <w:color w:val="0000EE"/>
+            <w:u w:val="single"/>
+          </w:rPr>
+          <w:t>Wagalatia 3:22</w:t>
+        </w:r>
+      </w:hyperlink>
+      <w:r>
+        <w:rPr>
+          <w:lang w:val="sw_KE" w:bidi="sw_KE"/>
+        </w:rPr>
+        <w:t xml:space="preserve">; </w:t>
+      </w:r>
+      <w:hyperlink r:id="rId92">
+        <w:r>
+          <w:rPr>
+            <w:lang w:val="sw_KE" w:bidi="sw_KE"/>
+          </w:rPr>
+          <w:rPr>
+            <w:color w:val="0000EE"/>
+            <w:u w:val="single"/>
+          </w:rPr>
+          <w:t>4:4–5</w:t>
+        </w:r>
+      </w:hyperlink>
+      <w:r>
+        <w:rPr>
+          <w:lang w:val="sw_KE" w:bidi="sw_KE"/>
+        </w:rPr>
+        <w:t xml:space="preserve">; linganisha </w:t>
+      </w:r>
       <w:hyperlink r:id="rId93">
-        <w:r>
-          <w:rPr>
-            <w:lang w:val="sw_KE" w:bidi="sw_KE"/>
-          </w:rPr>
-          <w:rPr>
-            <w:color w:val="0000EE"/>
-            <w:u w:val="single"/>
-          </w:rPr>
-          <w:t>Wagalatia 3:22</w:t>
-        </w:r>
-      </w:hyperlink>
-      <w:r>
-        <w:rPr>
-          <w:lang w:val="sw_KE" w:bidi="sw_KE"/>
-        </w:rPr>
-        <w:t xml:space="preserve">; </w:t>
-      </w:r>
-      <w:hyperlink r:id="rId94">
-        <w:r>
-          <w:rPr>
-            <w:lang w:val="sw_KE" w:bidi="sw_KE"/>
-          </w:rPr>
-          <w:rPr>
-            <w:color w:val="0000EE"/>
-            <w:u w:val="single"/>
-          </w:rPr>
-          <w:t>4:4–5</w:t>
-        </w:r>
-      </w:hyperlink>
-      <w:r>
-        <w:rPr>
-          <w:lang w:val="sw_KE" w:bidi="sw_KE"/>
-        </w:rPr>
-        <w:t xml:space="preserve">; linganisha </w:t>
-      </w:r>
-      <w:hyperlink r:id="rId95">
         <w:r>
           <w:rPr>
             <w:lang w:val="sw_KE" w:bidi="sw_KE"/>
@@ -4015,43 +3972,43 @@
         </w:rPr>
         <w:t xml:space="preserve">Fungu "watu wa milki yake mwenyewe" linakumbusha uundaji wa Israeli kama taifa (tazama </w:t>
       </w:r>
+      <w:hyperlink r:id="rId94">
+        <w:r>
+          <w:rPr>
+            <w:lang w:val="sw_KE" w:bidi="sw_KE"/>
+          </w:rPr>
+          <w:rPr>
+            <w:color w:val="0000EE"/>
+            <w:u w:val="single"/>
+          </w:rPr>
+          <w:t>Kutoka 19:5</w:t>
+        </w:r>
+      </w:hyperlink>
+      <w:r>
+        <w:rPr>
+          <w:lang w:val="sw_KE" w:bidi="sw_KE"/>
+        </w:rPr>
+        <w:t xml:space="preserve">; </w:t>
+      </w:r>
+      <w:hyperlink r:id="rId95">
+        <w:r>
+          <w:rPr>
+            <w:lang w:val="sw_KE" w:bidi="sw_KE"/>
+          </w:rPr>
+          <w:rPr>
+            <w:color w:val="0000EE"/>
+            <w:u w:val="single"/>
+          </w:rPr>
+          <w:t>Kumbukumbu la Torati 7:6</w:t>
+        </w:r>
+      </w:hyperlink>
+      <w:r>
+        <w:rPr>
+          <w:lang w:val="sw_KE" w:bidi="sw_KE"/>
+        </w:rPr>
+        <w:t xml:space="preserve">; </w:t>
+      </w:r>
       <w:hyperlink r:id="rId96">
-        <w:r>
-          <w:rPr>
-            <w:lang w:val="sw_KE" w:bidi="sw_KE"/>
-          </w:rPr>
-          <w:rPr>
-            <w:color w:val="0000EE"/>
-            <w:u w:val="single"/>
-          </w:rPr>
-          <w:t>Kutoka 19:5</w:t>
-        </w:r>
-      </w:hyperlink>
-      <w:r>
-        <w:rPr>
-          <w:lang w:val="sw_KE" w:bidi="sw_KE"/>
-        </w:rPr>
-        <w:t xml:space="preserve">; </w:t>
-      </w:r>
-      <w:hyperlink r:id="rId97">
-        <w:r>
-          <w:rPr>
-            <w:lang w:val="sw_KE" w:bidi="sw_KE"/>
-          </w:rPr>
-          <w:rPr>
-            <w:color w:val="0000EE"/>
-            <w:u w:val="single"/>
-          </w:rPr>
-          <w:t>Kumbukumbu la Torati 7:6</w:t>
-        </w:r>
-      </w:hyperlink>
-      <w:r>
-        <w:rPr>
-          <w:lang w:val="sw_KE" w:bidi="sw_KE"/>
-        </w:rPr>
-        <w:t xml:space="preserve">; </w:t>
-      </w:r>
-      <w:hyperlink r:id="rId98">
         <w:r>
           <w:rPr>
             <w:lang w:val="sw_KE" w:bidi="sw_KE"/>
@@ -4100,7 +4057,7 @@
         </w:rPr>
         <w:t xml:space="preserve">): Tazama </w:t>
       </w:r>
-      <w:hyperlink r:id="rId99">
+      <w:hyperlink r:id="rId97">
         <w:r>
           <w:rPr>
             <w:lang w:val="sw_KE" w:bidi="sw_KE"/>
@@ -4118,7 +4075,7 @@
         </w:rPr>
         <w:t xml:space="preserve">; </w:t>
       </w:r>
-      <w:hyperlink r:id="rId100">
+      <w:hyperlink r:id="rId98">
         <w:r>
           <w:rPr>
             <w:lang w:val="sw_KE" w:bidi="sw_KE"/>
@@ -4188,7 +4145,7 @@
         </w:rPr>
         <w:t>Paulo huenda anawaambia waumini kufanya tofauti wazi kati yao na idadi ya watu wasio na mpangilio. Vinginevyo, wale wanaosababisha matatizo (</w:t>
       </w:r>
-      <w:hyperlink r:id="rId101">
+      <w:hyperlink r:id="rId99">
         <w:r>
           <w:rPr>
             <w:lang w:val="sw_KE" w:bidi="sw_KE"/>
@@ -4206,7 +4163,7 @@
         </w:rPr>
         <w:t xml:space="preserve">; </w:t>
       </w:r>
-      <w:hyperlink r:id="rId102">
+      <w:hyperlink r:id="rId100">
         <w:r>
           <w:rPr>
             <w:lang w:val="sw_KE" w:bidi="sw_KE"/>
@@ -4224,7 +4181,7 @@
         </w:rPr>
         <w:t xml:space="preserve">) huenda wamechukua tabia zisizo na mpangilio kutokana na mafundisho yao ya uongo (kama ilivyo katika </w:t>
       </w:r>
-      <w:hyperlink r:id="rId83">
+      <w:hyperlink r:id="rId81">
         <w:r>
           <w:rPr>
             <w:lang w:val="sw_KE" w:bidi="sw_KE"/>
@@ -4273,6 +4230,108 @@
         </w:rPr>
         <w:t xml:space="preserve"> angalia </w:t>
       </w:r>
+      <w:hyperlink r:id="rId101">
+        <w:r>
+          <w:rPr>
+            <w:lang w:val="sw_KE" w:bidi="sw_KE"/>
+          </w:rPr>
+          <w:rPr>
+            <w:color w:val="0000EE"/>
+            <w:u w:val="single"/>
+          </w:rPr>
+          <w:t>1 Timotheo 2:2</w:t>
+        </w:r>
+      </w:hyperlink>
+      <w:r>
+        <w:rPr>
+          <w:lang w:val="sw_KE" w:bidi="sw_KE"/>
+        </w:rPr>
+        <w:t xml:space="preserve">; </w:t>
+      </w:r>
+      <w:hyperlink r:id="rId102">
+        <w:r>
+          <w:rPr>
+            <w:lang w:val="sw_KE" w:bidi="sw_KE"/>
+          </w:rPr>
+          <w:rPr>
+            <w:color w:val="0000EE"/>
+            <w:u w:val="single"/>
+          </w:rPr>
+          <w:t>Warumi 13:1–7</w:t>
+        </w:r>
+      </w:hyperlink>
+      <w:r>
+        <w:rPr>
+          <w:lang w:val="sw_KE" w:bidi="sw_KE"/>
+        </w:rPr>
+        <w:t>.</w:t>
+      </w:r>
+      <w:r>
+        <w:rPr>
+          <w:lang w:val="sw_KE" w:bidi="sw_KE"/>
+        </w:rPr>
+      </w:r>
+      <w:r>
+        <w:rPr>
+          <w:lang w:val="sw_KE" w:bidi="sw_KE"/>
+        </w:rPr>
+      </w:r>
+    </w:p>
+    <w:p>
+      <w:pPr/>
+      <w:r>
+        <w:rPr>
+          <w:lang w:val="sw_KE" w:bidi="sw_KE"/>
+        </w:rPr>
+      </w:r>
+    </w:p>
+    <w:p>
+      <w:pPr>
+        <w:pStyle w:val="Heading2"/>
+      </w:pPr>
+      <w:r>
+        <w:rPr>
+          <w:lang w:val="sw_KE" w:bidi="sw_KE"/>
+        </w:rPr>
+        <w:t>Tito 3:1–11</w:t>
+      </w:r>
+      <w:r>
+        <w:rPr>
+          <w:lang w:val="sw_KE" w:bidi="sw_KE"/>
+        </w:rPr>
+      </w:r>
+    </w:p>
+    <w:p>
+      <w:pPr/>
+      <w:r>
+        <w:rPr>
+          <w:lang w:val="sw_KE" w:bidi="sw_KE"/>
+        </w:rPr>
+      </w:r>
+      <w:r>
+        <w:rPr>
+          <w:lang w:val="sw_KE" w:bidi="sw_KE"/>
+        </w:rPr>
+        <w:t>Msisitizo juu ya mafundisho sahihi (</w:t>
+      </w:r>
+      <w:hyperlink r:id="rId64">
+        <w:r>
+          <w:rPr>
+            <w:lang w:val="sw_KE" w:bidi="sw_KE"/>
+          </w:rPr>
+          <w:rPr>
+            <w:color w:val="0000EE"/>
+            <w:u w:val="single"/>
+          </w:rPr>
+          <w:t>1:9</w:t>
+        </w:r>
+      </w:hyperlink>
+      <w:r>
+        <w:rPr>
+          <w:lang w:val="sw_KE" w:bidi="sw_KE"/>
+        </w:rPr>
+        <w:t xml:space="preserve">; </w:t>
+      </w:r>
       <w:hyperlink r:id="rId103">
         <w:r>
           <w:rPr>
@@ -4282,7 +4341,211 @@
             <w:color w:val="0000EE"/>
             <w:u w:val="single"/>
           </w:rPr>
-          <w:t>1 Timotheo 2:2</w:t>
+          <w:t>2:1</w:t>
+        </w:r>
+      </w:hyperlink>
+      <w:r>
+        <w:rPr>
+          <w:lang w:val="sw_KE" w:bidi="sw_KE"/>
+        </w:rPr>
+        <w:t xml:space="preserve">) unaendelea. Sasa Paulo anabadilisha mtazamo wake kuelekea jinsi jamii ya Kikristo inavyohusiana na jamii kwa ujumla (linganisha </w:t>
+      </w:r>
+      <w:hyperlink r:id="rId104">
+        <w:r>
+          <w:rPr>
+            <w:lang w:val="sw_KE" w:bidi="sw_KE"/>
+          </w:rPr>
+          <w:rPr>
+            <w:color w:val="0000EE"/>
+            <w:u w:val="single"/>
+          </w:rPr>
+          <w:t>1 Timotheo 2:2–4</w:t>
+        </w:r>
+      </w:hyperlink>
+      <w:r>
+        <w:rPr>
+          <w:lang w:val="sw_KE" w:bidi="sw_KE"/>
+        </w:rPr>
+        <w:t xml:space="preserve">). Kama ilivyo katika </w:t>
+      </w:r>
+      <w:hyperlink r:id="rId105">
+        <w:r>
+          <w:rPr>
+            <w:lang w:val="sw_KE" w:bidi="sw_KE"/>
+          </w:rPr>
+          <w:rPr>
+            <w:color w:val="0000EE"/>
+            <w:u w:val="single"/>
+          </w:rPr>
+          <w:t>Tito 2:1–15</w:t>
+        </w:r>
+      </w:hyperlink>
+      <w:r>
+        <w:rPr>
+          <w:lang w:val="sw_KE" w:bidi="sw_KE"/>
+        </w:rPr>
+        <w:t>, maagizo ya Mungu kwa watu wake (</w:t>
+      </w:r>
+      <w:hyperlink r:id="rId106">
+        <w:r>
+          <w:rPr>
+            <w:lang w:val="sw_KE" w:bidi="sw_KE"/>
+          </w:rPr>
+          <w:rPr>
+            <w:color w:val="0000EE"/>
+            <w:u w:val="single"/>
+          </w:rPr>
+          <w:t>3:1–2</w:t>
+        </w:r>
+      </w:hyperlink>
+      <w:r>
+        <w:rPr>
+          <w:lang w:val="sw_KE" w:bidi="sw_KE"/>
+        </w:rPr>
+        <w:t>) yanatokana na mwingiliano wake nao (</w:t>
+      </w:r>
+      <w:hyperlink r:id="rId83">
+        <w:r>
+          <w:rPr>
+            <w:lang w:val="sw_KE" w:bidi="sw_KE"/>
+          </w:rPr>
+          <w:rPr>
+            <w:color w:val="0000EE"/>
+            <w:u w:val="single"/>
+          </w:rPr>
+          <w:t>3:3–7</w:t>
+        </w:r>
+      </w:hyperlink>
+      <w:r>
+        <w:rPr>
+          <w:lang w:val="sw_KE" w:bidi="sw_KE"/>
+        </w:rPr>
+        <w:t xml:space="preserve">; linganisha </w:t>
+      </w:r>
+      <w:r>
+        <w:rPr>
+          <w:lang w:val="sw_KE" w:bidi="sw_KE"/>
+        </w:rPr>
+        <w:t>maelezo ya masomo juu ya 2:11–15</w:t>
+      </w:r>
+      <w:r>
+        <w:rPr>
+          <w:lang w:val="sw_KE" w:bidi="sw_KE"/>
+        </w:rPr>
+        <w:t>). Kisha Paulo anamwagiza Tito kuepuka mabishano yasiyo na maana na kusisitiza mafundisho yenye manufaa (</w:t>
+      </w:r>
+      <w:hyperlink r:id="rId107">
+        <w:r>
+          <w:rPr>
+            <w:lang w:val="sw_KE" w:bidi="sw_KE"/>
+          </w:rPr>
+          <w:rPr>
+            <w:color w:val="0000EE"/>
+            <w:u w:val="single"/>
+          </w:rPr>
+          <w:t>3:8–11</w:t>
+        </w:r>
+      </w:hyperlink>
+      <w:r>
+        <w:rPr>
+          <w:lang w:val="sw_KE" w:bidi="sw_KE"/>
+        </w:rPr>
+        <w:t>).</w:t>
+      </w:r>
+      <w:r>
+        <w:rPr>
+          <w:lang w:val="sw_KE" w:bidi="sw_KE"/>
+        </w:rPr>
+      </w:r>
+      <w:r>
+        <w:rPr>
+          <w:lang w:val="sw_KE" w:bidi="sw_KE"/>
+        </w:rPr>
+      </w:r>
+    </w:p>
+    <w:p>
+      <w:pPr/>
+      <w:r>
+        <w:rPr>
+          <w:lang w:val="sw_KE" w:bidi="sw_KE"/>
+        </w:rPr>
+      </w:r>
+    </w:p>
+    <w:p>
+      <w:pPr>
+        <w:pStyle w:val="Heading2"/>
+      </w:pPr>
+      <w:r>
+        <w:rPr>
+          <w:lang w:val="sw_KE" w:bidi="sw_KE"/>
+        </w:rPr>
+        <w:t>Tito 3:3</w:t>
+      </w:r>
+      <w:r>
+        <w:rPr>
+          <w:lang w:val="sw_KE" w:bidi="sw_KE"/>
+        </w:rPr>
+      </w:r>
+    </w:p>
+    <w:p>
+      <w:pPr/>
+      <w:r>
+        <w:rPr>
+          <w:lang w:val="sw_KE" w:bidi="sw_KE"/>
+        </w:rPr>
+      </w:r>
+      <w:r>
+        <w:rPr>
+          <w:lang w:val="sw_KE" w:bidi="sw_KE"/>
+        </w:rPr>
+        <w:t>Kuwa mnyenyekevu na kumheshimu kila mtu (</w:t>
+      </w:r>
+      <w:hyperlink r:id="rId108">
+        <w:r>
+          <w:rPr>
+            <w:lang w:val="sw_KE" w:bidi="sw_KE"/>
+          </w:rPr>
+          <w:rPr>
+            <w:color w:val="0000EE"/>
+            <w:u w:val="single"/>
+          </w:rPr>
+          <w:t>3:2</w:t>
+        </w:r>
+      </w:hyperlink>
+      <w:r>
+        <w:rPr>
+          <w:lang w:val="sw_KE" w:bidi="sw_KE"/>
+        </w:rPr>
+        <w:t>) ni jambo linalofaa, hasa tunapokumbuka hali yetu wenyewe wakati wema na upendo wa Mungu ulipokuja kwetu (</w:t>
+      </w:r>
+      <w:hyperlink r:id="rId27">
+        <w:r>
+          <w:rPr>
+            <w:lang w:val="sw_KE" w:bidi="sw_KE"/>
+          </w:rPr>
+          <w:rPr>
+            <w:color w:val="0000EE"/>
+            <w:u w:val="single"/>
+          </w:rPr>
+          <w:t>3:4</w:t>
+        </w:r>
+      </w:hyperlink>
+      <w:r>
+        <w:rPr>
+          <w:lang w:val="sw_KE" w:bidi="sw_KE"/>
+        </w:rPr>
+        <w:t xml:space="preserve">; tazama </w:t>
+      </w:r>
+      <w:hyperlink r:id="rId109">
+        <w:r>
+          <w:rPr>
+            <w:lang w:val="sw_KE" w:bidi="sw_KE"/>
+          </w:rPr>
+          <w:rPr>
+            <w:color w:val="0000EE"/>
+            <w:u w:val="single"/>
+          </w:rPr>
+          <w:t>Waefeso 2:1–4</w:t>
         </w:r>
       </w:hyperlink>
       <w:r>
@@ -4291,82 +4554,16 @@
         </w:rPr>
         <w:t xml:space="preserve">; </w:t>
       </w:r>
-      <w:hyperlink r:id="rId104">
-        <w:r>
-          <w:rPr>
-            <w:lang w:val="sw_KE" w:bidi="sw_KE"/>
-          </w:rPr>
-          <w:rPr>
-            <w:color w:val="0000EE"/>
-            <w:u w:val="single"/>
-          </w:rPr>
-          <w:t>Warumi 13:1–7</w:t>
-        </w:r>
-      </w:hyperlink>
-      <w:r>
-        <w:rPr>
-          <w:lang w:val="sw_KE" w:bidi="sw_KE"/>
-        </w:rPr>
-        <w:t>.</w:t>
-      </w:r>
-      <w:r>
-        <w:rPr>
-          <w:lang w:val="sw_KE" w:bidi="sw_KE"/>
-        </w:rPr>
-      </w:r>
-      <w:r>
-        <w:rPr>
-          <w:lang w:val="sw_KE" w:bidi="sw_KE"/>
-        </w:rPr>
-      </w:r>
-    </w:p>
-    <w:p>
-      <w:pPr/>
-      <w:r>
-        <w:rPr>
-          <w:lang w:val="sw_KE" w:bidi="sw_KE"/>
-        </w:rPr>
-      </w:r>
-    </w:p>
-    <w:p>
-      <w:pPr>
-        <w:pStyle w:val="Heading2"/>
-      </w:pPr>
-      <w:r>
-        <w:rPr>
-          <w:lang w:val="sw_KE" w:bidi="sw_KE"/>
-        </w:rPr>
-        <w:t>Tito 3:1–11</w:t>
-      </w:r>
-      <w:r>
-        <w:rPr>
-          <w:lang w:val="sw_KE" w:bidi="sw_KE"/>
-        </w:rPr>
-      </w:r>
-    </w:p>
-    <w:p>
-      <w:pPr/>
-      <w:r>
-        <w:rPr>
-          <w:lang w:val="sw_KE" w:bidi="sw_KE"/>
-        </w:rPr>
-      </w:r>
-      <w:r>
-        <w:rPr>
-          <w:lang w:val="sw_KE" w:bidi="sw_KE"/>
-        </w:rPr>
-        <w:t>Msisitizo juu ya mafundisho sahihi (</w:t>
-      </w:r>
-      <w:hyperlink r:id="rId66">
-        <w:r>
-          <w:rPr>
-            <w:lang w:val="sw_KE" w:bidi="sw_KE"/>
-          </w:rPr>
-          <w:rPr>
-            <w:color w:val="0000EE"/>
-            <w:u w:val="single"/>
-          </w:rPr>
-          <w:t>1:9</w:t>
+      <w:hyperlink r:id="rId110">
+        <w:r>
+          <w:rPr>
+            <w:lang w:val="sw_KE" w:bidi="sw_KE"/>
+          </w:rPr>
+          <w:rPr>
+            <w:color w:val="0000EE"/>
+            <w:u w:val="single"/>
+          </w:rPr>
+          <w:t>5:8</w:t>
         </w:r>
       </w:hyperlink>
       <w:r>
@@ -4375,210 +4572,6 @@
         </w:rPr>
         <w:t xml:space="preserve">; </w:t>
       </w:r>
-      <w:hyperlink r:id="rId105">
-        <w:r>
-          <w:rPr>
-            <w:lang w:val="sw_KE" w:bidi="sw_KE"/>
-          </w:rPr>
-          <w:rPr>
-            <w:color w:val="0000EE"/>
-            <w:u w:val="single"/>
-          </w:rPr>
-          <w:t>2:1</w:t>
-        </w:r>
-      </w:hyperlink>
-      <w:r>
-        <w:rPr>
-          <w:lang w:val="sw_KE" w:bidi="sw_KE"/>
-        </w:rPr>
-        <w:t xml:space="preserve">) unaendelea. Sasa Paulo anabadilisha mtazamo wake kuelekea jinsi jamii ya Kikristo inavyohusiana na jamii kwa ujumla (linganisha </w:t>
-      </w:r>
-      <w:hyperlink r:id="rId106">
-        <w:r>
-          <w:rPr>
-            <w:lang w:val="sw_KE" w:bidi="sw_KE"/>
-          </w:rPr>
-          <w:rPr>
-            <w:color w:val="0000EE"/>
-            <w:u w:val="single"/>
-          </w:rPr>
-          <w:t>1 Timotheo 2:2–4</w:t>
-        </w:r>
-      </w:hyperlink>
-      <w:r>
-        <w:rPr>
-          <w:lang w:val="sw_KE" w:bidi="sw_KE"/>
-        </w:rPr>
-        <w:t xml:space="preserve">). Kama ilivyo katika </w:t>
-      </w:r>
-      <w:hyperlink r:id="rId107">
-        <w:r>
-          <w:rPr>
-            <w:lang w:val="sw_KE" w:bidi="sw_KE"/>
-          </w:rPr>
-          <w:rPr>
-            <w:color w:val="0000EE"/>
-            <w:u w:val="single"/>
-          </w:rPr>
-          <w:t>Tito 2:1–15</w:t>
-        </w:r>
-      </w:hyperlink>
-      <w:r>
-        <w:rPr>
-          <w:lang w:val="sw_KE" w:bidi="sw_KE"/>
-        </w:rPr>
-        <w:t>, maagizo ya Mungu kwa watu wake (</w:t>
-      </w:r>
-      <w:hyperlink r:id="rId108">
-        <w:r>
-          <w:rPr>
-            <w:lang w:val="sw_KE" w:bidi="sw_KE"/>
-          </w:rPr>
-          <w:rPr>
-            <w:color w:val="0000EE"/>
-            <w:u w:val="single"/>
-          </w:rPr>
-          <w:t>3:1–2</w:t>
-        </w:r>
-      </w:hyperlink>
-      <w:r>
-        <w:rPr>
-          <w:lang w:val="sw_KE" w:bidi="sw_KE"/>
-        </w:rPr>
-        <w:t>) yanatokana na mwingiliano wake nao (</w:t>
-      </w:r>
-      <w:hyperlink r:id="rId85">
-        <w:r>
-          <w:rPr>
-            <w:lang w:val="sw_KE" w:bidi="sw_KE"/>
-          </w:rPr>
-          <w:rPr>
-            <w:color w:val="0000EE"/>
-            <w:u w:val="single"/>
-          </w:rPr>
-          <w:t>3:3–7</w:t>
-        </w:r>
-      </w:hyperlink>
-      <w:r>
-        <w:rPr>
-          <w:lang w:val="sw_KE" w:bidi="sw_KE"/>
-        </w:rPr>
-        <w:t xml:space="preserve">; linganisha </w:t>
-      </w:r>
-      <w:r>
-        <w:rPr>
-          <w:lang w:val="sw_KE" w:bidi="sw_KE"/>
-        </w:rPr>
-        <w:t>maelezo ya masomo juu ya 2:11–15</w:t>
-      </w:r>
-      <w:r>
-        <w:rPr>
-          <w:lang w:val="sw_KE" w:bidi="sw_KE"/>
-        </w:rPr>
-        <w:t>). Kisha Paulo anamwagiza Tito kuepuka mabishano yasiyo na maana na kusisitiza mafundisho yenye manufaa (</w:t>
-      </w:r>
-      <w:hyperlink r:id="rId109">
-        <w:r>
-          <w:rPr>
-            <w:lang w:val="sw_KE" w:bidi="sw_KE"/>
-          </w:rPr>
-          <w:rPr>
-            <w:color w:val="0000EE"/>
-            <w:u w:val="single"/>
-          </w:rPr>
-          <w:t>3:8–11</w:t>
-        </w:r>
-      </w:hyperlink>
-      <w:r>
-        <w:rPr>
-          <w:lang w:val="sw_KE" w:bidi="sw_KE"/>
-        </w:rPr>
-        <w:t>).</w:t>
-      </w:r>
-      <w:r>
-        <w:rPr>
-          <w:lang w:val="sw_KE" w:bidi="sw_KE"/>
-        </w:rPr>
-      </w:r>
-      <w:r>
-        <w:rPr>
-          <w:lang w:val="sw_KE" w:bidi="sw_KE"/>
-        </w:rPr>
-      </w:r>
-    </w:p>
-    <w:p>
-      <w:pPr/>
-      <w:r>
-        <w:rPr>
-          <w:lang w:val="sw_KE" w:bidi="sw_KE"/>
-        </w:rPr>
-      </w:r>
-    </w:p>
-    <w:p>
-      <w:pPr>
-        <w:pStyle w:val="Heading2"/>
-      </w:pPr>
-      <w:r>
-        <w:rPr>
-          <w:lang w:val="sw_KE" w:bidi="sw_KE"/>
-        </w:rPr>
-        <w:t>Tito 3:3</w:t>
-      </w:r>
-      <w:r>
-        <w:rPr>
-          <w:lang w:val="sw_KE" w:bidi="sw_KE"/>
-        </w:rPr>
-      </w:r>
-    </w:p>
-    <w:p>
-      <w:pPr/>
-      <w:r>
-        <w:rPr>
-          <w:lang w:val="sw_KE" w:bidi="sw_KE"/>
-        </w:rPr>
-      </w:r>
-      <w:r>
-        <w:rPr>
-          <w:lang w:val="sw_KE" w:bidi="sw_KE"/>
-        </w:rPr>
-        <w:t>Kuwa mnyenyekevu na kumheshimu kila mtu (</w:t>
-      </w:r>
-      <w:hyperlink r:id="rId110">
-        <w:r>
-          <w:rPr>
-            <w:lang w:val="sw_KE" w:bidi="sw_KE"/>
-          </w:rPr>
-          <w:rPr>
-            <w:color w:val="0000EE"/>
-            <w:u w:val="single"/>
-          </w:rPr>
-          <w:t>3:2</w:t>
-        </w:r>
-      </w:hyperlink>
-      <w:r>
-        <w:rPr>
-          <w:lang w:val="sw_KE" w:bidi="sw_KE"/>
-        </w:rPr>
-        <w:t>) ni jambo linalofaa, hasa tunapokumbuka hali yetu wenyewe wakati wema na upendo wa Mungu ulipokuja kwetu (</w:t>
-      </w:r>
-      <w:hyperlink r:id="rId29">
-        <w:r>
-          <w:rPr>
-            <w:lang w:val="sw_KE" w:bidi="sw_KE"/>
-          </w:rPr>
-          <w:rPr>
-            <w:color w:val="0000EE"/>
-            <w:u w:val="single"/>
-          </w:rPr>
-          <w:t>3:4</w:t>
-        </w:r>
-      </w:hyperlink>
-      <w:r>
-        <w:rPr>
-          <w:lang w:val="sw_KE" w:bidi="sw_KE"/>
-        </w:rPr>
-        <w:t xml:space="preserve">; tazama </w:t>
-      </w:r>
       <w:hyperlink r:id="rId111">
         <w:r>
           <w:rPr>
@@ -4588,7 +4581,7 @@
             <w:color w:val="0000EE"/>
             <w:u w:val="single"/>
           </w:rPr>
-          <w:t>Waefeso 2:1–4</w:t>
+          <w:t>Wakolosai 3:7</w:t>
         </w:r>
       </w:hyperlink>
       <w:r>
@@ -4598,42 +4591,6 @@
         <w:t xml:space="preserve">; </w:t>
       </w:r>
       <w:hyperlink r:id="rId112">
-        <w:r>
-          <w:rPr>
-            <w:lang w:val="sw_KE" w:bidi="sw_KE"/>
-          </w:rPr>
-          <w:rPr>
-            <w:color w:val="0000EE"/>
-            <w:u w:val="single"/>
-          </w:rPr>
-          <w:t>5:8</w:t>
-        </w:r>
-      </w:hyperlink>
-      <w:r>
-        <w:rPr>
-          <w:lang w:val="sw_KE" w:bidi="sw_KE"/>
-        </w:rPr>
-        <w:t xml:space="preserve">; </w:t>
-      </w:r>
-      <w:hyperlink r:id="rId113">
-        <w:r>
-          <w:rPr>
-            <w:lang w:val="sw_KE" w:bidi="sw_KE"/>
-          </w:rPr>
-          <w:rPr>
-            <w:color w:val="0000EE"/>
-            <w:u w:val="single"/>
-          </w:rPr>
-          <w:t>Wakolosai 3:7</w:t>
-        </w:r>
-      </w:hyperlink>
-      <w:r>
-        <w:rPr>
-          <w:lang w:val="sw_KE" w:bidi="sw_KE"/>
-        </w:rPr>
-        <w:t xml:space="preserve">; </w:t>
-      </w:r>
-      <w:hyperlink r:id="rId114">
         <w:r>
           <w:rPr>
             <w:lang w:val="sw_KE" w:bidi="sw_KE"/>
@@ -4734,7 +4691,7 @@
         </w:rPr>
         <w:t xml:space="preserve">): Neno la Kigiriki linahusiana na kuja kwa Kristo (pia katika </w:t>
       </w:r>
-      <w:hyperlink r:id="rId86">
+      <w:hyperlink r:id="rId84">
         <w:r>
           <w:rPr>
             <w:lang w:val="sw_KE" w:bidi="sw_KE"/>
@@ -4752,7 +4709,7 @@
         </w:rPr>
         <w:t xml:space="preserve">, </w:t>
       </w:r>
-      <w:hyperlink r:id="rId28">
+      <w:hyperlink r:id="rId26">
         <w:r>
           <w:rPr>
             <w:lang w:val="sw_KE" w:bidi="sw_KE"/>
@@ -4830,7 +4787,7 @@
         </w:rPr>
         <w:t xml:space="preserve">Kifungu hiki kinaweza kuwa muhtasari au nukuu kutoka kwa mafundisho ya jadi (angalia </w:t>
       </w:r>
-      <w:hyperlink r:id="rId115">
+      <w:hyperlink r:id="rId113">
         <w:r>
           <w:rPr>
             <w:lang w:val="sw_KE" w:bidi="sw_KE"/>
@@ -4848,7 +4805,7 @@
         </w:rPr>
         <w:t xml:space="preserve">; </w:t>
       </w:r>
-      <w:hyperlink r:id="rId116">
+      <w:hyperlink r:id="rId114">
         <w:r>
           <w:rPr>
             <w:lang w:val="sw_KE" w:bidi="sw_KE"/>
@@ -4918,7 +4875,7 @@
         </w:rPr>
         <w:t xml:space="preserve">si kwa ... bali kwa: Tofauti ni kati ya matendo ya kibinadamu ambayo yanaweza kudhaniwa kustahili wokovu na neema ya Mungu (tazama </w:t>
       </w:r>
-      <w:hyperlink r:id="rId117">
+      <w:hyperlink r:id="rId115">
         <w:r>
           <w:rPr>
             <w:lang w:val="sw_KE" w:bidi="sw_KE"/>
@@ -4936,7 +4893,7 @@
         </w:rPr>
         <w:t>). Wokovu ni kupitia imani katika rehema ya Mungu pekee (</w:t>
       </w:r>
-      <w:hyperlink r:id="rId118">
+      <w:hyperlink r:id="rId116">
         <w:r>
           <w:rPr>
             <w:lang w:val="sw_KE" w:bidi="sw_KE"/>
@@ -4972,6 +4929,42 @@
         </w:rPr>
         <w:t xml:space="preserve">kuosha kwa kuzaliwa upya: Tazama </w:t>
       </w:r>
+      <w:hyperlink r:id="rId117">
+        <w:r>
+          <w:rPr>
+            <w:lang w:val="sw_KE" w:bidi="sw_KE"/>
+          </w:rPr>
+          <w:rPr>
+            <w:color w:val="0000EE"/>
+            <w:u w:val="single"/>
+          </w:rPr>
+          <w:t>Ezekieli 16:9</w:t>
+        </w:r>
+      </w:hyperlink>
+      <w:r>
+        <w:rPr>
+          <w:lang w:val="sw_KE" w:bidi="sw_KE"/>
+        </w:rPr>
+        <w:t xml:space="preserve">; </w:t>
+      </w:r>
+      <w:hyperlink r:id="rId118">
+        <w:r>
+          <w:rPr>
+            <w:lang w:val="sw_KE" w:bidi="sw_KE"/>
+          </w:rPr>
+          <w:rPr>
+            <w:color w:val="0000EE"/>
+            <w:u w:val="single"/>
+          </w:rPr>
+          <w:t>Yohana 3:1–15</w:t>
+        </w:r>
+      </w:hyperlink>
+      <w:r>
+        <w:rPr>
+          <w:lang w:val="sw_KE" w:bidi="sw_KE"/>
+        </w:rPr>
+        <w:t xml:space="preserve">; </w:t>
+      </w:r>
       <w:hyperlink r:id="rId119">
         <w:r>
           <w:rPr>
@@ -4981,7 +4974,7 @@
             <w:color w:val="0000EE"/>
             <w:u w:val="single"/>
           </w:rPr>
-          <w:t>Ezekieli 16:9</w:t>
+          <w:t>Waefeso 5:26</w:t>
         </w:r>
       </w:hyperlink>
       <w:r>
@@ -4999,7 +4992,7 @@
             <w:color w:val="0000EE"/>
             <w:u w:val="single"/>
           </w:rPr>
-          <w:t>Yohana 3:1–15</w:t>
+          <w:t>Waebrania 10:22</w:t>
         </w:r>
       </w:hyperlink>
       <w:r>
@@ -5009,42 +5002,6 @@
         <w:t xml:space="preserve">; </w:t>
       </w:r>
       <w:hyperlink r:id="rId121">
-        <w:r>
-          <w:rPr>
-            <w:lang w:val="sw_KE" w:bidi="sw_KE"/>
-          </w:rPr>
-          <w:rPr>
-            <w:color w:val="0000EE"/>
-            <w:u w:val="single"/>
-          </w:rPr>
-          <w:t>Waefeso 5:26</w:t>
-        </w:r>
-      </w:hyperlink>
-      <w:r>
-        <w:rPr>
-          <w:lang w:val="sw_KE" w:bidi="sw_KE"/>
-        </w:rPr>
-        <w:t xml:space="preserve">; </w:t>
-      </w:r>
-      <w:hyperlink r:id="rId122">
-        <w:r>
-          <w:rPr>
-            <w:lang w:val="sw_KE" w:bidi="sw_KE"/>
-          </w:rPr>
-          <w:rPr>
-            <w:color w:val="0000EE"/>
-            <w:u w:val="single"/>
-          </w:rPr>
-          <w:t>Waebrania 10:22</w:t>
-        </w:r>
-      </w:hyperlink>
-      <w:r>
-        <w:rPr>
-          <w:lang w:val="sw_KE" w:bidi="sw_KE"/>
-        </w:rPr>
-        <w:t xml:space="preserve">; </w:t>
-      </w:r>
-      <w:hyperlink r:id="rId123">
         <w:r>
           <w:rPr>
             <w:lang w:val="sw_KE" w:bidi="sw_KE"/>
@@ -5080,43 +5037,43 @@
         </w:rPr>
         <w:t xml:space="preserve">na upya wa Roho Mtakatifu: Hii inaonyesha kuondoka kabisa kutoka kwa maisha ya dhambi na kifo na kuhamia katika maisha ya usafi (tazama pia </w:t>
       </w:r>
+      <w:hyperlink r:id="rId122">
+        <w:r>
+          <w:rPr>
+            <w:lang w:val="sw_KE" w:bidi="sw_KE"/>
+          </w:rPr>
+          <w:rPr>
+            <w:color w:val="0000EE"/>
+            <w:u w:val="single"/>
+          </w:rPr>
+          <w:t>Warumi 12:2</w:t>
+        </w:r>
+      </w:hyperlink>
+      <w:r>
+        <w:rPr>
+          <w:lang w:val="sw_KE" w:bidi="sw_KE"/>
+        </w:rPr>
+        <w:t xml:space="preserve">; </w:t>
+      </w:r>
+      <w:hyperlink r:id="rId123">
+        <w:r>
+          <w:rPr>
+            <w:lang w:val="sw_KE" w:bidi="sw_KE"/>
+          </w:rPr>
+          <w:rPr>
+            <w:color w:val="0000EE"/>
+            <w:u w:val="single"/>
+          </w:rPr>
+          <w:t>2 Wakorintho 5:17</w:t>
+        </w:r>
+      </w:hyperlink>
+      <w:r>
+        <w:rPr>
+          <w:lang w:val="sw_KE" w:bidi="sw_KE"/>
+        </w:rPr>
+        <w:t xml:space="preserve">; </w:t>
+      </w:r>
       <w:hyperlink r:id="rId124">
-        <w:r>
-          <w:rPr>
-            <w:lang w:val="sw_KE" w:bidi="sw_KE"/>
-          </w:rPr>
-          <w:rPr>
-            <w:color w:val="0000EE"/>
-            <w:u w:val="single"/>
-          </w:rPr>
-          <w:t>Warumi 12:2</w:t>
-        </w:r>
-      </w:hyperlink>
-      <w:r>
-        <w:rPr>
-          <w:lang w:val="sw_KE" w:bidi="sw_KE"/>
-        </w:rPr>
-        <w:t xml:space="preserve">; </w:t>
-      </w:r>
-      <w:hyperlink r:id="rId125">
-        <w:r>
-          <w:rPr>
-            <w:lang w:val="sw_KE" w:bidi="sw_KE"/>
-          </w:rPr>
-          <w:rPr>
-            <w:color w:val="0000EE"/>
-            <w:u w:val="single"/>
-          </w:rPr>
-          <w:t>2 Wakorintho 5:17</w:t>
-        </w:r>
-      </w:hyperlink>
-      <w:r>
-        <w:rPr>
-          <w:lang w:val="sw_KE" w:bidi="sw_KE"/>
-        </w:rPr>
-        <w:t xml:space="preserve">; </w:t>
-      </w:r>
-      <w:hyperlink r:id="rId126">
         <w:r>
           <w:rPr>
             <w:lang w:val="sw_KE" w:bidi="sw_KE"/>
@@ -5186,7 +5143,7 @@
         </w:rPr>
         <w:t xml:space="preserve">Nusu ya kwanza ya mstari huu inatoa muhtasari wa </w:t>
       </w:r>
-      <w:hyperlink r:id="rId127">
+      <w:hyperlink r:id="rId125">
         <w:r>
           <w:rPr>
             <w:lang w:val="sw_KE" w:bidi="sw_KE"/>
@@ -5235,7 +5192,7 @@
         </w:rPr>
         <w:t xml:space="preserve">): Tazama </w:t>
       </w:r>
-      <w:hyperlink r:id="rId128">
+      <w:hyperlink r:id="rId126">
         <w:r>
           <w:rPr>
             <w:lang w:val="sw_KE" w:bidi="sw_KE"/>
@@ -5253,7 +5210,7 @@
         </w:rPr>
         <w:t xml:space="preserve">; </w:t>
       </w:r>
-      <w:hyperlink r:id="rId129">
+      <w:hyperlink r:id="rId127">
         <w:r>
           <w:rPr>
             <w:lang w:val="sw_KE" w:bidi="sw_KE"/>
@@ -5289,7 +5246,7 @@
         </w:rPr>
         <w:t>warithi wenye tumaini la uzima wa milele: Roho (</w:t>
       </w:r>
-      <w:hyperlink r:id="rId23">
+      <w:hyperlink r:id="rId21">
         <w:r>
           <w:rPr>
             <w:lang w:val="sw_KE" w:bidi="sw_KE"/>
@@ -5307,6 +5264,42 @@
         </w:rPr>
         <w:t xml:space="preserve">) mara nyingi inahusishwa na hali yetu kama warithi (tazama </w:t>
       </w:r>
+      <w:hyperlink r:id="rId128">
+        <w:r>
+          <w:rPr>
+            <w:lang w:val="sw_KE" w:bidi="sw_KE"/>
+          </w:rPr>
+          <w:rPr>
+            <w:color w:val="0000EE"/>
+            <w:u w:val="single"/>
+          </w:rPr>
+          <w:t>Warumi 8:15–17</w:t>
+        </w:r>
+      </w:hyperlink>
+      <w:r>
+        <w:rPr>
+          <w:lang w:val="sw_KE" w:bidi="sw_KE"/>
+        </w:rPr>
+        <w:t xml:space="preserve">; </w:t>
+      </w:r>
+      <w:hyperlink r:id="rId129">
+        <w:r>
+          <w:rPr>
+            <w:lang w:val="sw_KE" w:bidi="sw_KE"/>
+          </w:rPr>
+          <w:rPr>
+            <w:color w:val="0000EE"/>
+            <w:u w:val="single"/>
+          </w:rPr>
+          <w:t>1 Wakorintho 6:9–11</w:t>
+        </w:r>
+      </w:hyperlink>
+      <w:r>
+        <w:rPr>
+          <w:lang w:val="sw_KE" w:bidi="sw_KE"/>
+        </w:rPr>
+        <w:t xml:space="preserve">; </w:t>
+      </w:r>
       <w:hyperlink r:id="rId130">
         <w:r>
           <w:rPr>
@@ -5316,7 +5309,7 @@
             <w:color w:val="0000EE"/>
             <w:u w:val="single"/>
           </w:rPr>
-          <w:t>Warumi 8:15–17</w:t>
+          <w:t>Wagalatia 4:6–7</w:t>
         </w:r>
       </w:hyperlink>
       <w:r>
@@ -5334,14 +5327,62 @@
             <w:color w:val="0000EE"/>
             <w:u w:val="single"/>
           </w:rPr>
-          <w:t>1 Wakorintho 6:9–11</w:t>
-        </w:r>
-      </w:hyperlink>
-      <w:r>
-        <w:rPr>
-          <w:lang w:val="sw_KE" w:bidi="sw_KE"/>
-        </w:rPr>
-        <w:t xml:space="preserve">; </w:t>
+          <w:t>Waefeso 1:13–14</w:t>
+        </w:r>
+      </w:hyperlink>
+      <w:r>
+        <w:rPr>
+          <w:lang w:val="sw_KE" w:bidi="sw_KE"/>
+        </w:rPr>
+        <w:t>).</w:t>
+      </w:r>
+      <w:r>
+        <w:rPr>
+          <w:lang w:val="sw_KE" w:bidi="sw_KE"/>
+        </w:rPr>
+      </w:r>
+      <w:r>
+        <w:rPr>
+          <w:lang w:val="sw_KE" w:bidi="sw_KE"/>
+        </w:rPr>
+      </w:r>
+    </w:p>
+    <w:p>
+      <w:pPr/>
+      <w:r>
+        <w:rPr>
+          <w:lang w:val="sw_KE" w:bidi="sw_KE"/>
+        </w:rPr>
+      </w:r>
+    </w:p>
+    <w:p>
+      <w:pPr>
+        <w:pStyle w:val="Heading2"/>
+      </w:pPr>
+      <w:r>
+        <w:rPr>
+          <w:lang w:val="sw_KE" w:bidi="sw_KE"/>
+        </w:rPr>
+        <w:t>Tito 3:8</w:t>
+      </w:r>
+      <w:r>
+        <w:rPr>
+          <w:lang w:val="sw_KE" w:bidi="sw_KE"/>
+        </w:rPr>
+      </w:r>
+    </w:p>
+    <w:p>
+      <w:pPr/>
+      <w:r>
+        <w:rPr>
+          <w:lang w:val="sw_KE" w:bidi="sw_KE"/>
+        </w:rPr>
+      </w:r>
+      <w:r>
+        <w:rPr>
+          <w:lang w:val="sw_KE" w:bidi="sw_KE"/>
+        </w:rPr>
+        <w:t xml:space="preserve">Msemo wa kuaminika ni </w:t>
       </w:r>
       <w:hyperlink r:id="rId132">
         <w:r>
@@ -5352,25 +5393,25 @@
             <w:color w:val="0000EE"/>
             <w:u w:val="single"/>
           </w:rPr>
-          <w:t>Wagalatia 4:6–7</w:t>
-        </w:r>
-      </w:hyperlink>
-      <w:r>
-        <w:rPr>
-          <w:lang w:val="sw_KE" w:bidi="sw_KE"/>
-        </w:rPr>
-        <w:t xml:space="preserve">; </w:t>
-      </w:r>
-      <w:hyperlink r:id="rId133">
-        <w:r>
-          <w:rPr>
-            <w:lang w:val="sw_KE" w:bidi="sw_KE"/>
-          </w:rPr>
-          <w:rPr>
-            <w:color w:val="0000EE"/>
-            <w:u w:val="single"/>
-          </w:rPr>
-          <w:t>Waefeso 1:13–14</w:t>
+          <w:t>3:4–7</w:t>
+        </w:r>
+      </w:hyperlink>
+      <w:r>
+        <w:rPr>
+          <w:lang w:val="sw_KE" w:bidi="sw_KE"/>
+        </w:rPr>
+        <w:t xml:space="preserve"> (linganisha </w:t>
+      </w:r>
+      <w:hyperlink r:id="rId113">
+        <w:r>
+          <w:rPr>
+            <w:lang w:val="sw_KE" w:bidi="sw_KE"/>
+          </w:rPr>
+          <w:rPr>
+            <w:color w:val="0000EE"/>
+            <w:u w:val="single"/>
+          </w:rPr>
+          <w:t>1 Timotheo 1:15</w:t>
         </w:r>
       </w:hyperlink>
       <w:r>
@@ -5406,7 +5447,7 @@
         <w:rPr>
           <w:lang w:val="sw_KE" w:bidi="sw_KE"/>
         </w:rPr>
-        <w:t>Tito 3:8</w:t>
+        <w:t>Tito 3:10–11</w:t>
       </w:r>
       <w:r>
         <w:rPr>
@@ -5425,93 +5466,9 @@
         <w:rPr>
           <w:lang w:val="sw_KE" w:bidi="sw_KE"/>
         </w:rPr>
-        <w:t xml:space="preserve">Msemo wa kuaminika ni </w:t>
-      </w:r>
-      <w:hyperlink r:id="rId134">
-        <w:r>
-          <w:rPr>
-            <w:lang w:val="sw_KE" w:bidi="sw_KE"/>
-          </w:rPr>
-          <w:rPr>
-            <w:color w:val="0000EE"/>
-            <w:u w:val="single"/>
-          </w:rPr>
-          <w:t>3:4–7</w:t>
-        </w:r>
-      </w:hyperlink>
-      <w:r>
-        <w:rPr>
-          <w:lang w:val="sw_KE" w:bidi="sw_KE"/>
-        </w:rPr>
-        <w:t xml:space="preserve"> (linganisha </w:t>
-      </w:r>
-      <w:hyperlink r:id="rId115">
-        <w:r>
-          <w:rPr>
-            <w:lang w:val="sw_KE" w:bidi="sw_KE"/>
-          </w:rPr>
-          <w:rPr>
-            <w:color w:val="0000EE"/>
-            <w:u w:val="single"/>
-          </w:rPr>
-          <w:t>1 Timotheo 1:15</w:t>
-        </w:r>
-      </w:hyperlink>
-      <w:r>
-        <w:rPr>
-          <w:lang w:val="sw_KE" w:bidi="sw_KE"/>
-        </w:rPr>
-        <w:t>).</w:t>
-      </w:r>
-      <w:r>
-        <w:rPr>
-          <w:lang w:val="sw_KE" w:bidi="sw_KE"/>
-        </w:rPr>
-      </w:r>
-      <w:r>
-        <w:rPr>
-          <w:lang w:val="sw_KE" w:bidi="sw_KE"/>
-        </w:rPr>
-      </w:r>
-    </w:p>
-    <w:p>
-      <w:pPr/>
-      <w:r>
-        <w:rPr>
-          <w:lang w:val="sw_KE" w:bidi="sw_KE"/>
-        </w:rPr>
-      </w:r>
-    </w:p>
-    <w:p>
-      <w:pPr>
-        <w:pStyle w:val="Heading2"/>
-      </w:pPr>
-      <w:r>
-        <w:rPr>
-          <w:lang w:val="sw_KE" w:bidi="sw_KE"/>
-        </w:rPr>
-        <w:t>Tito 3:10–11</w:t>
-      </w:r>
-      <w:r>
-        <w:rPr>
-          <w:lang w:val="sw_KE" w:bidi="sw_KE"/>
-        </w:rPr>
-      </w:r>
-    </w:p>
-    <w:p>
-      <w:pPr/>
-      <w:r>
-        <w:rPr>
-          <w:lang w:val="sw_KE" w:bidi="sw_KE"/>
-        </w:rPr>
-      </w:r>
-      <w:r>
-        <w:rPr>
-          <w:lang w:val="sw_KE" w:bidi="sw_KE"/>
-        </w:rPr>
         <w:t xml:space="preserve">mtu anayesababisha mafarakano: Hii inarejelea watu wagomvi ambao ni vigumu kuwa sahihi au kubadilisha (tazama </w:t>
       </w:r>
-      <w:hyperlink r:id="rId38">
+      <w:hyperlink r:id="rId36">
         <w:r>
           <w:rPr>
             <w:lang w:val="sw_KE" w:bidi="sw_KE"/>
@@ -5529,7 +5486,7 @@
         </w:rPr>
         <w:t xml:space="preserve">, </w:t>
       </w:r>
-      <w:hyperlink r:id="rId48">
+      <w:hyperlink r:id="rId46">
         <w:r>
           <w:rPr>
             <w:lang w:val="sw_KE" w:bidi="sw_KE"/>
@@ -5599,7 +5556,7 @@
         </w:rPr>
         <w:t xml:space="preserve">Inaonekana Artema au Tikiko wangekuwa mbadala wa Tito huko Krete. Kwa kuwa Tikiko alitumwa kwenda Efeso (tazama </w:t>
       </w:r>
-      <w:hyperlink r:id="rId135">
+      <w:hyperlink r:id="rId133">
         <w:r>
           <w:rPr>
             <w:lang w:val="sw_KE" w:bidi="sw_KE"/>
@@ -5635,6 +5592,90 @@
         </w:rPr>
         <w:t xml:space="preserve">Nikopoli: Miji kadhaa ilikuwa na jina hili. Hii ilikuwa labda mji mkubwa kwenye pwani ya magharibi ya rasi ya Kigiriki (kipande cha ardhi kilichozungukwa na maji kwa kiasi kikubwa lakini kimeunganishwa na bara upande mmoja). Inawezekana Paulo alifanya kazi hapa awali (tazama </w:t>
       </w:r>
+      <w:hyperlink r:id="rId134">
+        <w:r>
+          <w:rPr>
+            <w:lang w:val="sw_KE" w:bidi="sw_KE"/>
+          </w:rPr>
+          <w:rPr>
+            <w:color w:val="0000EE"/>
+            <w:u w:val="single"/>
+          </w:rPr>
+          <w:t>Warumi 15:19</w:t>
+        </w:r>
+      </w:hyperlink>
+      <w:r>
+        <w:rPr>
+          <w:lang w:val="sw_KE" w:bidi="sw_KE"/>
+        </w:rPr>
+        <w:t>, ambayo inataja shughuli za Paulo hata zaidi magharibi).</w:t>
+      </w:r>
+      <w:r>
+        <w:rPr>
+          <w:lang w:val="sw_KE" w:bidi="sw_KE"/>
+        </w:rPr>
+      </w:r>
+      <w:r>
+        <w:rPr>
+          <w:lang w:val="sw_KE" w:bidi="sw_KE"/>
+        </w:rPr>
+      </w:r>
+    </w:p>
+    <w:p>
+      <w:pPr/>
+      <w:r>
+        <w:rPr>
+          <w:lang w:val="sw_KE" w:bidi="sw_KE"/>
+        </w:rPr>
+      </w:r>
+    </w:p>
+    <w:p>
+      <w:pPr>
+        <w:pStyle w:val="Heading2"/>
+      </w:pPr>
+      <w:r>
+        <w:rPr>
+          <w:lang w:val="sw_KE" w:bidi="sw_KE"/>
+        </w:rPr>
+        <w:t>Tito 3:12–15</w:t>
+      </w:r>
+      <w:r>
+        <w:rPr>
+          <w:lang w:val="sw_KE" w:bidi="sw_KE"/>
+        </w:rPr>
+      </w:r>
+    </w:p>
+    <w:p>
+      <w:pPr/>
+      <w:r>
+        <w:rPr>
+          <w:lang w:val="sw_KE" w:bidi="sw_KE"/>
+        </w:rPr>
+      </w:r>
+      <w:r>
+        <w:rPr>
+          <w:lang w:val="sw_KE" w:bidi="sw_KE"/>
+        </w:rPr>
+        <w:t>Barua inamalizika na habari (</w:t>
+      </w:r>
+      <w:hyperlink r:id="rId135">
+        <w:r>
+          <w:rPr>
+            <w:lang w:val="sw_KE" w:bidi="sw_KE"/>
+          </w:rPr>
+          <w:rPr>
+            <w:color w:val="0000EE"/>
+            <w:u w:val="single"/>
+          </w:rPr>
+          <w:t>3:12</w:t>
+        </w:r>
+      </w:hyperlink>
+      <w:r>
+        <w:rPr>
+          <w:lang w:val="sw_KE" w:bidi="sw_KE"/>
+        </w:rPr>
+        <w:t>), himizo la mwisho (au kutia moyo) (</w:t>
+      </w:r>
       <w:hyperlink r:id="rId136">
         <w:r>
           <w:rPr>
@@ -5644,100 +5685,16 @@
             <w:color w:val="0000EE"/>
             <w:u w:val="single"/>
           </w:rPr>
-          <w:t>Warumi 15:19</w:t>
-        </w:r>
-      </w:hyperlink>
-      <w:r>
-        <w:rPr>
-          <w:lang w:val="sw_KE" w:bidi="sw_KE"/>
-        </w:rPr>
-        <w:t>, ambayo inataja shughuli za Paulo hata zaidi magharibi).</w:t>
-      </w:r>
-      <w:r>
-        <w:rPr>
-          <w:lang w:val="sw_KE" w:bidi="sw_KE"/>
-        </w:rPr>
-      </w:r>
-      <w:r>
-        <w:rPr>
-          <w:lang w:val="sw_KE" w:bidi="sw_KE"/>
-        </w:rPr>
-      </w:r>
-    </w:p>
-    <w:p>
-      <w:pPr/>
-      <w:r>
-        <w:rPr>
-          <w:lang w:val="sw_KE" w:bidi="sw_KE"/>
-        </w:rPr>
-      </w:r>
-    </w:p>
-    <w:p>
-      <w:pPr>
-        <w:pStyle w:val="Heading2"/>
-      </w:pPr>
-      <w:r>
-        <w:rPr>
-          <w:lang w:val="sw_KE" w:bidi="sw_KE"/>
-        </w:rPr>
-        <w:t>Tito 3:12–15</w:t>
-      </w:r>
-      <w:r>
-        <w:rPr>
-          <w:lang w:val="sw_KE" w:bidi="sw_KE"/>
-        </w:rPr>
-      </w:r>
-    </w:p>
-    <w:p>
-      <w:pPr/>
-      <w:r>
-        <w:rPr>
-          <w:lang w:val="sw_KE" w:bidi="sw_KE"/>
-        </w:rPr>
-      </w:r>
-      <w:r>
-        <w:rPr>
-          <w:lang w:val="sw_KE" w:bidi="sw_KE"/>
-        </w:rPr>
-        <w:t>Barua inamalizika na habari (</w:t>
+          <w:t>3:13–14</w:t>
+        </w:r>
+      </w:hyperlink>
+      <w:r>
+        <w:rPr>
+          <w:lang w:val="sw_KE" w:bidi="sw_KE"/>
+        </w:rPr>
+        <w:t>), salamu, na baraka (</w:t>
       </w:r>
       <w:hyperlink r:id="rId137">
-        <w:r>
-          <w:rPr>
-            <w:lang w:val="sw_KE" w:bidi="sw_KE"/>
-          </w:rPr>
-          <w:rPr>
-            <w:color w:val="0000EE"/>
-            <w:u w:val="single"/>
-          </w:rPr>
-          <w:t>3:12</w:t>
-        </w:r>
-      </w:hyperlink>
-      <w:r>
-        <w:rPr>
-          <w:lang w:val="sw_KE" w:bidi="sw_KE"/>
-        </w:rPr>
-        <w:t>), himizo la mwisho (au kutia moyo) (</w:t>
-      </w:r>
-      <w:hyperlink r:id="rId138">
-        <w:r>
-          <w:rPr>
-            <w:lang w:val="sw_KE" w:bidi="sw_KE"/>
-          </w:rPr>
-          <w:rPr>
-            <w:color w:val="0000EE"/>
-            <w:u w:val="single"/>
-          </w:rPr>
-          <w:t>3:13–14</w:t>
-        </w:r>
-      </w:hyperlink>
-      <w:r>
-        <w:rPr>
-          <w:lang w:val="sw_KE" w:bidi="sw_KE"/>
-        </w:rPr>
-        <w:t>), salamu, na baraka (</w:t>
-      </w:r>
-      <w:hyperlink r:id="rId139">
         <w:r>
           <w:rPr>
             <w:lang w:val="sw_KE" w:bidi="sw_KE"/>
@@ -5825,7 +5782,7 @@
         </w:rPr>
         <w:t xml:space="preserve">Zena labda alikuwa mtaalamu wa sheria za Kirumi au mwanasheria wa Kirumi (neno lile lile kwa mwanasheria liko katika </w:t>
       </w:r>
-      <w:hyperlink r:id="rId140">
+      <w:hyperlink r:id="rId138">
         <w:r>
           <w:rPr>
             <w:lang w:val="sw_KE" w:bidi="sw_KE"/>
@@ -5843,7 +5800,7 @@
         </w:rPr>
         <w:t xml:space="preserve">; </w:t>
       </w:r>
-      <w:hyperlink r:id="rId141">
+      <w:hyperlink r:id="rId139">
         <w:r>
           <w:rPr>
             <w:lang w:val="sw_KE" w:bidi="sw_KE"/>
@@ -5879,6 +5836,42 @@
         </w:rPr>
         <w:t xml:space="preserve">Apolo anadhaniwa kuwa ni mtu yule yule kama katika </w:t>
       </w:r>
+      <w:hyperlink r:id="rId140">
+        <w:r>
+          <w:rPr>
+            <w:lang w:val="sw_KE" w:bidi="sw_KE"/>
+          </w:rPr>
+          <w:rPr>
+            <w:color w:val="0000EE"/>
+            <w:u w:val="single"/>
+          </w:rPr>
+          <w:t>Matendo 18:24</w:t>
+        </w:r>
+      </w:hyperlink>
+      <w:r>
+        <w:rPr>
+          <w:lang w:val="sw_KE" w:bidi="sw_KE"/>
+        </w:rPr>
+        <w:t xml:space="preserve">; </w:t>
+      </w:r>
+      <w:hyperlink r:id="rId141">
+        <w:r>
+          <w:rPr>
+            <w:lang w:val="sw_KE" w:bidi="sw_KE"/>
+          </w:rPr>
+          <w:rPr>
+            <w:color w:val="0000EE"/>
+            <w:u w:val="single"/>
+          </w:rPr>
+          <w:t>19:1</w:t>
+        </w:r>
+      </w:hyperlink>
+      <w:r>
+        <w:rPr>
+          <w:lang w:val="sw_KE" w:bidi="sw_KE"/>
+        </w:rPr>
+        <w:t xml:space="preserve">; </w:t>
+      </w:r>
       <w:hyperlink r:id="rId142">
         <w:r>
           <w:rPr>
@@ -5888,7 +5881,7 @@
             <w:color w:val="0000EE"/>
             <w:u w:val="single"/>
           </w:rPr>
-          <w:t>Matendo 18:24</w:t>
+          <w:t>1 Wakorintho 1:12</w:t>
         </w:r>
       </w:hyperlink>
       <w:r>
@@ -5906,7 +5899,25 @@
             <w:color w:val="0000EE"/>
             <w:u w:val="single"/>
           </w:rPr>
-          <w:t>19:1</w:t>
+          <w:t>3:4–6</w:t>
+        </w:r>
+      </w:hyperlink>
+      <w:r>
+        <w:rPr>
+          <w:lang w:val="sw_KE" w:bidi="sw_KE"/>
+        </w:rPr>
+        <w:t xml:space="preserve">, </w:t>
+      </w:r>
+      <w:hyperlink r:id="rId144">
+        <w:r>
+          <w:rPr>
+            <w:lang w:val="sw_KE" w:bidi="sw_KE"/>
+          </w:rPr>
+          <w:rPr>
+            <w:color w:val="0000EE"/>
+            <w:u w:val="single"/>
+          </w:rPr>
+          <w:t>22</w:t>
         </w:r>
       </w:hyperlink>
       <w:r>
@@ -5915,16 +5926,16 @@
         </w:rPr>
         <w:t xml:space="preserve">; </w:t>
       </w:r>
-      <w:hyperlink r:id="rId144">
-        <w:r>
-          <w:rPr>
-            <w:lang w:val="sw_KE" w:bidi="sw_KE"/>
-          </w:rPr>
-          <w:rPr>
-            <w:color w:val="0000EE"/>
-            <w:u w:val="single"/>
-          </w:rPr>
-          <w:t>1 Wakorintho 1:12</w:t>
+      <w:hyperlink r:id="rId145">
+        <w:r>
+          <w:rPr>
+            <w:lang w:val="sw_KE" w:bidi="sw_KE"/>
+          </w:rPr>
+          <w:rPr>
+            <w:color w:val="0000EE"/>
+            <w:u w:val="single"/>
+          </w:rPr>
+          <w:t>4:6</w:t>
         </w:r>
       </w:hyperlink>
       <w:r>
@@ -5933,61 +5944,7 @@
         </w:rPr>
         <w:t xml:space="preserve">; </w:t>
       </w:r>
-      <w:hyperlink r:id="rId145">
-        <w:r>
-          <w:rPr>
-            <w:lang w:val="sw_KE" w:bidi="sw_KE"/>
-          </w:rPr>
-          <w:rPr>
-            <w:color w:val="0000EE"/>
-            <w:u w:val="single"/>
-          </w:rPr>
-          <w:t>3:4–6</w:t>
-        </w:r>
-      </w:hyperlink>
-      <w:r>
-        <w:rPr>
-          <w:lang w:val="sw_KE" w:bidi="sw_KE"/>
-        </w:rPr>
-        <w:t xml:space="preserve">, </w:t>
-      </w:r>
       <w:hyperlink r:id="rId146">
-        <w:r>
-          <w:rPr>
-            <w:lang w:val="sw_KE" w:bidi="sw_KE"/>
-          </w:rPr>
-          <w:rPr>
-            <w:color w:val="0000EE"/>
-            <w:u w:val="single"/>
-          </w:rPr>
-          <w:t>22</w:t>
-        </w:r>
-      </w:hyperlink>
-      <w:r>
-        <w:rPr>
-          <w:lang w:val="sw_KE" w:bidi="sw_KE"/>
-        </w:rPr>
-        <w:t xml:space="preserve">; </w:t>
-      </w:r>
-      <w:hyperlink r:id="rId147">
-        <w:r>
-          <w:rPr>
-            <w:lang w:val="sw_KE" w:bidi="sw_KE"/>
-          </w:rPr>
-          <w:rPr>
-            <w:color w:val="0000EE"/>
-            <w:u w:val="single"/>
-          </w:rPr>
-          <w:t>4:6</w:t>
-        </w:r>
-      </w:hyperlink>
-      <w:r>
-        <w:rPr>
-          <w:lang w:val="sw_KE" w:bidi="sw_KE"/>
-        </w:rPr>
-        <w:t xml:space="preserve">; </w:t>
-      </w:r>
-      <w:hyperlink r:id="rId148">
         <w:r>
           <w:rPr>
             <w:lang w:val="sw_KE" w:bidi="sw_KE"/>
@@ -6023,6 +5980,42 @@
         </w:rPr>
         <w:t xml:space="preserve">kila kitu wanachohitaji: Tazama </w:t>
       </w:r>
+      <w:hyperlink r:id="rId147">
+        <w:r>
+          <w:rPr>
+            <w:lang w:val="sw_KE" w:bidi="sw_KE"/>
+          </w:rPr>
+          <w:rPr>
+            <w:color w:val="0000EE"/>
+            <w:u w:val="single"/>
+          </w:rPr>
+          <w:t>1 Timotheo 3:2</w:t>
+        </w:r>
+      </w:hyperlink>
+      <w:r>
+        <w:rPr>
+          <w:lang w:val="sw_KE" w:bidi="sw_KE"/>
+        </w:rPr>
+        <w:t xml:space="preserve">; </w:t>
+      </w:r>
+      <w:hyperlink r:id="rId148">
+        <w:r>
+          <w:rPr>
+            <w:lang w:val="sw_KE" w:bidi="sw_KE"/>
+          </w:rPr>
+          <w:rPr>
+            <w:color w:val="0000EE"/>
+            <w:u w:val="single"/>
+          </w:rPr>
+          <w:t>3 Yohana 1:5–8</w:t>
+        </w:r>
+      </w:hyperlink>
+      <w:r>
+        <w:rPr>
+          <w:lang w:val="sw_KE" w:bidi="sw_KE"/>
+        </w:rPr>
+        <w:t xml:space="preserve">; linganisha </w:t>
+      </w:r>
       <w:hyperlink r:id="rId149">
         <w:r>
           <w:rPr>
@@ -6032,7 +6025,7 @@
             <w:color w:val="0000EE"/>
             <w:u w:val="single"/>
           </w:rPr>
-          <w:t>1 Timotheo 3:2</w:t>
+          <w:t>Warumi 15:24</w:t>
         </w:r>
       </w:hyperlink>
       <w:r>
@@ -6050,14 +6043,14 @@
             <w:color w:val="0000EE"/>
             <w:u w:val="single"/>
           </w:rPr>
-          <w:t>3 Yohana 1:5–8</w:t>
-        </w:r>
-      </w:hyperlink>
-      <w:r>
-        <w:rPr>
-          <w:lang w:val="sw_KE" w:bidi="sw_KE"/>
-        </w:rPr>
-        <w:t xml:space="preserve">; linganisha </w:t>
+          <w:t>1 Wakorintho 16:6</w:t>
+        </w:r>
+      </w:hyperlink>
+      <w:r>
+        <w:rPr>
+          <w:lang w:val="sw_KE" w:bidi="sw_KE"/>
+        </w:rPr>
+        <w:t xml:space="preserve">, </w:t>
       </w:r>
       <w:hyperlink r:id="rId151">
         <w:r>
@@ -6068,7 +6061,7 @@
             <w:color w:val="0000EE"/>
             <w:u w:val="single"/>
           </w:rPr>
-          <w:t>Warumi 15:24</w:t>
+          <w:t>11</w:t>
         </w:r>
       </w:hyperlink>
       <w:r>
@@ -6078,42 +6071,6 @@
         <w:t xml:space="preserve">; </w:t>
       </w:r>
       <w:hyperlink r:id="rId152">
-        <w:r>
-          <w:rPr>
-            <w:lang w:val="sw_KE" w:bidi="sw_KE"/>
-          </w:rPr>
-          <w:rPr>
-            <w:color w:val="0000EE"/>
-            <w:u w:val="single"/>
-          </w:rPr>
-          <w:t>1 Wakorintho 16:6</w:t>
-        </w:r>
-      </w:hyperlink>
-      <w:r>
-        <w:rPr>
-          <w:lang w:val="sw_KE" w:bidi="sw_KE"/>
-        </w:rPr>
-        <w:t xml:space="preserve">, </w:t>
-      </w:r>
-      <w:hyperlink r:id="rId153">
-        <w:r>
-          <w:rPr>
-            <w:lang w:val="sw_KE" w:bidi="sw_KE"/>
-          </w:rPr>
-          <w:rPr>
-            <w:color w:val="0000EE"/>
-            <w:u w:val="single"/>
-          </w:rPr>
-          <w:t>11</w:t>
-        </w:r>
-      </w:hyperlink>
-      <w:r>
-        <w:rPr>
-          <w:lang w:val="sw_KE" w:bidi="sw_KE"/>
-        </w:rPr>
-        <w:t xml:space="preserve">; </w:t>
-      </w:r>
-      <w:hyperlink r:id="rId154">
         <w:r>
           <w:rPr>
             <w:lang w:val="sw_KE" w:bidi="sw_KE"/>
@@ -6183,6 +6140,42 @@
         </w:rPr>
         <w:t xml:space="preserve">Himizo hili la mwisho linaunganishwa na jukumu la kuwajali Zena na Apolo (tazama </w:t>
       </w:r>
+      <w:hyperlink r:id="rId153">
+        <w:r>
+          <w:rPr>
+            <w:lang w:val="sw_KE" w:bidi="sw_KE"/>
+          </w:rPr>
+          <w:rPr>
+            <w:color w:val="0000EE"/>
+            <w:u w:val="single"/>
+          </w:rPr>
+          <w:t>Warumi 12:13</w:t>
+        </w:r>
+      </w:hyperlink>
+      <w:r>
+        <w:rPr>
+          <w:lang w:val="sw_KE" w:bidi="sw_KE"/>
+        </w:rPr>
+        <w:t xml:space="preserve">; </w:t>
+      </w:r>
+      <w:hyperlink r:id="rId154">
+        <w:r>
+          <w:rPr>
+            <w:lang w:val="sw_KE" w:bidi="sw_KE"/>
+          </w:rPr>
+          <w:rPr>
+            <w:color w:val="0000EE"/>
+            <w:u w:val="single"/>
+          </w:rPr>
+          <w:t>Waefeso 4:28</w:t>
+        </w:r>
+      </w:hyperlink>
+      <w:r>
+        <w:rPr>
+          <w:lang w:val="sw_KE" w:bidi="sw_KE"/>
+        </w:rPr>
+        <w:t xml:space="preserve">; </w:t>
+      </w:r>
       <w:hyperlink r:id="rId155">
         <w:r>
           <w:rPr>
@@ -6192,7 +6185,7 @@
             <w:color w:val="0000EE"/>
             <w:u w:val="single"/>
           </w:rPr>
-          <w:t>Warumi 12:13</w:t>
+          <w:t>1 Wathesalonike 4:11</w:t>
         </w:r>
       </w:hyperlink>
       <w:r>
@@ -6210,7 +6203,25 @@
             <w:color w:val="0000EE"/>
             <w:u w:val="single"/>
           </w:rPr>
-          <w:t>Waefeso 4:28</w:t>
+          <w:t>1 Timotheo 5:8</w:t>
+        </w:r>
+      </w:hyperlink>
+      <w:r>
+        <w:rPr>
+          <w:lang w:val="sw_KE" w:bidi="sw_KE"/>
+        </w:rPr>
+        <w:t xml:space="preserve">, </w:t>
+      </w:r>
+      <w:hyperlink r:id="rId157">
+        <w:r>
+          <w:rPr>
+            <w:lang w:val="sw_KE" w:bidi="sw_KE"/>
+          </w:rPr>
+          <w:rPr>
+            <w:color w:val="0000EE"/>
+            <w:u w:val="single"/>
+          </w:rPr>
+          <w:t>16</w:t>
         </w:r>
       </w:hyperlink>
       <w:r>
@@ -6219,61 +6230,7 @@
         </w:rPr>
         <w:t xml:space="preserve">; </w:t>
       </w:r>
-      <w:hyperlink r:id="rId157">
-        <w:r>
-          <w:rPr>
-            <w:lang w:val="sw_KE" w:bidi="sw_KE"/>
-          </w:rPr>
-          <w:rPr>
-            <w:color w:val="0000EE"/>
-            <w:u w:val="single"/>
-          </w:rPr>
-          <w:t>1 Wathesalonike 4:11</w:t>
-        </w:r>
-      </w:hyperlink>
-      <w:r>
-        <w:rPr>
-          <w:lang w:val="sw_KE" w:bidi="sw_KE"/>
-        </w:rPr>
-        <w:t xml:space="preserve">; </w:t>
-      </w:r>
       <w:hyperlink r:id="rId158">
-        <w:r>
-          <w:rPr>
-            <w:lang w:val="sw_KE" w:bidi="sw_KE"/>
-          </w:rPr>
-          <w:rPr>
-            <w:color w:val="0000EE"/>
-            <w:u w:val="single"/>
-          </w:rPr>
-          <w:t>1 Timotheo 5:8</w:t>
-        </w:r>
-      </w:hyperlink>
-      <w:r>
-        <w:rPr>
-          <w:lang w:val="sw_KE" w:bidi="sw_KE"/>
-        </w:rPr>
-        <w:t xml:space="preserve">, </w:t>
-      </w:r>
-      <w:hyperlink r:id="rId159">
-        <w:r>
-          <w:rPr>
-            <w:lang w:val="sw_KE" w:bidi="sw_KE"/>
-          </w:rPr>
-          <w:rPr>
-            <w:color w:val="0000EE"/>
-            <w:u w:val="single"/>
-          </w:rPr>
-          <w:t>16</w:t>
-        </w:r>
-      </w:hyperlink>
-      <w:r>
-        <w:rPr>
-          <w:lang w:val="sw_KE" w:bidi="sw_KE"/>
-        </w:rPr>
-        <w:t xml:space="preserve">; </w:t>
-      </w:r>
-      <w:hyperlink r:id="rId160">
         <w:r>
           <w:rPr>
             <w:lang w:val="sw_KE" w:bidi="sw_KE"/>
@@ -6357,7 +6314,7 @@
         </w:rPr>
         <w:t>nyote: Barua hiyo ilikuwa imeelekezwa kwa Tito (</w:t>
       </w:r>
-      <w:hyperlink r:id="rId26">
+      <w:hyperlink r:id="rId24">
         <w:r>
           <w:rPr>
             <w:lang w:val="sw_KE" w:bidi="sw_KE"/>

--- a/swh/docx/56.content.docx
+++ b/swh/docx/56.content.docx
@@ -163,13 +163,6 @@
         <w:rPr>
           <w:lang w:val="sw_KE" w:bidi="sw_KE"/>
         </w:rPr>
-      </w:r>
-      <w:r>
-        <w:rPr>
-          <w:i/>
-          <w:lang w:val="sw_KE" w:bidi="sw_KE"/>
-        </w:rPr>
-        <w:t>Tito 1:1, Tito 1:1–4, Tito 1:2, Tito 1:3, Tito 1:4, Tito 1:5, Tito 1:5–9, Tito 1:5–16, Tito 1:6, Tito 1:7, Tito 1:9, Tito 1:10, Tito 1:10–16, Tito 1:11, Tito 1:12, Tito 1:13, Tito 1:14, Tito 1:15, Tito 1:15–16, Tito 1:16, Tito 2:1–15, Tito 2:9–10, Tito 2:11, Tito 2:11–15, Tito 2:12, Tito 2:13, Tito 2:14, Tito 3:1, Tito 3:1–11, Tito 3:3, Tito 3:4, Tito 3:4–7, Tito 3:5, Tito 3:7, Tito 3:8, Tito 3:10–11, Tito 3:12, Tito 3:12–15, Tito 3:13, Tito 3:14, Tito 3:15</w:t>
       </w:r>
       <w:r>
         <w:rPr>

--- a/swh/docx/56.content.docx
+++ b/swh/docx/56.content.docx
@@ -150,19 +150,6 @@
           <w:lang w:val="sw_KE" w:bidi="sw_KE"/>
         </w:rPr>
         <w:t>TIT</w:t>
-      </w:r>
-      <w:r>
-        <w:rPr>
-          <w:lang w:val="sw_KE" w:bidi="sw_KE"/>
-        </w:rPr>
-      </w:r>
-    </w:p>
-    <w:p>
-      <w:pPr/>
-      <w:r>
-        <w:rPr>
-          <w:lang w:val="sw_KE" w:bidi="sw_KE"/>
-        </w:rPr>
       </w:r>
       <w:r>
         <w:rPr>

--- a/swh/docx/56.content.docx
+++ b/swh/docx/56.content.docx
@@ -19,7 +19,7 @@
         <w:rPr>
           <w:lang w:val="sw_KE" w:bidi="sw_KE"/>
         </w:rPr>
-        <w:t>Resource: Maelezo ya Masomo (Tyndale)</w:t>
+        <w:t>Resource: Tyndale Open Study Notes</w:t>
       </w:r>
       <w:r>
         <w:rPr>
@@ -112,7 +112,7 @@
         <w:rPr>
           <w:lang w:val="sw_KE" w:bidi="sw_KE"/>
         </w:rPr>
-        <w:t>Maelezo ya Masomo (Tyndale)</w:t>
+        <w:t>Tyndale Open Study Notes</w:t>
       </w:r>
     </w:p>
     <w:p>

--- a/swh/docx/56.content.docx
+++ b/swh/docx/56.content.docx
@@ -19,7 +19,7 @@
         <w:rPr>
           <w:lang w:val="sw_KE" w:bidi="sw_KE"/>
         </w:rPr>
-        <w:t>Resource: Tyndale Open Study Notes</w:t>
+        <w:t>Resource: Aquifer Open Study Notes</w:t>
       </w:r>
       <w:r>
         <w:rPr>
@@ -112,7 +112,7 @@
         <w:rPr>
           <w:lang w:val="sw_KE" w:bidi="sw_KE"/>
         </w:rPr>
-        <w:t>Tyndale Open Study Notes</w:t>
+        <w:t>Aquifer Open Study Notes</w:t>
       </w:r>
     </w:p>
     <w:p>

--- a/swh/docx/56.content.docx
+++ b/swh/docx/56.content.docx
@@ -233,36 +233,24 @@
         </w:rPr>
         <w:t xml:space="preserve">maarifa … yanayoongoza kwenye utauwa: Tazama </w:t>
       </w:r>
-      <w:hyperlink r:id="rId13">
-        <w:r>
-          <w:rPr>
-            <w:lang w:val="sw_KE" w:bidi="sw_KE"/>
-          </w:rPr>
-          <w:rPr>
-            <w:color w:val="0000EE"/>
-            <w:u w:val="single"/>
-          </w:rPr>
-          <w:t>2:11–14</w:t>
-        </w:r>
-      </w:hyperlink>
+      <w:r>
+        <w:rPr>
+          <w:lang w:val="sw_KE" w:bidi="sw_KE"/>
+        </w:rPr>
+        <w:t>2:11–14</w:t>
+      </w:r>
       <w:r>
         <w:rPr>
           <w:lang w:val="sw_KE" w:bidi="sw_KE"/>
         </w:rPr>
         <w:t xml:space="preserve">; </w:t>
       </w:r>
-      <w:hyperlink r:id="rId14">
-        <w:r>
-          <w:rPr>
-            <w:lang w:val="sw_KE" w:bidi="sw_KE"/>
-          </w:rPr>
-          <w:rPr>
-            <w:color w:val="0000EE"/>
-            <w:u w:val="single"/>
-          </w:rPr>
-          <w:t>1 Timotheo 6:3</w:t>
-        </w:r>
-      </w:hyperlink>
+      <w:r>
+        <w:rPr>
+          <w:lang w:val="sw_KE" w:bidi="sw_KE"/>
+        </w:rPr>
+        <w:t>1 Timotheo 6:3</w:t>
+      </w:r>
       <w:r>
         <w:rPr>
           <w:lang w:val="sw_KE" w:bidi="sw_KE"/>
@@ -317,18 +305,12 @@
         </w:rPr>
         <w:t>Mwanzo wa kitabu cha Tito, kama ilivyo kwa 1 Timotheo (</w:t>
       </w:r>
-      <w:hyperlink r:id="rId15">
-        <w:r>
-          <w:rPr>
-            <w:lang w:val="sw_KE" w:bidi="sw_KE"/>
-          </w:rPr>
-          <w:rPr>
-            <w:color w:val="0000EE"/>
-            <w:u w:val="single"/>
-          </w:rPr>
-          <w:t>1:1–2</w:t>
-        </w:r>
-      </w:hyperlink>
+      <w:r>
+        <w:rPr>
+          <w:lang w:val="sw_KE" w:bidi="sw_KE"/>
+        </w:rPr>
+        <w:t>1:1–2</w:t>
+      </w:r>
       <w:r>
         <w:rPr>
           <w:lang w:val="sw_KE" w:bidi="sw_KE"/>
@@ -387,36 +369,24 @@
         </w:rPr>
         <w:t xml:space="preserve">Kuamini kwamba wana uzima wa milele huwapa watu wa Mungu uwezo wa kuishi vyema sasa (tazama </w:t>
       </w:r>
-      <w:hyperlink r:id="rId13">
-        <w:r>
-          <w:rPr>
-            <w:lang w:val="sw_KE" w:bidi="sw_KE"/>
-          </w:rPr>
-          <w:rPr>
-            <w:color w:val="0000EE"/>
-            <w:u w:val="single"/>
-          </w:rPr>
-          <w:t>2:11–14</w:t>
-        </w:r>
-      </w:hyperlink>
+      <w:r>
+        <w:rPr>
+          <w:lang w:val="sw_KE" w:bidi="sw_KE"/>
+        </w:rPr>
+        <w:t>2:11–14</w:t>
+      </w:r>
       <w:r>
         <w:rPr>
           <w:lang w:val="sw_KE" w:bidi="sw_KE"/>
         </w:rPr>
         <w:t xml:space="preserve">; </w:t>
       </w:r>
-      <w:hyperlink r:id="rId16">
-        <w:r>
-          <w:rPr>
-            <w:lang w:val="sw_KE" w:bidi="sw_KE"/>
-          </w:rPr>
-          <w:rPr>
-            <w:color w:val="0000EE"/>
-            <w:u w:val="single"/>
-          </w:rPr>
-          <w:t>3:7–8</w:t>
-        </w:r>
-      </w:hyperlink>
+      <w:r>
+        <w:rPr>
+          <w:lang w:val="sw_KE" w:bidi="sw_KE"/>
+        </w:rPr>
+        <w:t>3:7–8</w:t>
+      </w:r>
       <w:r>
         <w:rPr>
           <w:lang w:val="sw_KE" w:bidi="sw_KE"/>
@@ -460,72 +430,48 @@
         </w:rPr>
         <w:t>). Kauli hii pia inasisitiza mpango wa Mungu wa wokovu usiobadilika (</w:t>
       </w:r>
-      <w:hyperlink r:id="rId17">
-        <w:r>
-          <w:rPr>
-            <w:lang w:val="sw_KE" w:bidi="sw_KE"/>
-          </w:rPr>
-          <w:rPr>
-            <w:color w:val="0000EE"/>
-            <w:u w:val="single"/>
-          </w:rPr>
-          <w:t>1:1</w:t>
-        </w:r>
-      </w:hyperlink>
+      <w:r>
+        <w:rPr>
+          <w:lang w:val="sw_KE" w:bidi="sw_KE"/>
+        </w:rPr>
+        <w:t>1:1</w:t>
+      </w:r>
       <w:r>
         <w:rPr>
           <w:lang w:val="sw_KE" w:bidi="sw_KE"/>
         </w:rPr>
         <w:t xml:space="preserve">): Mungu anaweza kuaminiwa kutimiza ahadi zake (tazama </w:t>
       </w:r>
-      <w:hyperlink r:id="rId18">
-        <w:r>
-          <w:rPr>
-            <w:lang w:val="sw_KE" w:bidi="sw_KE"/>
-          </w:rPr>
-          <w:rPr>
-            <w:color w:val="0000EE"/>
-            <w:u w:val="single"/>
-          </w:rPr>
-          <w:t>Hesabu 23:19</w:t>
-        </w:r>
-      </w:hyperlink>
+      <w:r>
+        <w:rPr>
+          <w:lang w:val="sw_KE" w:bidi="sw_KE"/>
+        </w:rPr>
+        <w:t>Hesabu 23:19</w:t>
+      </w:r>
       <w:r>
         <w:rPr>
           <w:lang w:val="sw_KE" w:bidi="sw_KE"/>
         </w:rPr>
         <w:t xml:space="preserve">; </w:t>
       </w:r>
-      <w:hyperlink r:id="rId19">
-        <w:r>
-          <w:rPr>
-            <w:lang w:val="sw_KE" w:bidi="sw_KE"/>
-          </w:rPr>
-          <w:rPr>
-            <w:color w:val="0000EE"/>
-            <w:u w:val="single"/>
-          </w:rPr>
-          <w:t>1 Samweli 15:29</w:t>
-        </w:r>
-      </w:hyperlink>
+      <w:r>
+        <w:rPr>
+          <w:lang w:val="sw_KE" w:bidi="sw_KE"/>
+        </w:rPr>
+        <w:t>1 Samweli 15:29</w:t>
+      </w:r>
       <w:r>
         <w:rPr>
           <w:lang w:val="sw_KE" w:bidi="sw_KE"/>
         </w:rPr>
         <w:t xml:space="preserve">; </w:t>
       </w:r>
-      <w:hyperlink r:id="rId20">
-        <w:r>
-          <w:rPr>
-            <w:lang w:val="sw_KE" w:bidi="sw_KE"/>
-          </w:rPr>
-          <w:rPr>
-            <w:color w:val="0000EE"/>
-            <w:u w:val="single"/>
-          </w:rPr>
-          <w:t>Warumi 3:3–4</w:t>
-        </w:r>
-      </w:hyperlink>
+      <w:r>
+        <w:rPr>
+          <w:lang w:val="sw_KE" w:bidi="sw_KE"/>
+        </w:rPr>
+        <w:t>Warumi 3:3–4</w:t>
+      </w:r>
       <w:r>
         <w:rPr>
           <w:lang w:val="sw_KE" w:bidi="sw_KE"/>
@@ -584,54 +530,36 @@
         </w:rPr>
         <w:t xml:space="preserve">Kwa wakati wake mwenyewe: Mpango ni wa Mungu kabisa, ambaye hutimiza mpango wake kwa ratiba yake mwenyewe kwa mapenzi yake mwenyewe (tazama </w:t>
       </w:r>
-      <w:hyperlink r:id="rId21">
-        <w:r>
-          <w:rPr>
-            <w:lang w:val="sw_KE" w:bidi="sw_KE"/>
-          </w:rPr>
-          <w:rPr>
-            <w:color w:val="0000EE"/>
-            <w:u w:val="single"/>
-          </w:rPr>
-          <w:t>3:5</w:t>
-        </w:r>
-      </w:hyperlink>
+      <w:r>
+        <w:rPr>
+          <w:lang w:val="sw_KE" w:bidi="sw_KE"/>
+        </w:rPr>
+        <w:t>3:5</w:t>
+      </w:r>
       <w:r>
         <w:rPr>
           <w:lang w:val="sw_KE" w:bidi="sw_KE"/>
         </w:rPr>
         <w:t xml:space="preserve">; </w:t>
       </w:r>
-      <w:hyperlink r:id="rId22">
-        <w:r>
-          <w:rPr>
-            <w:lang w:val="sw_KE" w:bidi="sw_KE"/>
-          </w:rPr>
-          <w:rPr>
-            <w:color w:val="0000EE"/>
-            <w:u w:val="single"/>
-          </w:rPr>
-          <w:t>1 Timotheo 2:6</w:t>
-        </w:r>
-      </w:hyperlink>
+      <w:r>
+        <w:rPr>
+          <w:lang w:val="sw_KE" w:bidi="sw_KE"/>
+        </w:rPr>
+        <w:t>1 Timotheo 2:6</w:t>
+      </w:r>
       <w:r>
         <w:rPr>
           <w:lang w:val="sw_KE" w:bidi="sw_KE"/>
         </w:rPr>
         <w:t xml:space="preserve">; </w:t>
       </w:r>
-      <w:hyperlink r:id="rId23">
-        <w:r>
-          <w:rPr>
-            <w:lang w:val="sw_KE" w:bidi="sw_KE"/>
-          </w:rPr>
-          <w:rPr>
-            <w:color w:val="0000EE"/>
-            <w:u w:val="single"/>
-          </w:rPr>
-          <w:t>2 Timotheo 1:10</w:t>
-        </w:r>
-      </w:hyperlink>
+      <w:r>
+        <w:rPr>
+          <w:lang w:val="sw_KE" w:bidi="sw_KE"/>
+        </w:rPr>
+        <w:t>2 Timotheo 1:10</w:t>
+      </w:r>
       <w:r>
         <w:rPr>
           <w:lang w:val="sw_KE" w:bidi="sw_KE"/>
@@ -656,90 +584,60 @@
         </w:rPr>
         <w:t xml:space="preserve">Mungu Mwokozi wetu: Katika </w:t>
       </w:r>
-      <w:hyperlink r:id="rId24">
-        <w:r>
-          <w:rPr>
-            <w:lang w:val="sw_KE" w:bidi="sw_KE"/>
-          </w:rPr>
-          <w:rPr>
-            <w:color w:val="0000EE"/>
-            <w:u w:val="single"/>
-          </w:rPr>
-          <w:t>Tito 1:4</w:t>
-        </w:r>
-      </w:hyperlink>
+      <w:r>
+        <w:rPr>
+          <w:lang w:val="sw_KE" w:bidi="sw_KE"/>
+        </w:rPr>
+        <w:t>Tito 1:4</w:t>
+      </w:r>
       <w:r>
         <w:rPr>
           <w:lang w:val="sw_KE" w:bidi="sw_KE"/>
         </w:rPr>
         <w:t xml:space="preserve">, Yesu pia anaitwa "Mwokozi wetu," akimtambulisha Yesu na Mungu (tazama </w:t>
       </w:r>
-      <w:hyperlink r:id="rId25">
-        <w:r>
-          <w:rPr>
-            <w:lang w:val="sw_KE" w:bidi="sw_KE"/>
-          </w:rPr>
-          <w:rPr>
-            <w:color w:val="0000EE"/>
-            <w:u w:val="single"/>
-          </w:rPr>
-          <w:t>2:10</w:t>
-        </w:r>
-      </w:hyperlink>
+      <w:r>
+        <w:rPr>
+          <w:lang w:val="sw_KE" w:bidi="sw_KE"/>
+        </w:rPr>
+        <w:t>2:10</w:t>
+      </w:r>
       <w:r>
         <w:rPr>
           <w:lang w:val="sw_KE" w:bidi="sw_KE"/>
         </w:rPr>
         <w:t xml:space="preserve">, </w:t>
       </w:r>
-      <w:hyperlink r:id="rId26">
-        <w:r>
-          <w:rPr>
-            <w:lang w:val="sw_KE" w:bidi="sw_KE"/>
-          </w:rPr>
-          <w:rPr>
-            <w:color w:val="0000EE"/>
-            <w:u w:val="single"/>
-          </w:rPr>
-          <w:t>13</w:t>
-        </w:r>
-      </w:hyperlink>
+      <w:r>
+        <w:rPr>
+          <w:lang w:val="sw_KE" w:bidi="sw_KE"/>
+        </w:rPr>
+        <w:t>13</w:t>
+      </w:r>
       <w:r>
         <w:rPr>
           <w:lang w:val="sw_KE" w:bidi="sw_KE"/>
         </w:rPr>
         <w:t xml:space="preserve">; </w:t>
       </w:r>
-      <w:hyperlink r:id="rId27">
-        <w:r>
-          <w:rPr>
-            <w:lang w:val="sw_KE" w:bidi="sw_KE"/>
-          </w:rPr>
-          <w:rPr>
-            <w:color w:val="0000EE"/>
-            <w:u w:val="single"/>
-          </w:rPr>
-          <w:t>3:4</w:t>
-        </w:r>
-      </w:hyperlink>
+      <w:r>
+        <w:rPr>
+          <w:lang w:val="sw_KE" w:bidi="sw_KE"/>
+        </w:rPr>
+        <w:t>3:4</w:t>
+      </w:r>
       <w:r>
         <w:rPr>
           <w:lang w:val="sw_KE" w:bidi="sw_KE"/>
         </w:rPr>
         <w:t xml:space="preserve">, </w:t>
       </w:r>
-      <w:hyperlink r:id="rId28">
-        <w:r>
-          <w:rPr>
-            <w:lang w:val="sw_KE" w:bidi="sw_KE"/>
-          </w:rPr>
-          <w:rPr>
-            <w:color w:val="0000EE"/>
-            <w:u w:val="single"/>
-          </w:rPr>
-          <w:t>6</w:t>
-        </w:r>
-      </w:hyperlink>
+      <w:r>
+        <w:rPr>
+          <w:lang w:val="sw_KE" w:bidi="sw_KE"/>
+        </w:rPr>
+        <w:t>6</w:t>
+      </w:r>
       <w:r>
         <w:rPr>
           <w:lang w:val="sw_KE" w:bidi="sw_KE"/>
@@ -816,18 +714,12 @@
         </w:rPr>
         <w:t xml:space="preserve">mwanangu wa kweli: Maneno hayo yanampa mamlaka mjumbe (kama ilivyo katika </w:t>
       </w:r>
-      <w:hyperlink r:id="rId29">
-        <w:r>
-          <w:rPr>
-            <w:lang w:val="sw_KE" w:bidi="sw_KE"/>
-          </w:rPr>
-          <w:rPr>
-            <w:color w:val="0000EE"/>
-            <w:u w:val="single"/>
-          </w:rPr>
-          <w:t>1 Timotheo 1:2</w:t>
-        </w:r>
-      </w:hyperlink>
+      <w:r>
+        <w:rPr>
+          <w:lang w:val="sw_KE" w:bidi="sw_KE"/>
+        </w:rPr>
+        <w:t>1 Timotheo 1:2</w:t>
+      </w:r>
       <w:r>
         <w:rPr>
           <w:lang w:val="sw_KE" w:bidi="sw_KE"/>
@@ -886,18 +778,12 @@
         </w:rPr>
         <w:t>Krete ilikuwa iko katika Bahari ya Mediterania, kusini mwa Bahari ya Aegean. Ilikuwa eneo muhimu kwa safari na biashara kwa bahari, kwa hivyo ilikuwa na mchanganyiko wa ushawishi, ikiwa ni pamoja na idadi ya Wayahudi. Baadhi kutoka Krete walikuwa kwenye Pentekoste (</w:t>
       </w:r>
-      <w:hyperlink r:id="rId30">
-        <w:r>
-          <w:rPr>
-            <w:lang w:val="sw_KE" w:bidi="sw_KE"/>
-          </w:rPr>
-          <w:rPr>
-            <w:color w:val="0000EE"/>
-            <w:u w:val="single"/>
-          </w:rPr>
-          <w:t>Matendo 2:11</w:t>
-        </w:r>
-      </w:hyperlink>
+      <w:r>
+        <w:rPr>
+          <w:lang w:val="sw_KE" w:bidi="sw_KE"/>
+        </w:rPr>
+        <w:t>Matendo 2:11</w:t>
+      </w:r>
       <w:r>
         <w:rPr>
           <w:lang w:val="sw_KE" w:bidi="sw_KE"/>
@@ -974,18 +860,12 @@
         </w:rPr>
         <w:t xml:space="preserve">Tito aliagizwa kuteua viongozi ili kukamilisha kile kilichokuwa hakijakamilika—yaani, kuanzisha kanisa (linganisha </w:t>
       </w:r>
-      <w:hyperlink r:id="rId31">
-        <w:r>
-          <w:rPr>
-            <w:lang w:val="sw_KE" w:bidi="sw_KE"/>
-          </w:rPr>
-          <w:rPr>
-            <w:color w:val="0000EE"/>
-            <w:u w:val="single"/>
-          </w:rPr>
-          <w:t>1 Timotheo 3:1–13</w:t>
-        </w:r>
-      </w:hyperlink>
+      <w:r>
+        <w:rPr>
+          <w:lang w:val="sw_KE" w:bidi="sw_KE"/>
+        </w:rPr>
+        <w:t>1 Timotheo 3:1–13</w:t>
+      </w:r>
       <w:r>
         <w:rPr>
           <w:lang w:val="sw_KE" w:bidi="sw_KE"/>
@@ -1010,18 +890,12 @@
         </w:rPr>
         <w:t xml:space="preserve">Sifa hizi za uongozi zinaweza kuwa ni marekebisho kwa ugeni wa waongofu hawa na ugumu wa utamaduni wao. Inadhaniwa kuwa wazee watakuwa wanaume (tazama </w:t>
       </w:r>
-      <w:hyperlink r:id="rId32">
-        <w:r>
-          <w:rPr>
-            <w:lang w:val="sw_KE" w:bidi="sw_KE"/>
-          </w:rPr>
-          <w:rPr>
-            <w:color w:val="0000EE"/>
-            <w:u w:val="single"/>
-          </w:rPr>
-          <w:t>1 Timotheo 3:4–5</w:t>
-        </w:r>
-      </w:hyperlink>
+      <w:r>
+        <w:rPr>
+          <w:lang w:val="sw_KE" w:bidi="sw_KE"/>
+        </w:rPr>
+        <w:t>1 Timotheo 3:4–5</w:t>
+      </w:r>
       <w:r>
         <w:rPr>
           <w:lang w:val="sw_KE" w:bidi="sw_KE"/>
@@ -1076,36 +950,24 @@
         </w:rPr>
         <w:t>Uongozi thabiti na mwaminifu ulitakiwa katika makanisa ya Krete ili kushughulikia hatari ya walimu wa uongo (</w:t>
       </w:r>
-      <w:hyperlink r:id="rId33">
-        <w:r>
-          <w:rPr>
-            <w:lang w:val="sw_KE" w:bidi="sw_KE"/>
-          </w:rPr>
-          <w:rPr>
-            <w:color w:val="0000EE"/>
-            <w:u w:val="single"/>
-          </w:rPr>
-          <w:t>1:10–16</w:t>
-        </w:r>
-      </w:hyperlink>
+      <w:r>
+        <w:rPr>
+          <w:lang w:val="sw_KE" w:bidi="sw_KE"/>
+        </w:rPr>
+        <w:t>1:10–16</w:t>
+      </w:r>
       <w:r>
         <w:rPr>
           <w:lang w:val="sw_KE" w:bidi="sw_KE"/>
         </w:rPr>
         <w:t xml:space="preserve">). Sehemu hii ya kazi ya Tito inalingana na wasiwasi mkubwa wa barua hiyo: kuunda jamii inayoshuhudia Kristo kwa kuonyesha neema ya Mungu katika mwenendo wake. Linganisha </w:t>
       </w:r>
-      <w:hyperlink r:id="rId34">
-        <w:r>
-          <w:rPr>
-            <w:lang w:val="sw_KE" w:bidi="sw_KE"/>
-          </w:rPr>
-          <w:rPr>
-            <w:color w:val="0000EE"/>
-            <w:u w:val="single"/>
-          </w:rPr>
-          <w:t>1 Timotheo 3:1–7</w:t>
-        </w:r>
-      </w:hyperlink>
+      <w:r>
+        <w:rPr>
+          <w:lang w:val="sw_KE" w:bidi="sw_KE"/>
+        </w:rPr>
+        <w:t>1 Timotheo 3:1–7</w:t>
+      </w:r>
       <w:r>
         <w:rPr>
           <w:lang w:val="sw_KE" w:bidi="sw_KE"/>
@@ -1194,18 +1056,12 @@
         </w:rPr>
         <w:t>kutokuwa na busara au kutotii (yaani, tabia isiyo na mipaka au uasi): Hii inaonekana kuakisi utamaduni wa Kretani na viwango vyake vya chini vya maadili (</w:t>
       </w:r>
-      <w:hyperlink r:id="rId35">
-        <w:r>
-          <w:rPr>
-            <w:lang w:val="sw_KE" w:bidi="sw_KE"/>
-          </w:rPr>
-          <w:rPr>
-            <w:color w:val="0000EE"/>
-            <w:u w:val="single"/>
-          </w:rPr>
-          <w:t>Tito 1:12</w:t>
-        </w:r>
-      </w:hyperlink>
+      <w:r>
+        <w:rPr>
+          <w:lang w:val="sw_KE" w:bidi="sw_KE"/>
+        </w:rPr>
+        <w:t>Tito 1:12</w:t>
+      </w:r>
       <w:r>
         <w:rPr>
           <w:lang w:val="sw_KE" w:bidi="sw_KE"/>
@@ -1290,126 +1146,84 @@
         </w:rPr>
         <w:t xml:space="preserve">) ni msimamizi wa nyumba ya Mungu: Tazama </w:t>
       </w:r>
-      <w:hyperlink r:id="rId36">
-        <w:r>
-          <w:rPr>
-            <w:lang w:val="sw_KE" w:bidi="sw_KE"/>
-          </w:rPr>
-          <w:rPr>
-            <w:color w:val="0000EE"/>
-            <w:u w:val="single"/>
-          </w:rPr>
-          <w:t>1:11</w:t>
-        </w:r>
-      </w:hyperlink>
+      <w:r>
+        <w:rPr>
+          <w:lang w:val="sw_KE" w:bidi="sw_KE"/>
+        </w:rPr>
+        <w:t>1:11</w:t>
+      </w:r>
       <w:r>
         <w:rPr>
           <w:lang w:val="sw_KE" w:bidi="sw_KE"/>
         </w:rPr>
         <w:t xml:space="preserve">; </w:t>
       </w:r>
-      <w:hyperlink r:id="rId37">
-        <w:r>
-          <w:rPr>
-            <w:lang w:val="sw_KE" w:bidi="sw_KE"/>
-          </w:rPr>
-          <w:rPr>
-            <w:color w:val="0000EE"/>
-            <w:u w:val="single"/>
-          </w:rPr>
-          <w:t>2:2–10</w:t>
-        </w:r>
-      </w:hyperlink>
+      <w:r>
+        <w:rPr>
+          <w:lang w:val="sw_KE" w:bidi="sw_KE"/>
+        </w:rPr>
+        <w:t>2:2–10</w:t>
+      </w:r>
       <w:r>
         <w:rPr>
           <w:lang w:val="sw_KE" w:bidi="sw_KE"/>
         </w:rPr>
         <w:t xml:space="preserve">; </w:t>
       </w:r>
-      <w:hyperlink r:id="rId38">
-        <w:r>
-          <w:rPr>
-            <w:lang w:val="sw_KE" w:bidi="sw_KE"/>
-          </w:rPr>
-          <w:rPr>
-            <w:color w:val="0000EE"/>
-            <w:u w:val="single"/>
-          </w:rPr>
-          <w:t>1 Timotheo 1:4</w:t>
-        </w:r>
-      </w:hyperlink>
+      <w:r>
+        <w:rPr>
+          <w:lang w:val="sw_KE" w:bidi="sw_KE"/>
+        </w:rPr>
+        <w:t>1 Timotheo 1:4</w:t>
+      </w:r>
       <w:r>
         <w:rPr>
           <w:lang w:val="sw_KE" w:bidi="sw_KE"/>
         </w:rPr>
         <w:t xml:space="preserve">; </w:t>
       </w:r>
-      <w:hyperlink r:id="rId32">
-        <w:r>
-          <w:rPr>
-            <w:lang w:val="sw_KE" w:bidi="sw_KE"/>
-          </w:rPr>
-          <w:rPr>
-            <w:color w:val="0000EE"/>
-            <w:u w:val="single"/>
-          </w:rPr>
-          <w:t>3:4–5</w:t>
-        </w:r>
-      </w:hyperlink>
+      <w:r>
+        <w:rPr>
+          <w:lang w:val="sw_KE" w:bidi="sw_KE"/>
+        </w:rPr>
+        <w:t>3:4–5</w:t>
+      </w:r>
       <w:r>
         <w:rPr>
           <w:lang w:val="sw_KE" w:bidi="sw_KE"/>
         </w:rPr>
         <w:t xml:space="preserve">, </w:t>
       </w:r>
-      <w:hyperlink r:id="rId39">
-        <w:r>
-          <w:rPr>
-            <w:lang w:val="sw_KE" w:bidi="sw_KE"/>
-          </w:rPr>
-          <w:rPr>
-            <w:color w:val="0000EE"/>
-            <w:u w:val="single"/>
-          </w:rPr>
-          <w:t>12</w:t>
-        </w:r>
-      </w:hyperlink>
+      <w:r>
+        <w:rPr>
+          <w:lang w:val="sw_KE" w:bidi="sw_KE"/>
+        </w:rPr>
+        <w:t>12</w:t>
+      </w:r>
       <w:r>
         <w:rPr>
           <w:lang w:val="sw_KE" w:bidi="sw_KE"/>
         </w:rPr>
         <w:t xml:space="preserve">, </w:t>
       </w:r>
-      <w:hyperlink r:id="rId40">
-        <w:r>
-          <w:rPr>
-            <w:lang w:val="sw_KE" w:bidi="sw_KE"/>
-          </w:rPr>
-          <w:rPr>
-            <w:color w:val="0000EE"/>
-            <w:u w:val="single"/>
-          </w:rPr>
-          <w:t>15</w:t>
-        </w:r>
-      </w:hyperlink>
+      <w:r>
+        <w:rPr>
+          <w:lang w:val="sw_KE" w:bidi="sw_KE"/>
+        </w:rPr>
+        <w:t>15</w:t>
+      </w:r>
       <w:r>
         <w:rPr>
           <w:lang w:val="sw_KE" w:bidi="sw_KE"/>
         </w:rPr>
         <w:t xml:space="preserve">; </w:t>
       </w:r>
-      <w:hyperlink r:id="rId41">
-        <w:r>
-          <w:rPr>
-            <w:lang w:val="sw_KE" w:bidi="sw_KE"/>
-          </w:rPr>
-          <w:rPr>
-            <w:color w:val="0000EE"/>
-            <w:u w:val="single"/>
-          </w:rPr>
-          <w:t>2 Timotheo 2:20–21</w:t>
-        </w:r>
-      </w:hyperlink>
+      <w:r>
+        <w:rPr>
+          <w:lang w:val="sw_KE" w:bidi="sw_KE"/>
+        </w:rPr>
+        <w:t>2 Timotheo 2:20–21</w:t>
+      </w:r>
       <w:r>
         <w:rPr>
           <w:lang w:val="sw_KE" w:bidi="sw_KE"/>
@@ -1434,18 +1248,12 @@
         </w:rPr>
         <w:t xml:space="preserve">Sifa hizi zinaonyesha kwamba mzee hapaswi kujiendesha kama watu wa Krete wanaojulikana kwa maadili yao mabaya (angalia </w:t>
       </w:r>
-      <w:hyperlink r:id="rId35">
-        <w:r>
-          <w:rPr>
-            <w:lang w:val="sw_KE" w:bidi="sw_KE"/>
-          </w:rPr>
-          <w:rPr>
-            <w:color w:val="0000EE"/>
-            <w:u w:val="single"/>
-          </w:rPr>
-          <w:t>Tito 1:12</w:t>
-        </w:r>
-      </w:hyperlink>
+      <w:r>
+        <w:rPr>
+          <w:lang w:val="sw_KE" w:bidi="sw_KE"/>
+        </w:rPr>
+        <w:t>Tito 1:12</w:t>
+      </w:r>
       <w:r>
         <w:rPr>
           <w:lang w:val="sw_KE" w:bidi="sw_KE"/>
@@ -1504,18 +1312,12 @@
         </w:rPr>
         <w:t xml:space="preserve">Wazee walikuwa na jukumu kuu katika kufundisha jamii. Hii inaweza kuwa ilikuwa muhimu katika kukabiliana na tishio la haraka kwa jamii hizi maalum (kama ilivyokuwa pia huko Efeso; angalia </w:t>
       </w:r>
-      <w:hyperlink r:id="rId42">
-        <w:r>
-          <w:rPr>
-            <w:lang w:val="sw_KE" w:bidi="sw_KE"/>
-          </w:rPr>
-          <w:rPr>
-            <w:color w:val="0000EE"/>
-            <w:u w:val="single"/>
-          </w:rPr>
-          <w:t>1 Timotheo 3:1</w:t>
-        </w:r>
-      </w:hyperlink>
+      <w:r>
+        <w:rPr>
+          <w:lang w:val="sw_KE" w:bidi="sw_KE"/>
+        </w:rPr>
+        <w:t>1 Timotheo 3:1</w:t>
+      </w:r>
       <w:r>
         <w:rPr>
           <w:lang w:val="sw_KE" w:bidi="sw_KE"/>
@@ -1540,72 +1342,48 @@
         </w:rPr>
         <w:t xml:space="preserve">Ni kwa imani thabiti katika habari njema tu ndipo mzee angeweza kutoa mafundisho mazuri. Wasiwasi maalum wa Paulo unashughulikiwa katika </w:t>
       </w:r>
-      <w:hyperlink r:id="rId43">
-        <w:r>
-          <w:rPr>
-            <w:lang w:val="sw_KE" w:bidi="sw_KE"/>
-          </w:rPr>
-          <w:rPr>
-            <w:color w:val="0000EE"/>
-            <w:u w:val="single"/>
-          </w:rPr>
-          <w:t>Tito 2:1–3:11</w:t>
-        </w:r>
-      </w:hyperlink>
+      <w:r>
+        <w:rPr>
+          <w:lang w:val="sw_KE" w:bidi="sw_KE"/>
+        </w:rPr>
+        <w:t>Tito 2:1–3:11</w:t>
+      </w:r>
       <w:r>
         <w:rPr>
           <w:lang w:val="sw_KE" w:bidi="sw_KE"/>
         </w:rPr>
         <w:t xml:space="preserve">, ukizingatia matatizo yaliyotajwa katika </w:t>
       </w:r>
-      <w:hyperlink r:id="rId33">
-        <w:r>
-          <w:rPr>
-            <w:lang w:val="sw_KE" w:bidi="sw_KE"/>
-          </w:rPr>
-          <w:rPr>
-            <w:color w:val="0000EE"/>
-            <w:u w:val="single"/>
-          </w:rPr>
-          <w:t>1:10–16</w:t>
-        </w:r>
-      </w:hyperlink>
+      <w:r>
+        <w:rPr>
+          <w:lang w:val="sw_KE" w:bidi="sw_KE"/>
+        </w:rPr>
+        <w:t>1:10–16</w:t>
+      </w:r>
       <w:r>
         <w:rPr>
           <w:lang w:val="sw_KE" w:bidi="sw_KE"/>
         </w:rPr>
         <w:t xml:space="preserve"> na </w:t>
       </w:r>
-      <w:hyperlink r:id="rId44">
-        <w:r>
-          <w:rPr>
-            <w:lang w:val="sw_KE" w:bidi="sw_KE"/>
-          </w:rPr>
-          <w:rPr>
-            <w:color w:val="0000EE"/>
-            <w:u w:val="single"/>
-          </w:rPr>
-          <w:t>3:9–11</w:t>
-        </w:r>
-      </w:hyperlink>
+      <w:r>
+        <w:rPr>
+          <w:lang w:val="sw_KE" w:bidi="sw_KE"/>
+        </w:rPr>
+        <w:t>3:9–11</w:t>
+      </w:r>
       <w:r>
         <w:rPr>
           <w:lang w:val="sw_KE" w:bidi="sw_KE"/>
         </w:rPr>
         <w:t xml:space="preserve"> (tazama pia </w:t>
       </w:r>
-      <w:hyperlink r:id="rId45">
-        <w:r>
-          <w:rPr>
-            <w:lang w:val="sw_KE" w:bidi="sw_KE"/>
-          </w:rPr>
-          <w:rPr>
-            <w:color w:val="0000EE"/>
-            <w:u w:val="single"/>
-          </w:rPr>
-          <w:t>1 Timotheo 1:10</w:t>
-        </w:r>
-      </w:hyperlink>
+      <w:r>
+        <w:rPr>
+          <w:lang w:val="sw_KE" w:bidi="sw_KE"/>
+        </w:rPr>
+        <w:t>1 Timotheo 1:10</w:t>
+      </w:r>
       <w:r>
         <w:rPr>
           <w:lang w:val="sw_KE" w:bidi="sw_KE"/>
@@ -1630,54 +1408,36 @@
         </w:rPr>
         <w:t xml:space="preserve">Tito alikuwa na jukumu sawa (linganisha </w:t>
       </w:r>
-      <w:hyperlink r:id="rId46">
-        <w:r>
-          <w:rPr>
-            <w:lang w:val="sw_KE" w:bidi="sw_KE"/>
-          </w:rPr>
-          <w:rPr>
-            <w:color w:val="0000EE"/>
-            <w:u w:val="single"/>
-          </w:rPr>
-          <w:t>Tito 1:13</w:t>
-        </w:r>
-      </w:hyperlink>
+      <w:r>
+        <w:rPr>
+          <w:lang w:val="sw_KE" w:bidi="sw_KE"/>
+        </w:rPr>
+        <w:t>Tito 1:13</w:t>
+      </w:r>
       <w:r>
         <w:rPr>
           <w:lang w:val="sw_KE" w:bidi="sw_KE"/>
         </w:rPr>
         <w:t xml:space="preserve">; </w:t>
       </w:r>
-      <w:hyperlink r:id="rId47">
-        <w:r>
-          <w:rPr>
-            <w:lang w:val="sw_KE" w:bidi="sw_KE"/>
-          </w:rPr>
-          <w:rPr>
-            <w:color w:val="0000EE"/>
-            <w:u w:val="single"/>
-          </w:rPr>
-          <w:t>2:15</w:t>
-        </w:r>
-      </w:hyperlink>
+      <w:r>
+        <w:rPr>
+          <w:lang w:val="sw_KE" w:bidi="sw_KE"/>
+        </w:rPr>
+        <w:t>2:15</w:t>
+      </w:r>
       <w:r>
         <w:rPr>
           <w:lang w:val="sw_KE" w:bidi="sw_KE"/>
         </w:rPr>
         <w:t xml:space="preserve">; </w:t>
       </w:r>
-      <w:hyperlink r:id="rId48">
-        <w:r>
-          <w:rPr>
-            <w:lang w:val="sw_KE" w:bidi="sw_KE"/>
-          </w:rPr>
-          <w:rPr>
-            <w:color w:val="0000EE"/>
-            <w:u w:val="single"/>
-          </w:rPr>
-          <w:t>3:10–11</w:t>
-        </w:r>
-      </w:hyperlink>
+      <w:r>
+        <w:rPr>
+          <w:lang w:val="sw_KE" w:bidi="sw_KE"/>
+        </w:rPr>
+        <w:t>3:10–11</w:t>
+      </w:r>
       <w:r>
         <w:rPr>
           <w:lang w:val="sw_KE" w:bidi="sw_KE"/>
@@ -1754,18 +1514,12 @@
         </w:rPr>
         <w:t xml:space="preserve">waasi: Neno hilo hilo la Kiyunani linatumika kwa watoto katika </w:t>
       </w:r>
-      <w:hyperlink r:id="rId49">
-        <w:r>
-          <w:rPr>
-            <w:lang w:val="sw_KE" w:bidi="sw_KE"/>
-          </w:rPr>
-          <w:rPr>
-            <w:color w:val="0000EE"/>
-            <w:u w:val="single"/>
-          </w:rPr>
-          <w:t>1:6</w:t>
-        </w:r>
-      </w:hyperlink>
+      <w:r>
+        <w:rPr>
+          <w:lang w:val="sw_KE" w:bidi="sw_KE"/>
+        </w:rPr>
+        <w:t>1:6</w:t>
+      </w:r>
       <w:r>
         <w:rPr>
           <w:lang w:val="sw_KE" w:bidi="sw_KE"/>
@@ -1803,36 +1557,24 @@
         </w:rPr>
         <w:t xml:space="preserve">): Hii labda inarejelea Wakristo Wayahudi. Kifungu hicho cha Kiyunani hakifafanui ikiwa walihitaji mataifa yasio Wayahudi kutahiriwa au la. Athari ya Kiyahudi ya mafundisho haya ya uongo inadhihirishwa katika </w:t>
       </w:r>
-      <w:hyperlink r:id="rId50">
-        <w:r>
-          <w:rPr>
-            <w:lang w:val="sw_KE" w:bidi="sw_KE"/>
-          </w:rPr>
-          <w:rPr>
-            <w:color w:val="0000EE"/>
-            <w:u w:val="single"/>
-          </w:rPr>
-          <w:t>1:14–15</w:t>
-        </w:r>
-      </w:hyperlink>
+      <w:r>
+        <w:rPr>
+          <w:lang w:val="sw_KE" w:bidi="sw_KE"/>
+        </w:rPr>
+        <w:t>1:14–15</w:t>
+      </w:r>
       <w:r>
         <w:rPr>
           <w:lang w:val="sw_KE" w:bidi="sw_KE"/>
         </w:rPr>
         <w:t xml:space="preserve"> and </w:t>
       </w:r>
-      <w:hyperlink r:id="rId51">
-        <w:r>
-          <w:rPr>
-            <w:lang w:val="sw_KE" w:bidi="sw_KE"/>
-          </w:rPr>
-          <w:rPr>
-            <w:color w:val="0000EE"/>
-            <w:u w:val="single"/>
-          </w:rPr>
-          <w:t>3:9</w:t>
-        </w:r>
-      </w:hyperlink>
+      <w:r>
+        <w:rPr>
+          <w:lang w:val="sw_KE" w:bidi="sw_KE"/>
+        </w:rPr>
+        <w:t>3:9</w:t>
+      </w:r>
       <w:r>
         <w:rPr>
           <w:lang w:val="sw_KE" w:bidi="sw_KE"/>
@@ -1887,18 +1629,12 @@
         </w:rPr>
         <w:t>Kwenye jamii ya wenyeji wa watukutu, Tito angehitaji kuongoza kwa uthabiti ili kuondoa ufisadi katika jamii hizi za Kikristo na kuzifanya ziwe na afya katika imani (</w:t>
       </w:r>
-      <w:hyperlink r:id="rId52">
-        <w:r>
-          <w:rPr>
-            <w:lang w:val="sw_KE" w:bidi="sw_KE"/>
-          </w:rPr>
-          <w:rPr>
-            <w:color w:val="0000EE"/>
-            <w:u w:val="single"/>
-          </w:rPr>
-          <w:t>1:13–16</w:t>
-        </w:r>
-      </w:hyperlink>
+      <w:r>
+        <w:rPr>
+          <w:lang w:val="sw_KE" w:bidi="sw_KE"/>
+        </w:rPr>
+        <w:t>1:13–16</w:t>
+      </w:r>
       <w:r>
         <w:rPr>
           <w:lang w:val="sw_KE" w:bidi="sw_KE"/>
@@ -1957,54 +1693,36 @@
         </w:rPr>
         <w:t xml:space="preserve">familia nzima: Hili pia lilitokea huko Efeso (linganisha </w:t>
       </w:r>
-      <w:hyperlink r:id="rId53">
-        <w:r>
-          <w:rPr>
-            <w:lang w:val="sw_KE" w:bidi="sw_KE"/>
-          </w:rPr>
-          <w:rPr>
-            <w:color w:val="0000EE"/>
-            <w:u w:val="single"/>
-          </w:rPr>
-          <w:t>1 Timotheo 4:3</w:t>
-        </w:r>
-      </w:hyperlink>
+      <w:r>
+        <w:rPr>
+          <w:lang w:val="sw_KE" w:bidi="sw_KE"/>
+        </w:rPr>
+        <w:t>1 Timotheo 4:3</w:t>
+      </w:r>
       <w:r>
         <w:rPr>
           <w:lang w:val="sw_KE" w:bidi="sw_KE"/>
         </w:rPr>
         <w:t xml:space="preserve">; </w:t>
       </w:r>
-      <w:hyperlink r:id="rId54">
-        <w:r>
-          <w:rPr>
-            <w:lang w:val="sw_KE" w:bidi="sw_KE"/>
-          </w:rPr>
-          <w:rPr>
-            <w:color w:val="0000EE"/>
-            <w:u w:val="single"/>
-          </w:rPr>
-          <w:t>2 Timotheo 2:18</w:t>
-        </w:r>
-      </w:hyperlink>
+      <w:r>
+        <w:rPr>
+          <w:lang w:val="sw_KE" w:bidi="sw_KE"/>
+        </w:rPr>
+        <w:t>2 Timotheo 2:18</w:t>
+      </w:r>
       <w:r>
         <w:rPr>
           <w:lang w:val="sw_KE" w:bidi="sw_KE"/>
         </w:rPr>
         <w:t xml:space="preserve">; </w:t>
       </w:r>
-      <w:hyperlink r:id="rId55">
-        <w:r>
-          <w:rPr>
-            <w:lang w:val="sw_KE" w:bidi="sw_KE"/>
-          </w:rPr>
-          <w:rPr>
-            <w:color w:val="0000EE"/>
-            <w:u w:val="single"/>
-          </w:rPr>
-          <w:t>3:6</w:t>
-        </w:r>
-      </w:hyperlink>
+      <w:r>
+        <w:rPr>
+          <w:lang w:val="sw_KE" w:bidi="sw_KE"/>
+        </w:rPr>
+        <w:t>3:6</w:t>
+      </w:r>
       <w:r>
         <w:rPr>
           <w:lang w:val="sw_KE" w:bidi="sw_KE"/>
@@ -2029,72 +1747,48 @@
         </w:rPr>
         <w:t>kwa ajili ya faida isiyo ya heshima: Wazee hawapaswi kuwa na sifa hii (</w:t>
       </w:r>
-      <w:hyperlink r:id="rId56">
-        <w:r>
-          <w:rPr>
-            <w:lang w:val="sw_KE" w:bidi="sw_KE"/>
-          </w:rPr>
-          <w:rPr>
-            <w:color w:val="0000EE"/>
-            <w:u w:val="single"/>
-          </w:rPr>
-          <w:t>Tito 1:7</w:t>
-        </w:r>
-      </w:hyperlink>
+      <w:r>
+        <w:rPr>
+          <w:lang w:val="sw_KE" w:bidi="sw_KE"/>
+        </w:rPr>
+        <w:t>Tito 1:7</w:t>
+      </w:r>
       <w:r>
         <w:rPr>
           <w:lang w:val="sw_KE" w:bidi="sw_KE"/>
         </w:rPr>
         <w:t xml:space="preserve">; tazama pia </w:t>
       </w:r>
-      <w:hyperlink r:id="rId57">
-        <w:r>
-          <w:rPr>
-            <w:lang w:val="sw_KE" w:bidi="sw_KE"/>
-          </w:rPr>
-          <w:rPr>
-            <w:color w:val="0000EE"/>
-            <w:u w:val="single"/>
-          </w:rPr>
-          <w:t>1 Timotheo 6:5–10</w:t>
-        </w:r>
-      </w:hyperlink>
+      <w:r>
+        <w:rPr>
+          <w:lang w:val="sw_KE" w:bidi="sw_KE"/>
+        </w:rPr>
+        <w:t>1 Timotheo 6:5–10</w:t>
+      </w:r>
       <w:r>
         <w:rPr>
           <w:lang w:val="sw_KE" w:bidi="sw_KE"/>
         </w:rPr>
         <w:t xml:space="preserve">; </w:t>
       </w:r>
-      <w:hyperlink r:id="rId58">
-        <w:r>
-          <w:rPr>
-            <w:lang w:val="sw_KE" w:bidi="sw_KE"/>
-          </w:rPr>
-          <w:rPr>
-            <w:color w:val="0000EE"/>
-            <w:u w:val="single"/>
-          </w:rPr>
-          <w:t>2 Wakorintho 2:17</w:t>
-        </w:r>
-      </w:hyperlink>
+      <w:r>
+        <w:rPr>
+          <w:lang w:val="sw_KE" w:bidi="sw_KE"/>
+        </w:rPr>
+        <w:t>2 Wakorintho 2:17</w:t>
+      </w:r>
       <w:r>
         <w:rPr>
           <w:lang w:val="sw_KE" w:bidi="sw_KE"/>
         </w:rPr>
         <w:t xml:space="preserve">; </w:t>
       </w:r>
-      <w:hyperlink r:id="rId59">
-        <w:r>
-          <w:rPr>
-            <w:lang w:val="sw_KE" w:bidi="sw_KE"/>
-          </w:rPr>
-          <w:rPr>
-            <w:color w:val="0000EE"/>
-            <w:u w:val="single"/>
-          </w:rPr>
-          <w:t>1 Petro 5:2</w:t>
-        </w:r>
-      </w:hyperlink>
+      <w:r>
+        <w:rPr>
+          <w:lang w:val="sw_KE" w:bidi="sw_KE"/>
+        </w:rPr>
+        <w:t>1 Petro 5:2</w:t>
+      </w:r>
       <w:r>
         <w:rPr>
           <w:lang w:val="sw_KE" w:bidi="sw_KE"/>
@@ -2171,54 +1865,36 @@
         </w:rPr>
         <w:t>waongo: Shtaka hili lilielekezwa hasa kwenye madai ya Wakrete kuwa na kaburi la Zeus kwenye kisiwa hicho. Kulingana na hadithi za Wakrete, mungu Zeus aliwahi kuwa mwanadamu wa kawaida aliyeishi na kufa huko Krete. Kaburi lake lilisemekana kuwa huko. Lakini Zeus alipata uungu kupitia ulinzi wake (yaani, zawadi na manufaa) kwa wanadamu. Baadhi ya wanafalsafa wa Kigiriki walipinga hadithi hii na kuielezea kama uwongo. Nukuu kutoka Alexandria katika miaka ya 200 KK inasema: “Wakrete ni waongo daima. Kwa maana kaburi, Ee Bwana, Wakrete wanakujengea; lakini hufi, kwa maana wewe ni wa milele.” Mmoja wa manabii wa Krete (Epimenides) alifikiri vivyo hivyo. Paulo ananukuu sauti yake ya dhamiri kwa kuidhinisha (</w:t>
       </w:r>
-      <w:hyperlink r:id="rId46">
-        <w:r>
-          <w:rPr>
-            <w:lang w:val="sw_KE" w:bidi="sw_KE"/>
-          </w:rPr>
-          <w:rPr>
-            <w:color w:val="0000EE"/>
-            <w:u w:val="single"/>
-          </w:rPr>
-          <w:t>Tito 1:13</w:t>
-        </w:r>
-      </w:hyperlink>
+      <w:r>
+        <w:rPr>
+          <w:lang w:val="sw_KE" w:bidi="sw_KE"/>
+        </w:rPr>
+        <w:t>Tito 1:13</w:t>
+      </w:r>
       <w:r>
         <w:rPr>
           <w:lang w:val="sw_KE" w:bidi="sw_KE"/>
         </w:rPr>
         <w:t xml:space="preserve">; angalia </w:t>
       </w:r>
-      <w:hyperlink r:id="rId60">
-        <w:r>
-          <w:rPr>
-            <w:lang w:val="sw_KE" w:bidi="sw_KE"/>
-          </w:rPr>
-          <w:rPr>
-            <w:color w:val="0000EE"/>
-            <w:u w:val="single"/>
-          </w:rPr>
-          <w:t>Matendo 17:28</w:t>
-        </w:r>
-      </w:hyperlink>
+      <w:r>
+        <w:rPr>
+          <w:lang w:val="sw_KE" w:bidi="sw_KE"/>
+        </w:rPr>
+        <w:t>Matendo 17:28</w:t>
+      </w:r>
       <w:r>
         <w:rPr>
           <w:lang w:val="sw_KE" w:bidi="sw_KE"/>
         </w:rPr>
         <w:t>), kwa maana Mungu ambaye hasemi uwongo (</w:t>
       </w:r>
-      <w:hyperlink r:id="rId61">
-        <w:r>
-          <w:rPr>
-            <w:lang w:val="sw_KE" w:bidi="sw_KE"/>
-          </w:rPr>
-          <w:rPr>
-            <w:color w:val="0000EE"/>
-            <w:u w:val="single"/>
-          </w:rPr>
-          <w:t>Tito 1:2</w:t>
-        </w:r>
-      </w:hyperlink>
+      <w:r>
+        <w:rPr>
+          <w:lang w:val="sw_KE" w:bidi="sw_KE"/>
+        </w:rPr>
+        <w:t>Tito 1:2</w:t>
+      </w:r>
       <w:r>
         <w:rPr>
           <w:lang w:val="sw_KE" w:bidi="sw_KE"/>
@@ -2243,36 +1919,24 @@
         </w:rPr>
         <w:t>waongo … wanyama … walafi: Iliaminika kwamba uasherati wa Wakrete ulitokana na imani yao kuhusu Zeus. Uongo wa kidini ulisababisha ufisadi wa kimaadili. Paulo baadaye anakabiliana na maovu haya kwa kuwasilisha maadili yanayopingana (sifa chanya au tabia) (</w:t>
       </w:r>
-      <w:hyperlink r:id="rId62">
-        <w:r>
-          <w:rPr>
-            <w:lang w:val="sw_KE" w:bidi="sw_KE"/>
-          </w:rPr>
-          <w:rPr>
-            <w:color w:val="0000EE"/>
-            <w:u w:val="single"/>
-          </w:rPr>
-          <w:t>Tito 2:12</w:t>
-        </w:r>
-      </w:hyperlink>
+      <w:r>
+        <w:rPr>
+          <w:lang w:val="sw_KE" w:bidi="sw_KE"/>
+        </w:rPr>
+        <w:t>Tito 2:12</w:t>
+      </w:r>
       <w:r>
         <w:rPr>
           <w:lang w:val="sw_KE" w:bidi="sw_KE"/>
         </w:rPr>
         <w:t>). Anawahimiza Wakrete kufikia viwango vya maadili vinavyosifiwa katika jamii ya kibinadamu kwa ujumla lakini vilivyokosekana Krete, kama alivyolalamika nabii wao mwenyewe. Wangefikia viwango hivi tu kupitia injili ya Yesu Kristo (</w:t>
       </w:r>
-      <w:hyperlink r:id="rId13">
-        <w:r>
-          <w:rPr>
-            <w:lang w:val="sw_KE" w:bidi="sw_KE"/>
-          </w:rPr>
-          <w:rPr>
-            <w:color w:val="0000EE"/>
-            <w:u w:val="single"/>
-          </w:rPr>
-          <w:t>2:11–14</w:t>
-        </w:r>
-      </w:hyperlink>
+      <w:r>
+        <w:rPr>
+          <w:lang w:val="sw_KE" w:bidi="sw_KE"/>
+        </w:rPr>
+        <w:t>2:11–14</w:t>
+      </w:r>
       <w:r>
         <w:rPr>
           <w:lang w:val="sw_KE" w:bidi="sw_KE"/>
@@ -2297,18 +1961,12 @@
         </w:rPr>
         <w:t xml:space="preserve">wavivu walafi: Wakrete walijulikana kufanya chochote kwa pesa. Walijulikana sana kama mamluki na kama walaji wa kupindukia. Ilisemekana hawakuwa na aibu katika tamaa yao (angalia </w:t>
       </w:r>
-      <w:hyperlink r:id="rId63">
-        <w:r>
-          <w:rPr>
-            <w:lang w:val="sw_KE" w:bidi="sw_KE"/>
-          </w:rPr>
-          <w:rPr>
-            <w:color w:val="0000EE"/>
-            <w:u w:val="single"/>
-          </w:rPr>
-          <w:t>Wafilipi 3:19</w:t>
-        </w:r>
-      </w:hyperlink>
+      <w:r>
+        <w:rPr>
+          <w:lang w:val="sw_KE" w:bidi="sw_KE"/>
+        </w:rPr>
+        <w:t>Wafilipi 3:19</w:t>
+      </w:r>
       <w:r>
         <w:rPr>
           <w:lang w:val="sw_KE" w:bidi="sw_KE"/>
@@ -2415,18 +2073,12 @@
         </w:rPr>
         <w:t xml:space="preserve">Kuwa imara (au mwenye nguvu) katika imani hapa kunafafanuliwa kama kukataa mafundisho ya uongo (linganisha </w:t>
       </w:r>
-      <w:hyperlink r:id="rId64">
-        <w:r>
-          <w:rPr>
-            <w:lang w:val="sw_KE" w:bidi="sw_KE"/>
-          </w:rPr>
-          <w:rPr>
-            <w:color w:val="0000EE"/>
-            <w:u w:val="single"/>
-          </w:rPr>
-          <w:t>1:9</w:t>
-        </w:r>
-      </w:hyperlink>
+      <w:r>
+        <w:rPr>
+          <w:lang w:val="sw_KE" w:bidi="sw_KE"/>
+        </w:rPr>
+        <w:t>1:9</w:t>
+      </w:r>
       <w:r>
         <w:rPr>
           <w:lang w:val="sw_KE" w:bidi="sw_KE"/>
@@ -2485,72 +2137,48 @@
         </w:rPr>
         <w:t xml:space="preserve">Hadithi za Kiyahudi: Tazama </w:t>
       </w:r>
-      <w:hyperlink r:id="rId51">
-        <w:r>
-          <w:rPr>
-            <w:lang w:val="sw_KE" w:bidi="sw_KE"/>
-          </w:rPr>
-          <w:rPr>
-            <w:color w:val="0000EE"/>
-            <w:u w:val="single"/>
-          </w:rPr>
-          <w:t>3:9</w:t>
-        </w:r>
-      </w:hyperlink>
+      <w:r>
+        <w:rPr>
+          <w:lang w:val="sw_KE" w:bidi="sw_KE"/>
+        </w:rPr>
+        <w:t>3:9</w:t>
+      </w:r>
       <w:r>
         <w:rPr>
           <w:lang w:val="sw_KE" w:bidi="sw_KE"/>
         </w:rPr>
         <w:t xml:space="preserve">; </w:t>
       </w:r>
-      <w:hyperlink r:id="rId38">
-        <w:r>
-          <w:rPr>
-            <w:lang w:val="sw_KE" w:bidi="sw_KE"/>
-          </w:rPr>
-          <w:rPr>
-            <w:color w:val="0000EE"/>
-            <w:u w:val="single"/>
-          </w:rPr>
-          <w:t>1 Timotheo 1:4</w:t>
-        </w:r>
-      </w:hyperlink>
+      <w:r>
+        <w:rPr>
+          <w:lang w:val="sw_KE" w:bidi="sw_KE"/>
+        </w:rPr>
+        <w:t>1 Timotheo 1:4</w:t>
+      </w:r>
       <w:r>
         <w:rPr>
           <w:lang w:val="sw_KE" w:bidi="sw_KE"/>
         </w:rPr>
         <w:t xml:space="preserve">; </w:t>
       </w:r>
-      <w:hyperlink r:id="rId65">
-        <w:r>
-          <w:rPr>
-            <w:lang w:val="sw_KE" w:bidi="sw_KE"/>
-          </w:rPr>
-          <w:rPr>
-            <w:color w:val="0000EE"/>
-            <w:u w:val="single"/>
-          </w:rPr>
-          <w:t>4:7</w:t>
-        </w:r>
-      </w:hyperlink>
+      <w:r>
+        <w:rPr>
+          <w:lang w:val="sw_KE" w:bidi="sw_KE"/>
+        </w:rPr>
+        <w:t>4:7</w:t>
+      </w:r>
       <w:r>
         <w:rPr>
           <w:lang w:val="sw_KE" w:bidi="sw_KE"/>
         </w:rPr>
         <w:t xml:space="preserve">; </w:t>
       </w:r>
-      <w:hyperlink r:id="rId66">
-        <w:r>
-          <w:rPr>
-            <w:lang w:val="sw_KE" w:bidi="sw_KE"/>
-          </w:rPr>
-          <w:rPr>
-            <w:color w:val="0000EE"/>
-            <w:u w:val="single"/>
-          </w:rPr>
-          <w:t>2 Timotheo 4:4</w:t>
-        </w:r>
-      </w:hyperlink>
+      <w:r>
+        <w:rPr>
+          <w:lang w:val="sw_KE" w:bidi="sw_KE"/>
+        </w:rPr>
+        <w:t>2 Timotheo 4:4</w:t>
+      </w:r>
       <w:r>
         <w:rPr>
           <w:lang w:val="sw_KE" w:bidi="sw_KE"/>
@@ -2575,18 +2203,12 @@
         </w:rPr>
         <w:t xml:space="preserve">wamekataa ukweli: Huu ulikuwa ni uasi wa imani si kutoamini tu. Uasi wa imani ni wakati mtu anapotelekeza au kuacha imani zao. Tazama </w:t>
       </w:r>
-      <w:hyperlink r:id="rId67">
-        <w:r>
-          <w:rPr>
-            <w:lang w:val="sw_KE" w:bidi="sw_KE"/>
-          </w:rPr>
-          <w:rPr>
-            <w:color w:val="0000EE"/>
-            <w:u w:val="single"/>
-          </w:rPr>
-          <w:t>1 Timotheo 1:6–7</w:t>
-        </w:r>
-      </w:hyperlink>
+      <w:r>
+        <w:rPr>
+          <w:lang w:val="sw_KE" w:bidi="sw_KE"/>
+        </w:rPr>
+        <w:t>1 Timotheo 1:6–7</w:t>
+      </w:r>
       <w:r>
         <w:rPr>
           <w:lang w:val="sw_KE" w:bidi="sw_KE"/>
@@ -2641,18 +2263,12 @@
         </w:rPr>
         <w:t xml:space="preserve">Linganisha </w:t>
       </w:r>
-      <w:hyperlink r:id="rId68">
-        <w:r>
-          <w:rPr>
-            <w:lang w:val="sw_KE" w:bidi="sw_KE"/>
-          </w:rPr>
-          <w:rPr>
-            <w:color w:val="0000EE"/>
-            <w:u w:val="single"/>
-          </w:rPr>
-          <w:t>1 Timotheo 4:3–5</w:t>
-        </w:r>
-      </w:hyperlink>
+      <w:r>
+        <w:rPr>
+          <w:lang w:val="sw_KE" w:bidi="sw_KE"/>
+        </w:rPr>
+        <w:t>1 Timotheo 4:3–5</w:t>
+      </w:r>
       <w:r>
         <w:rPr>
           <w:lang w:val="sw_KE" w:bidi="sw_KE"/>
@@ -2707,36 +2323,24 @@
         </w:rPr>
         <w:t xml:space="preserve">Mistari hii miwili inatoa maoni kuhusu watu wa </w:t>
       </w:r>
-      <w:hyperlink r:id="rId69">
-        <w:r>
-          <w:rPr>
-            <w:lang w:val="sw_KE" w:bidi="sw_KE"/>
-          </w:rPr>
-          <w:rPr>
-            <w:color w:val="0000EE"/>
-            <w:u w:val="single"/>
-          </w:rPr>
-          <w:t>1:14</w:t>
-        </w:r>
-      </w:hyperlink>
+      <w:r>
+        <w:rPr>
+          <w:lang w:val="sw_KE" w:bidi="sw_KE"/>
+        </w:rPr>
+        <w:t>1:14</w:t>
+      </w:r>
       <w:r>
         <w:rPr>
           <w:lang w:val="sw_KE" w:bidi="sw_KE"/>
         </w:rPr>
         <w:t xml:space="preserve"> na amri zao, huku ikihamia kwenye majadiliano kuhusu mafundisho yanayohimiza wema (</w:t>
       </w:r>
-      <w:hyperlink r:id="rId43">
-        <w:r>
-          <w:rPr>
-            <w:lang w:val="sw_KE" w:bidi="sw_KE"/>
-          </w:rPr>
-          <w:rPr>
-            <w:color w:val="0000EE"/>
-            <w:u w:val="single"/>
-          </w:rPr>
-          <w:t>2:1–3:11</w:t>
-        </w:r>
-      </w:hyperlink>
+      <w:r>
+        <w:rPr>
+          <w:lang w:val="sw_KE" w:bidi="sw_KE"/>
+        </w:rPr>
+        <w:t>2:1–3:11</w:t>
+      </w:r>
       <w:r>
         <w:rPr>
           <w:lang w:val="sw_KE" w:bidi="sw_KE"/>
@@ -2795,90 +2399,60 @@
         </w:rPr>
         <w:t xml:space="preserve">Mafundisho mazuri na uchaji wa Mungu daima vinaunganishwa pamoja katika barua kwa Timotheo na Tito (angalia </w:t>
       </w:r>
-      <w:hyperlink r:id="rId70">
-        <w:r>
-          <w:rPr>
-            <w:lang w:val="sw_KE" w:bidi="sw_KE"/>
-          </w:rPr>
-          <w:rPr>
-            <w:color w:val="0000EE"/>
-            <w:u w:val="single"/>
-          </w:rPr>
-          <w:t>1 Timotheo 1:7–11</w:t>
-        </w:r>
-      </w:hyperlink>
+      <w:r>
+        <w:rPr>
+          <w:lang w:val="sw_KE" w:bidi="sw_KE"/>
+        </w:rPr>
+        <w:t>1 Timotheo 1:7–11</w:t>
+      </w:r>
       <w:r>
         <w:rPr>
           <w:lang w:val="sw_KE" w:bidi="sw_KE"/>
         </w:rPr>
         <w:t xml:space="preserve">; </w:t>
       </w:r>
-      <w:hyperlink r:id="rId71">
-        <w:r>
-          <w:rPr>
-            <w:lang w:val="sw_KE" w:bidi="sw_KE"/>
-          </w:rPr>
-          <w:rPr>
-            <w:color w:val="0000EE"/>
-            <w:u w:val="single"/>
-          </w:rPr>
-          <w:t>3:15–16</w:t>
-        </w:r>
-      </w:hyperlink>
+      <w:r>
+        <w:rPr>
+          <w:lang w:val="sw_KE" w:bidi="sw_KE"/>
+        </w:rPr>
+        <w:t>3:15–16</w:t>
+      </w:r>
       <w:r>
         <w:rPr>
           <w:lang w:val="sw_KE" w:bidi="sw_KE"/>
         </w:rPr>
         <w:t xml:space="preserve">; </w:t>
       </w:r>
-      <w:hyperlink r:id="rId72">
-        <w:r>
-          <w:rPr>
-            <w:lang w:val="sw_KE" w:bidi="sw_KE"/>
-          </w:rPr>
-          <w:rPr>
-            <w:color w:val="0000EE"/>
-            <w:u w:val="single"/>
-          </w:rPr>
-          <w:t>5:24–25</w:t>
-        </w:r>
-      </w:hyperlink>
+      <w:r>
+        <w:rPr>
+          <w:lang w:val="sw_KE" w:bidi="sw_KE"/>
+        </w:rPr>
+        <w:t>5:24–25</w:t>
+      </w:r>
       <w:r>
         <w:rPr>
           <w:lang w:val="sw_KE" w:bidi="sw_KE"/>
         </w:rPr>
         <w:t xml:space="preserve">; </w:t>
       </w:r>
-      <w:hyperlink r:id="rId73">
-        <w:r>
-          <w:rPr>
-            <w:lang w:val="sw_KE" w:bidi="sw_KE"/>
-          </w:rPr>
-          <w:rPr>
-            <w:color w:val="0000EE"/>
-            <w:u w:val="single"/>
-          </w:rPr>
-          <w:t>2 Timotheo 3:5</w:t>
-        </w:r>
-      </w:hyperlink>
+      <w:r>
+        <w:rPr>
+          <w:lang w:val="sw_KE" w:bidi="sw_KE"/>
+        </w:rPr>
+        <w:t>2 Timotheo 3:5</w:t>
+      </w:r>
       <w:r>
         <w:rPr>
           <w:lang w:val="sw_KE" w:bidi="sw_KE"/>
         </w:rPr>
         <w:t xml:space="preserve">, </w:t>
       </w:r>
-      <w:hyperlink r:id="rId74">
-        <w:r>
-          <w:rPr>
-            <w:lang w:val="sw_KE" w:bidi="sw_KE"/>
-          </w:rPr>
-          <w:rPr>
-            <w:color w:val="0000EE"/>
-            <w:u w:val="single"/>
-          </w:rPr>
-          <w:t>9</w:t>
-        </w:r>
-      </w:hyperlink>
+      <w:r>
+        <w:rPr>
+          <w:lang w:val="sw_KE" w:bidi="sw_KE"/>
+        </w:rPr>
+        <w:t>9</w:t>
+      </w:r>
       <w:r>
         <w:rPr>
           <w:lang w:val="sw_KE" w:bidi="sw_KE"/>
@@ -2903,18 +2477,12 @@
         </w:rPr>
         <w:t xml:space="preserve">kila tendo jema: Hii inatofautiana na </w:t>
       </w:r>
-      <w:hyperlink r:id="rId75">
-        <w:r>
-          <w:rPr>
-            <w:lang w:val="sw_KE" w:bidi="sw_KE"/>
-          </w:rPr>
-          <w:rPr>
-            <w:color w:val="0000EE"/>
-            <w:u w:val="single"/>
-          </w:rPr>
-          <w:t>Tito 3:1</w:t>
-        </w:r>
-      </w:hyperlink>
+      <w:r>
+        <w:rPr>
+          <w:lang w:val="sw_KE" w:bidi="sw_KE"/>
+        </w:rPr>
+        <w:t>Tito 3:1</w:t>
+      </w:r>
       <w:r>
         <w:rPr>
           <w:lang w:val="sw_KE" w:bidi="sw_KE"/>
@@ -2969,144 +2537,96 @@
         </w:rPr>
         <w:t>Mafundisho sahihi yalikuwa ya dharura hasa kwa sababu ya walimu wa uongo, ambao walikuwa wamesababisha matatizo ndani ya "nyumba nzima" (</w:t>
       </w:r>
-      <w:hyperlink r:id="rId36">
-        <w:r>
-          <w:rPr>
-            <w:lang w:val="sw_KE" w:bidi="sw_KE"/>
-          </w:rPr>
-          <w:rPr>
-            <w:color w:val="0000EE"/>
-            <w:u w:val="single"/>
-          </w:rPr>
-          <w:t>1:11</w:t>
-        </w:r>
-      </w:hyperlink>
+      <w:r>
+        <w:rPr>
+          <w:lang w:val="sw_KE" w:bidi="sw_KE"/>
+        </w:rPr>
+        <w:t>1:11</w:t>
+      </w:r>
       <w:r>
         <w:rPr>
           <w:lang w:val="sw_KE" w:bidi="sw_KE"/>
         </w:rPr>
         <w:t xml:space="preserve">). Katika </w:t>
       </w:r>
-      <w:hyperlink r:id="rId76">
-        <w:r>
-          <w:rPr>
-            <w:lang w:val="sw_KE" w:bidi="sw_KE"/>
-          </w:rPr>
-          <w:rPr>
-            <w:color w:val="0000EE"/>
-            <w:u w:val="single"/>
-          </w:rPr>
-          <w:t>2:1–10</w:t>
-        </w:r>
-      </w:hyperlink>
+      <w:r>
+        <w:rPr>
+          <w:lang w:val="sw_KE" w:bidi="sw_KE"/>
+        </w:rPr>
+        <w:t>2:1–10</w:t>
+      </w:r>
       <w:r>
         <w:rPr>
           <w:lang w:val="sw_KE" w:bidi="sw_KE"/>
         </w:rPr>
         <w:t>, Paulo anazungumza na makundi tofauti ndani ya nyumba ya imani, akionyesha wasiwasi wake kwa ushuhuda wa umma wa kanisa (</w:t>
       </w:r>
-      <w:hyperlink r:id="rId77">
-        <w:r>
-          <w:rPr>
-            <w:lang w:val="sw_KE" w:bidi="sw_KE"/>
-          </w:rPr>
-          <w:rPr>
-            <w:color w:val="0000EE"/>
-            <w:u w:val="single"/>
-          </w:rPr>
-          <w:t>2:5</w:t>
-        </w:r>
-      </w:hyperlink>
+      <w:r>
+        <w:rPr>
+          <w:lang w:val="sw_KE" w:bidi="sw_KE"/>
+        </w:rPr>
+        <w:t>2:5</w:t>
+      </w:r>
       <w:r>
         <w:rPr>
           <w:lang w:val="sw_KE" w:bidi="sw_KE"/>
         </w:rPr>
         <w:t xml:space="preserve">, </w:t>
       </w:r>
-      <w:hyperlink r:id="rId78">
-        <w:r>
-          <w:rPr>
-            <w:lang w:val="sw_KE" w:bidi="sw_KE"/>
-          </w:rPr>
-          <w:rPr>
-            <w:color w:val="0000EE"/>
-            <w:u w:val="single"/>
-          </w:rPr>
-          <w:t>8</w:t>
-        </w:r>
-      </w:hyperlink>
+      <w:r>
+        <w:rPr>
+          <w:lang w:val="sw_KE" w:bidi="sw_KE"/>
+        </w:rPr>
+        <w:t>8</w:t>
+      </w:r>
       <w:r>
         <w:rPr>
           <w:lang w:val="sw_KE" w:bidi="sw_KE"/>
         </w:rPr>
         <w:t xml:space="preserve">, </w:t>
       </w:r>
-      <w:hyperlink r:id="rId25">
-        <w:r>
-          <w:rPr>
-            <w:lang w:val="sw_KE" w:bidi="sw_KE"/>
-          </w:rPr>
-          <w:rPr>
-            <w:color w:val="0000EE"/>
-            <w:u w:val="single"/>
-          </w:rPr>
-          <w:t>10</w:t>
-        </w:r>
-      </w:hyperlink>
+      <w:r>
+        <w:rPr>
+          <w:lang w:val="sw_KE" w:bidi="sw_KE"/>
+        </w:rPr>
+        <w:t>10</w:t>
+      </w:r>
       <w:r>
         <w:rPr>
           <w:lang w:val="sw_KE" w:bidi="sw_KE"/>
         </w:rPr>
         <w:t xml:space="preserve">; angalia pia </w:t>
       </w:r>
-      <w:hyperlink r:id="rId79">
-        <w:r>
-          <w:rPr>
-            <w:lang w:val="sw_KE" w:bidi="sw_KE"/>
-          </w:rPr>
-          <w:rPr>
-            <w:color w:val="0000EE"/>
-            <w:u w:val="single"/>
-          </w:rPr>
-          <w:t>1 Tim 5:1–6:2</w:t>
-        </w:r>
-      </w:hyperlink>
+      <w:r>
+        <w:rPr>
+          <w:lang w:val="sw_KE" w:bidi="sw_KE"/>
+        </w:rPr>
+        <w:t>1 Tim 5:1–6:2</w:t>
+      </w:r>
       <w:r>
         <w:rPr>
           <w:lang w:val="sw_KE" w:bidi="sw_KE"/>
         </w:rPr>
         <w:t>). Paulo kisha anafafanua juu ya kuja kwa Kristo (</w:t>
       </w:r>
-      <w:hyperlink r:id="rId13">
-        <w:r>
-          <w:rPr>
-            <w:lang w:val="sw_KE" w:bidi="sw_KE"/>
-          </w:rPr>
-          <w:rPr>
-            <w:color w:val="0000EE"/>
-            <w:u w:val="single"/>
-          </w:rPr>
-          <w:t>Tito 2:11–14</w:t>
-        </w:r>
-      </w:hyperlink>
+      <w:r>
+        <w:rPr>
+          <w:lang w:val="sw_KE" w:bidi="sw_KE"/>
+        </w:rPr>
+        <w:t>Tito 2:11–14</w:t>
+      </w:r>
       <w:r>
         <w:rPr>
           <w:lang w:val="sw_KE" w:bidi="sw_KE"/>
         </w:rPr>
         <w:t>) kabla ya kutoa agizo la moja kwa moja kwa Tito (</w:t>
       </w:r>
-      <w:hyperlink r:id="rId47">
-        <w:r>
-          <w:rPr>
-            <w:lang w:val="sw_KE" w:bidi="sw_KE"/>
-          </w:rPr>
-          <w:rPr>
-            <w:color w:val="0000EE"/>
-            <w:u w:val="single"/>
-          </w:rPr>
-          <w:t>2:15</w:t>
-        </w:r>
-      </w:hyperlink>
+      <w:r>
+        <w:rPr>
+          <w:lang w:val="sw_KE" w:bidi="sw_KE"/>
+        </w:rPr>
+        <w:t>2:15</w:t>
+      </w:r>
       <w:r>
         <w:rPr>
           <w:lang w:val="sw_KE" w:bidi="sw_KE"/>
@@ -3161,18 +2681,12 @@
         </w:rPr>
         <w:t xml:space="preserve">Kusudi la amri hizi ni "kupamba mafundisho kuhusu Mungu" Tafsiri ya kisasa inatafsiri hivi: "kufanya mafundisho kuhusu Mungu … kuvutia" (angalia </w:t>
       </w:r>
-      <w:hyperlink r:id="rId80">
-        <w:r>
-          <w:rPr>
-            <w:lang w:val="sw_KE" w:bidi="sw_KE"/>
-          </w:rPr>
-          <w:rPr>
-            <w:color w:val="0000EE"/>
-            <w:u w:val="single"/>
-          </w:rPr>
-          <w:t>1 Timotheo 6:1–2</w:t>
-        </w:r>
-      </w:hyperlink>
+      <w:r>
+        <w:rPr>
+          <w:lang w:val="sw_KE" w:bidi="sw_KE"/>
+        </w:rPr>
+        <w:t>1 Timotheo 6:1–2</w:t>
+      </w:r>
       <w:r>
         <w:rPr>
           <w:lang w:val="sw_KE" w:bidi="sw_KE"/>
@@ -3274,54 +2788,36 @@
         </w:rPr>
         <w:t>wokovu kwa kila mtu: Paulo anakusudia kwamba neema ya Mungu itatimiza kikamilifu malengo yake miongoni mwa Wakrete na kwamba, kwa kufanya hivyo, itawahusisha katika kazi ya wokovu ya Mungu ya uinjilisti (</w:t>
       </w:r>
-      <w:hyperlink r:id="rId62">
-        <w:r>
-          <w:rPr>
-            <w:lang w:val="sw_KE" w:bidi="sw_KE"/>
-          </w:rPr>
-          <w:rPr>
-            <w:color w:val="0000EE"/>
-            <w:u w:val="single"/>
-          </w:rPr>
-          <w:t>Tito 2:12</w:t>
-        </w:r>
-      </w:hyperlink>
+      <w:r>
+        <w:rPr>
+          <w:lang w:val="sw_KE" w:bidi="sw_KE"/>
+        </w:rPr>
+        <w:t>Tito 2:12</w:t>
+      </w:r>
       <w:r>
         <w:rPr>
           <w:lang w:val="sw_KE" w:bidi="sw_KE"/>
         </w:rPr>
         <w:t xml:space="preserve">; tazama </w:t>
       </w:r>
-      <w:hyperlink r:id="rId81">
-        <w:r>
-          <w:rPr>
-            <w:lang w:val="sw_KE" w:bidi="sw_KE"/>
-          </w:rPr>
-          <w:rPr>
-            <w:color w:val="0000EE"/>
-            <w:u w:val="single"/>
-          </w:rPr>
-          <w:t>1 Timotheo 2:1–7</w:t>
-        </w:r>
-      </w:hyperlink>
+      <w:r>
+        <w:rPr>
+          <w:lang w:val="sw_KE" w:bidi="sw_KE"/>
+        </w:rPr>
+        <w:t>1 Timotheo 2:1–7</w:t>
+      </w:r>
       <w:r>
         <w:rPr>
           <w:lang w:val="sw_KE" w:bidi="sw_KE"/>
         </w:rPr>
         <w:t xml:space="preserve">; </w:t>
       </w:r>
-      <w:hyperlink r:id="rId82">
-        <w:r>
-          <w:rPr>
-            <w:lang w:val="sw_KE" w:bidi="sw_KE"/>
-          </w:rPr>
-          <w:rPr>
-            <w:color w:val="0000EE"/>
-            <w:u w:val="single"/>
-          </w:rPr>
-          <w:t>4:10</w:t>
-        </w:r>
-      </w:hyperlink>
+      <w:r>
+        <w:rPr>
+          <w:lang w:val="sw_KE" w:bidi="sw_KE"/>
+        </w:rPr>
+        <w:t>4:10</w:t>
+      </w:r>
       <w:r>
         <w:rPr>
           <w:lang w:val="sw_KE" w:bidi="sw_KE"/>
@@ -3376,36 +2872,24 @@
         </w:rPr>
         <w:t xml:space="preserve">Kwa: Amri za </w:t>
       </w:r>
-      <w:hyperlink r:id="rId76">
-        <w:r>
-          <w:rPr>
-            <w:lang w:val="sw_KE" w:bidi="sw_KE"/>
-          </w:rPr>
-          <w:rPr>
-            <w:color w:val="0000EE"/>
-            <w:u w:val="single"/>
-          </w:rPr>
-          <w:t>2:1–10</w:t>
-        </w:r>
-      </w:hyperlink>
+      <w:r>
+        <w:rPr>
+          <w:lang w:val="sw_KE" w:bidi="sw_KE"/>
+        </w:rPr>
+        <w:t>2:1–10</w:t>
+      </w:r>
       <w:r>
         <w:rPr>
           <w:lang w:val="sw_KE" w:bidi="sw_KE"/>
         </w:rPr>
         <w:t xml:space="preserve"> zimejengwa hapa katika ujio wa Kristo wa zamani na ujao. Neema ya Mungu ni mfano kwa mwenendo wa kanisa, hata kama wokovu kwa neema unafanya maisha mazuri yawezekane na kuunda watu waliojitolea kwa kazi nzuri (tazama pia </w:t>
       </w:r>
-      <w:hyperlink r:id="rId83">
-        <w:r>
-          <w:rPr>
-            <w:lang w:val="sw_KE" w:bidi="sw_KE"/>
-          </w:rPr>
-          <w:rPr>
-            <w:color w:val="0000EE"/>
-            <w:u w:val="single"/>
-          </w:rPr>
-          <w:t>3:3–7</w:t>
-        </w:r>
-      </w:hyperlink>
+      <w:r>
+        <w:rPr>
+          <w:lang w:val="sw_KE" w:bidi="sw_KE"/>
+        </w:rPr>
+        <w:t>3:3–7</w:t>
+      </w:r>
       <w:r>
         <w:rPr>
           <w:lang w:val="sw_KE" w:bidi="sw_KE"/>
@@ -3464,36 +2948,24 @@
         </w:rPr>
         <w:t xml:space="preserve">Inatufundisha: Mkazo wa maelekezo haya uko kwenye maadili chanya: hekima, haki, na ibada kwa Mungu. Katika maandiko ya Kigiriki na Kirumi, maadili haya matatu yanawakilisha tabia njema kwa ujumla. Maadili haya yanapinga maovu ya Wakrete (tabia au sifa zisizo za kimaadili) zilizoorodheshwa katika </w:t>
       </w:r>
-      <w:hyperlink r:id="rId35">
-        <w:r>
-          <w:rPr>
-            <w:lang w:val="sw_KE" w:bidi="sw_KE"/>
-          </w:rPr>
-          <w:rPr>
-            <w:color w:val="0000EE"/>
-            <w:u w:val="single"/>
-          </w:rPr>
-          <w:t>1:12</w:t>
-        </w:r>
-      </w:hyperlink>
+      <w:r>
+        <w:rPr>
+          <w:lang w:val="sw_KE" w:bidi="sw_KE"/>
+        </w:rPr>
+        <w:t>1:12</w:t>
+      </w:r>
       <w:r>
         <w:rPr>
           <w:lang w:val="sw_KE" w:bidi="sw_KE"/>
         </w:rPr>
         <w:t xml:space="preserve"> na yanabadilishwa kuwa sifa za Kikristo kikamilifu (tazama </w:t>
       </w:r>
-      <w:hyperlink r:id="rId26">
-        <w:r>
-          <w:rPr>
-            <w:lang w:val="sw_KE" w:bidi="sw_KE"/>
-          </w:rPr>
-          <w:rPr>
-            <w:color w:val="0000EE"/>
-            <w:u w:val="single"/>
-          </w:rPr>
-          <w:t>2:13</w:t>
-        </w:r>
-      </w:hyperlink>
+      <w:r>
+        <w:rPr>
+          <w:lang w:val="sw_KE" w:bidi="sw_KE"/>
+        </w:rPr>
+        <w:t>2:13</w:t>
+      </w:r>
       <w:r>
         <w:rPr>
           <w:lang w:val="sw_KE" w:bidi="sw_KE"/>
@@ -3588,18 +3060,12 @@
         </w:rPr>
         <w:t xml:space="preserve">kuonekana: Neno la Kigiriki linalotumika hapa ni maarufu katika barua kwa Timotheo na Tito ("epifania" au "kuonekana"; pia </w:t>
       </w:r>
-      <w:hyperlink r:id="rId84">
-        <w:r>
-          <w:rPr>
-            <w:lang w:val="sw_KE" w:bidi="sw_KE"/>
-          </w:rPr>
-          <w:rPr>
-            <w:color w:val="0000EE"/>
-            <w:u w:val="single"/>
-          </w:rPr>
-          <w:t>2:11</w:t>
-        </w:r>
-      </w:hyperlink>
+      <w:r>
+        <w:rPr>
+          <w:lang w:val="sw_KE" w:bidi="sw_KE"/>
+        </w:rPr>
+        <w:t>2:11</w:t>
+      </w:r>
       <w:r>
         <w:rPr>
           <w:lang w:val="sw_KE" w:bidi="sw_KE"/>
@@ -3636,108 +3102,72 @@
         </w:rPr>
         <w:t xml:space="preserve">Mungu mkuu na Mwokozi: Hii ni mojawapo ya sehemu chache katika Agano Jipya ambapo Yesu Kristo anaitwa waziwazi "Mungu" (tazama pia </w:t>
       </w:r>
-      <w:hyperlink r:id="rId85">
-        <w:r>
-          <w:rPr>
-            <w:lang w:val="sw_KE" w:bidi="sw_KE"/>
-          </w:rPr>
-          <w:rPr>
-            <w:color w:val="0000EE"/>
-            <w:u w:val="single"/>
-          </w:rPr>
-          <w:t>Yohana 1:1</w:t>
-        </w:r>
-      </w:hyperlink>
+      <w:r>
+        <w:rPr>
+          <w:lang w:val="sw_KE" w:bidi="sw_KE"/>
+        </w:rPr>
+        <w:t>Yohana 1:1</w:t>
+      </w:r>
       <w:r>
         <w:rPr>
           <w:lang w:val="sw_KE" w:bidi="sw_KE"/>
         </w:rPr>
         <w:t xml:space="preserve">; </w:t>
       </w:r>
-      <w:hyperlink r:id="rId86">
-        <w:r>
-          <w:rPr>
-            <w:lang w:val="sw_KE" w:bidi="sw_KE"/>
-          </w:rPr>
-          <w:rPr>
-            <w:color w:val="0000EE"/>
-            <w:u w:val="single"/>
-          </w:rPr>
-          <w:t>20:28</w:t>
-        </w:r>
-      </w:hyperlink>
+      <w:r>
+        <w:rPr>
+          <w:lang w:val="sw_KE" w:bidi="sw_KE"/>
+        </w:rPr>
+        <w:t>20:28</w:t>
+      </w:r>
       <w:r>
         <w:rPr>
           <w:lang w:val="sw_KE" w:bidi="sw_KE"/>
         </w:rPr>
         <w:t xml:space="preserve">; </w:t>
       </w:r>
-      <w:hyperlink r:id="rId87">
-        <w:r>
-          <w:rPr>
-            <w:lang w:val="sw_KE" w:bidi="sw_KE"/>
-          </w:rPr>
-          <w:rPr>
-            <w:color w:val="0000EE"/>
-            <w:u w:val="single"/>
-          </w:rPr>
-          <w:t>Warumi 9:5</w:t>
-        </w:r>
-      </w:hyperlink>
+      <w:r>
+        <w:rPr>
+          <w:lang w:val="sw_KE" w:bidi="sw_KE"/>
+        </w:rPr>
+        <w:t>Warumi 9:5</w:t>
+      </w:r>
       <w:r>
         <w:rPr>
           <w:lang w:val="sw_KE" w:bidi="sw_KE"/>
         </w:rPr>
         <w:t xml:space="preserve">; </w:t>
       </w:r>
-      <w:hyperlink r:id="rId88">
-        <w:r>
-          <w:rPr>
-            <w:lang w:val="sw_KE" w:bidi="sw_KE"/>
-          </w:rPr>
-          <w:rPr>
-            <w:color w:val="0000EE"/>
-            <w:u w:val="single"/>
-          </w:rPr>
-          <w:t>Waebrania 1:8</w:t>
-        </w:r>
-      </w:hyperlink>
+      <w:r>
+        <w:rPr>
+          <w:lang w:val="sw_KE" w:bidi="sw_KE"/>
+        </w:rPr>
+        <w:t>Waebrania 1:8</w:t>
+      </w:r>
       <w:r>
         <w:rPr>
           <w:lang w:val="sw_KE" w:bidi="sw_KE"/>
         </w:rPr>
         <w:t xml:space="preserve">; </w:t>
       </w:r>
-      <w:hyperlink r:id="rId89">
-        <w:r>
-          <w:rPr>
-            <w:lang w:val="sw_KE" w:bidi="sw_KE"/>
-          </w:rPr>
-          <w:rPr>
-            <w:color w:val="0000EE"/>
-            <w:u w:val="single"/>
-          </w:rPr>
-          <w:t>2 Petro 1:1</w:t>
-        </w:r>
-      </w:hyperlink>
+      <w:r>
+        <w:rPr>
+          <w:lang w:val="sw_KE" w:bidi="sw_KE"/>
+        </w:rPr>
+        <w:t>2 Petro 1:1</w:t>
+      </w:r>
       <w:r>
         <w:rPr>
           <w:lang w:val="sw_KE" w:bidi="sw_KE"/>
         </w:rPr>
         <w:t xml:space="preserve">; pengine </w:t>
       </w:r>
-      <w:hyperlink r:id="rId90">
-        <w:r>
-          <w:rPr>
-            <w:lang w:val="sw_KE" w:bidi="sw_KE"/>
-          </w:rPr>
-          <w:rPr>
-            <w:color w:val="0000EE"/>
-            <w:u w:val="single"/>
-          </w:rPr>
-          <w:t>Yohana 1:18</w:t>
-        </w:r>
-      </w:hyperlink>
+      <w:r>
+        <w:rPr>
+          <w:lang w:val="sw_KE" w:bidi="sw_KE"/>
+        </w:rPr>
+        <w:t>Yohana 1:18</w:t>
+      </w:r>
       <w:r>
         <w:rPr>
           <w:lang w:val="sw_KE" w:bidi="sw_KE"/>
@@ -3808,18 +3238,12 @@
         </w:rPr>
         <w:t xml:space="preserve">Wokovu unazalisha watu ambao wana hamu na uwezo wa kufanya matendo mema yaliyoelezwa katika </w:t>
       </w:r>
-      <w:hyperlink r:id="rId37">
-        <w:r>
-          <w:rPr>
-            <w:lang w:val="sw_KE" w:bidi="sw_KE"/>
-          </w:rPr>
-          <w:rPr>
-            <w:color w:val="0000EE"/>
-            <w:u w:val="single"/>
-          </w:rPr>
-          <w:t>2:2–10</w:t>
-        </w:r>
-      </w:hyperlink>
+      <w:r>
+        <w:rPr>
+          <w:lang w:val="sw_KE" w:bidi="sw_KE"/>
+        </w:rPr>
+        <w:t>2:2–10</w:t>
+      </w:r>
       <w:r>
         <w:rPr>
           <w:lang w:val="sw_KE" w:bidi="sw_KE"/>
@@ -3844,18 +3268,12 @@
         </w:rPr>
         <w:t xml:space="preserve">Alijitoa Mwenyewe: Tazama pia </w:t>
       </w:r>
-      <w:hyperlink r:id="rId22">
-        <w:r>
-          <w:rPr>
-            <w:lang w:val="sw_KE" w:bidi="sw_KE"/>
-          </w:rPr>
-          <w:rPr>
-            <w:color w:val="0000EE"/>
-            <w:u w:val="single"/>
-          </w:rPr>
-          <w:t>1 Timotheo 2:6</w:t>
-        </w:r>
-      </w:hyperlink>
+      <w:r>
+        <w:rPr>
+          <w:lang w:val="sw_KE" w:bidi="sw_KE"/>
+        </w:rPr>
+        <w:t>1 Timotheo 2:6</w:t>
+      </w:r>
       <w:r>
         <w:rPr>
           <w:lang w:val="sw_KE" w:bidi="sw_KE"/>
@@ -3880,54 +3298,36 @@
         </w:rPr>
         <w:t xml:space="preserve">kutukomboa: Tazama </w:t>
       </w:r>
-      <w:hyperlink r:id="rId91">
-        <w:r>
-          <w:rPr>
-            <w:lang w:val="sw_KE" w:bidi="sw_KE"/>
-          </w:rPr>
-          <w:rPr>
-            <w:color w:val="0000EE"/>
-            <w:u w:val="single"/>
-          </w:rPr>
-          <w:t>Wagalatia 3:22</w:t>
-        </w:r>
-      </w:hyperlink>
+      <w:r>
+        <w:rPr>
+          <w:lang w:val="sw_KE" w:bidi="sw_KE"/>
+        </w:rPr>
+        <w:t>Wagalatia 3:22</w:t>
+      </w:r>
       <w:r>
         <w:rPr>
           <w:lang w:val="sw_KE" w:bidi="sw_KE"/>
         </w:rPr>
         <w:t xml:space="preserve">; </w:t>
       </w:r>
-      <w:hyperlink r:id="rId92">
-        <w:r>
-          <w:rPr>
-            <w:lang w:val="sw_KE" w:bidi="sw_KE"/>
-          </w:rPr>
-          <w:rPr>
-            <w:color w:val="0000EE"/>
-            <w:u w:val="single"/>
-          </w:rPr>
-          <w:t>4:4–5</w:t>
-        </w:r>
-      </w:hyperlink>
+      <w:r>
+        <w:rPr>
+          <w:lang w:val="sw_KE" w:bidi="sw_KE"/>
+        </w:rPr>
+        <w:t>4:4–5</w:t>
+      </w:r>
       <w:r>
         <w:rPr>
           <w:lang w:val="sw_KE" w:bidi="sw_KE"/>
         </w:rPr>
         <w:t xml:space="preserve">; linganisha </w:t>
       </w:r>
-      <w:hyperlink r:id="rId93">
-        <w:r>
-          <w:rPr>
-            <w:lang w:val="sw_KE" w:bidi="sw_KE"/>
-          </w:rPr>
-          <w:rPr>
-            <w:color w:val="0000EE"/>
-            <w:u w:val="single"/>
-          </w:rPr>
-          <w:t>Kutoka 6:6–8</w:t>
-        </w:r>
-      </w:hyperlink>
+      <w:r>
+        <w:rPr>
+          <w:lang w:val="sw_KE" w:bidi="sw_KE"/>
+        </w:rPr>
+        <w:t>Kutoka 6:6–8</w:t>
+      </w:r>
       <w:r>
         <w:rPr>
           <w:lang w:val="sw_KE" w:bidi="sw_KE"/>
@@ -3952,54 +3352,36 @@
         </w:rPr>
         <w:t xml:space="preserve">Fungu "watu wa milki yake mwenyewe" linakumbusha uundaji wa Israeli kama taifa (tazama </w:t>
       </w:r>
-      <w:hyperlink r:id="rId94">
-        <w:r>
-          <w:rPr>
-            <w:lang w:val="sw_KE" w:bidi="sw_KE"/>
-          </w:rPr>
-          <w:rPr>
-            <w:color w:val="0000EE"/>
-            <w:u w:val="single"/>
-          </w:rPr>
-          <w:t>Kutoka 19:5</w:t>
-        </w:r>
-      </w:hyperlink>
+      <w:r>
+        <w:rPr>
+          <w:lang w:val="sw_KE" w:bidi="sw_KE"/>
+        </w:rPr>
+        <w:t>Kutoka 19:5</w:t>
+      </w:r>
       <w:r>
         <w:rPr>
           <w:lang w:val="sw_KE" w:bidi="sw_KE"/>
         </w:rPr>
         <w:t xml:space="preserve">; </w:t>
       </w:r>
-      <w:hyperlink r:id="rId95">
-        <w:r>
-          <w:rPr>
-            <w:lang w:val="sw_KE" w:bidi="sw_KE"/>
-          </w:rPr>
-          <w:rPr>
-            <w:color w:val="0000EE"/>
-            <w:u w:val="single"/>
-          </w:rPr>
-          <w:t>Kumbukumbu la Torati 7:6</w:t>
-        </w:r>
-      </w:hyperlink>
+      <w:r>
+        <w:rPr>
+          <w:lang w:val="sw_KE" w:bidi="sw_KE"/>
+        </w:rPr>
+        <w:t>Kumbukumbu la Torati 7:6</w:t>
+      </w:r>
       <w:r>
         <w:rPr>
           <w:lang w:val="sw_KE" w:bidi="sw_KE"/>
         </w:rPr>
         <w:t xml:space="preserve">; </w:t>
       </w:r>
-      <w:hyperlink r:id="rId96">
-        <w:r>
-          <w:rPr>
-            <w:lang w:val="sw_KE" w:bidi="sw_KE"/>
-          </w:rPr>
-          <w:rPr>
-            <w:color w:val="0000EE"/>
-            <w:u w:val="single"/>
-          </w:rPr>
-          <w:t>14:2</w:t>
-        </w:r>
-      </w:hyperlink>
+      <w:r>
+        <w:rPr>
+          <w:lang w:val="sw_KE" w:bidi="sw_KE"/>
+        </w:rPr>
+        <w:t>14:2</w:t>
+      </w:r>
       <w:r>
         <w:rPr>
           <w:lang w:val="sw_KE" w:bidi="sw_KE"/>
@@ -4037,36 +3419,24 @@
         </w:rPr>
         <w:t xml:space="preserve">): Tazama </w:t>
       </w:r>
-      <w:hyperlink r:id="rId97">
-        <w:r>
-          <w:rPr>
-            <w:lang w:val="sw_KE" w:bidi="sw_KE"/>
-          </w:rPr>
-          <w:rPr>
-            <w:color w:val="0000EE"/>
-            <w:u w:val="single"/>
-          </w:rPr>
-          <w:t>Tito 1:16</w:t>
-        </w:r>
-      </w:hyperlink>
+      <w:r>
+        <w:rPr>
+          <w:lang w:val="sw_KE" w:bidi="sw_KE"/>
+        </w:rPr>
+        <w:t>Tito 1:16</w:t>
+      </w:r>
       <w:r>
         <w:rPr>
           <w:lang w:val="sw_KE" w:bidi="sw_KE"/>
         </w:rPr>
         <w:t xml:space="preserve">; </w:t>
       </w:r>
-      <w:hyperlink r:id="rId98">
-        <w:r>
-          <w:rPr>
-            <w:lang w:val="sw_KE" w:bidi="sw_KE"/>
-          </w:rPr>
-          <w:rPr>
-            <w:color w:val="0000EE"/>
-            <w:u w:val="single"/>
-          </w:rPr>
-          <w:t>Waefeso 2:10</w:t>
-        </w:r>
-      </w:hyperlink>
+      <w:r>
+        <w:rPr>
+          <w:lang w:val="sw_KE" w:bidi="sw_KE"/>
+        </w:rPr>
+        <w:t>Waefeso 2:10</w:t>
+      </w:r>
       <w:r>
         <w:rPr>
           <w:lang w:val="sw_KE" w:bidi="sw_KE"/>
@@ -4125,54 +3495,36 @@
         </w:rPr>
         <w:t>Paulo huenda anawaambia waumini kufanya tofauti wazi kati yao na idadi ya watu wasio na mpangilio. Vinginevyo, wale wanaosababisha matatizo (</w:t>
       </w:r>
-      <w:hyperlink r:id="rId99">
-        <w:r>
-          <w:rPr>
-            <w:lang w:val="sw_KE" w:bidi="sw_KE"/>
-          </w:rPr>
-          <w:rPr>
-            <w:color w:val="0000EE"/>
-            <w:u w:val="single"/>
-          </w:rPr>
-          <w:t>1:10–15</w:t>
-        </w:r>
-      </w:hyperlink>
+      <w:r>
+        <w:rPr>
+          <w:lang w:val="sw_KE" w:bidi="sw_KE"/>
+        </w:rPr>
+        <w:t>1:10–15</w:t>
+      </w:r>
       <w:r>
         <w:rPr>
           <w:lang w:val="sw_KE" w:bidi="sw_KE"/>
         </w:rPr>
         <w:t xml:space="preserve">; </w:t>
       </w:r>
-      <w:hyperlink r:id="rId100">
-        <w:r>
-          <w:rPr>
-            <w:lang w:val="sw_KE" w:bidi="sw_KE"/>
-          </w:rPr>
-          <w:rPr>
-            <w:color w:val="0000EE"/>
-            <w:u w:val="single"/>
-          </w:rPr>
-          <w:t>3:10</w:t>
-        </w:r>
-      </w:hyperlink>
+      <w:r>
+        <w:rPr>
+          <w:lang w:val="sw_KE" w:bidi="sw_KE"/>
+        </w:rPr>
+        <w:t>3:10</w:t>
+      </w:r>
       <w:r>
         <w:rPr>
           <w:lang w:val="sw_KE" w:bidi="sw_KE"/>
         </w:rPr>
         <w:t xml:space="preserve">) huenda wamechukua tabia zisizo na mpangilio kutokana na mafundisho yao ya uongo (kama ilivyo katika </w:t>
       </w:r>
-      <w:hyperlink r:id="rId81">
-        <w:r>
-          <w:rPr>
-            <w:lang w:val="sw_KE" w:bidi="sw_KE"/>
-          </w:rPr>
-          <w:rPr>
-            <w:color w:val="0000EE"/>
-            <w:u w:val="single"/>
-          </w:rPr>
-          <w:t>1 Timotheo 2:1–7</w:t>
-        </w:r>
-      </w:hyperlink>
+      <w:r>
+        <w:rPr>
+          <w:lang w:val="sw_KE" w:bidi="sw_KE"/>
+        </w:rPr>
+        <w:t>1 Timotheo 2:1–7</w:t>
+      </w:r>
       <w:r>
         <w:rPr>
           <w:lang w:val="sw_KE" w:bidi="sw_KE"/>
@@ -4210,36 +3562,24 @@
         </w:rPr>
         <w:t xml:space="preserve"> angalia </w:t>
       </w:r>
-      <w:hyperlink r:id="rId101">
-        <w:r>
-          <w:rPr>
-            <w:lang w:val="sw_KE" w:bidi="sw_KE"/>
-          </w:rPr>
-          <w:rPr>
-            <w:color w:val="0000EE"/>
-            <w:u w:val="single"/>
-          </w:rPr>
-          <w:t>1 Timotheo 2:2</w:t>
-        </w:r>
-      </w:hyperlink>
+      <w:r>
+        <w:rPr>
+          <w:lang w:val="sw_KE" w:bidi="sw_KE"/>
+        </w:rPr>
+        <w:t>1 Timotheo 2:2</w:t>
+      </w:r>
       <w:r>
         <w:rPr>
           <w:lang w:val="sw_KE" w:bidi="sw_KE"/>
         </w:rPr>
         <w:t xml:space="preserve">; </w:t>
       </w:r>
-      <w:hyperlink r:id="rId102">
-        <w:r>
-          <w:rPr>
-            <w:lang w:val="sw_KE" w:bidi="sw_KE"/>
-          </w:rPr>
-          <w:rPr>
-            <w:color w:val="0000EE"/>
-            <w:u w:val="single"/>
-          </w:rPr>
-          <w:t>Warumi 13:1–7</w:t>
-        </w:r>
-      </w:hyperlink>
+      <w:r>
+        <w:rPr>
+          <w:lang w:val="sw_KE" w:bidi="sw_KE"/>
+        </w:rPr>
+        <w:t>Warumi 13:1–7</w:t>
+      </w:r>
       <w:r>
         <w:rPr>
           <w:lang w:val="sw_KE" w:bidi="sw_KE"/>
@@ -4294,108 +3634,72 @@
         </w:rPr>
         <w:t>Msisitizo juu ya mafundisho sahihi (</w:t>
       </w:r>
-      <w:hyperlink r:id="rId64">
-        <w:r>
-          <w:rPr>
-            <w:lang w:val="sw_KE" w:bidi="sw_KE"/>
-          </w:rPr>
-          <w:rPr>
-            <w:color w:val="0000EE"/>
-            <w:u w:val="single"/>
-          </w:rPr>
-          <w:t>1:9</w:t>
-        </w:r>
-      </w:hyperlink>
+      <w:r>
+        <w:rPr>
+          <w:lang w:val="sw_KE" w:bidi="sw_KE"/>
+        </w:rPr>
+        <w:t>1:9</w:t>
+      </w:r>
       <w:r>
         <w:rPr>
           <w:lang w:val="sw_KE" w:bidi="sw_KE"/>
         </w:rPr>
         <w:t xml:space="preserve">; </w:t>
       </w:r>
-      <w:hyperlink r:id="rId103">
-        <w:r>
-          <w:rPr>
-            <w:lang w:val="sw_KE" w:bidi="sw_KE"/>
-          </w:rPr>
-          <w:rPr>
-            <w:color w:val="0000EE"/>
-            <w:u w:val="single"/>
-          </w:rPr>
-          <w:t>2:1</w:t>
-        </w:r>
-      </w:hyperlink>
+      <w:r>
+        <w:rPr>
+          <w:lang w:val="sw_KE" w:bidi="sw_KE"/>
+        </w:rPr>
+        <w:t>2:1</w:t>
+      </w:r>
       <w:r>
         <w:rPr>
           <w:lang w:val="sw_KE" w:bidi="sw_KE"/>
         </w:rPr>
         <w:t xml:space="preserve">) unaendelea. Sasa Paulo anabadilisha mtazamo wake kuelekea jinsi jamii ya Kikristo inavyohusiana na jamii kwa ujumla (linganisha </w:t>
       </w:r>
-      <w:hyperlink r:id="rId104">
-        <w:r>
-          <w:rPr>
-            <w:lang w:val="sw_KE" w:bidi="sw_KE"/>
-          </w:rPr>
-          <w:rPr>
-            <w:color w:val="0000EE"/>
-            <w:u w:val="single"/>
-          </w:rPr>
-          <w:t>1 Timotheo 2:2–4</w:t>
-        </w:r>
-      </w:hyperlink>
+      <w:r>
+        <w:rPr>
+          <w:lang w:val="sw_KE" w:bidi="sw_KE"/>
+        </w:rPr>
+        <w:t>1 Timotheo 2:2–4</w:t>
+      </w:r>
       <w:r>
         <w:rPr>
           <w:lang w:val="sw_KE" w:bidi="sw_KE"/>
         </w:rPr>
         <w:t xml:space="preserve">). Kama ilivyo katika </w:t>
       </w:r>
-      <w:hyperlink r:id="rId105">
-        <w:r>
-          <w:rPr>
-            <w:lang w:val="sw_KE" w:bidi="sw_KE"/>
-          </w:rPr>
-          <w:rPr>
-            <w:color w:val="0000EE"/>
-            <w:u w:val="single"/>
-          </w:rPr>
-          <w:t>Tito 2:1–15</w:t>
-        </w:r>
-      </w:hyperlink>
+      <w:r>
+        <w:rPr>
+          <w:lang w:val="sw_KE" w:bidi="sw_KE"/>
+        </w:rPr>
+        <w:t>Tito 2:1–15</w:t>
+      </w:r>
       <w:r>
         <w:rPr>
           <w:lang w:val="sw_KE" w:bidi="sw_KE"/>
         </w:rPr>
         <w:t>, maagizo ya Mungu kwa watu wake (</w:t>
       </w:r>
-      <w:hyperlink r:id="rId106">
-        <w:r>
-          <w:rPr>
-            <w:lang w:val="sw_KE" w:bidi="sw_KE"/>
-          </w:rPr>
-          <w:rPr>
-            <w:color w:val="0000EE"/>
-            <w:u w:val="single"/>
-          </w:rPr>
-          <w:t>3:1–2</w:t>
-        </w:r>
-      </w:hyperlink>
+      <w:r>
+        <w:rPr>
+          <w:lang w:val="sw_KE" w:bidi="sw_KE"/>
+        </w:rPr>
+        <w:t>3:1–2</w:t>
+      </w:r>
       <w:r>
         <w:rPr>
           <w:lang w:val="sw_KE" w:bidi="sw_KE"/>
         </w:rPr>
         <w:t>) yanatokana na mwingiliano wake nao (</w:t>
       </w:r>
-      <w:hyperlink r:id="rId83">
-        <w:r>
-          <w:rPr>
-            <w:lang w:val="sw_KE" w:bidi="sw_KE"/>
-          </w:rPr>
-          <w:rPr>
-            <w:color w:val="0000EE"/>
-            <w:u w:val="single"/>
-          </w:rPr>
-          <w:t>3:3–7</w:t>
-        </w:r>
-      </w:hyperlink>
+      <w:r>
+        <w:rPr>
+          <w:lang w:val="sw_KE" w:bidi="sw_KE"/>
+        </w:rPr>
+        <w:t>3:3–7</w:t>
+      </w:r>
       <w:r>
         <w:rPr>
           <w:lang w:val="sw_KE" w:bidi="sw_KE"/>
@@ -4414,18 +3718,12 @@
         </w:rPr>
         <w:t>). Kisha Paulo anamwagiza Tito kuepuka mabishano yasiyo na maana na kusisitiza mafundisho yenye manufaa (</w:t>
       </w:r>
-      <w:hyperlink r:id="rId107">
-        <w:r>
-          <w:rPr>
-            <w:lang w:val="sw_KE" w:bidi="sw_KE"/>
-          </w:rPr>
-          <w:rPr>
-            <w:color w:val="0000EE"/>
-            <w:u w:val="single"/>
-          </w:rPr>
-          <w:t>3:8–11</w:t>
-        </w:r>
-      </w:hyperlink>
+      <w:r>
+        <w:rPr>
+          <w:lang w:val="sw_KE" w:bidi="sw_KE"/>
+        </w:rPr>
+        <w:t>3:8–11</w:t>
+      </w:r>
       <w:r>
         <w:rPr>
           <w:lang w:val="sw_KE" w:bidi="sw_KE"/>
@@ -4480,108 +3778,72 @@
         </w:rPr>
         <w:t>Kuwa mnyenyekevu na kumheshimu kila mtu (</w:t>
       </w:r>
-      <w:hyperlink r:id="rId108">
-        <w:r>
-          <w:rPr>
-            <w:lang w:val="sw_KE" w:bidi="sw_KE"/>
-          </w:rPr>
-          <w:rPr>
-            <w:color w:val="0000EE"/>
-            <w:u w:val="single"/>
-          </w:rPr>
-          <w:t>3:2</w:t>
-        </w:r>
-      </w:hyperlink>
+      <w:r>
+        <w:rPr>
+          <w:lang w:val="sw_KE" w:bidi="sw_KE"/>
+        </w:rPr>
+        <w:t>3:2</w:t>
+      </w:r>
       <w:r>
         <w:rPr>
           <w:lang w:val="sw_KE" w:bidi="sw_KE"/>
         </w:rPr>
         <w:t>) ni jambo linalofaa, hasa tunapokumbuka hali yetu wenyewe wakati wema na upendo wa Mungu ulipokuja kwetu (</w:t>
       </w:r>
-      <w:hyperlink r:id="rId27">
-        <w:r>
-          <w:rPr>
-            <w:lang w:val="sw_KE" w:bidi="sw_KE"/>
-          </w:rPr>
-          <w:rPr>
-            <w:color w:val="0000EE"/>
-            <w:u w:val="single"/>
-          </w:rPr>
-          <w:t>3:4</w:t>
-        </w:r>
-      </w:hyperlink>
+      <w:r>
+        <w:rPr>
+          <w:lang w:val="sw_KE" w:bidi="sw_KE"/>
+        </w:rPr>
+        <w:t>3:4</w:t>
+      </w:r>
       <w:r>
         <w:rPr>
           <w:lang w:val="sw_KE" w:bidi="sw_KE"/>
         </w:rPr>
         <w:t xml:space="preserve">; tazama </w:t>
       </w:r>
-      <w:hyperlink r:id="rId109">
-        <w:r>
-          <w:rPr>
-            <w:lang w:val="sw_KE" w:bidi="sw_KE"/>
-          </w:rPr>
-          <w:rPr>
-            <w:color w:val="0000EE"/>
-            <w:u w:val="single"/>
-          </w:rPr>
-          <w:t>Waefeso 2:1–4</w:t>
-        </w:r>
-      </w:hyperlink>
+      <w:r>
+        <w:rPr>
+          <w:lang w:val="sw_KE" w:bidi="sw_KE"/>
+        </w:rPr>
+        <w:t>Waefeso 2:1–4</w:t>
+      </w:r>
       <w:r>
         <w:rPr>
           <w:lang w:val="sw_KE" w:bidi="sw_KE"/>
         </w:rPr>
         <w:t xml:space="preserve">; </w:t>
       </w:r>
-      <w:hyperlink r:id="rId110">
-        <w:r>
-          <w:rPr>
-            <w:lang w:val="sw_KE" w:bidi="sw_KE"/>
-          </w:rPr>
-          <w:rPr>
-            <w:color w:val="0000EE"/>
-            <w:u w:val="single"/>
-          </w:rPr>
-          <w:t>5:8</w:t>
-        </w:r>
-      </w:hyperlink>
+      <w:r>
+        <w:rPr>
+          <w:lang w:val="sw_KE" w:bidi="sw_KE"/>
+        </w:rPr>
+        <w:t>5:8</w:t>
+      </w:r>
       <w:r>
         <w:rPr>
           <w:lang w:val="sw_KE" w:bidi="sw_KE"/>
         </w:rPr>
         <w:t xml:space="preserve">; </w:t>
       </w:r>
-      <w:hyperlink r:id="rId111">
-        <w:r>
-          <w:rPr>
-            <w:lang w:val="sw_KE" w:bidi="sw_KE"/>
-          </w:rPr>
-          <w:rPr>
-            <w:color w:val="0000EE"/>
-            <w:u w:val="single"/>
-          </w:rPr>
-          <w:t>Wakolosai 3:7</w:t>
-        </w:r>
-      </w:hyperlink>
+      <w:r>
+        <w:rPr>
+          <w:lang w:val="sw_KE" w:bidi="sw_KE"/>
+        </w:rPr>
+        <w:t>Wakolosai 3:7</w:t>
+      </w:r>
       <w:r>
         <w:rPr>
           <w:lang w:val="sw_KE" w:bidi="sw_KE"/>
         </w:rPr>
         <w:t xml:space="preserve">; </w:t>
       </w:r>
-      <w:hyperlink r:id="rId112">
-        <w:r>
-          <w:rPr>
-            <w:lang w:val="sw_KE" w:bidi="sw_KE"/>
-          </w:rPr>
-          <w:rPr>
-            <w:color w:val="0000EE"/>
-            <w:u w:val="single"/>
-          </w:rPr>
-          <w:t>1 Petro 4:3</w:t>
-        </w:r>
-      </w:hyperlink>
+      <w:r>
+        <w:rPr>
+          <w:lang w:val="sw_KE" w:bidi="sw_KE"/>
+        </w:rPr>
+        <w:t>1 Petro 4:3</w:t>
+      </w:r>
       <w:r>
         <w:rPr>
           <w:lang w:val="sw_KE" w:bidi="sw_KE"/>
@@ -4671,36 +3933,24 @@
         </w:rPr>
         <w:t xml:space="preserve">): Neno la Kigiriki linahusiana na kuja kwa Kristo (pia katika </w:t>
       </w:r>
-      <w:hyperlink r:id="rId84">
-        <w:r>
-          <w:rPr>
-            <w:lang w:val="sw_KE" w:bidi="sw_KE"/>
-          </w:rPr>
-          <w:rPr>
-            <w:color w:val="0000EE"/>
-            <w:u w:val="single"/>
-          </w:rPr>
-          <w:t>2:11</w:t>
-        </w:r>
-      </w:hyperlink>
+      <w:r>
+        <w:rPr>
+          <w:lang w:val="sw_KE" w:bidi="sw_KE"/>
+        </w:rPr>
+        <w:t>2:11</w:t>
+      </w:r>
       <w:r>
         <w:rPr>
           <w:lang w:val="sw_KE" w:bidi="sw_KE"/>
         </w:rPr>
         <w:t xml:space="preserve">, </w:t>
       </w:r>
-      <w:hyperlink r:id="rId26">
-        <w:r>
-          <w:rPr>
-            <w:lang w:val="sw_KE" w:bidi="sw_KE"/>
-          </w:rPr>
-          <w:rPr>
-            <w:color w:val="0000EE"/>
-            <w:u w:val="single"/>
-          </w:rPr>
-          <w:t>13</w:t>
-        </w:r>
-      </w:hyperlink>
+      <w:r>
+        <w:rPr>
+          <w:lang w:val="sw_KE" w:bidi="sw_KE"/>
+        </w:rPr>
+        <w:t>13</w:t>
+      </w:r>
       <w:r>
         <w:rPr>
           <w:lang w:val="sw_KE" w:bidi="sw_KE"/>
@@ -4767,36 +4017,24 @@
         </w:rPr>
         <w:t xml:space="preserve">Kifungu hiki kinaweza kuwa muhtasari au nukuu kutoka kwa mafundisho ya jadi (angalia </w:t>
       </w:r>
-      <w:hyperlink r:id="rId113">
-        <w:r>
-          <w:rPr>
-            <w:lang w:val="sw_KE" w:bidi="sw_KE"/>
-          </w:rPr>
-          <w:rPr>
-            <w:color w:val="0000EE"/>
-            <w:u w:val="single"/>
-          </w:rPr>
-          <w:t>1 Timotheo 1:15</w:t>
-        </w:r>
-      </w:hyperlink>
+      <w:r>
+        <w:rPr>
+          <w:lang w:val="sw_KE" w:bidi="sw_KE"/>
+        </w:rPr>
+        <w:t>1 Timotheo 1:15</w:t>
+      </w:r>
       <w:r>
         <w:rPr>
           <w:lang w:val="sw_KE" w:bidi="sw_KE"/>
         </w:rPr>
         <w:t xml:space="preserve">; </w:t>
       </w:r>
-      <w:hyperlink r:id="rId114">
-        <w:r>
-          <w:rPr>
-            <w:lang w:val="sw_KE" w:bidi="sw_KE"/>
-          </w:rPr>
-          <w:rPr>
-            <w:color w:val="0000EE"/>
-            <w:u w:val="single"/>
-          </w:rPr>
-          <w:t>2:5–6</w:t>
-        </w:r>
-      </w:hyperlink>
+      <w:r>
+        <w:rPr>
+          <w:lang w:val="sw_KE" w:bidi="sw_KE"/>
+        </w:rPr>
+        <w:t>2:5–6</w:t>
+      </w:r>
       <w:r>
         <w:rPr>
           <w:lang w:val="sw_KE" w:bidi="sw_KE"/>
@@ -4855,36 +4093,24 @@
         </w:rPr>
         <w:t xml:space="preserve">si kwa ... bali kwa: Tofauti ni kati ya matendo ya kibinadamu ambayo yanaweza kudhaniwa kustahili wokovu na neema ya Mungu (tazama </w:t>
       </w:r>
-      <w:hyperlink r:id="rId115">
-        <w:r>
-          <w:rPr>
-            <w:lang w:val="sw_KE" w:bidi="sw_KE"/>
-          </w:rPr>
-          <w:rPr>
-            <w:color w:val="0000EE"/>
-            <w:u w:val="single"/>
-          </w:rPr>
-          <w:t>Wagalatia 2:16</w:t>
-        </w:r>
-      </w:hyperlink>
+      <w:r>
+        <w:rPr>
+          <w:lang w:val="sw_KE" w:bidi="sw_KE"/>
+        </w:rPr>
+        <w:t>Wagalatia 2:16</w:t>
+      </w:r>
       <w:r>
         <w:rPr>
           <w:lang w:val="sw_KE" w:bidi="sw_KE"/>
         </w:rPr>
         <w:t>). Wokovu ni kupitia imani katika rehema ya Mungu pekee (</w:t>
       </w:r>
-      <w:hyperlink r:id="rId116">
-        <w:r>
-          <w:rPr>
-            <w:lang w:val="sw_KE" w:bidi="sw_KE"/>
-          </w:rPr>
-          <w:rPr>
-            <w:color w:val="0000EE"/>
-            <w:u w:val="single"/>
-          </w:rPr>
-          <w:t>Waefeso 2:8</w:t>
-        </w:r>
-      </w:hyperlink>
+      <w:r>
+        <w:rPr>
+          <w:lang w:val="sw_KE" w:bidi="sw_KE"/>
+        </w:rPr>
+        <w:t>Waefeso 2:8</w:t>
+      </w:r>
       <w:r>
         <w:rPr>
           <w:lang w:val="sw_KE" w:bidi="sw_KE"/>
@@ -4909,90 +4135,60 @@
         </w:rPr>
         <w:t xml:space="preserve">kuosha kwa kuzaliwa upya: Tazama </w:t>
       </w:r>
-      <w:hyperlink r:id="rId117">
-        <w:r>
-          <w:rPr>
-            <w:lang w:val="sw_KE" w:bidi="sw_KE"/>
-          </w:rPr>
-          <w:rPr>
-            <w:color w:val="0000EE"/>
-            <w:u w:val="single"/>
-          </w:rPr>
-          <w:t>Ezekieli 16:9</w:t>
-        </w:r>
-      </w:hyperlink>
+      <w:r>
+        <w:rPr>
+          <w:lang w:val="sw_KE" w:bidi="sw_KE"/>
+        </w:rPr>
+        <w:t>Ezekieli 16:9</w:t>
+      </w:r>
       <w:r>
         <w:rPr>
           <w:lang w:val="sw_KE" w:bidi="sw_KE"/>
         </w:rPr>
         <w:t xml:space="preserve">; </w:t>
       </w:r>
-      <w:hyperlink r:id="rId118">
-        <w:r>
-          <w:rPr>
-            <w:lang w:val="sw_KE" w:bidi="sw_KE"/>
-          </w:rPr>
-          <w:rPr>
-            <w:color w:val="0000EE"/>
-            <w:u w:val="single"/>
-          </w:rPr>
-          <w:t>Yohana 3:1–15</w:t>
-        </w:r>
-      </w:hyperlink>
+      <w:r>
+        <w:rPr>
+          <w:lang w:val="sw_KE" w:bidi="sw_KE"/>
+        </w:rPr>
+        <w:t>Yohana 3:1–15</w:t>
+      </w:r>
       <w:r>
         <w:rPr>
           <w:lang w:val="sw_KE" w:bidi="sw_KE"/>
         </w:rPr>
         <w:t xml:space="preserve">; </w:t>
       </w:r>
-      <w:hyperlink r:id="rId119">
-        <w:r>
-          <w:rPr>
-            <w:lang w:val="sw_KE" w:bidi="sw_KE"/>
-          </w:rPr>
-          <w:rPr>
-            <w:color w:val="0000EE"/>
-            <w:u w:val="single"/>
-          </w:rPr>
-          <w:t>Waefeso 5:26</w:t>
-        </w:r>
-      </w:hyperlink>
+      <w:r>
+        <w:rPr>
+          <w:lang w:val="sw_KE" w:bidi="sw_KE"/>
+        </w:rPr>
+        <w:t>Waefeso 5:26</w:t>
+      </w:r>
       <w:r>
         <w:rPr>
           <w:lang w:val="sw_KE" w:bidi="sw_KE"/>
         </w:rPr>
         <w:t xml:space="preserve">; </w:t>
       </w:r>
-      <w:hyperlink r:id="rId120">
-        <w:r>
-          <w:rPr>
-            <w:lang w:val="sw_KE" w:bidi="sw_KE"/>
-          </w:rPr>
-          <w:rPr>
-            <w:color w:val="0000EE"/>
-            <w:u w:val="single"/>
-          </w:rPr>
-          <w:t>Waebrania 10:22</w:t>
-        </w:r>
-      </w:hyperlink>
+      <w:r>
+        <w:rPr>
+          <w:lang w:val="sw_KE" w:bidi="sw_KE"/>
+        </w:rPr>
+        <w:t>Waebrania 10:22</w:t>
+      </w:r>
       <w:r>
         <w:rPr>
           <w:lang w:val="sw_KE" w:bidi="sw_KE"/>
         </w:rPr>
         <w:t xml:space="preserve">; </w:t>
       </w:r>
-      <w:hyperlink r:id="rId121">
-        <w:r>
-          <w:rPr>
-            <w:lang w:val="sw_KE" w:bidi="sw_KE"/>
-          </w:rPr>
-          <w:rPr>
-            <w:color w:val="0000EE"/>
-            <w:u w:val="single"/>
-          </w:rPr>
-          <w:t>2 Petro 1:9</w:t>
-        </w:r>
-      </w:hyperlink>
+      <w:r>
+        <w:rPr>
+          <w:lang w:val="sw_KE" w:bidi="sw_KE"/>
+        </w:rPr>
+        <w:t>2 Petro 1:9</w:t>
+      </w:r>
       <w:r>
         <w:rPr>
           <w:lang w:val="sw_KE" w:bidi="sw_KE"/>
@@ -5017,54 +4213,36 @@
         </w:rPr>
         <w:t xml:space="preserve">na upya wa Roho Mtakatifu: Hii inaonyesha kuondoka kabisa kutoka kwa maisha ya dhambi na kifo na kuhamia katika maisha ya usafi (tazama pia </w:t>
       </w:r>
-      <w:hyperlink r:id="rId122">
-        <w:r>
-          <w:rPr>
-            <w:lang w:val="sw_KE" w:bidi="sw_KE"/>
-          </w:rPr>
-          <w:rPr>
-            <w:color w:val="0000EE"/>
-            <w:u w:val="single"/>
-          </w:rPr>
-          <w:t>Warumi 12:2</w:t>
-        </w:r>
-      </w:hyperlink>
+      <w:r>
+        <w:rPr>
+          <w:lang w:val="sw_KE" w:bidi="sw_KE"/>
+        </w:rPr>
+        <w:t>Warumi 12:2</w:t>
+      </w:r>
       <w:r>
         <w:rPr>
           <w:lang w:val="sw_KE" w:bidi="sw_KE"/>
         </w:rPr>
         <w:t xml:space="preserve">; </w:t>
       </w:r>
-      <w:hyperlink r:id="rId123">
-        <w:r>
-          <w:rPr>
-            <w:lang w:val="sw_KE" w:bidi="sw_KE"/>
-          </w:rPr>
-          <w:rPr>
-            <w:color w:val="0000EE"/>
-            <w:u w:val="single"/>
-          </w:rPr>
-          <w:t>2 Wakorintho 5:17</w:t>
-        </w:r>
-      </w:hyperlink>
+      <w:r>
+        <w:rPr>
+          <w:lang w:val="sw_KE" w:bidi="sw_KE"/>
+        </w:rPr>
+        <w:t>2 Wakorintho 5:17</w:t>
+      </w:r>
       <w:r>
         <w:rPr>
           <w:lang w:val="sw_KE" w:bidi="sw_KE"/>
         </w:rPr>
         <w:t xml:space="preserve">; </w:t>
       </w:r>
-      <w:hyperlink r:id="rId124">
-        <w:r>
-          <w:rPr>
-            <w:lang w:val="sw_KE" w:bidi="sw_KE"/>
-          </w:rPr>
-          <w:rPr>
-            <w:color w:val="0000EE"/>
-            <w:u w:val="single"/>
-          </w:rPr>
-          <w:t>Wakolosai 3:10</w:t>
-        </w:r>
-      </w:hyperlink>
+      <w:r>
+        <w:rPr>
+          <w:lang w:val="sw_KE" w:bidi="sw_KE"/>
+        </w:rPr>
+        <w:t>Wakolosai 3:10</w:t>
+      </w:r>
       <w:r>
         <w:rPr>
           <w:lang w:val="sw_KE" w:bidi="sw_KE"/>
@@ -5123,18 +4301,12 @@
         </w:rPr>
         <w:t xml:space="preserve">Nusu ya kwanza ya mstari huu inatoa muhtasari wa </w:t>
       </w:r>
-      <w:hyperlink r:id="rId125">
-        <w:r>
-          <w:rPr>
-            <w:lang w:val="sw_KE" w:bidi="sw_KE"/>
-          </w:rPr>
-          <w:rPr>
-            <w:color w:val="0000EE"/>
-            <w:u w:val="single"/>
-          </w:rPr>
-          <w:t>3:4–6</w:t>
-        </w:r>
-      </w:hyperlink>
+      <w:r>
+        <w:rPr>
+          <w:lang w:val="sw_KE" w:bidi="sw_KE"/>
+        </w:rPr>
+        <w:t>3:4–6</w:t>
+      </w:r>
       <w:r>
         <w:rPr>
           <w:lang w:val="sw_KE" w:bidi="sw_KE"/>
@@ -5172,36 +4344,24 @@
         </w:rPr>
         <w:t xml:space="preserve">): Tazama </w:t>
       </w:r>
-      <w:hyperlink r:id="rId126">
-        <w:r>
-          <w:rPr>
-            <w:lang w:val="sw_KE" w:bidi="sw_KE"/>
-          </w:rPr>
-          <w:rPr>
-            <w:color w:val="0000EE"/>
-            <w:u w:val="single"/>
-          </w:rPr>
-          <w:t>Warumi 3:20–28</w:t>
-        </w:r>
-      </w:hyperlink>
+      <w:r>
+        <w:rPr>
+          <w:lang w:val="sw_KE" w:bidi="sw_KE"/>
+        </w:rPr>
+        <w:t>Warumi 3:20–28</w:t>
+      </w:r>
       <w:r>
         <w:rPr>
           <w:lang w:val="sw_KE" w:bidi="sw_KE"/>
         </w:rPr>
         <w:t xml:space="preserve">; </w:t>
       </w:r>
-      <w:hyperlink r:id="rId127">
-        <w:r>
-          <w:rPr>
-            <w:lang w:val="sw_KE" w:bidi="sw_KE"/>
-          </w:rPr>
-          <w:rPr>
-            <w:color w:val="0000EE"/>
-            <w:u w:val="single"/>
-          </w:rPr>
-          <w:t>Wagalatia 2:16–17</w:t>
-        </w:r>
-      </w:hyperlink>
+      <w:r>
+        <w:rPr>
+          <w:lang w:val="sw_KE" w:bidi="sw_KE"/>
+        </w:rPr>
+        <w:t>Wagalatia 2:16–17</w:t>
+      </w:r>
       <w:r>
         <w:rPr>
           <w:lang w:val="sw_KE" w:bidi="sw_KE"/>
@@ -5226,90 +4386,60 @@
         </w:rPr>
         <w:t>warithi wenye tumaini la uzima wa milele: Roho (</w:t>
       </w:r>
-      <w:hyperlink r:id="rId21">
-        <w:r>
-          <w:rPr>
-            <w:lang w:val="sw_KE" w:bidi="sw_KE"/>
-          </w:rPr>
-          <w:rPr>
-            <w:color w:val="0000EE"/>
-            <w:u w:val="single"/>
-          </w:rPr>
-          <w:t>Tito 3:5</w:t>
-        </w:r>
-      </w:hyperlink>
+      <w:r>
+        <w:rPr>
+          <w:lang w:val="sw_KE" w:bidi="sw_KE"/>
+        </w:rPr>
+        <w:t>Tito 3:5</w:t>
+      </w:r>
       <w:r>
         <w:rPr>
           <w:lang w:val="sw_KE" w:bidi="sw_KE"/>
         </w:rPr>
         <w:t xml:space="preserve">) mara nyingi inahusishwa na hali yetu kama warithi (tazama </w:t>
       </w:r>
-      <w:hyperlink r:id="rId128">
-        <w:r>
-          <w:rPr>
-            <w:lang w:val="sw_KE" w:bidi="sw_KE"/>
-          </w:rPr>
-          <w:rPr>
-            <w:color w:val="0000EE"/>
-            <w:u w:val="single"/>
-          </w:rPr>
-          <w:t>Warumi 8:15–17</w:t>
-        </w:r>
-      </w:hyperlink>
+      <w:r>
+        <w:rPr>
+          <w:lang w:val="sw_KE" w:bidi="sw_KE"/>
+        </w:rPr>
+        <w:t>Warumi 8:15–17</w:t>
+      </w:r>
       <w:r>
         <w:rPr>
           <w:lang w:val="sw_KE" w:bidi="sw_KE"/>
         </w:rPr>
         <w:t xml:space="preserve">; </w:t>
       </w:r>
-      <w:hyperlink r:id="rId129">
-        <w:r>
-          <w:rPr>
-            <w:lang w:val="sw_KE" w:bidi="sw_KE"/>
-          </w:rPr>
-          <w:rPr>
-            <w:color w:val="0000EE"/>
-            <w:u w:val="single"/>
-          </w:rPr>
-          <w:t>1 Wakorintho 6:9–11</w:t>
-        </w:r>
-      </w:hyperlink>
+      <w:r>
+        <w:rPr>
+          <w:lang w:val="sw_KE" w:bidi="sw_KE"/>
+        </w:rPr>
+        <w:t>1 Wakorintho 6:9–11</w:t>
+      </w:r>
       <w:r>
         <w:rPr>
           <w:lang w:val="sw_KE" w:bidi="sw_KE"/>
         </w:rPr>
         <w:t xml:space="preserve">; </w:t>
       </w:r>
-      <w:hyperlink r:id="rId130">
-        <w:r>
-          <w:rPr>
-            <w:lang w:val="sw_KE" w:bidi="sw_KE"/>
-          </w:rPr>
-          <w:rPr>
-            <w:color w:val="0000EE"/>
-            <w:u w:val="single"/>
-          </w:rPr>
-          <w:t>Wagalatia 4:6–7</w:t>
-        </w:r>
-      </w:hyperlink>
+      <w:r>
+        <w:rPr>
+          <w:lang w:val="sw_KE" w:bidi="sw_KE"/>
+        </w:rPr>
+        <w:t>Wagalatia 4:6–7</w:t>
+      </w:r>
       <w:r>
         <w:rPr>
           <w:lang w:val="sw_KE" w:bidi="sw_KE"/>
         </w:rPr>
         <w:t xml:space="preserve">; </w:t>
       </w:r>
-      <w:hyperlink r:id="rId131">
-        <w:r>
-          <w:rPr>
-            <w:lang w:val="sw_KE" w:bidi="sw_KE"/>
-          </w:rPr>
-          <w:rPr>
-            <w:color w:val="0000EE"/>
-            <w:u w:val="single"/>
-          </w:rPr>
-          <w:t>Waefeso 1:13–14</w:t>
-        </w:r>
-      </w:hyperlink>
+      <w:r>
+        <w:rPr>
+          <w:lang w:val="sw_KE" w:bidi="sw_KE"/>
+        </w:rPr>
+        <w:t>Waefeso 1:13–14</w:t>
+      </w:r>
       <w:r>
         <w:rPr>
           <w:lang w:val="sw_KE" w:bidi="sw_KE"/>
@@ -5364,36 +4494,24 @@
         </w:rPr>
         <w:t xml:space="preserve">Msemo wa kuaminika ni </w:t>
       </w:r>
-      <w:hyperlink r:id="rId132">
-        <w:r>
-          <w:rPr>
-            <w:lang w:val="sw_KE" w:bidi="sw_KE"/>
-          </w:rPr>
-          <w:rPr>
-            <w:color w:val="0000EE"/>
-            <w:u w:val="single"/>
-          </w:rPr>
-          <w:t>3:4–7</w:t>
-        </w:r>
-      </w:hyperlink>
+      <w:r>
+        <w:rPr>
+          <w:lang w:val="sw_KE" w:bidi="sw_KE"/>
+        </w:rPr>
+        <w:t>3:4–7</w:t>
+      </w:r>
       <w:r>
         <w:rPr>
           <w:lang w:val="sw_KE" w:bidi="sw_KE"/>
         </w:rPr>
         <w:t xml:space="preserve"> (linganisha </w:t>
       </w:r>
-      <w:hyperlink r:id="rId113">
-        <w:r>
-          <w:rPr>
-            <w:lang w:val="sw_KE" w:bidi="sw_KE"/>
-          </w:rPr>
-          <w:rPr>
-            <w:color w:val="0000EE"/>
-            <w:u w:val="single"/>
-          </w:rPr>
-          <w:t>1 Timotheo 1:15</w:t>
-        </w:r>
-      </w:hyperlink>
+      <w:r>
+        <w:rPr>
+          <w:lang w:val="sw_KE" w:bidi="sw_KE"/>
+        </w:rPr>
+        <w:t>1 Timotheo 1:15</w:t>
+      </w:r>
       <w:r>
         <w:rPr>
           <w:lang w:val="sw_KE" w:bidi="sw_KE"/>
@@ -5448,36 +4566,24 @@
         </w:rPr>
         <w:t xml:space="preserve">mtu anayesababisha mafarakano: Hii inarejelea watu wagomvi ambao ni vigumu kuwa sahihi au kubadilisha (tazama </w:t>
       </w:r>
-      <w:hyperlink r:id="rId36">
-        <w:r>
-          <w:rPr>
-            <w:lang w:val="sw_KE" w:bidi="sw_KE"/>
-          </w:rPr>
-          <w:rPr>
-            <w:color w:val="0000EE"/>
-            <w:u w:val="single"/>
-          </w:rPr>
-          <w:t>1:11</w:t>
-        </w:r>
-      </w:hyperlink>
+      <w:r>
+        <w:rPr>
+          <w:lang w:val="sw_KE" w:bidi="sw_KE"/>
+        </w:rPr>
+        <w:t>1:11</w:t>
+      </w:r>
       <w:r>
         <w:rPr>
           <w:lang w:val="sw_KE" w:bidi="sw_KE"/>
         </w:rPr>
         <w:t xml:space="preserve">, </w:t>
       </w:r>
-      <w:hyperlink r:id="rId46">
-        <w:r>
-          <w:rPr>
-            <w:lang w:val="sw_KE" w:bidi="sw_KE"/>
-          </w:rPr>
-          <w:rPr>
-            <w:color w:val="0000EE"/>
-            <w:u w:val="single"/>
-          </w:rPr>
-          <w:t>13</w:t>
-        </w:r>
-      </w:hyperlink>
+      <w:r>
+        <w:rPr>
+          <w:lang w:val="sw_KE" w:bidi="sw_KE"/>
+        </w:rPr>
+        <w:t>13</w:t>
+      </w:r>
       <w:r>
         <w:rPr>
           <w:lang w:val="sw_KE" w:bidi="sw_KE"/>
@@ -5536,18 +4642,12 @@
         </w:rPr>
         <w:t xml:space="preserve">Inaonekana Artema au Tikiko wangekuwa mbadala wa Tito huko Krete. Kwa kuwa Tikiko alitumwa kwenda Efeso (tazama </w:t>
       </w:r>
-      <w:hyperlink r:id="rId133">
-        <w:r>
-          <w:rPr>
-            <w:lang w:val="sw_KE" w:bidi="sw_KE"/>
-          </w:rPr>
-          <w:rPr>
-            <w:color w:val="0000EE"/>
-            <w:u w:val="single"/>
-          </w:rPr>
-          <w:t>2 Timotheo 4:12</w:t>
-        </w:r>
-      </w:hyperlink>
+      <w:r>
+        <w:rPr>
+          <w:lang w:val="sw_KE" w:bidi="sw_KE"/>
+        </w:rPr>
+        <w:t>2 Timotheo 4:12</w:t>
+      </w:r>
       <w:r>
         <w:rPr>
           <w:lang w:val="sw_KE" w:bidi="sw_KE"/>
@@ -5572,18 +4672,12 @@
         </w:rPr>
         <w:t xml:space="preserve">Nikopoli: Miji kadhaa ilikuwa na jina hili. Hii ilikuwa labda mji mkubwa kwenye pwani ya magharibi ya rasi ya Kigiriki (kipande cha ardhi kilichozungukwa na maji kwa kiasi kikubwa lakini kimeunganishwa na bara upande mmoja). Inawezekana Paulo alifanya kazi hapa awali (tazama </w:t>
       </w:r>
-      <w:hyperlink r:id="rId134">
-        <w:r>
-          <w:rPr>
-            <w:lang w:val="sw_KE" w:bidi="sw_KE"/>
-          </w:rPr>
-          <w:rPr>
-            <w:color w:val="0000EE"/>
-            <w:u w:val="single"/>
-          </w:rPr>
-          <w:t>Warumi 15:19</w:t>
-        </w:r>
-      </w:hyperlink>
+      <w:r>
+        <w:rPr>
+          <w:lang w:val="sw_KE" w:bidi="sw_KE"/>
+        </w:rPr>
+        <w:t>Warumi 15:19</w:t>
+      </w:r>
       <w:r>
         <w:rPr>
           <w:lang w:val="sw_KE" w:bidi="sw_KE"/>
@@ -5638,54 +4732,36 @@
         </w:rPr>
         <w:t>Barua inamalizika na habari (</w:t>
       </w:r>
-      <w:hyperlink r:id="rId135">
-        <w:r>
-          <w:rPr>
-            <w:lang w:val="sw_KE" w:bidi="sw_KE"/>
-          </w:rPr>
-          <w:rPr>
-            <w:color w:val="0000EE"/>
-            <w:u w:val="single"/>
-          </w:rPr>
-          <w:t>3:12</w:t>
-        </w:r>
-      </w:hyperlink>
+      <w:r>
+        <w:rPr>
+          <w:lang w:val="sw_KE" w:bidi="sw_KE"/>
+        </w:rPr>
+        <w:t>3:12</w:t>
+      </w:r>
       <w:r>
         <w:rPr>
           <w:lang w:val="sw_KE" w:bidi="sw_KE"/>
         </w:rPr>
         <w:t>), himizo la mwisho (au kutia moyo) (</w:t>
       </w:r>
-      <w:hyperlink r:id="rId136">
-        <w:r>
-          <w:rPr>
-            <w:lang w:val="sw_KE" w:bidi="sw_KE"/>
-          </w:rPr>
-          <w:rPr>
-            <w:color w:val="0000EE"/>
-            <w:u w:val="single"/>
-          </w:rPr>
-          <w:t>3:13–14</w:t>
-        </w:r>
-      </w:hyperlink>
+      <w:r>
+        <w:rPr>
+          <w:lang w:val="sw_KE" w:bidi="sw_KE"/>
+        </w:rPr>
+        <w:t>3:13–14</w:t>
+      </w:r>
       <w:r>
         <w:rPr>
           <w:lang w:val="sw_KE" w:bidi="sw_KE"/>
         </w:rPr>
         <w:t>), salamu, na baraka (</w:t>
       </w:r>
-      <w:hyperlink r:id="rId137">
-        <w:r>
-          <w:rPr>
-            <w:lang w:val="sw_KE" w:bidi="sw_KE"/>
-          </w:rPr>
-          <w:rPr>
-            <w:color w:val="0000EE"/>
-            <w:u w:val="single"/>
-          </w:rPr>
-          <w:t>3:15</w:t>
-        </w:r>
-      </w:hyperlink>
+      <w:r>
+        <w:rPr>
+          <w:lang w:val="sw_KE" w:bidi="sw_KE"/>
+        </w:rPr>
+        <w:t>3:15</w:t>
+      </w:r>
       <w:r>
         <w:rPr>
           <w:lang w:val="sw_KE" w:bidi="sw_KE"/>
@@ -5762,36 +4838,24 @@
         </w:rPr>
         <w:t xml:space="preserve">Zena labda alikuwa mtaalamu wa sheria za Kirumi au mwanasheria wa Kirumi (neno lile lile kwa mwanasheria liko katika </w:t>
       </w:r>
-      <w:hyperlink r:id="rId138">
-        <w:r>
-          <w:rPr>
-            <w:lang w:val="sw_KE" w:bidi="sw_KE"/>
-          </w:rPr>
-          <w:rPr>
-            <w:color w:val="0000EE"/>
-            <w:u w:val="single"/>
-          </w:rPr>
-          <w:t>Luka 7:30</w:t>
-        </w:r>
-      </w:hyperlink>
+      <w:r>
+        <w:rPr>
+          <w:lang w:val="sw_KE" w:bidi="sw_KE"/>
+        </w:rPr>
+        <w:t>Luka 7:30</w:t>
+      </w:r>
       <w:r>
         <w:rPr>
           <w:lang w:val="sw_KE" w:bidi="sw_KE"/>
         </w:rPr>
         <w:t xml:space="preserve">; </w:t>
       </w:r>
-      <w:hyperlink r:id="rId139">
-        <w:r>
-          <w:rPr>
-            <w:lang w:val="sw_KE" w:bidi="sw_KE"/>
-          </w:rPr>
-          <w:rPr>
-            <w:color w:val="0000EE"/>
-            <w:u w:val="single"/>
-          </w:rPr>
-          <w:t>10:25</w:t>
-        </w:r>
-      </w:hyperlink>
+      <w:r>
+        <w:rPr>
+          <w:lang w:val="sw_KE" w:bidi="sw_KE"/>
+        </w:rPr>
+        <w:t>10:25</w:t>
+      </w:r>
       <w:r>
         <w:rPr>
           <w:lang w:val="sw_KE" w:bidi="sw_KE"/>
@@ -5816,126 +4880,84 @@
         </w:rPr>
         <w:t xml:space="preserve">Apolo anadhaniwa kuwa ni mtu yule yule kama katika </w:t>
       </w:r>
-      <w:hyperlink r:id="rId140">
-        <w:r>
-          <w:rPr>
-            <w:lang w:val="sw_KE" w:bidi="sw_KE"/>
-          </w:rPr>
-          <w:rPr>
-            <w:color w:val="0000EE"/>
-            <w:u w:val="single"/>
-          </w:rPr>
-          <w:t>Matendo 18:24</w:t>
-        </w:r>
-      </w:hyperlink>
+      <w:r>
+        <w:rPr>
+          <w:lang w:val="sw_KE" w:bidi="sw_KE"/>
+        </w:rPr>
+        <w:t>Matendo 18:24</w:t>
+      </w:r>
       <w:r>
         <w:rPr>
           <w:lang w:val="sw_KE" w:bidi="sw_KE"/>
         </w:rPr>
         <w:t xml:space="preserve">; </w:t>
       </w:r>
-      <w:hyperlink r:id="rId141">
-        <w:r>
-          <w:rPr>
-            <w:lang w:val="sw_KE" w:bidi="sw_KE"/>
-          </w:rPr>
-          <w:rPr>
-            <w:color w:val="0000EE"/>
-            <w:u w:val="single"/>
-          </w:rPr>
-          <w:t>19:1</w:t>
-        </w:r>
-      </w:hyperlink>
+      <w:r>
+        <w:rPr>
+          <w:lang w:val="sw_KE" w:bidi="sw_KE"/>
+        </w:rPr>
+        <w:t>19:1</w:t>
+      </w:r>
       <w:r>
         <w:rPr>
           <w:lang w:val="sw_KE" w:bidi="sw_KE"/>
         </w:rPr>
         <w:t xml:space="preserve">; </w:t>
       </w:r>
-      <w:hyperlink r:id="rId142">
-        <w:r>
-          <w:rPr>
-            <w:lang w:val="sw_KE" w:bidi="sw_KE"/>
-          </w:rPr>
-          <w:rPr>
-            <w:color w:val="0000EE"/>
-            <w:u w:val="single"/>
-          </w:rPr>
-          <w:t>1 Wakorintho 1:12</w:t>
-        </w:r>
-      </w:hyperlink>
+      <w:r>
+        <w:rPr>
+          <w:lang w:val="sw_KE" w:bidi="sw_KE"/>
+        </w:rPr>
+        <w:t>1 Wakorintho 1:12</w:t>
+      </w:r>
       <w:r>
         <w:rPr>
           <w:lang w:val="sw_KE" w:bidi="sw_KE"/>
         </w:rPr>
         <w:t xml:space="preserve">; </w:t>
       </w:r>
-      <w:hyperlink r:id="rId143">
-        <w:r>
-          <w:rPr>
-            <w:lang w:val="sw_KE" w:bidi="sw_KE"/>
-          </w:rPr>
-          <w:rPr>
-            <w:color w:val="0000EE"/>
-            <w:u w:val="single"/>
-          </w:rPr>
-          <w:t>3:4–6</w:t>
-        </w:r>
-      </w:hyperlink>
+      <w:r>
+        <w:rPr>
+          <w:lang w:val="sw_KE" w:bidi="sw_KE"/>
+        </w:rPr>
+        <w:t>3:4–6</w:t>
+      </w:r>
       <w:r>
         <w:rPr>
           <w:lang w:val="sw_KE" w:bidi="sw_KE"/>
         </w:rPr>
         <w:t xml:space="preserve">, </w:t>
       </w:r>
-      <w:hyperlink r:id="rId144">
-        <w:r>
-          <w:rPr>
-            <w:lang w:val="sw_KE" w:bidi="sw_KE"/>
-          </w:rPr>
-          <w:rPr>
-            <w:color w:val="0000EE"/>
-            <w:u w:val="single"/>
-          </w:rPr>
-          <w:t>22</w:t>
-        </w:r>
-      </w:hyperlink>
+      <w:r>
+        <w:rPr>
+          <w:lang w:val="sw_KE" w:bidi="sw_KE"/>
+        </w:rPr>
+        <w:t>22</w:t>
+      </w:r>
       <w:r>
         <w:rPr>
           <w:lang w:val="sw_KE" w:bidi="sw_KE"/>
         </w:rPr>
         <w:t xml:space="preserve">; </w:t>
       </w:r>
-      <w:hyperlink r:id="rId145">
-        <w:r>
-          <w:rPr>
-            <w:lang w:val="sw_KE" w:bidi="sw_KE"/>
-          </w:rPr>
-          <w:rPr>
-            <w:color w:val="0000EE"/>
-            <w:u w:val="single"/>
-          </w:rPr>
-          <w:t>4:6</w:t>
-        </w:r>
-      </w:hyperlink>
+      <w:r>
+        <w:rPr>
+          <w:lang w:val="sw_KE" w:bidi="sw_KE"/>
+        </w:rPr>
+        <w:t>4:6</w:t>
+      </w:r>
       <w:r>
         <w:rPr>
           <w:lang w:val="sw_KE" w:bidi="sw_KE"/>
         </w:rPr>
         <w:t xml:space="preserve">; </w:t>
       </w:r>
-      <w:hyperlink r:id="rId146">
-        <w:r>
-          <w:rPr>
-            <w:lang w:val="sw_KE" w:bidi="sw_KE"/>
-          </w:rPr>
-          <w:rPr>
-            <w:color w:val="0000EE"/>
-            <w:u w:val="single"/>
-          </w:rPr>
-          <w:t>16:12</w:t>
-        </w:r>
-      </w:hyperlink>
+      <w:r>
+        <w:rPr>
+          <w:lang w:val="sw_KE" w:bidi="sw_KE"/>
+        </w:rPr>
+        <w:t>16:12</w:t>
+      </w:r>
       <w:r>
         <w:rPr>
           <w:lang w:val="sw_KE" w:bidi="sw_KE"/>
@@ -5960,108 +4982,72 @@
         </w:rPr>
         <w:t xml:space="preserve">kila kitu wanachohitaji: Tazama </w:t>
       </w:r>
-      <w:hyperlink r:id="rId147">
-        <w:r>
-          <w:rPr>
-            <w:lang w:val="sw_KE" w:bidi="sw_KE"/>
-          </w:rPr>
-          <w:rPr>
-            <w:color w:val="0000EE"/>
-            <w:u w:val="single"/>
-          </w:rPr>
-          <w:t>1 Timotheo 3:2</w:t>
-        </w:r>
-      </w:hyperlink>
+      <w:r>
+        <w:rPr>
+          <w:lang w:val="sw_KE" w:bidi="sw_KE"/>
+        </w:rPr>
+        <w:t>1 Timotheo 3:2</w:t>
+      </w:r>
       <w:r>
         <w:rPr>
           <w:lang w:val="sw_KE" w:bidi="sw_KE"/>
         </w:rPr>
         <w:t xml:space="preserve">; </w:t>
       </w:r>
-      <w:hyperlink r:id="rId148">
-        <w:r>
-          <w:rPr>
-            <w:lang w:val="sw_KE" w:bidi="sw_KE"/>
-          </w:rPr>
-          <w:rPr>
-            <w:color w:val="0000EE"/>
-            <w:u w:val="single"/>
-          </w:rPr>
-          <w:t>3 Yohana 1:5–8</w:t>
-        </w:r>
-      </w:hyperlink>
+      <w:r>
+        <w:rPr>
+          <w:lang w:val="sw_KE" w:bidi="sw_KE"/>
+        </w:rPr>
+        <w:t>3 Yohana 1:5–8</w:t>
+      </w:r>
       <w:r>
         <w:rPr>
           <w:lang w:val="sw_KE" w:bidi="sw_KE"/>
         </w:rPr>
         <w:t xml:space="preserve">; linganisha </w:t>
       </w:r>
-      <w:hyperlink r:id="rId149">
-        <w:r>
-          <w:rPr>
-            <w:lang w:val="sw_KE" w:bidi="sw_KE"/>
-          </w:rPr>
-          <w:rPr>
-            <w:color w:val="0000EE"/>
-            <w:u w:val="single"/>
-          </w:rPr>
-          <w:t>Warumi 15:24</w:t>
-        </w:r>
-      </w:hyperlink>
+      <w:r>
+        <w:rPr>
+          <w:lang w:val="sw_KE" w:bidi="sw_KE"/>
+        </w:rPr>
+        <w:t>Warumi 15:24</w:t>
+      </w:r>
       <w:r>
         <w:rPr>
           <w:lang w:val="sw_KE" w:bidi="sw_KE"/>
         </w:rPr>
         <w:t xml:space="preserve">; </w:t>
       </w:r>
-      <w:hyperlink r:id="rId150">
-        <w:r>
-          <w:rPr>
-            <w:lang w:val="sw_KE" w:bidi="sw_KE"/>
-          </w:rPr>
-          <w:rPr>
-            <w:color w:val="0000EE"/>
-            <w:u w:val="single"/>
-          </w:rPr>
-          <w:t>1 Wakorintho 16:6</w:t>
-        </w:r>
-      </w:hyperlink>
+      <w:r>
+        <w:rPr>
+          <w:lang w:val="sw_KE" w:bidi="sw_KE"/>
+        </w:rPr>
+        <w:t>1 Wakorintho 16:6</w:t>
+      </w:r>
       <w:r>
         <w:rPr>
           <w:lang w:val="sw_KE" w:bidi="sw_KE"/>
         </w:rPr>
         <w:t xml:space="preserve">, </w:t>
       </w:r>
-      <w:hyperlink r:id="rId151">
-        <w:r>
-          <w:rPr>
-            <w:lang w:val="sw_KE" w:bidi="sw_KE"/>
-          </w:rPr>
-          <w:rPr>
-            <w:color w:val="0000EE"/>
-            <w:u w:val="single"/>
-          </w:rPr>
-          <w:t>11</w:t>
-        </w:r>
-      </w:hyperlink>
+      <w:r>
+        <w:rPr>
+          <w:lang w:val="sw_KE" w:bidi="sw_KE"/>
+        </w:rPr>
+        <w:t>11</w:t>
+      </w:r>
       <w:r>
         <w:rPr>
           <w:lang w:val="sw_KE" w:bidi="sw_KE"/>
         </w:rPr>
         <w:t xml:space="preserve">; </w:t>
       </w:r>
-      <w:hyperlink r:id="rId152">
-        <w:r>
-          <w:rPr>
-            <w:lang w:val="sw_KE" w:bidi="sw_KE"/>
-          </w:rPr>
-          <w:rPr>
-            <w:color w:val="0000EE"/>
-            <w:u w:val="single"/>
-          </w:rPr>
-          <w:t>2 Wakorintho 1:16</w:t>
-        </w:r>
-      </w:hyperlink>
+      <w:r>
+        <w:rPr>
+          <w:lang w:val="sw_KE" w:bidi="sw_KE"/>
+        </w:rPr>
+        <w:t>2 Wakorintho 1:16</w:t>
+      </w:r>
       <w:r>
         <w:rPr>
           <w:lang w:val="sw_KE" w:bidi="sw_KE"/>
@@ -6120,108 +5106,72 @@
         </w:rPr>
         <w:t xml:space="preserve">Himizo hili la mwisho linaunganishwa na jukumu la kuwajali Zena na Apolo (tazama </w:t>
       </w:r>
-      <w:hyperlink r:id="rId153">
-        <w:r>
-          <w:rPr>
-            <w:lang w:val="sw_KE" w:bidi="sw_KE"/>
-          </w:rPr>
-          <w:rPr>
-            <w:color w:val="0000EE"/>
-            <w:u w:val="single"/>
-          </w:rPr>
-          <w:t>Warumi 12:13</w:t>
-        </w:r>
-      </w:hyperlink>
+      <w:r>
+        <w:rPr>
+          <w:lang w:val="sw_KE" w:bidi="sw_KE"/>
+        </w:rPr>
+        <w:t>Warumi 12:13</w:t>
+      </w:r>
       <w:r>
         <w:rPr>
           <w:lang w:val="sw_KE" w:bidi="sw_KE"/>
         </w:rPr>
         <w:t xml:space="preserve">; </w:t>
       </w:r>
-      <w:hyperlink r:id="rId154">
-        <w:r>
-          <w:rPr>
-            <w:lang w:val="sw_KE" w:bidi="sw_KE"/>
-          </w:rPr>
-          <w:rPr>
-            <w:color w:val="0000EE"/>
-            <w:u w:val="single"/>
-          </w:rPr>
-          <w:t>Waefeso 4:28</w:t>
-        </w:r>
-      </w:hyperlink>
+      <w:r>
+        <w:rPr>
+          <w:lang w:val="sw_KE" w:bidi="sw_KE"/>
+        </w:rPr>
+        <w:t>Waefeso 4:28</w:t>
+      </w:r>
       <w:r>
         <w:rPr>
           <w:lang w:val="sw_KE" w:bidi="sw_KE"/>
         </w:rPr>
         <w:t xml:space="preserve">; </w:t>
       </w:r>
-      <w:hyperlink r:id="rId155">
-        <w:r>
-          <w:rPr>
-            <w:lang w:val="sw_KE" w:bidi="sw_KE"/>
-          </w:rPr>
-          <w:rPr>
-            <w:color w:val="0000EE"/>
-            <w:u w:val="single"/>
-          </w:rPr>
-          <w:t>1 Wathesalonike 4:11</w:t>
-        </w:r>
-      </w:hyperlink>
+      <w:r>
+        <w:rPr>
+          <w:lang w:val="sw_KE" w:bidi="sw_KE"/>
+        </w:rPr>
+        <w:t>1 Wathesalonike 4:11</w:t>
+      </w:r>
       <w:r>
         <w:rPr>
           <w:lang w:val="sw_KE" w:bidi="sw_KE"/>
         </w:rPr>
         <w:t xml:space="preserve">; </w:t>
       </w:r>
-      <w:hyperlink r:id="rId156">
-        <w:r>
-          <w:rPr>
-            <w:lang w:val="sw_KE" w:bidi="sw_KE"/>
-          </w:rPr>
-          <w:rPr>
-            <w:color w:val="0000EE"/>
-            <w:u w:val="single"/>
-          </w:rPr>
-          <w:t>1 Timotheo 5:8</w:t>
-        </w:r>
-      </w:hyperlink>
+      <w:r>
+        <w:rPr>
+          <w:lang w:val="sw_KE" w:bidi="sw_KE"/>
+        </w:rPr>
+        <w:t>1 Timotheo 5:8</w:t>
+      </w:r>
       <w:r>
         <w:rPr>
           <w:lang w:val="sw_KE" w:bidi="sw_KE"/>
         </w:rPr>
         <w:t xml:space="preserve">, </w:t>
       </w:r>
-      <w:hyperlink r:id="rId157">
-        <w:r>
-          <w:rPr>
-            <w:lang w:val="sw_KE" w:bidi="sw_KE"/>
-          </w:rPr>
-          <w:rPr>
-            <w:color w:val="0000EE"/>
-            <w:u w:val="single"/>
-          </w:rPr>
-          <w:t>16</w:t>
-        </w:r>
-      </w:hyperlink>
+      <w:r>
+        <w:rPr>
+          <w:lang w:val="sw_KE" w:bidi="sw_KE"/>
+        </w:rPr>
+        <w:t>16</w:t>
+      </w:r>
       <w:r>
         <w:rPr>
           <w:lang w:val="sw_KE" w:bidi="sw_KE"/>
         </w:rPr>
         <w:t xml:space="preserve">; </w:t>
       </w:r>
-      <w:hyperlink r:id="rId158">
-        <w:r>
-          <w:rPr>
-            <w:lang w:val="sw_KE" w:bidi="sw_KE"/>
-          </w:rPr>
-          <w:rPr>
-            <w:color w:val="0000EE"/>
-            <w:u w:val="single"/>
-          </w:rPr>
-          <w:t>6:18</w:t>
-        </w:r>
-      </w:hyperlink>
+      <w:r>
+        <w:rPr>
+          <w:lang w:val="sw_KE" w:bidi="sw_KE"/>
+        </w:rPr>
+        <w:t>6:18</w:t>
+      </w:r>
       <w:r>
         <w:rPr>
           <w:lang w:val="sw_KE" w:bidi="sw_KE"/>
@@ -6294,18 +5244,12 @@
         </w:rPr>
         <w:t>nyote: Barua hiyo ilikuwa imeelekezwa kwa Tito (</w:t>
       </w:r>
-      <w:hyperlink r:id="rId24">
-        <w:r>
-          <w:rPr>
-            <w:lang w:val="sw_KE" w:bidi="sw_KE"/>
-          </w:rPr>
-          <w:rPr>
-            <w:color w:val="0000EE"/>
-            <w:u w:val="single"/>
-          </w:rPr>
-          <w:t>1:4</w:t>
-        </w:r>
-      </w:hyperlink>
+      <w:r>
+        <w:rPr>
+          <w:lang w:val="sw_KE" w:bidi="sw_KE"/>
+        </w:rPr>
+        <w:t>1:4</w:t>
+      </w:r>
       <w:r>
         <w:rPr>
           <w:lang w:val="sw_KE" w:bidi="sw_KE"/>
